--- a/Опросник_для_кандидатов_школы_НТ_2026_2.docx
+++ b/Опросник_для_кандидатов_школы_НТ_2026_2.docx
@@ -418,7 +418,33 @@
           <w:sz w:val="32"/>
           <w:shd w:val="clear" w:color="auto" w:fill="FFFF00"/>
         </w:rPr>
-        <w:t xml:space="preserve">Быть на собеседовании с </w:t>
+        <w:t>Быть на собеседовании с веб-камерой.</w:t>
+      </w:r>
+    </w:p>
+    <w:p>
+      <w:pPr>
+        <w:ind w:left="-567" w:right="-283" w:firstLine="283"/>
+        <w:rPr>
+          <w:rFonts w:ascii="Calibri" w:eastAsia="Calibri" w:hAnsi="Calibri" w:cs="Calibri"/>
+          <w:b/>
+          <w:sz w:val="22"/>
+          <w:shd w:val="clear" w:color="auto" w:fill="FFFF00"/>
+        </w:rPr>
+      </w:pPr>
+      <w:r>
+        <w:rPr>
+          <w:rFonts w:ascii="Symbol" w:eastAsia="Symbol" w:hAnsi="Symbol" w:cs="Symbol"/>
+          <w:sz w:val="32"/>
+          <w:shd w:val="clear" w:color="auto" w:fill="FFFF00"/>
+        </w:rPr>
+        <w:t></w:t>
+      </w:r>
+      <w:r>
+        <w:rPr>
+          <w:sz w:val="14"/>
+          <w:shd w:val="clear" w:color="auto" w:fill="FFFF00"/>
+        </w:rPr>
+        <w:t>   </w:t>
       </w:r>
       <w:r>
         <w:rPr>
@@ -427,7 +453,7 @@
           <w:sz w:val="32"/>
           <w:shd w:val="clear" w:color="auto" w:fill="FFFF00"/>
         </w:rPr>
-        <w:t>веб-камерой.</w:t>
+        <w:t>Быть готовым написать онлайн код на JAVA (или на C++, C#)! Точно будет проверка, что код базовый писать умеете, а не скопировали от куда-то ответы и ничего не знаете.</w:t>
       </w:r>
     </w:p>
     <w:p>
@@ -462,7 +488,7 @@
           <w:sz w:val="32"/>
           <w:shd w:val="clear" w:color="auto" w:fill="FFFF00"/>
         </w:rPr>
-        <w:t>Быть готовым написать онлайн код на JAVA (или на C++, C#)! Точно будет проверка, что код базовый писать умеете, а не скопировали от куда-то ответы и ничего не знаете.</w:t>
+        <w:t>Необходимо иметь возможность показать задания на программирование, выполненные из данного опросника. Не удаляйте их!</w:t>
       </w:r>
     </w:p>
     <w:p>
@@ -472,7 +498,6 @@
           <w:rFonts w:ascii="Calibri" w:eastAsia="Calibri" w:hAnsi="Calibri" w:cs="Calibri"/>
           <w:b/>
           <w:sz w:val="22"/>
-          <w:shd w:val="clear" w:color="auto" w:fill="FFFF00"/>
         </w:rPr>
       </w:pPr>
       <w:r>
@@ -497,50 +522,71 @@
           <w:sz w:val="32"/>
           <w:shd w:val="clear" w:color="auto" w:fill="FFFF00"/>
         </w:rPr>
-        <w:t>Необходимо иметь возможность показать задания на программирование, в</w:t>
-      </w:r>
-      <w:r>
-        <w:rPr>
-          <w:rFonts w:ascii="Calibri" w:eastAsia="Calibri" w:hAnsi="Calibri" w:cs="Calibri"/>
-          <w:b/>
+        <w:t>Самостоятельно изучить следующие темы для устного рассказа:</w:t>
+      </w:r>
+    </w:p>
+    <w:p>
+      <w:pPr>
+        <w:ind w:left="-283" w:right="-283" w:firstLine="283"/>
+        <w:rPr>
+          <w:rFonts w:ascii="Calibri" w:eastAsia="Calibri" w:hAnsi="Calibri" w:cs="Calibri"/>
+          <w:sz w:val="22"/>
+        </w:rPr>
+      </w:pPr>
+      <w:r>
+        <w:rPr>
+          <w:rFonts w:ascii="Calibri" w:eastAsia="Calibri" w:hAnsi="Calibri" w:cs="Calibri"/>
           <w:sz w:val="32"/>
           <w:shd w:val="clear" w:color="auto" w:fill="FFFF00"/>
         </w:rPr>
-        <w:t>ыполненные из данного опросника. Не удаляйте их!</w:t>
+        <w:t>1.</w:t>
+      </w:r>
+      <w:r>
+        <w:rPr>
+          <w:sz w:val="14"/>
+          <w:shd w:val="clear" w:color="auto" w:fill="FFFF00"/>
+        </w:rPr>
+        <w:t>               </w:t>
+      </w:r>
+      <w:r>
+        <w:rPr>
+          <w:rFonts w:ascii="Calibri" w:eastAsia="Calibri" w:hAnsi="Calibri" w:cs="Calibri"/>
+          <w:sz w:val="32"/>
+          <w:shd w:val="clear" w:color="auto" w:fill="FFFF00"/>
+        </w:rPr>
+        <w:t>JVM (устройство памяти JVM, сборщик мусора)</w:t>
       </w:r>
     </w:p>
     <w:p>
       <w:pPr>
-        <w:ind w:left="-567" w:right="-283" w:firstLine="283"/>
-        <w:rPr>
-          <w:rFonts w:ascii="Calibri" w:eastAsia="Calibri" w:hAnsi="Calibri" w:cs="Calibri"/>
-          <w:b/>
-          <w:sz w:val="22"/>
-        </w:rPr>
-      </w:pPr>
-      <w:r>
-        <w:rPr>
-          <w:rFonts w:ascii="Symbol" w:eastAsia="Symbol" w:hAnsi="Symbol" w:cs="Symbol"/>
+        <w:ind w:left="-283" w:right="-283" w:firstLine="283"/>
+        <w:rPr>
+          <w:rFonts w:ascii="Calibri" w:eastAsia="Calibri" w:hAnsi="Calibri" w:cs="Calibri"/>
+          <w:sz w:val="22"/>
+        </w:rPr>
+      </w:pPr>
+      <w:r>
+        <w:rPr>
+          <w:rFonts w:ascii="Calibri" w:eastAsia="Calibri" w:hAnsi="Calibri" w:cs="Calibri"/>
           <w:sz w:val="32"/>
           <w:shd w:val="clear" w:color="auto" w:fill="FFFF00"/>
         </w:rPr>
-        <w:t></w:t>
+        <w:t>2.</w:t>
       </w:r>
       <w:r>
         <w:rPr>
           <w:sz w:val="14"/>
           <w:shd w:val="clear" w:color="auto" w:fill="FFFF00"/>
         </w:rPr>
-        <w:t>   </w:t>
-      </w:r>
-      <w:r>
-        <w:rPr>
-          <w:rFonts w:ascii="Calibri" w:eastAsia="Calibri" w:hAnsi="Calibri" w:cs="Calibri"/>
-          <w:b/>
+        <w:t>               </w:t>
+      </w:r>
+      <w:r>
+        <w:rPr>
+          <w:rFonts w:ascii="Calibri" w:eastAsia="Calibri" w:hAnsi="Calibri" w:cs="Calibri"/>
           <w:sz w:val="32"/>
           <w:shd w:val="clear" w:color="auto" w:fill="FFFF00"/>
         </w:rPr>
-        <w:t>Самостоятельно изучить следующие темы для устного рассказа:</w:t>
+        <w:t>HTTP/HTTPS</w:t>
       </w:r>
     </w:p>
     <w:p>
@@ -557,7 +603,7 @@
           <w:sz w:val="32"/>
           <w:shd w:val="clear" w:color="auto" w:fill="FFFF00"/>
         </w:rPr>
-        <w:t>1.</w:t>
+        <w:t>3.</w:t>
       </w:r>
       <w:r>
         <w:rPr>
@@ -572,112 +618,281 @@
           <w:sz w:val="32"/>
           <w:shd w:val="clear" w:color="auto" w:fill="FFFF00"/>
         </w:rPr>
-        <w:t>JVM (устройство памяти JVM, сборщик мусора)</w:t>
+        <w:t>Docker, Docker compose</w:t>
       </w:r>
     </w:p>
     <w:p>
-      <w:pPr>
-        <w:ind w:left="-283" w:right="-283" w:firstLine="283"/>
-        <w:rPr>
-          <w:rFonts w:ascii="Calibri" w:eastAsia="Calibri" w:hAnsi="Calibri" w:cs="Calibri"/>
-          <w:sz w:val="22"/>
-        </w:rPr>
-      </w:pPr>
-      <w:r>
-        <w:rPr>
-          <w:rFonts w:ascii="Calibri" w:eastAsia="Calibri" w:hAnsi="Calibri" w:cs="Calibri"/>
-          <w:sz w:val="32"/>
-          <w:shd w:val="clear" w:color="auto" w:fill="FFFF00"/>
-        </w:rPr>
-        <w:t>2.</w:t>
-      </w:r>
-      <w:r>
-        <w:rPr>
-          <w:sz w:val="14"/>
-          <w:shd w:val="clear" w:color="auto" w:fill="FFFF00"/>
-        </w:rPr>
-        <w:t>               </w:t>
-      </w:r>
-      <w:r>
-        <w:rPr>
-          <w:rFonts w:ascii="Calibri" w:eastAsia="Calibri" w:hAnsi="Calibri" w:cs="Calibri"/>
-          <w:sz w:val="32"/>
-          <w:shd w:val="clear" w:color="auto" w:fill="FFFF00"/>
-        </w:rPr>
-        <w:t>HTTP/HTTPS</w:t>
+      <w:r>
+        <w:rPr>
+          <w:rFonts w:ascii="Calibri" w:eastAsia="Calibri" w:hAnsi="Calibri" w:cs="Calibri"/>
+          <w:sz w:val="22"/>
+        </w:rPr>
+        <w:br w:type="page"/>
       </w:r>
     </w:p>
     <w:p>
       <w:pPr>
-        <w:ind w:left="-283" w:right="-283" w:firstLine="283"/>
-        <w:rPr>
-          <w:rFonts w:ascii="Calibri" w:eastAsia="Calibri" w:hAnsi="Calibri" w:cs="Calibri"/>
-          <w:sz w:val="22"/>
-        </w:rPr>
-      </w:pPr>
-      <w:r>
-        <w:rPr>
-          <w:rFonts w:ascii="Calibri" w:eastAsia="Calibri" w:hAnsi="Calibri" w:cs="Calibri"/>
-          <w:sz w:val="32"/>
-          <w:shd w:val="clear" w:color="auto" w:fill="FFFF00"/>
-        </w:rPr>
-        <w:t>3.</w:t>
-      </w:r>
-      <w:r>
-        <w:rPr>
-          <w:sz w:val="14"/>
-          <w:shd w:val="clear" w:color="auto" w:fill="FFFF00"/>
-        </w:rPr>
-        <w:t>               </w:t>
-      </w:r>
-      <w:r>
-        <w:rPr>
-          <w:rFonts w:ascii="Calibri" w:eastAsia="Calibri" w:hAnsi="Calibri" w:cs="Calibri"/>
-          <w:sz w:val="32"/>
-          <w:shd w:val="clear" w:color="auto" w:fill="FFFF00"/>
-        </w:rPr>
-        <w:t>Docker, Docker compose</w:t>
+        <w:spacing w:after="240"/>
+        <w:jc w:val="center"/>
+      </w:pPr>
+      <w:r>
+        <w:rPr>
+          <w:rFonts w:ascii="Calibri" w:eastAsia="Calibri" w:hAnsi="Calibri" w:cs="Calibri"/>
+          <w:b/>
+        </w:rPr>
+        <w:lastRenderedPageBreak/>
+        <w:t>Задание 1.</w:t>
       </w:r>
     </w:p>
     <w:p>
-      <w:r>
-        <w:rPr>
-          <w:rFonts w:ascii="Calibri" w:eastAsia="Calibri" w:hAnsi="Calibri" w:cs="Calibri"/>
-          <w:sz w:val="22"/>
-        </w:rPr>
-        <w:br w:type="page"/>
+      <w:pPr>
+        <w:spacing w:after="240"/>
+        <w:jc w:val="both"/>
+      </w:pPr>
+      <w:r>
+        <w:rPr>
+          <w:rFonts w:ascii="Calibri" w:eastAsia="Calibri" w:hAnsi="Calibri" w:cs="Calibri"/>
+          <w:color w:val="000000"/>
+          <w:sz w:val="22"/>
+        </w:rPr>
+        <w:t>Напишите консольную программу на Java, в которой будет 5 функций:</w:t>
       </w:r>
     </w:p>
     <w:p>
       <w:pPr>
-        <w:spacing w:after="240"/>
-        <w:jc w:val="center"/>
-      </w:pPr>
-      <w:r>
-        <w:rPr>
-          <w:rFonts w:ascii="Calibri" w:eastAsia="Calibri" w:hAnsi="Calibri" w:cs="Calibri"/>
-          <w:b/>
-        </w:rPr>
-        <w:lastRenderedPageBreak/>
-        <w:t>Задание 1.</w:t>
+        <w:ind w:left="720" w:hanging="360"/>
+        <w:rPr>
+          <w:rFonts w:ascii="Calibri" w:eastAsia="Calibri" w:hAnsi="Calibri" w:cs="Calibri"/>
+          <w:sz w:val="22"/>
+        </w:rPr>
+      </w:pPr>
+      <w:r>
+        <w:rPr>
+          <w:rFonts w:ascii="Calibri" w:eastAsia="Calibri" w:hAnsi="Calibri" w:cs="Calibri"/>
+          <w:color w:val="000000"/>
+          <w:sz w:val="22"/>
+        </w:rPr>
+        <w:t>1.</w:t>
+      </w:r>
+      <w:r>
+        <w:rPr>
+          <w:color w:val="000000"/>
+          <w:sz w:val="14"/>
+        </w:rPr>
+        <w:t>      </w:t>
+      </w:r>
+      <w:r>
+        <w:rPr>
+          <w:rFonts w:ascii="Calibri" w:eastAsia="Calibri" w:hAnsi="Calibri" w:cs="Calibri"/>
+          <w:color w:val="000000"/>
+          <w:sz w:val="22"/>
+        </w:rPr>
+        <w:t>Функция main (точка входа исполняемой программы)</w:t>
       </w:r>
     </w:p>
     <w:p>
       <w:pPr>
+        <w:ind w:left="720" w:hanging="360"/>
+        <w:rPr>
+          <w:rFonts w:ascii="Calibri" w:eastAsia="Calibri" w:hAnsi="Calibri" w:cs="Calibri"/>
+          <w:sz w:val="22"/>
+        </w:rPr>
+      </w:pPr>
+      <w:r>
+        <w:rPr>
+          <w:rFonts w:ascii="Calibri" w:eastAsia="Calibri" w:hAnsi="Calibri" w:cs="Calibri"/>
+          <w:color w:val="000000"/>
+          <w:sz w:val="22"/>
+        </w:rPr>
+        <w:t>2.</w:t>
+      </w:r>
+      <w:r>
+        <w:rPr>
+          <w:color w:val="000000"/>
+          <w:sz w:val="14"/>
+        </w:rPr>
+        <w:t>      </w:t>
+      </w:r>
+      <w:r>
+        <w:rPr>
+          <w:rFonts w:ascii="Calibri" w:eastAsia="Calibri" w:hAnsi="Calibri" w:cs="Calibri"/>
+          <w:color w:val="000000"/>
+          <w:sz w:val="22"/>
+        </w:rPr>
+        <w:t>Функция logic (функция, в которой в последующих задачах будет выполняться логика программы. Сейчас она должна возвращать результат входного значения)</w:t>
+      </w:r>
+    </w:p>
+    <w:p>
+      <w:pPr>
+        <w:ind w:left="720" w:hanging="360"/>
+        <w:rPr>
+          <w:rFonts w:ascii="Calibri" w:eastAsia="Calibri" w:hAnsi="Calibri" w:cs="Calibri"/>
+          <w:sz w:val="22"/>
+        </w:rPr>
+      </w:pPr>
+      <w:r>
+        <w:rPr>
+          <w:rFonts w:ascii="Calibri" w:eastAsia="Calibri" w:hAnsi="Calibri" w:cs="Calibri"/>
+          <w:color w:val="000000"/>
+          <w:sz w:val="22"/>
+        </w:rPr>
+        <w:t>3.</w:t>
+      </w:r>
+      <w:r>
+        <w:rPr>
+          <w:color w:val="000000"/>
+          <w:sz w:val="14"/>
+        </w:rPr>
+        <w:t>      </w:t>
+      </w:r>
+      <w:r>
+        <w:rPr>
+          <w:rFonts w:ascii="Calibri" w:eastAsia="Calibri" w:hAnsi="Calibri" w:cs="Calibri"/>
+          <w:color w:val="000000"/>
+          <w:sz w:val="22"/>
+        </w:rPr>
+        <w:t>Функция getInput (Принимает путь до входных текстовых файлов, которые могу содержать несколько строк. Путь до файла должен быть " input1.testfile", " input2.testfile", без пути до каталогов, без задания дефолтной директории до файлов и других аналогий. Директория должна быть по умолчанию для проекта которая установлена во время запуска)</w:t>
+      </w:r>
+    </w:p>
+    <w:p>
+      <w:pPr>
+        <w:ind w:left="720" w:hanging="360"/>
+        <w:rPr>
+          <w:rFonts w:ascii="Calibri" w:eastAsia="Calibri" w:hAnsi="Calibri" w:cs="Calibri"/>
+          <w:sz w:val="22"/>
+        </w:rPr>
+      </w:pPr>
+      <w:r>
+        <w:rPr>
+          <w:rFonts w:ascii="Calibri" w:eastAsia="Calibri" w:hAnsi="Calibri" w:cs="Calibri"/>
+          <w:color w:val="000000"/>
+          <w:sz w:val="22"/>
+        </w:rPr>
+        <w:t>4.</w:t>
+      </w:r>
+      <w:r>
+        <w:rPr>
+          <w:color w:val="000000"/>
+          <w:sz w:val="14"/>
+        </w:rPr>
+        <w:t>      </w:t>
+      </w:r>
+      <w:r>
+        <w:rPr>
+          <w:rFonts w:ascii="Calibri" w:eastAsia="Calibri" w:hAnsi="Calibri" w:cs="Calibri"/>
+          <w:color w:val="000000"/>
+          <w:sz w:val="22"/>
+        </w:rPr>
+        <w:t>Функция printResult (функция вывода результата). Ниже представлены примеры вывода, сделайте аналогично.</w:t>
+      </w:r>
+    </w:p>
+    <w:p>
+      <w:pPr>
+        <w:ind w:left="720" w:hanging="360"/>
+        <w:rPr>
+          <w:rFonts w:ascii="Calibri" w:eastAsia="Calibri" w:hAnsi="Calibri" w:cs="Calibri"/>
+          <w:sz w:val="22"/>
+        </w:rPr>
+      </w:pPr>
+      <w:r>
+        <w:rPr>
+          <w:rFonts w:ascii="Calibri" w:eastAsia="Calibri" w:hAnsi="Calibri" w:cs="Calibri"/>
+          <w:color w:val="000000"/>
+          <w:sz w:val="22"/>
+        </w:rPr>
+        <w:t>5.</w:t>
+      </w:r>
+      <w:r>
+        <w:rPr>
+          <w:color w:val="000000"/>
+          <w:sz w:val="14"/>
+        </w:rPr>
+        <w:t>      </w:t>
+      </w:r>
+      <w:r>
+        <w:rPr>
+          <w:rFonts w:ascii="Calibri" w:eastAsia="Calibri" w:hAnsi="Calibri" w:cs="Calibri"/>
+          <w:color w:val="000000"/>
+          <w:sz w:val="22"/>
+        </w:rPr>
+        <w:t>Функция checkResult (функция проверяющая результат OK или Failed).</w:t>
+      </w:r>
+    </w:p>
+    <w:p>
+      <w:pPr>
         <w:spacing w:after="240"/>
         <w:jc w:val="both"/>
-      </w:pPr>
-      <w:r>
         <w:rPr>
           <w:rFonts w:ascii="Calibri" w:eastAsia="Calibri" w:hAnsi="Calibri" w:cs="Calibri"/>
           <w:color w:val="000000"/>
           <w:sz w:val="22"/>
         </w:rPr>
-        <w:t>Напишите консольную программу на Java, в которой будет 5 функций:</w:t>
-      </w:r>
+      </w:pPr>
     </w:p>
     <w:p>
       <w:pPr>
+        <w:spacing w:after="240"/>
+        <w:jc w:val="both"/>
+        <w:rPr>
+          <w:rFonts w:ascii="Calibri" w:eastAsia="Calibri" w:hAnsi="Calibri" w:cs="Calibri"/>
+          <w:color w:val="000000"/>
+          <w:sz w:val="22"/>
+        </w:rPr>
+      </w:pPr>
+      <w:r>
+        <w:rPr>
+          <w:rFonts w:ascii="Calibri" w:eastAsia="Calibri" w:hAnsi="Calibri" w:cs="Calibri"/>
+          <w:color w:val="000000"/>
+          <w:sz w:val="22"/>
+        </w:rPr>
+        <w:t xml:space="preserve">Создайте 2 тестовых файла с именами input1.testfile, input2.testfile. </w:t>
+      </w:r>
+    </w:p>
+    <w:p>
+      <w:pPr>
+        <w:spacing w:after="240"/>
+        <w:jc w:val="both"/>
+      </w:pPr>
+      <w:r>
+        <w:rPr>
+          <w:rFonts w:ascii="Calibri" w:eastAsia="Calibri" w:hAnsi="Calibri" w:cs="Calibri"/>
+          <w:color w:val="000000"/>
+          <w:sz w:val="22"/>
+        </w:rPr>
+        <w:t>Создайте 2 проверочных тестовых файла с именами checkOutput1.testfile, checkOutput2.testfile.</w:t>
+      </w:r>
+    </w:p>
+    <w:p>
+      <w:pPr>
+        <w:spacing w:after="240"/>
+        <w:jc w:val="both"/>
+      </w:pPr>
+      <w:r>
+        <w:rPr>
+          <w:rFonts w:ascii="Calibri" w:eastAsia="Calibri" w:hAnsi="Calibri" w:cs="Calibri"/>
+          <w:color w:val="000000"/>
+          <w:sz w:val="22"/>
+        </w:rPr>
+        <w:t>Формат вывода ответа сделайте аналогично примеру снизу. Не используйте примеры входных файлов ниже, сделайте свои примеры!</w:t>
+      </w:r>
+    </w:p>
+    <w:p>
+      <w:pPr>
+        <w:spacing w:after="240"/>
+        <w:ind w:left="283"/>
+      </w:pPr>
+      <w:r>
+        <w:rPr>
+          <w:rFonts w:ascii="Calibri" w:eastAsia="Calibri" w:hAnsi="Calibri" w:cs="Calibri"/>
+          <w:i/>
+          <w:color w:val="000000"/>
+          <w:sz w:val="22"/>
+        </w:rPr>
+        <w:t>Возможный пример:</w:t>
+      </w:r>
+    </w:p>
+    <w:p>
+      <w:pPr>
         <w:ind w:left="720" w:hanging="360"/>
         <w:rPr>
           <w:rFonts w:ascii="Calibri" w:eastAsia="Calibri" w:hAnsi="Calibri" w:cs="Calibri"/>
@@ -686,11 +901,11 @@
       </w:pPr>
       <w:r>
         <w:rPr>
-          <w:rFonts w:ascii="Calibri" w:eastAsia="Calibri" w:hAnsi="Calibri" w:cs="Calibri"/>
+          <w:rFonts w:ascii="Symbol" w:eastAsia="Symbol" w:hAnsi="Symbol" w:cs="Symbol"/>
           <w:color w:val="000000"/>
           <w:sz w:val="22"/>
         </w:rPr>
-        <w:t>1.</w:t>
+        <w:t></w:t>
       </w:r>
       <w:r>
         <w:rPr>
@@ -705,11 +920,79 @@
           <w:color w:val="000000"/>
           <w:sz w:val="22"/>
         </w:rPr>
-        <w:t>Функция main (точка входа исполняемой программы)</w:t>
+        <w:t>Входной файл input1.testfile содержит следующее: </w:t>
       </w:r>
     </w:p>
     <w:p>
       <w:pPr>
+        <w:ind w:left="720"/>
+        <w:rPr>
+          <w:rFonts w:ascii="Calibri" w:eastAsia="Calibri" w:hAnsi="Calibri" w:cs="Calibri"/>
+          <w:sz w:val="22"/>
+        </w:rPr>
+      </w:pPr>
+      <w:r>
+        <w:rPr>
+          <w:rFonts w:ascii="Calibri" w:eastAsia="Calibri" w:hAnsi="Calibri" w:cs="Calibri"/>
+          <w:color w:val="000000"/>
+          <w:sz w:val="22"/>
+        </w:rPr>
+        <w:t>“</w:t>
+      </w:r>
+    </w:p>
+    <w:p>
+      <w:pPr>
+        <w:ind w:left="720"/>
+        <w:rPr>
+          <w:rFonts w:ascii="Calibri" w:eastAsia="Calibri" w:hAnsi="Calibri" w:cs="Calibri"/>
+          <w:sz w:val="22"/>
+        </w:rPr>
+      </w:pPr>
+      <w:r>
+        <w:rPr>
+          <w:rFonts w:ascii="Calibri" w:eastAsia="Calibri" w:hAnsi="Calibri" w:cs="Calibri"/>
+          <w:color w:val="000000"/>
+          <w:sz w:val="22"/>
+        </w:rPr>
+        <w:t>Hello World!</w:t>
+      </w:r>
+    </w:p>
+    <w:p>
+      <w:pPr>
+        <w:ind w:left="720"/>
+        <w:rPr>
+          <w:rFonts w:ascii="Calibri" w:eastAsia="Calibri" w:hAnsi="Calibri" w:cs="Calibri"/>
+          <w:sz w:val="22"/>
+        </w:rPr>
+      </w:pPr>
+      <w:r>
+        <w:rPr>
+          <w:rFonts w:ascii="Calibri" w:eastAsia="Calibri" w:hAnsi="Calibri" w:cs="Calibri"/>
+          <w:color w:val="000000"/>
+          <w:sz w:val="22"/>
+        </w:rPr>
+        <w:t>The king gave me!</w:t>
+      </w:r>
+    </w:p>
+    <w:p>
+      <w:pPr>
+        <w:ind w:left="720"/>
+        <w:rPr>
+          <w:rFonts w:ascii="Calibri" w:eastAsia="Calibri" w:hAnsi="Calibri" w:cs="Calibri"/>
+          <w:sz w:val="22"/>
+        </w:rPr>
+      </w:pPr>
+      <w:r>
+        <w:rPr>
+          <w:rFonts w:ascii="Calibri" w:eastAsia="Calibri" w:hAnsi="Calibri" w:cs="Calibri"/>
+          <w:color w:val="000000"/>
+          <w:sz w:val="22"/>
+        </w:rPr>
+        <w:t>“</w:t>
+      </w:r>
+    </w:p>
+    <w:p>
+      <w:pPr>
         <w:ind w:left="720" w:hanging="360"/>
         <w:rPr>
           <w:rFonts w:ascii="Calibri" w:eastAsia="Calibri" w:hAnsi="Calibri" w:cs="Calibri"/>
@@ -718,11 +1001,11 @@
       </w:pPr>
       <w:r>
         <w:rPr>
-          <w:rFonts w:ascii="Calibri" w:eastAsia="Calibri" w:hAnsi="Calibri" w:cs="Calibri"/>
+          <w:rFonts w:ascii="Symbol" w:eastAsia="Symbol" w:hAnsi="Symbol" w:cs="Symbol"/>
           <w:color w:val="000000"/>
           <w:sz w:val="22"/>
         </w:rPr>
-        <w:t>2.</w:t>
+        <w:t></w:t>
       </w:r>
       <w:r>
         <w:rPr>
@@ -737,19 +1020,79 @@
           <w:color w:val="000000"/>
           <w:sz w:val="22"/>
         </w:rPr>
-        <w:t>Функция logic (функция, в которой в последующих задачах будет выполняться логика программы. Сейчас она должна возвращать резу</w:t>
-      </w:r>
-      <w:r>
-        <w:rPr>
-          <w:rFonts w:ascii="Calibri" w:eastAsia="Calibri" w:hAnsi="Calibri" w:cs="Calibri"/>
-          <w:color w:val="000000"/>
-          <w:sz w:val="22"/>
-        </w:rPr>
-        <w:t>льтат входного значения)</w:t>
+        <w:t>Входной файл input2.testfile содержит следующее: </w:t>
       </w:r>
     </w:p>
     <w:p>
       <w:pPr>
+        <w:ind w:left="720"/>
+        <w:rPr>
+          <w:rFonts w:ascii="Calibri" w:eastAsia="Calibri" w:hAnsi="Calibri" w:cs="Calibri"/>
+          <w:sz w:val="22"/>
+        </w:rPr>
+      </w:pPr>
+      <w:r>
+        <w:rPr>
+          <w:rFonts w:ascii="Calibri" w:eastAsia="Calibri" w:hAnsi="Calibri" w:cs="Calibri"/>
+          <w:color w:val="000000"/>
+          <w:sz w:val="22"/>
+        </w:rPr>
+        <w:t>“</w:t>
+      </w:r>
+    </w:p>
+    <w:p>
+      <w:pPr>
+        <w:ind w:left="720"/>
+        <w:rPr>
+          <w:rFonts w:ascii="Calibri" w:eastAsia="Calibri" w:hAnsi="Calibri" w:cs="Calibri"/>
+          <w:sz w:val="22"/>
+        </w:rPr>
+      </w:pPr>
+      <w:r>
+        <w:rPr>
+          <w:rFonts w:ascii="Calibri" w:eastAsia="Calibri" w:hAnsi="Calibri" w:cs="Calibri"/>
+          <w:color w:val="000000"/>
+          <w:sz w:val="22"/>
+        </w:rPr>
+        <w:t>King of de castle!</w:t>
+      </w:r>
+    </w:p>
+    <w:p>
+      <w:pPr>
+        <w:ind w:left="720"/>
+        <w:rPr>
+          <w:rFonts w:ascii="Calibri" w:eastAsia="Calibri" w:hAnsi="Calibri" w:cs="Calibri"/>
+          <w:sz w:val="22"/>
+        </w:rPr>
+      </w:pPr>
+      <w:r>
+        <w:rPr>
+          <w:rFonts w:ascii="Calibri" w:eastAsia="Calibri" w:hAnsi="Calibri" w:cs="Calibri"/>
+          <w:color w:val="000000"/>
+          <w:sz w:val="22"/>
+        </w:rPr>
+        <w:t>Important chicken</w:t>
+      </w:r>
+    </w:p>
+    <w:p>
+      <w:pPr>
+        <w:ind w:left="720"/>
+        <w:rPr>
+          <w:rFonts w:ascii="Calibri" w:eastAsia="Calibri" w:hAnsi="Calibri" w:cs="Calibri"/>
+          <w:sz w:val="22"/>
+        </w:rPr>
+      </w:pPr>
+      <w:r>
+        <w:rPr>
+          <w:rFonts w:ascii="Calibri" w:eastAsia="Calibri" w:hAnsi="Calibri" w:cs="Calibri"/>
+          <w:color w:val="000000"/>
+          <w:sz w:val="22"/>
+        </w:rPr>
+        <w:t>“</w:t>
+      </w:r>
+    </w:p>
+    <w:p>
+      <w:pPr>
         <w:ind w:left="720" w:hanging="360"/>
         <w:rPr>
           <w:rFonts w:ascii="Calibri" w:eastAsia="Calibri" w:hAnsi="Calibri" w:cs="Calibri"/>
@@ -758,11 +1101,11 @@
       </w:pPr>
       <w:r>
         <w:rPr>
-          <w:rFonts w:ascii="Calibri" w:eastAsia="Calibri" w:hAnsi="Calibri" w:cs="Calibri"/>
+          <w:rFonts w:ascii="Symbol" w:eastAsia="Symbol" w:hAnsi="Symbol" w:cs="Symbol"/>
           <w:color w:val="000000"/>
           <w:sz w:val="22"/>
         </w:rPr>
-        <w:t>3.</w:t>
+        <w:t></w:t>
       </w:r>
       <w:r>
         <w:rPr>
@@ -777,19 +1120,148 @@
           <w:color w:val="000000"/>
           <w:sz w:val="22"/>
         </w:rPr>
-        <w:t>Функция getInput (Принимает путь до входных текстовых файлов, которые могу содержать несколько строк. Путь до файла должен быть " input1.testfile", " input2.testfile", без пути до каталогов, без задания дефолтной директории</w:t>
-      </w:r>
-      <w:r>
-        <w:rPr>
-          <w:rFonts w:ascii="Calibri" w:eastAsia="Calibri" w:hAnsi="Calibri" w:cs="Calibri"/>
-          <w:color w:val="000000"/>
-          <w:sz w:val="22"/>
-        </w:rPr>
-        <w:t xml:space="preserve"> до файлов и других аналогий. Директория должна быть по умолчанию для проекта которая установлена во время запуска)</w:t>
+        <w:t>Ответ, когда успешный результат:</w:t>
       </w:r>
     </w:p>
     <w:p>
       <w:pPr>
+        <w:ind w:left="720"/>
+        <w:rPr>
+          <w:rFonts w:ascii="Calibri" w:eastAsia="Calibri" w:hAnsi="Calibri" w:cs="Calibri"/>
+          <w:sz w:val="22"/>
+        </w:rPr>
+      </w:pPr>
+      <w:r>
+        <w:rPr>
+          <w:rFonts w:ascii="Calibri" w:eastAsia="Calibri" w:hAnsi="Calibri" w:cs="Calibri"/>
+          <w:color w:val="000000"/>
+          <w:sz w:val="22"/>
+        </w:rPr>
+        <w:t>“</w:t>
+      </w:r>
+    </w:p>
+    <w:p>
+      <w:pPr>
+        <w:ind w:left="720"/>
+        <w:rPr>
+          <w:rFonts w:ascii="Calibri" w:eastAsia="Calibri" w:hAnsi="Calibri" w:cs="Calibri"/>
+          <w:sz w:val="22"/>
+        </w:rPr>
+      </w:pPr>
+      <w:r>
+        <w:rPr>
+          <w:rFonts w:ascii="Calibri" w:eastAsia="Calibri" w:hAnsi="Calibri" w:cs="Calibri"/>
+          <w:color w:val="000000"/>
+          <w:sz w:val="22"/>
+        </w:rPr>
+        <w:t>Тест файл 1 результат ОК:</w:t>
+      </w:r>
+    </w:p>
+    <w:p>
+      <w:pPr>
+        <w:ind w:left="720"/>
+        <w:rPr>
+          <w:rFonts w:ascii="Calibri" w:eastAsia="Calibri" w:hAnsi="Calibri" w:cs="Calibri"/>
+          <w:sz w:val="22"/>
+        </w:rPr>
+      </w:pPr>
+      <w:r>
+        <w:rPr>
+          <w:rFonts w:ascii="Calibri" w:eastAsia="Calibri" w:hAnsi="Calibri" w:cs="Calibri"/>
+          <w:color w:val="000000"/>
+          <w:sz w:val="22"/>
+        </w:rPr>
+        <w:t>Hello World!</w:t>
+      </w:r>
+    </w:p>
+    <w:p>
+      <w:pPr>
+        <w:ind w:left="720"/>
+        <w:rPr>
+          <w:rFonts w:ascii="Calibri" w:eastAsia="Calibri" w:hAnsi="Calibri" w:cs="Calibri"/>
+          <w:sz w:val="22"/>
+        </w:rPr>
+      </w:pPr>
+      <w:r>
+        <w:rPr>
+          <w:rFonts w:ascii="Calibri" w:eastAsia="Calibri" w:hAnsi="Calibri" w:cs="Calibri"/>
+          <w:color w:val="000000"/>
+          <w:sz w:val="22"/>
+        </w:rPr>
+        <w:t>The king gave me!</w:t>
+      </w:r>
+    </w:p>
+    <w:p>
+      <w:pPr>
+        <w:ind w:left="720"/>
+        <w:rPr>
+          <w:rFonts w:ascii="Calibri" w:eastAsia="Calibri" w:hAnsi="Calibri" w:cs="Calibri"/>
+          <w:sz w:val="22"/>
+        </w:rPr>
+      </w:pPr>
+      <w:r>
+        <w:rPr>
+          <w:rFonts w:ascii="Calibri" w:eastAsia="Calibri" w:hAnsi="Calibri" w:cs="Calibri"/>
+          <w:color w:val="000000"/>
+          <w:sz w:val="22"/>
+        </w:rPr>
+        <w:t>Тест файл 2 результат ОК:</w:t>
+      </w:r>
+    </w:p>
+    <w:p>
+      <w:pPr>
+        <w:ind w:left="720"/>
+        <w:rPr>
+          <w:rFonts w:ascii="Calibri" w:eastAsia="Calibri" w:hAnsi="Calibri" w:cs="Calibri"/>
+          <w:sz w:val="22"/>
+        </w:rPr>
+      </w:pPr>
+      <w:r>
+        <w:rPr>
+          <w:rFonts w:ascii="Calibri" w:eastAsia="Calibri" w:hAnsi="Calibri" w:cs="Calibri"/>
+          <w:color w:val="000000"/>
+          <w:sz w:val="22"/>
+        </w:rPr>
+        <w:t>King of de castle!</w:t>
+      </w:r>
+    </w:p>
+    <w:p>
+      <w:pPr>
+        <w:ind w:left="720"/>
+        <w:rPr>
+          <w:rFonts w:ascii="Calibri" w:eastAsia="Calibri" w:hAnsi="Calibri" w:cs="Calibri"/>
+          <w:sz w:val="22"/>
+        </w:rPr>
+      </w:pPr>
+      <w:r>
+        <w:rPr>
+          <w:rFonts w:ascii="Calibri" w:eastAsia="Calibri" w:hAnsi="Calibri" w:cs="Calibri"/>
+          <w:color w:val="000000"/>
+          <w:sz w:val="22"/>
+        </w:rPr>
+        <w:t>Important chicken</w:t>
+      </w:r>
+    </w:p>
+    <w:p>
+      <w:pPr>
+        <w:ind w:left="720"/>
+        <w:rPr>
+          <w:rFonts w:ascii="Calibri" w:eastAsia="Calibri" w:hAnsi="Calibri" w:cs="Calibri"/>
+          <w:sz w:val="22"/>
+          <w:lang w:val="en-US"/>
+        </w:rPr>
+      </w:pPr>
+      <w:r>
+        <w:rPr>
+          <w:rFonts w:ascii="Calibri" w:eastAsia="Calibri" w:hAnsi="Calibri" w:cs="Calibri"/>
+          <w:color w:val="000000"/>
+          <w:sz w:val="22"/>
+        </w:rPr>
+        <w:t>“</w:t>
+      </w:r>
+    </w:p>
+    <w:p>
+      <w:pPr>
         <w:ind w:left="720" w:hanging="360"/>
         <w:rPr>
           <w:rFonts w:ascii="Calibri" w:eastAsia="Calibri" w:hAnsi="Calibri" w:cs="Calibri"/>
@@ -798,11 +1270,11 @@
       </w:pPr>
       <w:r>
         <w:rPr>
-          <w:rFonts w:ascii="Calibri" w:eastAsia="Calibri" w:hAnsi="Calibri" w:cs="Calibri"/>
+          <w:rFonts w:ascii="Symbol" w:eastAsia="Symbol" w:hAnsi="Symbol" w:cs="Symbol"/>
           <w:color w:val="000000"/>
           <w:sz w:val="22"/>
         </w:rPr>
-        <w:t>4.</w:t>
+        <w:t></w:t>
       </w:r>
       <w:r>
         <w:rPr>
@@ -817,12 +1289,12 @@
           <w:color w:val="000000"/>
           <w:sz w:val="22"/>
         </w:rPr>
-        <w:t>Функция printResult (функция вывода результата). Ниже представлены примеры вывода, сделайте аналогично.</w:t>
+        <w:t>Ответ, когда в тест файл 2 не прошел проверку:</w:t>
       </w:r>
     </w:p>
     <w:p>
       <w:pPr>
-        <w:ind w:left="720" w:hanging="360"/>
+        <w:ind w:left="720"/>
         <w:rPr>
           <w:rFonts w:ascii="Calibri" w:eastAsia="Calibri" w:hAnsi="Calibri" w:cs="Calibri"/>
           <w:sz w:val="22"/>
@@ -834,66 +1306,50 @@
           <w:color w:val="000000"/>
           <w:sz w:val="22"/>
         </w:rPr>
-        <w:t>5.</w:t>
-      </w:r>
-      <w:r>
-        <w:rPr>
-          <w:color w:val="000000"/>
-          <w:sz w:val="14"/>
-        </w:rPr>
-        <w:t>      </w:t>
-      </w:r>
-      <w:r>
-        <w:rPr>
-          <w:rFonts w:ascii="Calibri" w:eastAsia="Calibri" w:hAnsi="Calibri" w:cs="Calibri"/>
-          <w:color w:val="000000"/>
-          <w:sz w:val="22"/>
-        </w:rPr>
-        <w:t xml:space="preserve">Функция checkResult </w:t>
-      </w:r>
-      <w:r>
-        <w:rPr>
-          <w:rFonts w:ascii="Calibri" w:eastAsia="Calibri" w:hAnsi="Calibri" w:cs="Calibri"/>
-          <w:color w:val="000000"/>
-          <w:sz w:val="22"/>
-        </w:rPr>
-        <w:t>(функция проверяющая результат OK или Failed).</w:t>
+        <w:t>“</w:t>
       </w:r>
     </w:p>
     <w:p>
       <w:pPr>
-        <w:spacing w:after="240"/>
-        <w:jc w:val="both"/>
+        <w:ind w:left="720"/>
+        <w:rPr>
+          <w:rFonts w:ascii="Calibri" w:eastAsia="Calibri" w:hAnsi="Calibri" w:cs="Calibri"/>
+          <w:sz w:val="22"/>
+        </w:rPr>
+      </w:pPr>
+      <w:r>
         <w:rPr>
           <w:rFonts w:ascii="Calibri" w:eastAsia="Calibri" w:hAnsi="Calibri" w:cs="Calibri"/>
           <w:color w:val="000000"/>
           <w:sz w:val="22"/>
         </w:rPr>
-      </w:pPr>
+        <w:t>Тест файл 1 результат ОК:</w:t>
+      </w:r>
     </w:p>
     <w:p>
       <w:pPr>
-        <w:spacing w:after="240"/>
-        <w:jc w:val="both"/>
+        <w:ind w:left="720"/>
+        <w:rPr>
+          <w:rFonts w:ascii="Calibri" w:eastAsia="Calibri" w:hAnsi="Calibri" w:cs="Calibri"/>
+          <w:sz w:val="22"/>
+        </w:rPr>
+      </w:pPr>
+      <w:r>
         <w:rPr>
           <w:rFonts w:ascii="Calibri" w:eastAsia="Calibri" w:hAnsi="Calibri" w:cs="Calibri"/>
           <w:color w:val="000000"/>
           <w:sz w:val="22"/>
         </w:rPr>
-      </w:pPr>
-      <w:r>
-        <w:rPr>
-          <w:rFonts w:ascii="Calibri" w:eastAsia="Calibri" w:hAnsi="Calibri" w:cs="Calibri"/>
-          <w:color w:val="000000"/>
-          <w:sz w:val="22"/>
-        </w:rPr>
-        <w:t xml:space="preserve">Создайте 2 тестовых файла с именами input1.testfile, input2.testfile. </w:t>
+        <w:t>Результат:</w:t>
       </w:r>
     </w:p>
     <w:p>
       <w:pPr>
-        <w:spacing w:after="240"/>
-        <w:jc w:val="both"/>
+        <w:ind w:left="720"/>
+        <w:rPr>
+          <w:rFonts w:ascii="Calibri" w:eastAsia="Calibri" w:hAnsi="Calibri" w:cs="Calibri"/>
+          <w:sz w:val="22"/>
+        </w:rPr>
       </w:pPr>
       <w:r>
         <w:rPr>
@@ -901,13 +1357,16 @@
           <w:color w:val="000000"/>
           <w:sz w:val="22"/>
         </w:rPr>
-        <w:t>Создайте 2 проверочных тестовых файла с именами checkOutput1.testfile, checkOutput2.testfile.</w:t>
+        <w:t>Hello World!</w:t>
       </w:r>
     </w:p>
     <w:p>
       <w:pPr>
-        <w:spacing w:after="240"/>
-        <w:jc w:val="both"/>
+        <w:ind w:left="720"/>
+        <w:rPr>
+          <w:rFonts w:ascii="Calibri" w:eastAsia="Calibri" w:hAnsi="Calibri" w:cs="Calibri"/>
+          <w:sz w:val="22"/>
+        </w:rPr>
       </w:pPr>
       <w:r>
         <w:rPr>
@@ -915,62 +1374,41 @@
           <w:color w:val="000000"/>
           <w:sz w:val="22"/>
         </w:rPr>
-        <w:t>Формат вывода ответа сделайте аналогично пр</w:t>
-      </w:r>
-      <w:r>
-        <w:rPr>
-          <w:rFonts w:ascii="Calibri" w:eastAsia="Calibri" w:hAnsi="Calibri" w:cs="Calibri"/>
-          <w:color w:val="000000"/>
-          <w:sz w:val="22"/>
-        </w:rPr>
-        <w:t>имеру снизу. Не используйте примеры входных файлов ниже, сделайте свои примеры!</w:t>
+        <w:t>The king gave me!</w:t>
       </w:r>
     </w:p>
     <w:p>
       <w:pPr>
-        <w:spacing w:after="240"/>
-        <w:ind w:left="283"/>
-      </w:pPr>
-      <w:r>
-        <w:rPr>
-          <w:rFonts w:ascii="Calibri" w:eastAsia="Calibri" w:hAnsi="Calibri" w:cs="Calibri"/>
-          <w:i/>
+        <w:ind w:left="720"/>
+        <w:rPr>
+          <w:rFonts w:ascii="Calibri" w:eastAsia="Calibri" w:hAnsi="Calibri" w:cs="Calibri"/>
+          <w:sz w:val="22"/>
+        </w:rPr>
+      </w:pPr>
+      <w:r>
+        <w:rPr>
+          <w:rFonts w:ascii="Calibri" w:eastAsia="Calibri" w:hAnsi="Calibri" w:cs="Calibri"/>
           <w:color w:val="000000"/>
           <w:sz w:val="22"/>
         </w:rPr>
-        <w:t>Возможный пример:</w:t>
+        <w:t>Тест файл 2 результат Failed:</w:t>
       </w:r>
     </w:p>
     <w:p>
       <w:pPr>
-        <w:ind w:left="720" w:hanging="360"/>
-        <w:rPr>
-          <w:rFonts w:ascii="Calibri" w:eastAsia="Calibri" w:hAnsi="Calibri" w:cs="Calibri"/>
-          <w:sz w:val="22"/>
-        </w:rPr>
-      </w:pPr>
-      <w:r>
-        <w:rPr>
-          <w:rFonts w:ascii="Symbol" w:eastAsia="Symbol" w:hAnsi="Symbol" w:cs="Symbol"/>
+        <w:ind w:left="720"/>
+        <w:rPr>
+          <w:rFonts w:ascii="Calibri" w:eastAsia="Calibri" w:hAnsi="Calibri" w:cs="Calibri"/>
+          <w:sz w:val="22"/>
+        </w:rPr>
+      </w:pPr>
+      <w:r>
+        <w:rPr>
+          <w:rFonts w:ascii="Calibri" w:eastAsia="Calibri" w:hAnsi="Calibri" w:cs="Calibri"/>
           <w:color w:val="000000"/>
           <w:sz w:val="22"/>
         </w:rPr>
-        <w:t></w:t>
-      </w:r>
-      <w:r>
-        <w:rPr>
-          <w:color w:val="000000"/>
-          <w:sz w:val="14"/>
-        </w:rPr>
-        <w:t>      </w:t>
-      </w:r>
-      <w:r>
-        <w:rPr>
-          <w:rFonts w:ascii="Calibri" w:eastAsia="Calibri" w:hAnsi="Calibri" w:cs="Calibri"/>
-          <w:color w:val="000000"/>
-          <w:sz w:val="22"/>
-        </w:rPr>
-        <w:t>Входной файл input1.testfile содержит следующее: </w:t>
+        <w:t>Результат:</w:t>
       </w:r>
     </w:p>
     <w:p>
@@ -987,7 +1425,7 @@
           <w:color w:val="000000"/>
           <w:sz w:val="22"/>
         </w:rPr>
-        <w:t>“</w:t>
+        <w:t>King of de castle!dsfsdfsdfsadbvcxbzxsfdgsf</w:t>
       </w:r>
     </w:p>
     <w:p>
@@ -1004,7 +1442,7 @@
           <w:color w:val="000000"/>
           <w:sz w:val="22"/>
         </w:rPr>
-        <w:t>Hello World!</w:t>
+        <w:t>Important chicken</w:t>
       </w:r>
     </w:p>
     <w:p>
@@ -1021,7 +1459,7 @@
           <w:color w:val="000000"/>
           <w:sz w:val="22"/>
         </w:rPr>
-        <w:t>The king gave me!</w:t>
+        <w:t>Ожидали:</w:t>
       </w:r>
     </w:p>
     <w:p>
@@ -1038,39 +1476,25 @@
           <w:color w:val="000000"/>
           <w:sz w:val="22"/>
         </w:rPr>
-        <w:t>“</w:t>
+        <w:lastRenderedPageBreak/>
+        <w:t>King of de castle!</w:t>
       </w:r>
     </w:p>
     <w:p>
       <w:pPr>
-        <w:ind w:left="720" w:hanging="360"/>
-        <w:rPr>
-          <w:rFonts w:ascii="Calibri" w:eastAsia="Calibri" w:hAnsi="Calibri" w:cs="Calibri"/>
-          <w:sz w:val="22"/>
-        </w:rPr>
-      </w:pPr>
-      <w:r>
-        <w:rPr>
-          <w:rFonts w:ascii="Symbol" w:eastAsia="Symbol" w:hAnsi="Symbol" w:cs="Symbol"/>
+        <w:ind w:left="720"/>
+        <w:rPr>
+          <w:rFonts w:ascii="Calibri" w:eastAsia="Calibri" w:hAnsi="Calibri" w:cs="Calibri"/>
+          <w:sz w:val="22"/>
+        </w:rPr>
+      </w:pPr>
+      <w:r>
+        <w:rPr>
+          <w:rFonts w:ascii="Calibri" w:eastAsia="Calibri" w:hAnsi="Calibri" w:cs="Calibri"/>
           <w:color w:val="000000"/>
           <w:sz w:val="22"/>
         </w:rPr>
-        <w:t></w:t>
-      </w:r>
-      <w:r>
-        <w:rPr>
-          <w:color w:val="000000"/>
-          <w:sz w:val="14"/>
-        </w:rPr>
-        <w:t>      </w:t>
-      </w:r>
-      <w:r>
-        <w:rPr>
-          <w:rFonts w:ascii="Calibri" w:eastAsia="Calibri" w:hAnsi="Calibri" w:cs="Calibri"/>
-          <w:color w:val="000000"/>
-          <w:sz w:val="22"/>
-        </w:rPr>
-        <w:t>Входной файл input2.testfile содержит следующее: </w:t>
+        <w:t>Important chicken</w:t>
       </w:r>
     </w:p>
     <w:p>
@@ -1092,496 +1516,6 @@
     </w:p>
     <w:p>
       <w:pPr>
-        <w:ind w:left="720"/>
-        <w:rPr>
-          <w:rFonts w:ascii="Calibri" w:eastAsia="Calibri" w:hAnsi="Calibri" w:cs="Calibri"/>
-          <w:sz w:val="22"/>
-        </w:rPr>
-      </w:pPr>
-      <w:r>
-        <w:rPr>
-          <w:rFonts w:ascii="Calibri" w:eastAsia="Calibri" w:hAnsi="Calibri" w:cs="Calibri"/>
-          <w:color w:val="000000"/>
-          <w:sz w:val="22"/>
-        </w:rPr>
-        <w:t>King of</w:t>
-      </w:r>
-      <w:r>
-        <w:rPr>
-          <w:rFonts w:ascii="Calibri" w:eastAsia="Calibri" w:hAnsi="Calibri" w:cs="Calibri"/>
-          <w:color w:val="000000"/>
-          <w:sz w:val="22"/>
-        </w:rPr>
-        <w:t xml:space="preserve"> de castle!</w:t>
-      </w:r>
-    </w:p>
-    <w:p>
-      <w:pPr>
-        <w:ind w:left="720"/>
-        <w:rPr>
-          <w:rFonts w:ascii="Calibri" w:eastAsia="Calibri" w:hAnsi="Calibri" w:cs="Calibri"/>
-          <w:sz w:val="22"/>
-        </w:rPr>
-      </w:pPr>
-      <w:r>
-        <w:rPr>
-          <w:rFonts w:ascii="Calibri" w:eastAsia="Calibri" w:hAnsi="Calibri" w:cs="Calibri"/>
-          <w:color w:val="000000"/>
-          <w:sz w:val="22"/>
-        </w:rPr>
-        <w:t>Important chicken</w:t>
-      </w:r>
-    </w:p>
-    <w:p>
-      <w:pPr>
-        <w:ind w:left="720"/>
-        <w:rPr>
-          <w:rFonts w:ascii="Calibri" w:eastAsia="Calibri" w:hAnsi="Calibri" w:cs="Calibri"/>
-          <w:sz w:val="22"/>
-        </w:rPr>
-      </w:pPr>
-      <w:r>
-        <w:rPr>
-          <w:rFonts w:ascii="Calibri" w:eastAsia="Calibri" w:hAnsi="Calibri" w:cs="Calibri"/>
-          <w:color w:val="000000"/>
-          <w:sz w:val="22"/>
-        </w:rPr>
-        <w:t>“</w:t>
-      </w:r>
-    </w:p>
-    <w:p>
-      <w:pPr>
-        <w:ind w:left="720" w:hanging="360"/>
-        <w:rPr>
-          <w:rFonts w:ascii="Calibri" w:eastAsia="Calibri" w:hAnsi="Calibri" w:cs="Calibri"/>
-          <w:sz w:val="22"/>
-        </w:rPr>
-      </w:pPr>
-      <w:r>
-        <w:rPr>
-          <w:rFonts w:ascii="Symbol" w:eastAsia="Symbol" w:hAnsi="Symbol" w:cs="Symbol"/>
-          <w:color w:val="000000"/>
-          <w:sz w:val="22"/>
-        </w:rPr>
-        <w:t></w:t>
-      </w:r>
-      <w:r>
-        <w:rPr>
-          <w:color w:val="000000"/>
-          <w:sz w:val="14"/>
-        </w:rPr>
-        <w:t>      </w:t>
-      </w:r>
-      <w:r>
-        <w:rPr>
-          <w:rFonts w:ascii="Calibri" w:eastAsia="Calibri" w:hAnsi="Calibri" w:cs="Calibri"/>
-          <w:color w:val="000000"/>
-          <w:sz w:val="22"/>
-        </w:rPr>
-        <w:t>Ответ, когда успешный результат:</w:t>
-      </w:r>
-    </w:p>
-    <w:p>
-      <w:pPr>
-        <w:ind w:left="720"/>
-        <w:rPr>
-          <w:rFonts w:ascii="Calibri" w:eastAsia="Calibri" w:hAnsi="Calibri" w:cs="Calibri"/>
-          <w:sz w:val="22"/>
-        </w:rPr>
-      </w:pPr>
-      <w:r>
-        <w:rPr>
-          <w:rFonts w:ascii="Calibri" w:eastAsia="Calibri" w:hAnsi="Calibri" w:cs="Calibri"/>
-          <w:color w:val="000000"/>
-          <w:sz w:val="22"/>
-        </w:rPr>
-        <w:t>“</w:t>
-      </w:r>
-    </w:p>
-    <w:p>
-      <w:pPr>
-        <w:ind w:left="720"/>
-        <w:rPr>
-          <w:rFonts w:ascii="Calibri" w:eastAsia="Calibri" w:hAnsi="Calibri" w:cs="Calibri"/>
-          <w:sz w:val="22"/>
-        </w:rPr>
-      </w:pPr>
-      <w:r>
-        <w:rPr>
-          <w:rFonts w:ascii="Calibri" w:eastAsia="Calibri" w:hAnsi="Calibri" w:cs="Calibri"/>
-          <w:color w:val="000000"/>
-          <w:sz w:val="22"/>
-        </w:rPr>
-        <w:t>Тест файл 1 результат ОК:</w:t>
-      </w:r>
-    </w:p>
-    <w:p>
-      <w:pPr>
-        <w:ind w:left="720"/>
-        <w:rPr>
-          <w:rFonts w:ascii="Calibri" w:eastAsia="Calibri" w:hAnsi="Calibri" w:cs="Calibri"/>
-          <w:sz w:val="22"/>
-        </w:rPr>
-      </w:pPr>
-      <w:r>
-        <w:rPr>
-          <w:rFonts w:ascii="Calibri" w:eastAsia="Calibri" w:hAnsi="Calibri" w:cs="Calibri"/>
-          <w:color w:val="000000"/>
-          <w:sz w:val="22"/>
-        </w:rPr>
-        <w:t>Hello World!</w:t>
-      </w:r>
-    </w:p>
-    <w:p>
-      <w:pPr>
-        <w:ind w:left="720"/>
-        <w:rPr>
-          <w:rFonts w:ascii="Calibri" w:eastAsia="Calibri" w:hAnsi="Calibri" w:cs="Calibri"/>
-          <w:sz w:val="22"/>
-        </w:rPr>
-      </w:pPr>
-      <w:r>
-        <w:rPr>
-          <w:rFonts w:ascii="Calibri" w:eastAsia="Calibri" w:hAnsi="Calibri" w:cs="Calibri"/>
-          <w:color w:val="000000"/>
-          <w:sz w:val="22"/>
-        </w:rPr>
-        <w:t>The king gave me!</w:t>
-      </w:r>
-    </w:p>
-    <w:p>
-      <w:pPr>
-        <w:ind w:left="720"/>
-        <w:rPr>
-          <w:rFonts w:ascii="Calibri" w:eastAsia="Calibri" w:hAnsi="Calibri" w:cs="Calibri"/>
-          <w:sz w:val="22"/>
-        </w:rPr>
-      </w:pPr>
-      <w:r>
-        <w:rPr>
-          <w:rFonts w:ascii="Calibri" w:eastAsia="Calibri" w:hAnsi="Calibri" w:cs="Calibri"/>
-          <w:color w:val="000000"/>
-          <w:sz w:val="22"/>
-        </w:rPr>
-        <w:t>Тест файл 2 результат ОК:</w:t>
-      </w:r>
-    </w:p>
-    <w:p>
-      <w:pPr>
-        <w:ind w:left="720"/>
-        <w:rPr>
-          <w:rFonts w:ascii="Calibri" w:eastAsia="Calibri" w:hAnsi="Calibri" w:cs="Calibri"/>
-          <w:sz w:val="22"/>
-        </w:rPr>
-      </w:pPr>
-      <w:r>
-        <w:rPr>
-          <w:rFonts w:ascii="Calibri" w:eastAsia="Calibri" w:hAnsi="Calibri" w:cs="Calibri"/>
-          <w:color w:val="000000"/>
-          <w:sz w:val="22"/>
-        </w:rPr>
-        <w:t>King of de castle!</w:t>
-      </w:r>
-    </w:p>
-    <w:p>
-      <w:pPr>
-        <w:ind w:left="720"/>
-        <w:rPr>
-          <w:rFonts w:ascii="Calibri" w:eastAsia="Calibri" w:hAnsi="Calibri" w:cs="Calibri"/>
-          <w:sz w:val="22"/>
-        </w:rPr>
-      </w:pPr>
-      <w:r>
-        <w:rPr>
-          <w:rFonts w:ascii="Calibri" w:eastAsia="Calibri" w:hAnsi="Calibri" w:cs="Calibri"/>
-          <w:color w:val="000000"/>
-          <w:sz w:val="22"/>
-        </w:rPr>
-        <w:t>Important chicken</w:t>
-      </w:r>
-    </w:p>
-    <w:p>
-      <w:pPr>
-        <w:ind w:left="720"/>
-        <w:rPr>
-          <w:rFonts w:ascii="Calibri" w:eastAsia="Calibri" w:hAnsi="Calibri" w:cs="Calibri"/>
-          <w:sz w:val="22"/>
-          <w:lang w:val="en-US"/>
-        </w:rPr>
-      </w:pPr>
-      <w:r>
-        <w:rPr>
-          <w:rFonts w:ascii="Calibri" w:eastAsia="Calibri" w:hAnsi="Calibri" w:cs="Calibri"/>
-          <w:color w:val="000000"/>
-          <w:sz w:val="22"/>
-        </w:rPr>
-        <w:t>“</w:t>
-      </w:r>
-    </w:p>
-    <w:p>
-      <w:pPr>
-        <w:ind w:left="720" w:hanging="360"/>
-        <w:rPr>
-          <w:rFonts w:ascii="Calibri" w:eastAsia="Calibri" w:hAnsi="Calibri" w:cs="Calibri"/>
-          <w:sz w:val="22"/>
-        </w:rPr>
-      </w:pPr>
-      <w:r>
-        <w:rPr>
-          <w:rFonts w:ascii="Symbol" w:eastAsia="Symbol" w:hAnsi="Symbol" w:cs="Symbol"/>
-          <w:color w:val="000000"/>
-          <w:sz w:val="22"/>
-        </w:rPr>
-        <w:t></w:t>
-      </w:r>
-      <w:r>
-        <w:rPr>
-          <w:color w:val="000000"/>
-          <w:sz w:val="14"/>
-        </w:rPr>
-        <w:t>      </w:t>
-      </w:r>
-      <w:r>
-        <w:rPr>
-          <w:rFonts w:ascii="Calibri" w:eastAsia="Calibri" w:hAnsi="Calibri" w:cs="Calibri"/>
-          <w:color w:val="000000"/>
-          <w:sz w:val="22"/>
-        </w:rPr>
-        <w:t>Ответ, когда в тест файл 2 не прошел проверку:</w:t>
-      </w:r>
-    </w:p>
-    <w:p>
-      <w:pPr>
-        <w:ind w:left="720"/>
-        <w:rPr>
-          <w:rFonts w:ascii="Calibri" w:eastAsia="Calibri" w:hAnsi="Calibri" w:cs="Calibri"/>
-          <w:sz w:val="22"/>
-        </w:rPr>
-      </w:pPr>
-      <w:r>
-        <w:rPr>
-          <w:rFonts w:ascii="Calibri" w:eastAsia="Calibri" w:hAnsi="Calibri" w:cs="Calibri"/>
-          <w:color w:val="000000"/>
-          <w:sz w:val="22"/>
-        </w:rPr>
-        <w:t>“</w:t>
-      </w:r>
-    </w:p>
-    <w:p>
-      <w:pPr>
-        <w:ind w:left="720"/>
-        <w:rPr>
-          <w:rFonts w:ascii="Calibri" w:eastAsia="Calibri" w:hAnsi="Calibri" w:cs="Calibri"/>
-          <w:sz w:val="22"/>
-        </w:rPr>
-      </w:pPr>
-      <w:r>
-        <w:rPr>
-          <w:rFonts w:ascii="Calibri" w:eastAsia="Calibri" w:hAnsi="Calibri" w:cs="Calibri"/>
-          <w:color w:val="000000"/>
-          <w:sz w:val="22"/>
-        </w:rPr>
-        <w:t>Тест</w:t>
-      </w:r>
-      <w:r>
-        <w:rPr>
-          <w:rFonts w:ascii="Calibri" w:eastAsia="Calibri" w:hAnsi="Calibri" w:cs="Calibri"/>
-          <w:color w:val="000000"/>
-          <w:sz w:val="22"/>
-        </w:rPr>
-        <w:t xml:space="preserve"> файл 1 результат ОК:</w:t>
-      </w:r>
-    </w:p>
-    <w:p>
-      <w:pPr>
-        <w:ind w:left="720"/>
-        <w:rPr>
-          <w:rFonts w:ascii="Calibri" w:eastAsia="Calibri" w:hAnsi="Calibri" w:cs="Calibri"/>
-          <w:sz w:val="22"/>
-        </w:rPr>
-      </w:pPr>
-      <w:r>
-        <w:rPr>
-          <w:rFonts w:ascii="Calibri" w:eastAsia="Calibri" w:hAnsi="Calibri" w:cs="Calibri"/>
-          <w:color w:val="000000"/>
-          <w:sz w:val="22"/>
-        </w:rPr>
-        <w:t>Результат:</w:t>
-      </w:r>
-    </w:p>
-    <w:p>
-      <w:pPr>
-        <w:ind w:left="720"/>
-        <w:rPr>
-          <w:rFonts w:ascii="Calibri" w:eastAsia="Calibri" w:hAnsi="Calibri" w:cs="Calibri"/>
-          <w:sz w:val="22"/>
-        </w:rPr>
-      </w:pPr>
-      <w:r>
-        <w:rPr>
-          <w:rFonts w:ascii="Calibri" w:eastAsia="Calibri" w:hAnsi="Calibri" w:cs="Calibri"/>
-          <w:color w:val="000000"/>
-          <w:sz w:val="22"/>
-        </w:rPr>
-        <w:t>Hello World!</w:t>
-      </w:r>
-    </w:p>
-    <w:p>
-      <w:pPr>
-        <w:ind w:left="720"/>
-        <w:rPr>
-          <w:rFonts w:ascii="Calibri" w:eastAsia="Calibri" w:hAnsi="Calibri" w:cs="Calibri"/>
-          <w:sz w:val="22"/>
-        </w:rPr>
-      </w:pPr>
-      <w:r>
-        <w:rPr>
-          <w:rFonts w:ascii="Calibri" w:eastAsia="Calibri" w:hAnsi="Calibri" w:cs="Calibri"/>
-          <w:color w:val="000000"/>
-          <w:sz w:val="22"/>
-        </w:rPr>
-        <w:t>The king gave me!</w:t>
-      </w:r>
-    </w:p>
-    <w:p>
-      <w:pPr>
-        <w:ind w:left="720"/>
-        <w:rPr>
-          <w:rFonts w:ascii="Calibri" w:eastAsia="Calibri" w:hAnsi="Calibri" w:cs="Calibri"/>
-          <w:sz w:val="22"/>
-        </w:rPr>
-      </w:pPr>
-      <w:r>
-        <w:rPr>
-          <w:rFonts w:ascii="Calibri" w:eastAsia="Calibri" w:hAnsi="Calibri" w:cs="Calibri"/>
-          <w:color w:val="000000"/>
-          <w:sz w:val="22"/>
-        </w:rPr>
-        <w:t>Тест файл 2 результат Failed:</w:t>
-      </w:r>
-    </w:p>
-    <w:p>
-      <w:pPr>
-        <w:ind w:left="720"/>
-        <w:rPr>
-          <w:rFonts w:ascii="Calibri" w:eastAsia="Calibri" w:hAnsi="Calibri" w:cs="Calibri"/>
-          <w:sz w:val="22"/>
-        </w:rPr>
-      </w:pPr>
-      <w:r>
-        <w:rPr>
-          <w:rFonts w:ascii="Calibri" w:eastAsia="Calibri" w:hAnsi="Calibri" w:cs="Calibri"/>
-          <w:color w:val="000000"/>
-          <w:sz w:val="22"/>
-        </w:rPr>
-        <w:t>Результат:</w:t>
-      </w:r>
-    </w:p>
-    <w:p>
-      <w:pPr>
-        <w:ind w:left="720"/>
-        <w:rPr>
-          <w:rFonts w:ascii="Calibri" w:eastAsia="Calibri" w:hAnsi="Calibri" w:cs="Calibri"/>
-          <w:sz w:val="22"/>
-        </w:rPr>
-      </w:pPr>
-      <w:r>
-        <w:rPr>
-          <w:rFonts w:ascii="Calibri" w:eastAsia="Calibri" w:hAnsi="Calibri" w:cs="Calibri"/>
-          <w:color w:val="000000"/>
-          <w:sz w:val="22"/>
-        </w:rPr>
-        <w:t>King of de castle!dsfsdfsdfsadbvcxbzxsfdgsf</w:t>
-      </w:r>
-    </w:p>
-    <w:p>
-      <w:pPr>
-        <w:ind w:left="720"/>
-        <w:rPr>
-          <w:rFonts w:ascii="Calibri" w:eastAsia="Calibri" w:hAnsi="Calibri" w:cs="Calibri"/>
-          <w:sz w:val="22"/>
-        </w:rPr>
-      </w:pPr>
-      <w:r>
-        <w:rPr>
-          <w:rFonts w:ascii="Calibri" w:eastAsia="Calibri" w:hAnsi="Calibri" w:cs="Calibri"/>
-          <w:color w:val="000000"/>
-          <w:sz w:val="22"/>
-        </w:rPr>
-        <w:t>Important chicken</w:t>
-      </w:r>
-    </w:p>
-    <w:p>
-      <w:pPr>
-        <w:ind w:left="720"/>
-        <w:rPr>
-          <w:rFonts w:ascii="Calibri" w:eastAsia="Calibri" w:hAnsi="Calibri" w:cs="Calibri"/>
-          <w:sz w:val="22"/>
-        </w:rPr>
-      </w:pPr>
-      <w:r>
-        <w:rPr>
-          <w:rFonts w:ascii="Calibri" w:eastAsia="Calibri" w:hAnsi="Calibri" w:cs="Calibri"/>
-          <w:color w:val="000000"/>
-          <w:sz w:val="22"/>
-        </w:rPr>
-        <w:t>Ожидали:</w:t>
-      </w:r>
-    </w:p>
-    <w:p>
-      <w:pPr>
-        <w:ind w:left="720"/>
-        <w:rPr>
-          <w:rFonts w:ascii="Calibri" w:eastAsia="Calibri" w:hAnsi="Calibri" w:cs="Calibri"/>
-          <w:sz w:val="22"/>
-        </w:rPr>
-      </w:pPr>
-      <w:r>
-        <w:rPr>
-          <w:rFonts w:ascii="Calibri" w:eastAsia="Calibri" w:hAnsi="Calibri" w:cs="Calibri"/>
-          <w:color w:val="000000"/>
-          <w:sz w:val="22"/>
-        </w:rPr>
-        <w:lastRenderedPageBreak/>
-        <w:t>King of de castle!</w:t>
-      </w:r>
-    </w:p>
-    <w:p>
-      <w:pPr>
-        <w:ind w:left="720"/>
-        <w:rPr>
-          <w:rFonts w:ascii="Calibri" w:eastAsia="Calibri" w:hAnsi="Calibri" w:cs="Calibri"/>
-          <w:sz w:val="22"/>
-        </w:rPr>
-      </w:pPr>
-      <w:r>
-        <w:rPr>
-          <w:rFonts w:ascii="Calibri" w:eastAsia="Calibri" w:hAnsi="Calibri" w:cs="Calibri"/>
-          <w:color w:val="000000"/>
-          <w:sz w:val="22"/>
-        </w:rPr>
-        <w:t>Important chicken</w:t>
-      </w:r>
-    </w:p>
-    <w:p>
-      <w:pPr>
-        <w:ind w:left="720"/>
-        <w:rPr>
-          <w:rFonts w:ascii="Calibri" w:eastAsia="Calibri" w:hAnsi="Calibri" w:cs="Calibri"/>
-          <w:sz w:val="22"/>
-        </w:rPr>
-      </w:pPr>
-      <w:r>
-        <w:rPr>
-          <w:rFonts w:ascii="Calibri" w:eastAsia="Calibri" w:hAnsi="Calibri" w:cs="Calibri"/>
-          <w:color w:val="000000"/>
-          <w:sz w:val="22"/>
-        </w:rPr>
-        <w:t>“</w:t>
-      </w:r>
-    </w:p>
-    <w:p>
-      <w:pPr>
         <w:spacing w:after="240"/>
         <w:rPr>
           <w:rFonts w:ascii="Calibri" w:eastAsia="Calibri" w:hAnsi="Calibri" w:cs="Calibri"/>
@@ -1604,16 +1538,7 @@
           <w:color w:val="000000"/>
           <w:sz w:val="22"/>
         </w:rPr>
-        <w:t>н</w:t>
-      </w:r>
-      <w:r>
-        <w:rPr>
-          <w:rFonts w:ascii="Calibri" w:eastAsia="Calibri" w:hAnsi="Calibri" w:cs="Calibri"/>
-          <w:b/>
-          <w:color w:val="000000"/>
-          <w:sz w:val="22"/>
-        </w:rPr>
-        <w:t>е скриншот</w:t>
+        <w:t>не скриншот</w:t>
       </w:r>
       <w:r>
         <w:rPr>
@@ -1984,16 +1909,7 @@
           <w:sz w:val="22"/>
           <w:lang w:val="en-US"/>
         </w:rPr>
-        <w:t>Logic</w:t>
-      </w:r>
-      <w:r>
-        <w:rPr>
-          <w:rFonts w:ascii="Calibri" w:eastAsia="Calibri" w:hAnsi="Calibri" w:cs="Calibri"/>
-          <w:color w:val="000000"/>
-          <w:sz w:val="22"/>
-          <w:lang w:val="en-US"/>
-        </w:rPr>
-        <w:t>:</w:t>
+        <w:t>Logic:</w:t>
       </w:r>
     </w:p>
     <w:p>
@@ -5010,16 +4926,7 @@
           <w:sz w:val="22"/>
           <w:lang w:val="en-US"/>
         </w:rPr>
-        <w:t>AppException</w:t>
-      </w:r>
-      <w:r>
-        <w:rPr>
-          <w:rFonts w:ascii="Calibri" w:eastAsia="Calibri" w:hAnsi="Calibri" w:cs="Calibri"/>
-          <w:color w:val="000000"/>
-          <w:sz w:val="22"/>
-          <w:lang w:val="en-US"/>
-        </w:rPr>
-        <w:t>:</w:t>
+        <w:t>AppException:</w:t>
       </w:r>
     </w:p>
     <w:p>
@@ -5354,16 +5261,7 @@
           <w:sz w:val="22"/>
           <w:lang w:val="en-US"/>
         </w:rPr>
-        <w:t>FileIsNotFoundException</w:t>
-      </w:r>
-      <w:r>
-        <w:rPr>
-          <w:rFonts w:ascii="Calibri" w:eastAsia="Calibri" w:hAnsi="Calibri" w:cs="Calibri"/>
-          <w:color w:val="000000"/>
-          <w:sz w:val="22"/>
-          <w:lang w:val="en-US"/>
-        </w:rPr>
-        <w:t>:</w:t>
+        <w:t>FileIsNotFoundException:</w:t>
       </w:r>
     </w:p>
     <w:p>
@@ -5693,16 +5591,7 @@
           <w:sz w:val="22"/>
           <w:lang w:val="en-US"/>
         </w:rPr>
-        <w:t>ReadingFile</w:t>
-      </w:r>
-      <w:r>
-        <w:rPr>
-          <w:rFonts w:ascii="Calibri" w:eastAsia="Calibri" w:hAnsi="Calibri" w:cs="Calibri"/>
-          <w:color w:val="000000"/>
-          <w:sz w:val="22"/>
-          <w:lang w:val="en-US"/>
-        </w:rPr>
-        <w:t>Exception:</w:t>
+        <w:t>ReadingFileException:</w:t>
       </w:r>
     </w:p>
     <w:p>
@@ -5995,6 +5884,9 @@
         <w:spacing w:after="240"/>
       </w:pPr>
       <w:r>
+        <w:rPr>
+          <w:noProof/>
+        </w:rPr>
         <w:drawing>
           <wp:inline distT="0" distB="0" distL="0" distR="0" wp14:anchorId="3E36D160" wp14:editId="0E0F3FCD">
             <wp:extent cx="2303483" cy="2939143"/>
@@ -6055,15 +5947,7 @@
           <w:color w:val="000000"/>
           <w:sz w:val="22"/>
         </w:rPr>
-        <w:t xml:space="preserve">В задание используйте функции те же как в 1 задание, необходимо только код в logic и printResult поменять, больше ничего нового! Необходимо реализовать программу, которая </w:t>
-      </w:r>
-      <w:r>
-        <w:rPr>
-          <w:rFonts w:ascii="Calibri" w:eastAsia="Calibri" w:hAnsi="Calibri" w:cs="Calibri"/>
-          <w:color w:val="000000"/>
-          <w:sz w:val="22"/>
-        </w:rPr>
-        <w:t>подсчитывает в каждой строке файла количество английских букв, количество русских гласных и количество других символов. Формат вывода с примерами приведен ниже. Не используйте примеры входных файлов ниже, сделайте свои примеры!</w:t>
+        <w:t>В задание используйте функции те же как в 1 задание, необходимо только код в logic и printResult поменять, больше ничего нового! Необходимо реализовать программу, которая подсчитывает в каждой строке файла количество английских букв, количество русских гласных и количество других символов. Формат вывода с примерами приведен ниже. Не используйте примеры входных файлов ниже, сделайте свои примеры!</w:t>
       </w:r>
     </w:p>
     <w:p>
@@ -6110,15 +5994,7 @@
           <w:color w:val="000000"/>
           <w:sz w:val="22"/>
         </w:rPr>
-        <w:t>Вхо</w:t>
-      </w:r>
-      <w:r>
-        <w:rPr>
-          <w:rFonts w:ascii="Calibri" w:eastAsia="Calibri" w:hAnsi="Calibri" w:cs="Calibri"/>
-          <w:color w:val="000000"/>
-          <w:sz w:val="22"/>
-        </w:rPr>
-        <w:t>дные данные</w:t>
+        <w:t>Входные данные</w:t>
       </w:r>
     </w:p>
     <w:p>
@@ -6633,15 +6509,7 @@
           <w:color w:val="000000"/>
           <w:sz w:val="22"/>
         </w:rPr>
-        <w:t xml:space="preserve">Строка: 12/10 </w:t>
-      </w:r>
-      <w:r>
-        <w:rPr>
-          <w:rFonts w:ascii="Calibri" w:eastAsia="Calibri" w:hAnsi="Calibri" w:cs="Calibri"/>
-          <w:color w:val="000000"/>
-          <w:sz w:val="22"/>
-        </w:rPr>
-        <w:t>отличные цифры</w:t>
+        <w:t>Строка: 12/10 отличные цифры</w:t>
       </w:r>
     </w:p>
     <w:p>
@@ -6801,15 +6669,7 @@
           <w:color w:val="000000"/>
           <w:sz w:val="22"/>
         </w:rPr>
-        <w:t xml:space="preserve">Строка: 1000 </w:t>
-      </w:r>
-      <w:r>
-        <w:rPr>
-          <w:rFonts w:ascii="Calibri" w:eastAsia="Calibri" w:hAnsi="Calibri" w:cs="Calibri"/>
-          <w:color w:val="000000"/>
-          <w:sz w:val="22"/>
-        </w:rPr>
-        <w:t>чертей!</w:t>
+        <w:t>Строка: 1000 чертей!</w:t>
       </w:r>
     </w:p>
     <w:p>
@@ -6929,15 +6789,7 @@
           <w:sz w:val="22"/>
         </w:rPr>
         <w:br/>
-        <w:t>Английских: 14, Русских гласных: 0,</w:t>
-      </w:r>
-      <w:r>
-        <w:rPr>
-          <w:rFonts w:ascii="Calibri" w:eastAsia="Calibri" w:hAnsi="Calibri" w:cs="Calibri"/>
-          <w:color w:val="000000"/>
-          <w:sz w:val="22"/>
-        </w:rPr>
-        <w:t xml:space="preserve"> Другие символы 4</w:t>
+        <w:t>Английских: 14, Русских гласных: 0, Другие символы 4</w:t>
       </w:r>
     </w:p>
     <w:p>
@@ -7069,15 +6921,7 @@
           <w:color w:val="000000"/>
           <w:sz w:val="22"/>
         </w:rPr>
-        <w:t> резу</w:t>
-      </w:r>
-      <w:r>
-        <w:rPr>
-          <w:rFonts w:ascii="Calibri" w:eastAsia="Calibri" w:hAnsi="Calibri" w:cs="Calibri"/>
-          <w:color w:val="000000"/>
-          <w:sz w:val="22"/>
-        </w:rPr>
-        <w:t>льтата. Тестовых файла используйте так же 2:</w:t>
+        <w:t> результата. Тестовых файла используйте так же 2:</w:t>
       </w:r>
     </w:p>
     <w:p>
@@ -7258,15 +7102,7 @@
           <w:color w:val="000000"/>
           <w:sz w:val="22"/>
         </w:rPr>
-        <w:t>Для каждого элемента вычислите сумму его сосед</w:t>
-      </w:r>
-      <w:r>
-        <w:rPr>
-          <w:rFonts w:ascii="Calibri" w:eastAsia="Calibri" w:hAnsi="Calibri" w:cs="Calibri"/>
-          <w:color w:val="000000"/>
-          <w:sz w:val="22"/>
-        </w:rPr>
-        <w:t>ей в ближайших соседних ячейках (по диагонали НЕ учитывать):</w:t>
+        <w:t>Для каждого элемента вычислите сумму его соседей в ближайших соседних ячейках (по диагонали НЕ учитывать):</w:t>
       </w:r>
     </w:p>
     <w:p>
@@ -7318,15 +7154,7 @@
           <w:color w:val="000000"/>
           <w:sz w:val="22"/>
         </w:rPr>
-        <w:t>•  Если у элемента нет соседа слева (первый сто</w:t>
-      </w:r>
-      <w:r>
-        <w:rPr>
-          <w:rFonts w:ascii="Calibri" w:eastAsia="Calibri" w:hAnsi="Calibri" w:cs="Calibri"/>
-          <w:color w:val="000000"/>
-          <w:sz w:val="22"/>
-        </w:rPr>
-        <w:t>лбец), не учитывайте его.</w:t>
+        <w:t>•  Если у элемента нет соседа слева (первый столбец), не учитывайте его.</w:t>
       </w:r>
     </w:p>
     <w:p>
@@ -7751,15 +7579,7 @@
           <w:color w:val="000000"/>
           <w:sz w:val="22"/>
         </w:rPr>
-        <w:t xml:space="preserve">Тест файл 1, результат </w:t>
-      </w:r>
-      <w:r>
-        <w:rPr>
-          <w:rFonts w:ascii="Calibri" w:eastAsia="Calibri" w:hAnsi="Calibri" w:cs="Calibri"/>
-          <w:color w:val="000000"/>
-          <w:sz w:val="22"/>
-        </w:rPr>
-        <w:t>ОК:</w:t>
+        <w:t>Тест файл 1, результат ОК:</w:t>
       </w:r>
     </w:p>
     <w:p>
@@ -7999,7 +7819,6 @@
         </w:rPr>
         <w:t>      </w:t>
       </w:r>
-      <w:bookmarkStart w:id="0" w:name="_GoBack"/>
       <w:r>
         <w:rPr>
           <w:rFonts w:ascii="Calibri" w:eastAsia="Calibri" w:hAnsi="Calibri" w:cs="Calibri"/>
@@ -8007,24 +7826,6 @@
           <w:sz w:val="22"/>
         </w:rPr>
         <w:t>Ответ, когда тест файл 1 провалился:</w:t>
-      </w:r>
-    </w:p>
-    <w:bookmarkEnd w:id="0"/>
-    <w:p>
-      <w:pPr>
-        <w:ind w:left="720"/>
-        <w:rPr>
-          <w:rFonts w:ascii="Calibri" w:eastAsia="Calibri" w:hAnsi="Calibri" w:cs="Calibri"/>
-          <w:sz w:val="22"/>
-        </w:rPr>
-      </w:pPr>
-      <w:r>
-        <w:rPr>
-          <w:rFonts w:ascii="Calibri" w:eastAsia="Calibri" w:hAnsi="Calibri" w:cs="Calibri"/>
-          <w:color w:val="000000"/>
-          <w:sz w:val="22"/>
-        </w:rPr>
-        <w:t>“</w:t>
       </w:r>
     </w:p>
     <w:p>
@@ -8041,7 +7842,7 @@
           <w:color w:val="000000"/>
           <w:sz w:val="22"/>
         </w:rPr>
-        <w:t>Тест файл 1, результат Failed:</w:t>
+        <w:t>“</w:t>
       </w:r>
     </w:p>
     <w:p>
@@ -8058,7 +7859,7 @@
           <w:color w:val="000000"/>
           <w:sz w:val="22"/>
         </w:rPr>
-        <w:t>Входной файл:</w:t>
+        <w:t>Тест файл 1, результат Failed:</w:t>
       </w:r>
     </w:p>
     <w:p>
@@ -8075,7 +7876,7 @@
           <w:color w:val="000000"/>
           <w:sz w:val="22"/>
         </w:rPr>
-        <w:t>1 2 3</w:t>
+        <w:t>Входной файл:</w:t>
       </w:r>
     </w:p>
     <w:p>
@@ -8092,7 +7893,7 @@
           <w:color w:val="000000"/>
           <w:sz w:val="22"/>
         </w:rPr>
-        <w:t>4 5 6</w:t>
+        <w:t>1 2 3</w:t>
       </w:r>
     </w:p>
     <w:p>
@@ -8109,7 +7910,7 @@
           <w:color w:val="000000"/>
           <w:sz w:val="22"/>
         </w:rPr>
-        <w:t>7 8 9</w:t>
+        <w:t>4 5 6</w:t>
       </w:r>
     </w:p>
     <w:p>
@@ -8126,6 +7927,23 @@
           <w:color w:val="000000"/>
           <w:sz w:val="22"/>
         </w:rPr>
+        <w:t>7 8 9</w:t>
+      </w:r>
+    </w:p>
+    <w:p>
+      <w:pPr>
+        <w:ind w:left="720"/>
+        <w:rPr>
+          <w:rFonts w:ascii="Calibri" w:eastAsia="Calibri" w:hAnsi="Calibri" w:cs="Calibri"/>
+          <w:sz w:val="22"/>
+        </w:rPr>
+      </w:pPr>
+      <w:r>
+        <w:rPr>
+          <w:rFonts w:ascii="Calibri" w:eastAsia="Calibri" w:hAnsi="Calibri" w:cs="Calibri"/>
+          <w:color w:val="000000"/>
+          <w:sz w:val="22"/>
+        </w:rPr>
         <w:br/>
         <w:t>Результат:</w:t>
       </w:r>
@@ -8144,15 +7962,7 @@
           <w:color w:val="000000"/>
           <w:sz w:val="22"/>
         </w:rPr>
-        <w:t xml:space="preserve"> 6</w:t>
-      </w:r>
-      <w:r>
-        <w:rPr>
-          <w:rFonts w:ascii="Calibri" w:eastAsia="Calibri" w:hAnsi="Calibri" w:cs="Calibri"/>
-          <w:color w:val="000000"/>
-          <w:sz w:val="22"/>
-        </w:rPr>
-        <w:t>           9            8</w:t>
+        <w:t xml:space="preserve"> 6           9            8</w:t>
       </w:r>
     </w:p>
     <w:p>
@@ -8325,14 +8135,7 @@
           <w:rFonts w:ascii="Calibri" w:eastAsia="Calibri" w:hAnsi="Calibri" w:cs="Calibri"/>
           <w:color w:val="000000"/>
         </w:rPr>
-        <w:t>В данно</w:t>
-      </w:r>
-      <w:r>
-        <w:rPr>
-          <w:rFonts w:ascii="Calibri" w:eastAsia="Calibri" w:hAnsi="Calibri" w:cs="Calibri"/>
-          <w:color w:val="000000"/>
-        </w:rPr>
-        <w:t>м задание достаточно одного тестового файла</w:t>
+        <w:t>В данном задание достаточно одного тестового файла</w:t>
       </w:r>
       <w:r>
         <w:rPr>
@@ -9593,8 +9396,133 @@
           <w:rFonts w:ascii="Calibri" w:eastAsia="Calibri" w:hAnsi="Calibri" w:cs="Calibri"/>
           <w:sz w:val="22"/>
           <w:szCs w:val="22"/>
-        </w:rPr>
-      </w:pPr>
+          <w:lang w:val="en-US"/>
+        </w:rPr>
+      </w:pPr>
+      <w:r>
+        <w:rPr>
+          <w:rFonts w:ascii="Calibri" w:eastAsia="Calibri" w:hAnsi="Calibri" w:cs="Calibri"/>
+          <w:b/>
+          <w:sz w:val="22"/>
+          <w:szCs w:val="22"/>
+          <w:lang w:val="en-US"/>
+        </w:rPr>
+        <w:t>SELECT</w:t>
+      </w:r>
+      <w:r>
+        <w:rPr>
+          <w:rFonts w:ascii="Calibri" w:eastAsia="Calibri" w:hAnsi="Calibri" w:cs="Calibri"/>
+          <w:sz w:val="22"/>
+          <w:szCs w:val="22"/>
+          <w:lang w:val="en-US"/>
+        </w:rPr>
+        <w:t xml:space="preserve"> </w:t>
+      </w:r>
+      <w:r>
+        <w:rPr>
+          <w:rFonts w:ascii="Calibri" w:eastAsia="Calibri" w:hAnsi="Calibri" w:cs="Calibri"/>
+          <w:sz w:val="22"/>
+          <w:szCs w:val="22"/>
+          <w:lang w:val="en-US"/>
+        </w:rPr>
+        <w:t>CustomerID, FirstName, LastName</w:t>
+      </w:r>
+      <w:r>
+        <w:rPr>
+          <w:rFonts w:ascii="Calibri" w:eastAsia="Calibri" w:hAnsi="Calibri" w:cs="Calibri"/>
+          <w:sz w:val="22"/>
+          <w:szCs w:val="22"/>
+          <w:lang w:val="en-US"/>
+        </w:rPr>
+        <w:t xml:space="preserve"> </w:t>
+      </w:r>
+    </w:p>
+    <w:p>
+      <w:pPr>
+        <w:pBdr>
+          <w:top w:val="none" w:sz="4" w:space="0" w:color="000000"/>
+          <w:left w:val="none" w:sz="4" w:space="0" w:color="000000"/>
+          <w:bottom w:val="none" w:sz="4" w:space="0" w:color="000000"/>
+          <w:right w:val="none" w:sz="4" w:space="0" w:color="000000"/>
+        </w:pBdr>
+        <w:rPr>
+          <w:rFonts w:ascii="Calibri" w:eastAsia="Calibri" w:hAnsi="Calibri" w:cs="Calibri"/>
+          <w:sz w:val="22"/>
+          <w:szCs w:val="22"/>
+          <w:lang w:val="en-US"/>
+        </w:rPr>
+      </w:pPr>
+      <w:r>
+        <w:rPr>
+          <w:rFonts w:ascii="Calibri" w:eastAsia="Calibri" w:hAnsi="Calibri" w:cs="Calibri"/>
+          <w:b/>
+          <w:sz w:val="22"/>
+          <w:szCs w:val="22"/>
+          <w:lang w:val="en-US"/>
+        </w:rPr>
+        <w:t>FROM</w:t>
+      </w:r>
+      <w:r>
+        <w:rPr>
+          <w:rFonts w:ascii="Calibri" w:eastAsia="Calibri" w:hAnsi="Calibri" w:cs="Calibri"/>
+          <w:sz w:val="22"/>
+          <w:szCs w:val="22"/>
+          <w:lang w:val="en-US"/>
+        </w:rPr>
+        <w:t xml:space="preserve"> Customers </w:t>
+      </w:r>
+    </w:p>
+    <w:p>
+      <w:pPr>
+        <w:pBdr>
+          <w:top w:val="none" w:sz="4" w:space="0" w:color="000000"/>
+          <w:left w:val="none" w:sz="4" w:space="0" w:color="000000"/>
+          <w:bottom w:val="none" w:sz="4" w:space="0" w:color="000000"/>
+          <w:right w:val="none" w:sz="4" w:space="0" w:color="000000"/>
+        </w:pBdr>
+        <w:rPr>
+          <w:rFonts w:ascii="Calibri" w:eastAsia="Calibri" w:hAnsi="Calibri" w:cs="Calibri"/>
+          <w:sz w:val="22"/>
+          <w:szCs w:val="22"/>
+          <w:lang w:val="en-US"/>
+        </w:rPr>
+      </w:pPr>
+      <w:r>
+        <w:rPr>
+          <w:rFonts w:ascii="Calibri" w:eastAsia="Calibri" w:hAnsi="Calibri" w:cs="Calibri"/>
+          <w:b/>
+          <w:sz w:val="22"/>
+          <w:szCs w:val="22"/>
+          <w:lang w:val="en-US"/>
+        </w:rPr>
+        <w:t>WHERE</w:t>
+      </w:r>
+      <w:r>
+        <w:rPr>
+          <w:rFonts w:ascii="Calibri" w:eastAsia="Calibri" w:hAnsi="Calibri" w:cs="Calibri"/>
+          <w:sz w:val="22"/>
+          <w:szCs w:val="22"/>
+          <w:lang w:val="en-US"/>
+        </w:rPr>
+        <w:t xml:space="preserve"> City = </w:t>
+      </w:r>
+      <w:r>
+        <w:rPr>
+          <w:rFonts w:ascii="Calibri" w:eastAsia="Calibri" w:hAnsi="Calibri" w:cs="Calibri"/>
+          <w:color w:val="000000"/>
+          <w:sz w:val="22"/>
+        </w:rPr>
+        <w:t>'London'</w:t>
+      </w:r>
+      <w:r>
+        <w:rPr>
+          <w:rFonts w:ascii="Calibri" w:eastAsia="Calibri" w:hAnsi="Calibri" w:cs="Calibri"/>
+          <w:color w:val="000000"/>
+          <w:sz w:val="22"/>
+          <w:lang w:val="en-US"/>
+        </w:rPr>
+        <w:t>;</w:t>
+      </w:r>
     </w:p>
     <w:p>
       <w:pPr>
@@ -10799,6 +10727,8 @@
         </w:pBdr>
         <w:rPr>
           <w:rFonts w:ascii="Calibri" w:hAnsi="Calibri" w:cs="Calibri"/>
+          <w:sz w:val="22"/>
+          <w:szCs w:val="22"/>
         </w:rPr>
       </w:pPr>
       <w:r>
@@ -10809,37 +10739,6 @@
         </w:rPr>
         <w:t>Ниже приведите SQL запрос (не скриншот):</w:t>
       </w:r>
-      <w:r>
-        <w:rPr>
-          <w:rFonts w:ascii="Calibri" w:hAnsi="Calibri" w:cs="Calibri"/>
-        </w:rPr>
-        <w:br/>
-      </w:r>
-    </w:p>
-    <w:p>
-      <w:pPr>
-        <w:ind w:left="3540" w:firstLine="708"/>
-        <w:rPr>
-          <w:rFonts w:ascii="Calibri" w:hAnsi="Calibri" w:cs="Calibri"/>
-          <w:b/>
-        </w:rPr>
-      </w:pPr>
-      <w:r>
-        <w:rPr>
-          <w:rFonts w:ascii="Calibri" w:hAnsi="Calibri" w:cs="Calibri"/>
-          <w:b/>
-        </w:rPr>
-        <w:t>Задание 6.</w:t>
-      </w:r>
-    </w:p>
-    <w:p>
-      <w:pPr>
-        <w:rPr>
-          <w:rFonts w:ascii="Calibri" w:hAnsi="Calibri" w:cs="Calibri"/>
-          <w:b/>
-          <w:bCs/>
-        </w:rPr>
-      </w:pPr>
     </w:p>
     <w:p>
       <w:pPr>
@@ -10849,23 +10748,14 @@
           <w:bottom w:val="none" w:sz="4" w:space="0" w:color="000000"/>
           <w:right w:val="none" w:sz="4" w:space="0" w:color="000000"/>
         </w:pBdr>
-      </w:pPr>
-      <w:r>
-        <w:rPr>
-          <w:rFonts w:ascii="Calibri" w:eastAsia="Calibri" w:hAnsi="Calibri" w:cs="Calibri"/>
-          <w:color w:val="000000"/>
-          <w:sz w:val="22"/>
-        </w:rPr>
-        <w:t>У вас есть две таблицы из</w:t>
-      </w:r>
-      <w:r>
-        <w:rPr>
-          <w:rFonts w:ascii="Calibri" w:eastAsia="Calibri" w:hAnsi="Calibri" w:cs="Calibri"/>
-          <w:color w:val="000000"/>
-          <w:sz w:val="22"/>
-        </w:rPr>
-        <w:t xml:space="preserve"> предыдущих задач:</w:t>
-      </w:r>
+        <w:rPr>
+          <w:rFonts w:ascii="Calibri" w:hAnsi="Calibri" w:cs="Calibri"/>
+          <w:b/>
+          <w:sz w:val="22"/>
+          <w:szCs w:val="22"/>
+          <w:lang w:val="en-US"/>
+        </w:rPr>
+      </w:pPr>
     </w:p>
     <w:p>
       <w:pPr>
@@ -10875,14 +10765,80 @@
           <w:bottom w:val="none" w:sz="4" w:space="0" w:color="000000"/>
           <w:right w:val="none" w:sz="4" w:space="0" w:color="000000"/>
         </w:pBdr>
-      </w:pPr>
-      <w:r>
-        <w:rPr>
-          <w:rFonts w:ascii="Calibri" w:eastAsia="Calibri" w:hAnsi="Calibri" w:cs="Calibri"/>
-          <w:color w:val="000000"/>
-          <w:sz w:val="22"/>
-        </w:rPr>
-        <w:t>•   Customers (как описано в задаче 4)</w:t>
+        <w:rPr>
+          <w:rFonts w:ascii="Calibri" w:hAnsi="Calibri" w:cs="Calibri"/>
+          <w:sz w:val="22"/>
+          <w:szCs w:val="22"/>
+          <w:lang w:val="en-US"/>
+        </w:rPr>
+      </w:pPr>
+      <w:bookmarkStart w:id="0" w:name="_GoBack"/>
+      <w:bookmarkEnd w:id="0"/>
+      <w:r>
+        <w:rPr>
+          <w:rFonts w:ascii="Calibri" w:hAnsi="Calibri" w:cs="Calibri"/>
+          <w:b/>
+          <w:sz w:val="22"/>
+          <w:szCs w:val="22"/>
+          <w:lang w:val="en-US"/>
+        </w:rPr>
+        <w:t>SELECT</w:t>
+      </w:r>
+      <w:r>
+        <w:rPr>
+          <w:rFonts w:ascii="Calibri" w:hAnsi="Calibri" w:cs="Calibri"/>
+          <w:sz w:val="22"/>
+          <w:szCs w:val="22"/>
+          <w:lang w:val="en-US"/>
+        </w:rPr>
+        <w:t xml:space="preserve"> CustomerId, </w:t>
+      </w:r>
+      <w:r>
+        <w:rPr>
+          <w:rFonts w:ascii="Calibri" w:hAnsi="Calibri" w:cs="Calibri"/>
+          <w:b/>
+          <w:sz w:val="22"/>
+          <w:szCs w:val="22"/>
+          <w:lang w:val="en-US"/>
+        </w:rPr>
+        <w:t>SUM</w:t>
+      </w:r>
+      <w:r>
+        <w:rPr>
+          <w:rFonts w:ascii="Calibri" w:hAnsi="Calibri" w:cs="Calibri"/>
+          <w:sz w:val="22"/>
+          <w:szCs w:val="22"/>
+          <w:lang w:val="en-US"/>
+        </w:rPr>
+        <w:t>(Amount)</w:t>
+      </w:r>
+      <w:r>
+        <w:rPr>
+          <w:rFonts w:ascii="Calibri" w:hAnsi="Calibri" w:cs="Calibri"/>
+          <w:sz w:val="22"/>
+          <w:szCs w:val="22"/>
+          <w:lang w:val="en-US"/>
+        </w:rPr>
+        <w:t xml:space="preserve"> </w:t>
+      </w:r>
+      <w:r>
+        <w:rPr>
+          <w:rFonts w:ascii="Calibri" w:hAnsi="Calibri" w:cs="Calibri"/>
+          <w:b/>
+          <w:sz w:val="22"/>
+          <w:szCs w:val="22"/>
+          <w:lang w:val="en-US"/>
+        </w:rPr>
+        <w:t>AS</w:t>
+      </w:r>
+      <w:r>
+        <w:rPr>
+          <w:rFonts w:ascii="Calibri" w:hAnsi="Calibri" w:cs="Calibri"/>
+          <w:sz w:val="22"/>
+          <w:szCs w:val="22"/>
+          <w:lang w:val="en-US"/>
+        </w:rPr>
+        <w:t xml:space="preserve"> TotalOrders</w:t>
       </w:r>
     </w:p>
     <w:p>
@@ -10893,25 +10849,32 @@
           <w:bottom w:val="none" w:sz="4" w:space="0" w:color="000000"/>
           <w:right w:val="none" w:sz="4" w:space="0" w:color="000000"/>
         </w:pBdr>
-      </w:pPr>
-      <w:r>
-        <w:rPr>
-          <w:rFonts w:ascii="Calibri" w:eastAsia="Calibri" w:hAnsi="Calibri" w:cs="Calibri"/>
-          <w:color w:val="000000"/>
-          <w:sz w:val="22"/>
-        </w:rPr>
-        <w:t>•   Orders (как описано в задаче 5)</w:t>
-      </w:r>
-    </w:p>
-    <w:p>
-      <w:pPr>
-        <w:jc w:val="both"/>
-        <w:rPr>
-          <w:rFonts w:asciiTheme="minorHAnsi" w:hAnsiTheme="minorHAnsi" w:cstheme="minorHAnsi"/>
+        <w:rPr>
+          <w:rFonts w:ascii="Calibri" w:hAnsi="Calibri" w:cs="Calibri"/>
+          <w:sz w:val="22"/>
+          <w:szCs w:val="22"/>
+          <w:lang w:val="en-US"/>
+        </w:rPr>
+      </w:pPr>
+      <w:r>
+        <w:rPr>
+          <w:rFonts w:ascii="Calibri" w:hAnsi="Calibri" w:cs="Calibri"/>
           <w:b/>
-          <w:bCs/>
-        </w:rPr>
-      </w:pPr>
+          <w:sz w:val="22"/>
+          <w:szCs w:val="22"/>
+          <w:lang w:val="en-US"/>
+        </w:rPr>
+        <w:t>FROM</w:t>
+      </w:r>
+      <w:r>
+        <w:rPr>
+          <w:rFonts w:ascii="Calibri" w:hAnsi="Calibri" w:cs="Calibri"/>
+          <w:sz w:val="22"/>
+          <w:szCs w:val="22"/>
+          <w:lang w:val="en-US"/>
+        </w:rPr>
+        <w:t xml:space="preserve"> Orders</w:t>
+      </w:r>
     </w:p>
     <w:p>
       <w:pPr>
@@ -10921,69 +10884,32 @@
           <w:bottom w:val="none" w:sz="4" w:space="0" w:color="000000"/>
           <w:right w:val="none" w:sz="4" w:space="0" w:color="000000"/>
         </w:pBdr>
-      </w:pPr>
-      <w:r>
-        <w:rPr>
-          <w:rFonts w:ascii="Calibri" w:eastAsia="Calibri" w:hAnsi="Calibri" w:cs="Calibri"/>
-          <w:color w:val="000000"/>
-          <w:sz w:val="22"/>
-        </w:rPr>
-        <w:t>Напишите SQL-запрос, который выберет имена и фамилии клиентов, а также общее количество их заказов. Результат должен включать только тех клиентов, которые сделал</w:t>
-      </w:r>
-      <w:r>
-        <w:rPr>
-          <w:rFonts w:ascii="Calibri" w:eastAsia="Calibri" w:hAnsi="Calibri" w:cs="Calibri"/>
-          <w:color w:val="000000"/>
-          <w:sz w:val="22"/>
-        </w:rPr>
-        <w:t xml:space="preserve">и больше 2х заказов.  Выведите </w:t>
-      </w:r>
-      <w:r>
-        <w:rPr>
-          <w:rFonts w:ascii="Calibri" w:eastAsia="Calibri" w:hAnsi="Calibri" w:cs="Calibri"/>
+        <w:rPr>
+          <w:rFonts w:ascii="Calibri" w:hAnsi="Calibri" w:cs="Calibri"/>
+          <w:sz w:val="22"/>
+          <w:szCs w:val="22"/>
+          <w:lang w:val="en-US"/>
+        </w:rPr>
+      </w:pPr>
+      <w:r>
+        <w:rPr>
+          <w:rFonts w:ascii="Calibri" w:hAnsi="Calibri" w:cs="Calibri"/>
           <w:b/>
-          <w:bCs/>
-          <w:color w:val="000000"/>
-          <w:sz w:val="22"/>
-        </w:rPr>
-        <w:t xml:space="preserve">FirstName, LastName </w:t>
-      </w:r>
-      <w:r>
-        <w:rPr>
-          <w:rFonts w:ascii="Calibri" w:eastAsia="Calibri" w:hAnsi="Calibri" w:cs="Calibri"/>
-          <w:color w:val="000000"/>
-          <w:sz w:val="22"/>
-        </w:rPr>
-        <w:t>и</w:t>
-      </w:r>
-      <w:r>
-        <w:rPr>
-          <w:rFonts w:ascii="Calibri" w:eastAsia="Calibri" w:hAnsi="Calibri" w:cs="Calibri"/>
-          <w:b/>
-          <w:bCs/>
-          <w:color w:val="000000"/>
-          <w:sz w:val="22"/>
-        </w:rPr>
-        <w:t xml:space="preserve"> TotalOrders</w:t>
-      </w:r>
-      <w:r>
-        <w:rPr>
-          <w:rFonts w:ascii="Calibri" w:eastAsia="Calibri" w:hAnsi="Calibri" w:cs="Calibri"/>
-          <w:color w:val="000000"/>
-          <w:sz w:val="22"/>
-        </w:rPr>
-        <w:t>.</w:t>
-      </w:r>
-    </w:p>
-    <w:p>
-      <w:pPr>
-        <w:jc w:val="both"/>
-        <w:rPr>
-          <w:rFonts w:asciiTheme="minorHAnsi" w:hAnsiTheme="minorHAnsi" w:cstheme="minorHAnsi"/>
-          <w:b/>
-          <w:bCs/>
-        </w:rPr>
-      </w:pPr>
+          <w:sz w:val="22"/>
+          <w:szCs w:val="22"/>
+          <w:lang w:val="en-US"/>
+        </w:rPr>
+        <w:t>GROUP BY</w:t>
+      </w:r>
+      <w:r>
+        <w:rPr>
+          <w:rFonts w:ascii="Calibri" w:hAnsi="Calibri" w:cs="Calibri"/>
+          <w:sz w:val="22"/>
+          <w:szCs w:val="22"/>
+          <w:lang w:val="en-US"/>
+        </w:rPr>
+        <w:t xml:space="preserve"> CustomerID</w:t>
+      </w:r>
     </w:p>
     <w:p>
       <w:pPr>
@@ -11000,17 +10926,72 @@
       <w:r>
         <w:rPr>
           <w:rFonts w:ascii="Calibri" w:hAnsi="Calibri" w:cs="Calibri"/>
+          <w:b/>
           <w:sz w:val="22"/>
           <w:szCs w:val="22"/>
-        </w:rPr>
-        <w:t>Ниже приведите SQL запрос (не скриншот):</w:t>
+          <w:lang w:val="en-US"/>
+        </w:rPr>
+        <w:t>ORDER BY</w:t>
       </w:r>
       <w:r>
         <w:rPr>
           <w:rFonts w:ascii="Calibri" w:hAnsi="Calibri" w:cs="Calibri"/>
+          <w:sz w:val="22"/>
+          <w:szCs w:val="22"/>
+          <w:lang w:val="en-US"/>
+        </w:rPr>
+        <w:t xml:space="preserve"> TotalOrders </w:t>
+      </w:r>
+      <w:r>
+        <w:rPr>
+          <w:rFonts w:ascii="Calibri" w:hAnsi="Calibri" w:cs="Calibri"/>
+          <w:b/>
+          <w:sz w:val="22"/>
+          <w:szCs w:val="22"/>
+          <w:lang w:val="en-US"/>
+        </w:rPr>
+        <w:t>DESC</w:t>
+      </w:r>
+      <w:r>
+        <w:rPr>
+          <w:rFonts w:ascii="Calibri" w:hAnsi="Calibri" w:cs="Calibri"/>
+          <w:sz w:val="22"/>
+          <w:szCs w:val="22"/>
+          <w:lang w:val="en-US"/>
+        </w:rPr>
+        <w:t>;</w:t>
+      </w:r>
+      <w:r>
+        <w:rPr>
+          <w:rFonts w:ascii="Calibri" w:hAnsi="Calibri" w:cs="Calibri"/>
         </w:rPr>
         <w:br/>
       </w:r>
+    </w:p>
+    <w:p>
+      <w:pPr>
+        <w:ind w:left="3540" w:firstLine="708"/>
+        <w:rPr>
+          <w:rFonts w:ascii="Calibri" w:hAnsi="Calibri" w:cs="Calibri"/>
+          <w:b/>
+        </w:rPr>
+      </w:pPr>
+      <w:r>
+        <w:rPr>
+          <w:rFonts w:ascii="Calibri" w:hAnsi="Calibri" w:cs="Calibri"/>
+          <w:b/>
+        </w:rPr>
+        <w:t>Задание 6.</w:t>
+      </w:r>
+    </w:p>
+    <w:p>
+      <w:pPr>
+        <w:rPr>
+          <w:rFonts w:ascii="Calibri" w:hAnsi="Calibri" w:cs="Calibri"/>
+          <w:b/>
+          <w:bCs/>
+        </w:rPr>
+      </w:pPr>
     </w:p>
     <w:p>
       <w:pPr>
@@ -11020,12 +11001,511 @@
           <w:bottom w:val="none" w:sz="4" w:space="0" w:color="000000"/>
           <w:right w:val="none" w:sz="4" w:space="0" w:color="000000"/>
         </w:pBdr>
-        <w:rPr>
-          <w:rFonts w:ascii="Calibri" w:eastAsia="Calibri" w:hAnsi="Calibri" w:cs="Calibri"/>
+      </w:pPr>
+      <w:r>
+        <w:rPr>
+          <w:rFonts w:ascii="Calibri" w:eastAsia="Calibri" w:hAnsi="Calibri" w:cs="Calibri"/>
+          <w:color w:val="000000"/>
+          <w:sz w:val="22"/>
+        </w:rPr>
+        <w:t>У вас есть две таблицы из предыдущих задач:</w:t>
+      </w:r>
+    </w:p>
+    <w:p>
+      <w:pPr>
+        <w:pBdr>
+          <w:top w:val="none" w:sz="4" w:space="0" w:color="000000"/>
+          <w:left w:val="none" w:sz="4" w:space="0" w:color="000000"/>
+          <w:bottom w:val="none" w:sz="4" w:space="0" w:color="000000"/>
+          <w:right w:val="none" w:sz="4" w:space="0" w:color="000000"/>
+        </w:pBdr>
+      </w:pPr>
+      <w:r>
+        <w:rPr>
+          <w:rFonts w:ascii="Calibri" w:eastAsia="Calibri" w:hAnsi="Calibri" w:cs="Calibri"/>
+          <w:color w:val="000000"/>
+          <w:sz w:val="22"/>
+        </w:rPr>
+        <w:t>•   Customers (как описано в задаче 4)</w:t>
+      </w:r>
+    </w:p>
+    <w:p>
+      <w:pPr>
+        <w:pBdr>
+          <w:top w:val="none" w:sz="4" w:space="0" w:color="000000"/>
+          <w:left w:val="none" w:sz="4" w:space="0" w:color="000000"/>
+          <w:bottom w:val="none" w:sz="4" w:space="0" w:color="000000"/>
+          <w:right w:val="none" w:sz="4" w:space="0" w:color="000000"/>
+        </w:pBdr>
+      </w:pPr>
+      <w:r>
+        <w:rPr>
+          <w:rFonts w:ascii="Calibri" w:eastAsia="Calibri" w:hAnsi="Calibri" w:cs="Calibri"/>
+          <w:color w:val="000000"/>
+          <w:sz w:val="22"/>
+        </w:rPr>
+        <w:t>•   Orders (как описано в задаче 5)</w:t>
+      </w:r>
+    </w:p>
+    <w:p>
+      <w:pPr>
+        <w:jc w:val="both"/>
+        <w:rPr>
+          <w:rFonts w:asciiTheme="minorHAnsi" w:hAnsiTheme="minorHAnsi" w:cstheme="minorHAnsi"/>
+          <w:b/>
+          <w:bCs/>
+        </w:rPr>
+      </w:pPr>
+    </w:p>
+    <w:p>
+      <w:pPr>
+        <w:pBdr>
+          <w:top w:val="none" w:sz="4" w:space="0" w:color="000000"/>
+          <w:left w:val="none" w:sz="4" w:space="0" w:color="000000"/>
+          <w:bottom w:val="none" w:sz="4" w:space="0" w:color="000000"/>
+          <w:right w:val="none" w:sz="4" w:space="0" w:color="000000"/>
+        </w:pBdr>
+      </w:pPr>
+      <w:r>
+        <w:rPr>
+          <w:rFonts w:ascii="Calibri" w:eastAsia="Calibri" w:hAnsi="Calibri" w:cs="Calibri"/>
+          <w:color w:val="000000"/>
+          <w:sz w:val="22"/>
+        </w:rPr>
+        <w:t xml:space="preserve">Напишите SQL-запрос, который выберет имена и фамилии клиентов, а также общее количество их заказов. Результат должен включать только тех клиентов, которые сделали больше 2х заказов.  Выведите </w:t>
+      </w:r>
+      <w:r>
+        <w:rPr>
+          <w:rFonts w:ascii="Calibri" w:eastAsia="Calibri" w:hAnsi="Calibri" w:cs="Calibri"/>
+          <w:b/>
+          <w:bCs/>
+          <w:color w:val="000000"/>
+          <w:sz w:val="22"/>
+        </w:rPr>
+        <w:t xml:space="preserve">FirstName, LastName </w:t>
+      </w:r>
+      <w:r>
+        <w:rPr>
+          <w:rFonts w:ascii="Calibri" w:eastAsia="Calibri" w:hAnsi="Calibri" w:cs="Calibri"/>
+          <w:color w:val="000000"/>
+          <w:sz w:val="22"/>
+        </w:rPr>
+        <w:t>и</w:t>
+      </w:r>
+      <w:r>
+        <w:rPr>
+          <w:rFonts w:ascii="Calibri" w:eastAsia="Calibri" w:hAnsi="Calibri" w:cs="Calibri"/>
+          <w:b/>
+          <w:bCs/>
+          <w:color w:val="000000"/>
+          <w:sz w:val="22"/>
+        </w:rPr>
+        <w:t xml:space="preserve"> TotalOrders</w:t>
+      </w:r>
+      <w:r>
+        <w:rPr>
+          <w:rFonts w:ascii="Calibri" w:eastAsia="Calibri" w:hAnsi="Calibri" w:cs="Calibri"/>
+          <w:color w:val="000000"/>
+          <w:sz w:val="22"/>
+        </w:rPr>
+        <w:t>.</w:t>
+      </w:r>
+    </w:p>
+    <w:p>
+      <w:pPr>
+        <w:jc w:val="both"/>
+        <w:rPr>
+          <w:rFonts w:asciiTheme="minorHAnsi" w:hAnsiTheme="minorHAnsi" w:cstheme="minorHAnsi"/>
+          <w:b/>
+          <w:bCs/>
+        </w:rPr>
+      </w:pPr>
+    </w:p>
+    <w:p>
+      <w:pPr>
+        <w:pBdr>
+          <w:top w:val="none" w:sz="4" w:space="0" w:color="000000"/>
+          <w:left w:val="none" w:sz="4" w:space="0" w:color="000000"/>
+          <w:bottom w:val="none" w:sz="4" w:space="0" w:color="000000"/>
+          <w:right w:val="none" w:sz="4" w:space="0" w:color="000000"/>
+        </w:pBdr>
+        <w:rPr>
+          <w:rFonts w:ascii="Calibri" w:hAnsi="Calibri" w:cs="Calibri"/>
+        </w:rPr>
+      </w:pPr>
+      <w:r>
+        <w:rPr>
+          <w:rFonts w:ascii="Calibri" w:hAnsi="Calibri" w:cs="Calibri"/>
           <w:sz w:val="22"/>
           <w:szCs w:val="22"/>
         </w:rPr>
-      </w:pPr>
+        <w:lastRenderedPageBreak/>
+        <w:t>Ниже приведите SQL запрос (не скриншот):</w:t>
+      </w:r>
+      <w:r>
+        <w:rPr>
+          <w:rFonts w:ascii="Calibri" w:hAnsi="Calibri" w:cs="Calibri"/>
+        </w:rPr>
+        <w:br/>
+      </w:r>
+    </w:p>
+    <w:p>
+      <w:pPr>
+        <w:pBdr>
+          <w:top w:val="none" w:sz="4" w:space="0" w:color="000000"/>
+          <w:left w:val="none" w:sz="4" w:space="0" w:color="000000"/>
+          <w:bottom w:val="none" w:sz="4" w:space="0" w:color="000000"/>
+          <w:right w:val="none" w:sz="4" w:space="0" w:color="000000"/>
+        </w:pBdr>
+        <w:rPr>
+          <w:rFonts w:ascii="Calibri" w:eastAsia="Calibri" w:hAnsi="Calibri" w:cs="Calibri"/>
+          <w:sz w:val="22"/>
+          <w:szCs w:val="22"/>
+          <w:lang w:val="en-US"/>
+        </w:rPr>
+      </w:pPr>
+      <w:r>
+        <w:rPr>
+          <w:rFonts w:ascii="Calibri" w:eastAsia="Calibri" w:hAnsi="Calibri" w:cs="Calibri"/>
+          <w:b/>
+          <w:sz w:val="22"/>
+          <w:szCs w:val="22"/>
+          <w:lang w:val="en-US"/>
+        </w:rPr>
+        <w:t>SELECT</w:t>
+      </w:r>
+      <w:r>
+        <w:rPr>
+          <w:rFonts w:ascii="Calibri" w:eastAsia="Calibri" w:hAnsi="Calibri" w:cs="Calibri"/>
+          <w:sz w:val="22"/>
+          <w:szCs w:val="22"/>
+          <w:lang w:val="en-US"/>
+        </w:rPr>
+        <w:t xml:space="preserve"> Customers.FirstName, Customers.LastName, </w:t>
+      </w:r>
+      <w:r>
+        <w:rPr>
+          <w:rFonts w:ascii="Calibri" w:eastAsia="Calibri" w:hAnsi="Calibri" w:cs="Calibri"/>
+          <w:b/>
+          <w:sz w:val="22"/>
+          <w:szCs w:val="22"/>
+          <w:lang w:val="en-US"/>
+        </w:rPr>
+        <w:t>COUNT</w:t>
+      </w:r>
+      <w:r>
+        <w:rPr>
+          <w:rFonts w:ascii="Calibri" w:eastAsia="Calibri" w:hAnsi="Calibri" w:cs="Calibri"/>
+          <w:sz w:val="22"/>
+          <w:szCs w:val="22"/>
+          <w:lang w:val="en-US"/>
+        </w:rPr>
+        <w:t>(</w:t>
+      </w:r>
+      <w:r>
+        <w:rPr>
+          <w:rFonts w:ascii="Calibri" w:eastAsia="Calibri" w:hAnsi="Calibri" w:cs="Calibri"/>
+          <w:sz w:val="22"/>
+          <w:szCs w:val="22"/>
+          <w:lang w:val="en-US"/>
+        </w:rPr>
+        <w:t>Orders.OrderID</w:t>
+      </w:r>
+      <w:r>
+        <w:rPr>
+          <w:rFonts w:ascii="Calibri" w:eastAsia="Calibri" w:hAnsi="Calibri" w:cs="Calibri"/>
+          <w:sz w:val="22"/>
+          <w:szCs w:val="22"/>
+          <w:lang w:val="en-US"/>
+        </w:rPr>
+        <w:t>)</w:t>
+      </w:r>
+      <w:r>
+        <w:rPr>
+          <w:rFonts w:ascii="Calibri" w:eastAsia="Calibri" w:hAnsi="Calibri" w:cs="Calibri"/>
+          <w:sz w:val="22"/>
+          <w:szCs w:val="22"/>
+          <w:lang w:val="en-US"/>
+        </w:rPr>
+        <w:t xml:space="preserve"> </w:t>
+      </w:r>
+      <w:r>
+        <w:rPr>
+          <w:rFonts w:ascii="Calibri" w:eastAsia="Calibri" w:hAnsi="Calibri" w:cs="Calibri"/>
+          <w:b/>
+          <w:sz w:val="22"/>
+          <w:szCs w:val="22"/>
+          <w:lang w:val="en-US"/>
+        </w:rPr>
+        <w:t>AS</w:t>
+      </w:r>
+      <w:r>
+        <w:rPr>
+          <w:rFonts w:ascii="Calibri" w:eastAsia="Calibri" w:hAnsi="Calibri" w:cs="Calibri"/>
+          <w:b/>
+          <w:sz w:val="22"/>
+          <w:szCs w:val="22"/>
+          <w:lang w:val="en-US"/>
+        </w:rPr>
+        <w:t xml:space="preserve"> </w:t>
+      </w:r>
+      <w:r>
+        <w:rPr>
+          <w:rFonts w:ascii="Calibri" w:eastAsia="Calibri" w:hAnsi="Calibri" w:cs="Calibri"/>
+          <w:sz w:val="22"/>
+          <w:szCs w:val="22"/>
+          <w:lang w:val="en-US"/>
+        </w:rPr>
+        <w:t>TotalOrders</w:t>
+      </w:r>
+    </w:p>
+    <w:p>
+      <w:pPr>
+        <w:pBdr>
+          <w:top w:val="none" w:sz="4" w:space="0" w:color="000000"/>
+          <w:left w:val="none" w:sz="4" w:space="0" w:color="000000"/>
+          <w:bottom w:val="none" w:sz="4" w:space="0" w:color="000000"/>
+          <w:right w:val="none" w:sz="4" w:space="0" w:color="000000"/>
+        </w:pBdr>
+        <w:rPr>
+          <w:rFonts w:ascii="Calibri" w:eastAsia="Calibri" w:hAnsi="Calibri" w:cs="Calibri"/>
+          <w:sz w:val="22"/>
+          <w:szCs w:val="22"/>
+          <w:lang w:val="en-US"/>
+        </w:rPr>
+      </w:pPr>
+      <w:r>
+        <w:rPr>
+          <w:rFonts w:ascii="Calibri" w:eastAsia="Calibri" w:hAnsi="Calibri" w:cs="Calibri"/>
+          <w:b/>
+          <w:sz w:val="22"/>
+          <w:szCs w:val="22"/>
+          <w:lang w:val="en-US"/>
+        </w:rPr>
+        <w:t>FROM</w:t>
+      </w:r>
+      <w:r>
+        <w:rPr>
+          <w:rFonts w:ascii="Calibri" w:eastAsia="Calibri" w:hAnsi="Calibri" w:cs="Calibri"/>
+          <w:sz w:val="22"/>
+          <w:szCs w:val="22"/>
+          <w:lang w:val="en-US"/>
+        </w:rPr>
+        <w:t xml:space="preserve"> Customers</w:t>
+      </w:r>
+    </w:p>
+    <w:p>
+      <w:pPr>
+        <w:pBdr>
+          <w:top w:val="none" w:sz="4" w:space="0" w:color="000000"/>
+          <w:left w:val="none" w:sz="4" w:space="0" w:color="000000"/>
+          <w:bottom w:val="none" w:sz="4" w:space="0" w:color="000000"/>
+          <w:right w:val="none" w:sz="4" w:space="0" w:color="000000"/>
+        </w:pBdr>
+        <w:rPr>
+          <w:rFonts w:ascii="Calibri" w:eastAsia="Calibri" w:hAnsi="Calibri" w:cs="Calibri"/>
+          <w:sz w:val="22"/>
+          <w:szCs w:val="22"/>
+          <w:lang w:val="en-US"/>
+        </w:rPr>
+      </w:pPr>
+      <w:r>
+        <w:rPr>
+          <w:rFonts w:ascii="Calibri" w:eastAsia="Calibri" w:hAnsi="Calibri" w:cs="Calibri"/>
+          <w:b/>
+          <w:sz w:val="22"/>
+          <w:szCs w:val="22"/>
+          <w:lang w:val="en-US"/>
+        </w:rPr>
+        <w:t>JOIN</w:t>
+      </w:r>
+      <w:r>
+        <w:rPr>
+          <w:rFonts w:ascii="Calibri" w:eastAsia="Calibri" w:hAnsi="Calibri" w:cs="Calibri"/>
+          <w:b/>
+          <w:sz w:val="22"/>
+          <w:szCs w:val="22"/>
+          <w:lang w:val="en-US"/>
+        </w:rPr>
+        <w:t xml:space="preserve"> </w:t>
+      </w:r>
+      <w:r>
+        <w:rPr>
+          <w:rFonts w:ascii="Calibri" w:eastAsia="Calibri" w:hAnsi="Calibri" w:cs="Calibri"/>
+          <w:sz w:val="22"/>
+          <w:szCs w:val="22"/>
+          <w:lang w:val="en-US"/>
+        </w:rPr>
+        <w:t xml:space="preserve">Orders </w:t>
+      </w:r>
+      <w:r>
+        <w:rPr>
+          <w:rFonts w:ascii="Calibri" w:eastAsia="Calibri" w:hAnsi="Calibri" w:cs="Calibri"/>
+          <w:b/>
+          <w:sz w:val="22"/>
+          <w:szCs w:val="22"/>
+          <w:lang w:val="en-US"/>
+        </w:rPr>
+        <w:t>ON</w:t>
+      </w:r>
+      <w:r>
+        <w:rPr>
+          <w:rFonts w:ascii="Calibri" w:eastAsia="Calibri" w:hAnsi="Calibri" w:cs="Calibri"/>
+          <w:b/>
+          <w:sz w:val="22"/>
+          <w:szCs w:val="22"/>
+          <w:lang w:val="en-US"/>
+        </w:rPr>
+        <w:t xml:space="preserve"> </w:t>
+      </w:r>
+      <w:r>
+        <w:rPr>
+          <w:rFonts w:ascii="Calibri" w:eastAsia="Calibri" w:hAnsi="Calibri" w:cs="Calibri"/>
+          <w:sz w:val="22"/>
+          <w:szCs w:val="22"/>
+          <w:lang w:val="en-US"/>
+        </w:rPr>
+        <w:t>Customers.CustomerID = Orders.CustomerID</w:t>
+      </w:r>
+    </w:p>
+    <w:p>
+      <w:pPr>
+        <w:pBdr>
+          <w:top w:val="none" w:sz="4" w:space="0" w:color="000000"/>
+          <w:left w:val="none" w:sz="4" w:space="0" w:color="000000"/>
+          <w:bottom w:val="none" w:sz="4" w:space="0" w:color="000000"/>
+          <w:right w:val="none" w:sz="4" w:space="0" w:color="000000"/>
+        </w:pBdr>
+        <w:rPr>
+          <w:rFonts w:ascii="Calibri" w:eastAsia="Calibri" w:hAnsi="Calibri" w:cs="Calibri"/>
+          <w:sz w:val="22"/>
+          <w:szCs w:val="22"/>
+          <w:lang w:val="en-US"/>
+        </w:rPr>
+      </w:pPr>
+      <w:r>
+        <w:rPr>
+          <w:rFonts w:ascii="Calibri" w:eastAsia="Calibri" w:hAnsi="Calibri" w:cs="Calibri"/>
+          <w:b/>
+          <w:sz w:val="22"/>
+          <w:szCs w:val="22"/>
+          <w:lang w:val="en-US"/>
+        </w:rPr>
+        <w:t>GROUP BY</w:t>
+      </w:r>
+      <w:r>
+        <w:rPr>
+          <w:rFonts w:ascii="Calibri" w:eastAsia="Calibri" w:hAnsi="Calibri" w:cs="Calibri"/>
+          <w:b/>
+          <w:sz w:val="22"/>
+          <w:szCs w:val="22"/>
+          <w:lang w:val="en-US"/>
+        </w:rPr>
+        <w:t xml:space="preserve"> </w:t>
+      </w:r>
+      <w:r>
+        <w:rPr>
+          <w:rFonts w:ascii="Calibri" w:eastAsia="Calibri" w:hAnsi="Calibri" w:cs="Calibri"/>
+          <w:sz w:val="22"/>
+          <w:szCs w:val="22"/>
+          <w:lang w:val="en-US"/>
+        </w:rPr>
+        <w:t>Customers.CustomerID</w:t>
+      </w:r>
+      <w:r>
+        <w:rPr>
+          <w:rFonts w:ascii="Calibri" w:eastAsia="Calibri" w:hAnsi="Calibri" w:cs="Calibri"/>
+          <w:b/>
+          <w:sz w:val="22"/>
+          <w:szCs w:val="22"/>
+          <w:lang w:val="en-US"/>
+        </w:rPr>
+        <w:t xml:space="preserve">, </w:t>
+      </w:r>
+      <w:r>
+        <w:rPr>
+          <w:rFonts w:ascii="Calibri" w:eastAsia="Calibri" w:hAnsi="Calibri" w:cs="Calibri"/>
+          <w:sz w:val="22"/>
+          <w:szCs w:val="22"/>
+          <w:lang w:val="en-US"/>
+        </w:rPr>
+        <w:t>Customers.FirstName, Customers.LastName</w:t>
+      </w:r>
+    </w:p>
+    <w:p>
+      <w:pPr>
+        <w:pBdr>
+          <w:top w:val="none" w:sz="4" w:space="0" w:color="000000"/>
+          <w:left w:val="none" w:sz="4" w:space="0" w:color="000000"/>
+          <w:bottom w:val="none" w:sz="4" w:space="0" w:color="000000"/>
+          <w:right w:val="none" w:sz="4" w:space="0" w:color="000000"/>
+        </w:pBdr>
+        <w:rPr>
+          <w:rFonts w:ascii="Calibri" w:eastAsia="Calibri" w:hAnsi="Calibri" w:cs="Calibri"/>
+          <w:b/>
+          <w:sz w:val="22"/>
+          <w:szCs w:val="22"/>
+          <w:lang w:val="en-US"/>
+        </w:rPr>
+      </w:pPr>
+      <w:r>
+        <w:rPr>
+          <w:rFonts w:ascii="Calibri" w:eastAsia="Calibri" w:hAnsi="Calibri" w:cs="Calibri"/>
+          <w:b/>
+          <w:sz w:val="22"/>
+          <w:szCs w:val="22"/>
+          <w:lang w:val="en-US"/>
+        </w:rPr>
+        <w:t>HAVING</w:t>
+      </w:r>
+      <w:r>
+        <w:rPr>
+          <w:rFonts w:ascii="Calibri" w:eastAsia="Calibri" w:hAnsi="Calibri" w:cs="Calibri"/>
+          <w:b/>
+          <w:sz w:val="22"/>
+          <w:szCs w:val="22"/>
+          <w:lang w:val="en-US"/>
+        </w:rPr>
+        <w:t xml:space="preserve"> </w:t>
+      </w:r>
+      <w:r>
+        <w:rPr>
+          <w:rFonts w:ascii="Calibri" w:eastAsia="Calibri" w:hAnsi="Calibri" w:cs="Calibri"/>
+          <w:b/>
+          <w:sz w:val="22"/>
+          <w:szCs w:val="22"/>
+          <w:lang w:val="en-US"/>
+        </w:rPr>
+        <w:t>COUNT</w:t>
+      </w:r>
+      <w:r>
+        <w:rPr>
+          <w:rFonts w:ascii="Calibri" w:eastAsia="Calibri" w:hAnsi="Calibri" w:cs="Calibri"/>
+          <w:sz w:val="22"/>
+          <w:szCs w:val="22"/>
+          <w:lang w:val="en-US"/>
+        </w:rPr>
+        <w:t>(Orders.OrderID)</w:t>
+      </w:r>
+      <w:r>
+        <w:rPr>
+          <w:rFonts w:ascii="Calibri" w:eastAsia="Calibri" w:hAnsi="Calibri" w:cs="Calibri"/>
+          <w:sz w:val="22"/>
+          <w:szCs w:val="22"/>
+          <w:lang w:val="en-US"/>
+        </w:rPr>
+        <w:t xml:space="preserve"> &gt; 2</w:t>
+      </w:r>
+      <w:r>
+        <w:rPr>
+          <w:rFonts w:ascii="Calibri" w:eastAsia="Calibri" w:hAnsi="Calibri" w:cs="Calibri"/>
+          <w:b/>
+          <w:sz w:val="22"/>
+          <w:szCs w:val="22"/>
+          <w:lang w:val="en-US"/>
+        </w:rPr>
+        <w:t>;</w:t>
+      </w:r>
     </w:p>
     <w:p>
       <w:pPr>
@@ -11241,7 +11721,7 @@
             <w:rPr>
               <w:noProof/>
             </w:rPr>
-            <w:t>8</w:t>
+            <w:t>9</w:t>
           </w:r>
           <w:r>
             <w:fldChar w:fldCharType="end"/>
@@ -11271,12 +11751,21 @@
             <w:t xml:space="preserve"> </w:t>
           </w:r>
           <w:r>
+            <w:rPr>
+              <w:noProof/>
+            </w:rPr>
             <w:fldChar w:fldCharType="begin"/>
           </w:r>
           <w:r>
+            <w:rPr>
+              <w:noProof/>
+            </w:rPr>
             <w:instrText>NUMPAGES \* MERGEFORMAT</w:instrText>
           </w:r>
           <w:r>
+            <w:rPr>
+              <w:noProof/>
+            </w:rPr>
             <w:fldChar w:fldCharType="separate"/>
           </w:r>
           <w:r>
@@ -11286,6 +11775,9 @@
             <w:t>9</w:t>
           </w:r>
           <w:r>
+            <w:rPr>
+              <w:noProof/>
+            </w:rPr>
             <w:fldChar w:fldCharType="end"/>
           </w:r>
         </w:p>

--- a/Опросник_для_кандидатов_школы_НТ_2026_2.docx
+++ b/Опросник_для_кандидатов_школы_НТ_2026_2.docx
@@ -6407,6 +6407,7 @@
         <w:rPr>
           <w:rFonts w:ascii="Calibri" w:eastAsia="Calibri" w:hAnsi="Calibri" w:cs="Calibri"/>
           <w:sz w:val="22"/>
+          <w:lang w:val="en-US"/>
         </w:rPr>
       </w:pPr>
       <w:r>
@@ -6880,6 +6881,11 @@
     <w:p>
       <w:pPr>
         <w:spacing w:after="240"/>
+        <w:rPr>
+          <w:rFonts w:ascii="Calibri" w:eastAsia="Calibri" w:hAnsi="Calibri" w:cs="Calibri"/>
+          <w:color w:val="000000"/>
+          <w:sz w:val="22"/>
+        </w:rPr>
       </w:pPr>
       <w:r>
         <w:rPr>
@@ -6927,39 +6933,4764 @@
     <w:p>
       <w:pPr>
         <w:spacing w:after="240"/>
-        <w:jc w:val="center"/>
-        <w:rPr>
-          <w:rFonts w:ascii="Calibri" w:eastAsia="Calibri" w:hAnsi="Calibri" w:cs="Calibri"/>
-          <w:b/>
-        </w:rPr>
-      </w:pPr>
+        <w:rPr>
+          <w:lang w:val="en-US"/>
+        </w:rPr>
+      </w:pPr>
+      <w:r>
+        <w:rPr>
+          <w:rFonts w:ascii="Calibri" w:eastAsia="Calibri" w:hAnsi="Calibri" w:cs="Calibri"/>
+          <w:color w:val="000000"/>
+          <w:sz w:val="22"/>
+        </w:rPr>
+        <w:t xml:space="preserve">Класс </w:t>
+      </w:r>
+      <w:r>
+        <w:rPr>
+          <w:rFonts w:ascii="Calibri" w:eastAsia="Calibri" w:hAnsi="Calibri" w:cs="Calibri"/>
+          <w:color w:val="000000"/>
+          <w:sz w:val="22"/>
+          <w:lang w:val="en-US"/>
+        </w:rPr>
+        <w:t>Logic (</w:t>
+      </w:r>
+      <w:r>
+        <w:rPr>
+          <w:rFonts w:ascii="Calibri" w:eastAsia="Calibri" w:hAnsi="Calibri" w:cs="Calibri"/>
+          <w:color w:val="000000"/>
+          <w:sz w:val="22"/>
+        </w:rPr>
+        <w:t>изменился только он</w:t>
+      </w:r>
+      <w:r>
+        <w:rPr>
+          <w:rFonts w:ascii="Calibri" w:eastAsia="Calibri" w:hAnsi="Calibri" w:cs="Calibri"/>
+          <w:color w:val="000000"/>
+          <w:sz w:val="22"/>
+          <w:lang w:val="en-US"/>
+        </w:rPr>
+        <w:t>):</w:t>
+      </w:r>
     </w:p>
     <w:p>
       <w:pPr>
+        <w:shd w:val="clear" w:color="auto" w:fill="1E1F22"/>
+        <w:rPr>
+          <w:rFonts w:ascii="Courier New" w:hAnsi="Courier New" w:cs="Courier New"/>
+          <w:color w:val="BCBEC4"/>
+        </w:rPr>
+      </w:pPr>
+      <w:r>
+        <w:rPr>
+          <w:rFonts w:ascii="Courier New" w:hAnsi="Courier New" w:cs="Courier New"/>
+          <w:color w:val="CF8E6D"/>
+          <w:sz w:val="16"/>
+          <w:szCs w:val="16"/>
+        </w:rPr>
+        <w:t xml:space="preserve">package </w:t>
+      </w:r>
+      <w:r>
+        <w:rPr>
+          <w:rFonts w:ascii="Courier New" w:hAnsi="Courier New" w:cs="Courier New"/>
+          <w:color w:val="BCBEC4"/>
+          <w:sz w:val="16"/>
+          <w:szCs w:val="16"/>
+        </w:rPr>
+        <w:t>logic;</w:t>
+      </w:r>
+      <w:r>
+        <w:rPr>
+          <w:rFonts w:ascii="Courier New" w:hAnsi="Courier New" w:cs="Courier New"/>
+          <w:color w:val="BCBEC4"/>
+          <w:sz w:val="16"/>
+          <w:szCs w:val="16"/>
+        </w:rPr>
+        <w:br/>
+      </w:r>
+      <w:r>
+        <w:rPr>
+          <w:rFonts w:ascii="Courier New" w:hAnsi="Courier New" w:cs="Courier New"/>
+          <w:color w:val="BCBEC4"/>
+          <w:sz w:val="16"/>
+          <w:szCs w:val="16"/>
+        </w:rPr>
+        <w:br/>
+      </w:r>
+      <w:r>
+        <w:rPr>
+          <w:rFonts w:ascii="Courier New" w:hAnsi="Courier New" w:cs="Courier New"/>
+          <w:color w:val="CF8E6D"/>
+          <w:sz w:val="16"/>
+          <w:szCs w:val="16"/>
+        </w:rPr>
+        <w:t xml:space="preserve">import </w:t>
+      </w:r>
+      <w:r>
+        <w:rPr>
+          <w:rFonts w:ascii="Courier New" w:hAnsi="Courier New" w:cs="Courier New"/>
+          <w:color w:val="BCBEC4"/>
+          <w:sz w:val="16"/>
+          <w:szCs w:val="16"/>
+        </w:rPr>
+        <w:t>exception.FileIsNotFoundException;</w:t>
+      </w:r>
+      <w:r>
+        <w:rPr>
+          <w:rFonts w:ascii="Courier New" w:hAnsi="Courier New" w:cs="Courier New"/>
+          <w:color w:val="BCBEC4"/>
+          <w:sz w:val="16"/>
+          <w:szCs w:val="16"/>
+        </w:rPr>
+        <w:br/>
+      </w:r>
+      <w:r>
+        <w:rPr>
+          <w:rFonts w:ascii="Courier New" w:hAnsi="Courier New" w:cs="Courier New"/>
+          <w:color w:val="CF8E6D"/>
+          <w:sz w:val="16"/>
+          <w:szCs w:val="16"/>
+        </w:rPr>
+        <w:t xml:space="preserve">import </w:t>
+      </w:r>
+      <w:r>
+        <w:rPr>
+          <w:rFonts w:ascii="Courier New" w:hAnsi="Courier New" w:cs="Courier New"/>
+          <w:color w:val="BCBEC4"/>
+          <w:sz w:val="16"/>
+          <w:szCs w:val="16"/>
+        </w:rPr>
+        <w:t>exception.ReadingFileException;</w:t>
+      </w:r>
+      <w:r>
+        <w:rPr>
+          <w:rFonts w:ascii="Courier New" w:hAnsi="Courier New" w:cs="Courier New"/>
+          <w:color w:val="BCBEC4"/>
+          <w:sz w:val="16"/>
+          <w:szCs w:val="16"/>
+        </w:rPr>
+        <w:br/>
+      </w:r>
+      <w:r>
+        <w:rPr>
+          <w:rFonts w:ascii="Courier New" w:hAnsi="Courier New" w:cs="Courier New"/>
+          <w:color w:val="BCBEC4"/>
+          <w:sz w:val="16"/>
+          <w:szCs w:val="16"/>
+        </w:rPr>
+        <w:br/>
+      </w:r>
+      <w:r>
+        <w:rPr>
+          <w:rFonts w:ascii="Courier New" w:hAnsi="Courier New" w:cs="Courier New"/>
+          <w:color w:val="CF8E6D"/>
+          <w:sz w:val="16"/>
+          <w:szCs w:val="16"/>
+        </w:rPr>
+        <w:t xml:space="preserve">import </w:t>
+      </w:r>
+      <w:r>
+        <w:rPr>
+          <w:rFonts w:ascii="Courier New" w:hAnsi="Courier New" w:cs="Courier New"/>
+          <w:color w:val="BCBEC4"/>
+          <w:sz w:val="16"/>
+          <w:szCs w:val="16"/>
+        </w:rPr>
+        <w:t>java.io.BufferedReader;</w:t>
+      </w:r>
+      <w:r>
+        <w:rPr>
+          <w:rFonts w:ascii="Courier New" w:hAnsi="Courier New" w:cs="Courier New"/>
+          <w:color w:val="BCBEC4"/>
+          <w:sz w:val="16"/>
+          <w:szCs w:val="16"/>
+        </w:rPr>
+        <w:br/>
+      </w:r>
+      <w:r>
+        <w:rPr>
+          <w:rFonts w:ascii="Courier New" w:hAnsi="Courier New" w:cs="Courier New"/>
+          <w:color w:val="CF8E6D"/>
+          <w:sz w:val="16"/>
+          <w:szCs w:val="16"/>
+        </w:rPr>
+        <w:t xml:space="preserve">import </w:t>
+      </w:r>
+      <w:r>
+        <w:rPr>
+          <w:rFonts w:ascii="Courier New" w:hAnsi="Courier New" w:cs="Courier New"/>
+          <w:color w:val="BCBEC4"/>
+          <w:sz w:val="16"/>
+          <w:szCs w:val="16"/>
+        </w:rPr>
+        <w:t>java.io.FileReader;</w:t>
+      </w:r>
+      <w:r>
+        <w:rPr>
+          <w:rFonts w:ascii="Courier New" w:hAnsi="Courier New" w:cs="Courier New"/>
+          <w:color w:val="BCBEC4"/>
+          <w:sz w:val="16"/>
+          <w:szCs w:val="16"/>
+        </w:rPr>
+        <w:br/>
+      </w:r>
+      <w:r>
+        <w:rPr>
+          <w:rFonts w:ascii="Courier New" w:hAnsi="Courier New" w:cs="Courier New"/>
+          <w:color w:val="CF8E6D"/>
+          <w:sz w:val="16"/>
+          <w:szCs w:val="16"/>
+        </w:rPr>
+        <w:t xml:space="preserve">import </w:t>
+      </w:r>
+      <w:r>
+        <w:rPr>
+          <w:rFonts w:ascii="Courier New" w:hAnsi="Courier New" w:cs="Courier New"/>
+          <w:color w:val="BCBEC4"/>
+          <w:sz w:val="16"/>
+          <w:szCs w:val="16"/>
+        </w:rPr>
+        <w:t>java.io.IOException;</w:t>
+      </w:r>
+      <w:r>
+        <w:rPr>
+          <w:rFonts w:ascii="Courier New" w:hAnsi="Courier New" w:cs="Courier New"/>
+          <w:color w:val="BCBEC4"/>
+          <w:sz w:val="16"/>
+          <w:szCs w:val="16"/>
+        </w:rPr>
+        <w:br/>
+      </w:r>
+      <w:r>
+        <w:rPr>
+          <w:rFonts w:ascii="Courier New" w:hAnsi="Courier New" w:cs="Courier New"/>
+          <w:color w:val="CF8E6D"/>
+          <w:sz w:val="16"/>
+          <w:szCs w:val="16"/>
+        </w:rPr>
+        <w:t xml:space="preserve">import </w:t>
+      </w:r>
+      <w:r>
+        <w:rPr>
+          <w:rFonts w:ascii="Courier New" w:hAnsi="Courier New" w:cs="Courier New"/>
+          <w:color w:val="BCBEC4"/>
+          <w:sz w:val="16"/>
+          <w:szCs w:val="16"/>
+        </w:rPr>
+        <w:t>java.nio.file.Files;</w:t>
+      </w:r>
+      <w:r>
+        <w:rPr>
+          <w:rFonts w:ascii="Courier New" w:hAnsi="Courier New" w:cs="Courier New"/>
+          <w:color w:val="BCBEC4"/>
+          <w:sz w:val="16"/>
+          <w:szCs w:val="16"/>
+        </w:rPr>
+        <w:br/>
+      </w:r>
+      <w:r>
+        <w:rPr>
+          <w:rFonts w:ascii="Courier New" w:hAnsi="Courier New" w:cs="Courier New"/>
+          <w:color w:val="CF8E6D"/>
+          <w:sz w:val="16"/>
+          <w:szCs w:val="16"/>
+        </w:rPr>
+        <w:t xml:space="preserve">import </w:t>
+      </w:r>
+      <w:r>
+        <w:rPr>
+          <w:rFonts w:ascii="Courier New" w:hAnsi="Courier New" w:cs="Courier New"/>
+          <w:color w:val="BCBEC4"/>
+          <w:sz w:val="16"/>
+          <w:szCs w:val="16"/>
+        </w:rPr>
+        <w:t>java.nio.file.Path;</w:t>
+      </w:r>
+      <w:r>
+        <w:rPr>
+          <w:rFonts w:ascii="Courier New" w:hAnsi="Courier New" w:cs="Courier New"/>
+          <w:color w:val="BCBEC4"/>
+          <w:sz w:val="16"/>
+          <w:szCs w:val="16"/>
+        </w:rPr>
+        <w:br/>
+      </w:r>
+      <w:r>
+        <w:rPr>
+          <w:rFonts w:ascii="Courier New" w:hAnsi="Courier New" w:cs="Courier New"/>
+          <w:color w:val="BCBEC4"/>
+          <w:sz w:val="16"/>
+          <w:szCs w:val="16"/>
+        </w:rPr>
+        <w:br/>
+      </w:r>
+      <w:r>
+        <w:rPr>
+          <w:rFonts w:ascii="Courier New" w:hAnsi="Courier New" w:cs="Courier New"/>
+          <w:color w:val="CF8E6D"/>
+          <w:sz w:val="16"/>
+          <w:szCs w:val="16"/>
+        </w:rPr>
+        <w:t xml:space="preserve">public class </w:t>
+      </w:r>
+      <w:r>
+        <w:rPr>
+          <w:rFonts w:ascii="Courier New" w:hAnsi="Courier New" w:cs="Courier New"/>
+          <w:color w:val="BCBEC4"/>
+          <w:sz w:val="16"/>
+          <w:szCs w:val="16"/>
+        </w:rPr>
+        <w:t>Logic {</w:t>
+      </w:r>
+      <w:r>
+        <w:rPr>
+          <w:rFonts w:ascii="Courier New" w:hAnsi="Courier New" w:cs="Courier New"/>
+          <w:color w:val="BCBEC4"/>
+          <w:sz w:val="16"/>
+          <w:szCs w:val="16"/>
+        </w:rPr>
+        <w:br/>
+        <w:t xml:space="preserve">    </w:t>
+      </w:r>
+      <w:r>
+        <w:rPr>
+          <w:rFonts w:ascii="Courier New" w:hAnsi="Courier New" w:cs="Courier New"/>
+          <w:i/>
+          <w:iCs/>
+          <w:color w:val="5F826B"/>
+          <w:sz w:val="16"/>
+          <w:szCs w:val="16"/>
+        </w:rPr>
+        <w:t>/**</w:t>
+      </w:r>
+      <w:r>
+        <w:rPr>
+          <w:rFonts w:ascii="Courier New" w:hAnsi="Courier New" w:cs="Courier New"/>
+          <w:i/>
+          <w:iCs/>
+          <w:color w:val="5F826B"/>
+          <w:sz w:val="16"/>
+          <w:szCs w:val="16"/>
+        </w:rPr>
+        <w:br/>
+        <w:t xml:space="preserve">     * Русские гласные буквы</w:t>
+      </w:r>
+      <w:r>
+        <w:rPr>
+          <w:rFonts w:ascii="Courier New" w:hAnsi="Courier New" w:cs="Courier New"/>
+          <w:i/>
+          <w:iCs/>
+          <w:color w:val="5F826B"/>
+          <w:sz w:val="16"/>
+          <w:szCs w:val="16"/>
+        </w:rPr>
+        <w:br/>
+        <w:t xml:space="preserve">     */</w:t>
+      </w:r>
+      <w:r>
+        <w:rPr>
+          <w:rFonts w:ascii="Courier New" w:hAnsi="Courier New" w:cs="Courier New"/>
+          <w:i/>
+          <w:iCs/>
+          <w:color w:val="5F826B"/>
+          <w:sz w:val="16"/>
+          <w:szCs w:val="16"/>
+        </w:rPr>
+        <w:br/>
+        <w:t xml:space="preserve">    </w:t>
+      </w:r>
+      <w:r>
+        <w:rPr>
+          <w:rFonts w:ascii="Courier New" w:hAnsi="Courier New" w:cs="Courier New"/>
+          <w:color w:val="CF8E6D"/>
+          <w:sz w:val="16"/>
+          <w:szCs w:val="16"/>
+        </w:rPr>
+        <w:t xml:space="preserve">private static final </w:t>
+      </w:r>
+      <w:r>
+        <w:rPr>
+          <w:rFonts w:ascii="Courier New" w:hAnsi="Courier New" w:cs="Courier New"/>
+          <w:color w:val="BCBEC4"/>
+          <w:sz w:val="16"/>
+          <w:szCs w:val="16"/>
+        </w:rPr>
+        <w:t xml:space="preserve">String </w:t>
+      </w:r>
+      <w:r>
+        <w:rPr>
+          <w:rFonts w:ascii="Courier New" w:hAnsi="Courier New" w:cs="Courier New"/>
+          <w:i/>
+          <w:iCs/>
+          <w:color w:val="C77DBB"/>
+          <w:sz w:val="16"/>
+          <w:szCs w:val="16"/>
+        </w:rPr>
+        <w:t xml:space="preserve">VOWELS_RU </w:t>
+      </w:r>
+      <w:r>
+        <w:rPr>
+          <w:rFonts w:ascii="Courier New" w:hAnsi="Courier New" w:cs="Courier New"/>
+          <w:color w:val="BCBEC4"/>
+          <w:sz w:val="16"/>
+          <w:szCs w:val="16"/>
+        </w:rPr>
+        <w:t xml:space="preserve">= </w:t>
+      </w:r>
+      <w:r>
+        <w:rPr>
+          <w:rFonts w:ascii="Courier New" w:hAnsi="Courier New" w:cs="Courier New"/>
+          <w:color w:val="6AAB73"/>
+          <w:sz w:val="16"/>
+          <w:szCs w:val="16"/>
+        </w:rPr>
+        <w:t>"аеёиоуыэюяАЕЁИОУЫЭЮЯ"</w:t>
+      </w:r>
+      <w:r>
+        <w:rPr>
+          <w:rFonts w:ascii="Courier New" w:hAnsi="Courier New" w:cs="Courier New"/>
+          <w:color w:val="BCBEC4"/>
+          <w:sz w:val="16"/>
+          <w:szCs w:val="16"/>
+        </w:rPr>
+        <w:t>;</w:t>
+      </w:r>
+      <w:r>
+        <w:rPr>
+          <w:rFonts w:ascii="Courier New" w:hAnsi="Courier New" w:cs="Courier New"/>
+          <w:color w:val="BCBEC4"/>
+          <w:sz w:val="16"/>
+          <w:szCs w:val="16"/>
+        </w:rPr>
+        <w:br/>
+      </w:r>
+      <w:r>
+        <w:rPr>
+          <w:rFonts w:ascii="Courier New" w:hAnsi="Courier New" w:cs="Courier New"/>
+          <w:color w:val="BCBEC4"/>
+          <w:sz w:val="16"/>
+          <w:szCs w:val="16"/>
+        </w:rPr>
+        <w:br/>
+        <w:t xml:space="preserve">    </w:t>
+      </w:r>
+      <w:r>
+        <w:rPr>
+          <w:rFonts w:ascii="Courier New" w:hAnsi="Courier New" w:cs="Courier New"/>
+          <w:i/>
+          <w:iCs/>
+          <w:color w:val="5F826B"/>
+          <w:sz w:val="16"/>
+          <w:szCs w:val="16"/>
+        </w:rPr>
+        <w:t>/**</w:t>
+      </w:r>
+      <w:r>
+        <w:rPr>
+          <w:rFonts w:ascii="Courier New" w:hAnsi="Courier New" w:cs="Courier New"/>
+          <w:i/>
+          <w:iCs/>
+          <w:color w:val="5F826B"/>
+          <w:sz w:val="16"/>
+          <w:szCs w:val="16"/>
+        </w:rPr>
+        <w:br/>
+        <w:t xml:space="preserve">     * Обрабатывает тест-файл</w:t>
+      </w:r>
+      <w:r>
+        <w:rPr>
+          <w:rFonts w:ascii="Courier New" w:hAnsi="Courier New" w:cs="Courier New"/>
+          <w:i/>
+          <w:iCs/>
+          <w:color w:val="5F826B"/>
+          <w:sz w:val="16"/>
+          <w:szCs w:val="16"/>
+        </w:rPr>
+        <w:br/>
+        <w:t xml:space="preserve">     * </w:t>
+      </w:r>
+      <w:r>
+        <w:rPr>
+          <w:rFonts w:ascii="Courier New" w:hAnsi="Courier New" w:cs="Courier New"/>
+          <w:i/>
+          <w:iCs/>
+          <w:color w:val="67A37C"/>
+          <w:sz w:val="16"/>
+          <w:szCs w:val="16"/>
+        </w:rPr>
+        <w:t xml:space="preserve">@param </w:t>
+      </w:r>
+      <w:r>
+        <w:rPr>
+          <w:rFonts w:ascii="Courier New" w:hAnsi="Courier New" w:cs="Courier New"/>
+          <w:i/>
+          <w:iCs/>
+          <w:color w:val="ABADB3"/>
+          <w:sz w:val="16"/>
+          <w:szCs w:val="16"/>
+        </w:rPr>
+        <w:t xml:space="preserve">numberOfTestFile </w:t>
+      </w:r>
+      <w:r>
+        <w:rPr>
+          <w:rFonts w:ascii="Courier New" w:hAnsi="Courier New" w:cs="Courier New"/>
+          <w:i/>
+          <w:iCs/>
+          <w:color w:val="5F826B"/>
+          <w:sz w:val="16"/>
+          <w:szCs w:val="16"/>
+        </w:rPr>
+        <w:t>номер тест-файла</w:t>
+      </w:r>
+      <w:r>
+        <w:rPr>
+          <w:rFonts w:ascii="Courier New" w:hAnsi="Courier New" w:cs="Courier New"/>
+          <w:i/>
+          <w:iCs/>
+          <w:color w:val="5F826B"/>
+          <w:sz w:val="16"/>
+          <w:szCs w:val="16"/>
+        </w:rPr>
+        <w:br/>
+        <w:t xml:space="preserve">     * </w:t>
+      </w:r>
+      <w:r>
+        <w:rPr>
+          <w:rFonts w:ascii="Courier New" w:hAnsi="Courier New" w:cs="Courier New"/>
+          <w:i/>
+          <w:iCs/>
+          <w:color w:val="67A37C"/>
+          <w:sz w:val="16"/>
+          <w:szCs w:val="16"/>
+        </w:rPr>
+        <w:t xml:space="preserve">@param </w:t>
+      </w:r>
+      <w:r>
+        <w:rPr>
+          <w:rFonts w:ascii="Courier New" w:hAnsi="Courier New" w:cs="Courier New"/>
+          <w:i/>
+          <w:iCs/>
+          <w:color w:val="ABADB3"/>
+          <w:sz w:val="16"/>
+          <w:szCs w:val="16"/>
+        </w:rPr>
+        <w:t xml:space="preserve">inputFile </w:t>
+      </w:r>
+      <w:r>
+        <w:rPr>
+          <w:rFonts w:ascii="Courier New" w:hAnsi="Courier New" w:cs="Courier New"/>
+          <w:i/>
+          <w:iCs/>
+          <w:color w:val="5F826B"/>
+          <w:sz w:val="16"/>
+          <w:szCs w:val="16"/>
+        </w:rPr>
+        <w:t>исходный тест-файл</w:t>
+      </w:r>
+      <w:r>
+        <w:rPr>
+          <w:rFonts w:ascii="Courier New" w:hAnsi="Courier New" w:cs="Courier New"/>
+          <w:i/>
+          <w:iCs/>
+          <w:color w:val="5F826B"/>
+          <w:sz w:val="16"/>
+          <w:szCs w:val="16"/>
+        </w:rPr>
+        <w:br/>
+      </w:r>
+      <w:r>
+        <w:rPr>
+          <w:rFonts w:ascii="Courier New" w:hAnsi="Courier New" w:cs="Courier New"/>
+          <w:i/>
+          <w:iCs/>
+          <w:color w:val="5F826B"/>
+          <w:sz w:val="16"/>
+          <w:szCs w:val="16"/>
+        </w:rPr>
+        <w:lastRenderedPageBreak/>
+        <w:t xml:space="preserve">     * </w:t>
+      </w:r>
+      <w:r>
+        <w:rPr>
+          <w:rFonts w:ascii="Courier New" w:hAnsi="Courier New" w:cs="Courier New"/>
+          <w:i/>
+          <w:iCs/>
+          <w:color w:val="67A37C"/>
+          <w:sz w:val="16"/>
+          <w:szCs w:val="16"/>
+        </w:rPr>
+        <w:t xml:space="preserve">@param </w:t>
+      </w:r>
+      <w:r>
+        <w:rPr>
+          <w:rFonts w:ascii="Courier New" w:hAnsi="Courier New" w:cs="Courier New"/>
+          <w:i/>
+          <w:iCs/>
+          <w:color w:val="ABADB3"/>
+          <w:sz w:val="16"/>
+          <w:szCs w:val="16"/>
+        </w:rPr>
+        <w:t xml:space="preserve">outputFile </w:t>
+      </w:r>
+      <w:r>
+        <w:rPr>
+          <w:rFonts w:ascii="Courier New" w:hAnsi="Courier New" w:cs="Courier New"/>
+          <w:i/>
+          <w:iCs/>
+          <w:color w:val="5F826B"/>
+          <w:sz w:val="16"/>
+          <w:szCs w:val="16"/>
+        </w:rPr>
+        <w:t>ожидаемый тест-файл</w:t>
+      </w:r>
+      <w:r>
+        <w:rPr>
+          <w:rFonts w:ascii="Courier New" w:hAnsi="Courier New" w:cs="Courier New"/>
+          <w:i/>
+          <w:iCs/>
+          <w:color w:val="5F826B"/>
+          <w:sz w:val="16"/>
+          <w:szCs w:val="16"/>
+        </w:rPr>
+        <w:br/>
+        <w:t xml:space="preserve">     */</w:t>
+      </w:r>
+      <w:r>
+        <w:rPr>
+          <w:rFonts w:ascii="Courier New" w:hAnsi="Courier New" w:cs="Courier New"/>
+          <w:i/>
+          <w:iCs/>
+          <w:color w:val="5F826B"/>
+          <w:sz w:val="16"/>
+          <w:szCs w:val="16"/>
+        </w:rPr>
+        <w:br/>
+        <w:t xml:space="preserve">    </w:t>
+      </w:r>
+      <w:r>
+        <w:rPr>
+          <w:rFonts w:ascii="Courier New" w:hAnsi="Courier New" w:cs="Courier New"/>
+          <w:color w:val="CF8E6D"/>
+          <w:sz w:val="16"/>
+          <w:szCs w:val="16"/>
+        </w:rPr>
+        <w:t xml:space="preserve">public static void </w:t>
+      </w:r>
+      <w:r>
+        <w:rPr>
+          <w:rFonts w:ascii="Courier New" w:hAnsi="Courier New" w:cs="Courier New"/>
+          <w:color w:val="56A8F5"/>
+          <w:sz w:val="16"/>
+          <w:szCs w:val="16"/>
+        </w:rPr>
+        <w:t>processTestFile</w:t>
+      </w:r>
+      <w:r>
+        <w:rPr>
+          <w:rFonts w:ascii="Courier New" w:hAnsi="Courier New" w:cs="Courier New"/>
+          <w:color w:val="BCBEC4"/>
+          <w:sz w:val="16"/>
+          <w:szCs w:val="16"/>
+        </w:rPr>
+        <w:t>(</w:t>
+      </w:r>
+      <w:r>
+        <w:rPr>
+          <w:rFonts w:ascii="Courier New" w:hAnsi="Courier New" w:cs="Courier New"/>
+          <w:color w:val="CF8E6D"/>
+          <w:sz w:val="16"/>
+          <w:szCs w:val="16"/>
+        </w:rPr>
+        <w:t xml:space="preserve">int </w:t>
+      </w:r>
+      <w:r>
+        <w:rPr>
+          <w:rFonts w:ascii="Courier New" w:hAnsi="Courier New" w:cs="Courier New"/>
+          <w:color w:val="BCBEC4"/>
+          <w:sz w:val="16"/>
+          <w:szCs w:val="16"/>
+        </w:rPr>
+        <w:t>numberOfTestFile, String inputFile, String outputFile) {</w:t>
+      </w:r>
+      <w:r>
+        <w:rPr>
+          <w:rFonts w:ascii="Courier New" w:hAnsi="Courier New" w:cs="Courier New"/>
+          <w:color w:val="BCBEC4"/>
+          <w:sz w:val="16"/>
+          <w:szCs w:val="16"/>
+        </w:rPr>
+        <w:br/>
+        <w:t xml:space="preserve">        </w:t>
+      </w:r>
+      <w:r>
+        <w:rPr>
+          <w:rFonts w:ascii="Courier New" w:hAnsi="Courier New" w:cs="Courier New"/>
+          <w:color w:val="CF8E6D"/>
+          <w:sz w:val="16"/>
+          <w:szCs w:val="16"/>
+        </w:rPr>
+        <w:t xml:space="preserve">try </w:t>
+      </w:r>
+      <w:r>
+        <w:rPr>
+          <w:rFonts w:ascii="Courier New" w:hAnsi="Courier New" w:cs="Courier New"/>
+          <w:color w:val="BCBEC4"/>
+          <w:sz w:val="16"/>
+          <w:szCs w:val="16"/>
+        </w:rPr>
+        <w:t>{</w:t>
+      </w:r>
+      <w:r>
+        <w:rPr>
+          <w:rFonts w:ascii="Courier New" w:hAnsi="Courier New" w:cs="Courier New"/>
+          <w:color w:val="BCBEC4"/>
+          <w:sz w:val="16"/>
+          <w:szCs w:val="16"/>
+        </w:rPr>
+        <w:br/>
+        <w:t xml:space="preserve">            String sourceResult = Logic.</w:t>
+      </w:r>
+      <w:r>
+        <w:rPr>
+          <w:rFonts w:ascii="Courier New" w:hAnsi="Courier New" w:cs="Courier New"/>
+          <w:i/>
+          <w:iCs/>
+          <w:color w:val="BCBEC4"/>
+          <w:sz w:val="16"/>
+          <w:szCs w:val="16"/>
+        </w:rPr>
+        <w:t>getInput</w:t>
+      </w:r>
+      <w:r>
+        <w:rPr>
+          <w:rFonts w:ascii="Courier New" w:hAnsi="Courier New" w:cs="Courier New"/>
+          <w:color w:val="BCBEC4"/>
+          <w:sz w:val="16"/>
+          <w:szCs w:val="16"/>
+        </w:rPr>
+        <w:t>(Path.</w:t>
+      </w:r>
+      <w:r>
+        <w:rPr>
+          <w:rFonts w:ascii="Courier New" w:hAnsi="Courier New" w:cs="Courier New"/>
+          <w:i/>
+          <w:iCs/>
+          <w:color w:val="BCBEC4"/>
+          <w:sz w:val="16"/>
+          <w:szCs w:val="16"/>
+        </w:rPr>
+        <w:t>of</w:t>
+      </w:r>
+      <w:r>
+        <w:rPr>
+          <w:rFonts w:ascii="Courier New" w:hAnsi="Courier New" w:cs="Courier New"/>
+          <w:color w:val="BCBEC4"/>
+          <w:sz w:val="16"/>
+          <w:szCs w:val="16"/>
+        </w:rPr>
+        <w:t>(inputFile));</w:t>
+      </w:r>
+      <w:r>
+        <w:rPr>
+          <w:rFonts w:ascii="Courier New" w:hAnsi="Courier New" w:cs="Courier New"/>
+          <w:color w:val="BCBEC4"/>
+          <w:sz w:val="16"/>
+          <w:szCs w:val="16"/>
+        </w:rPr>
+        <w:br/>
+        <w:t xml:space="preserve">            String expectedResult = Logic.</w:t>
+      </w:r>
+      <w:r>
+        <w:rPr>
+          <w:rFonts w:ascii="Courier New" w:hAnsi="Courier New" w:cs="Courier New"/>
+          <w:i/>
+          <w:iCs/>
+          <w:color w:val="BCBEC4"/>
+          <w:sz w:val="16"/>
+          <w:szCs w:val="16"/>
+        </w:rPr>
+        <w:t>getInput</w:t>
+      </w:r>
+      <w:r>
+        <w:rPr>
+          <w:rFonts w:ascii="Courier New" w:hAnsi="Courier New" w:cs="Courier New"/>
+          <w:color w:val="BCBEC4"/>
+          <w:sz w:val="16"/>
+          <w:szCs w:val="16"/>
+        </w:rPr>
+        <w:t>(Path.</w:t>
+      </w:r>
+      <w:r>
+        <w:rPr>
+          <w:rFonts w:ascii="Courier New" w:hAnsi="Courier New" w:cs="Courier New"/>
+          <w:i/>
+          <w:iCs/>
+          <w:color w:val="BCBEC4"/>
+          <w:sz w:val="16"/>
+          <w:szCs w:val="16"/>
+        </w:rPr>
+        <w:t>of</w:t>
+      </w:r>
+      <w:r>
+        <w:rPr>
+          <w:rFonts w:ascii="Courier New" w:hAnsi="Courier New" w:cs="Courier New"/>
+          <w:color w:val="BCBEC4"/>
+          <w:sz w:val="16"/>
+          <w:szCs w:val="16"/>
+        </w:rPr>
+        <w:t>(outputFile));</w:t>
+      </w:r>
+      <w:r>
+        <w:rPr>
+          <w:rFonts w:ascii="Courier New" w:hAnsi="Courier New" w:cs="Courier New"/>
+          <w:color w:val="BCBEC4"/>
+          <w:sz w:val="16"/>
+          <w:szCs w:val="16"/>
+        </w:rPr>
+        <w:br/>
+        <w:t xml:space="preserve">            </w:t>
+      </w:r>
+      <w:r>
+        <w:rPr>
+          <w:rFonts w:ascii="Courier New" w:hAnsi="Courier New" w:cs="Courier New"/>
+          <w:color w:val="CF8E6D"/>
+          <w:sz w:val="16"/>
+          <w:szCs w:val="16"/>
+        </w:rPr>
+        <w:t xml:space="preserve">boolean </w:t>
+      </w:r>
+      <w:r>
+        <w:rPr>
+          <w:rFonts w:ascii="Courier New" w:hAnsi="Courier New" w:cs="Courier New"/>
+          <w:color w:val="BCBEC4"/>
+          <w:sz w:val="16"/>
+          <w:szCs w:val="16"/>
+        </w:rPr>
+        <w:t>checkResult = Logic.</w:t>
+      </w:r>
+      <w:r>
+        <w:rPr>
+          <w:rFonts w:ascii="Courier New" w:hAnsi="Courier New" w:cs="Courier New"/>
+          <w:i/>
+          <w:iCs/>
+          <w:color w:val="BCBEC4"/>
+          <w:sz w:val="16"/>
+          <w:szCs w:val="16"/>
+        </w:rPr>
+        <w:t>checkResult</w:t>
+      </w:r>
+      <w:r>
+        <w:rPr>
+          <w:rFonts w:ascii="Courier New" w:hAnsi="Courier New" w:cs="Courier New"/>
+          <w:color w:val="BCBEC4"/>
+          <w:sz w:val="16"/>
+          <w:szCs w:val="16"/>
+        </w:rPr>
+        <w:t>(sourceResult, expectedResult);</w:t>
+      </w:r>
+      <w:r>
+        <w:rPr>
+          <w:rFonts w:ascii="Courier New" w:hAnsi="Courier New" w:cs="Courier New"/>
+          <w:color w:val="BCBEC4"/>
+          <w:sz w:val="16"/>
+          <w:szCs w:val="16"/>
+        </w:rPr>
+        <w:br/>
+        <w:t xml:space="preserve">            Logic.</w:t>
+      </w:r>
+      <w:r>
+        <w:rPr>
+          <w:rFonts w:ascii="Courier New" w:hAnsi="Courier New" w:cs="Courier New"/>
+          <w:i/>
+          <w:iCs/>
+          <w:color w:val="BCBEC4"/>
+          <w:sz w:val="16"/>
+          <w:szCs w:val="16"/>
+        </w:rPr>
+        <w:t>printResult</w:t>
+      </w:r>
+      <w:r>
+        <w:rPr>
+          <w:rFonts w:ascii="Courier New" w:hAnsi="Courier New" w:cs="Courier New"/>
+          <w:color w:val="BCBEC4"/>
+          <w:sz w:val="16"/>
+          <w:szCs w:val="16"/>
+        </w:rPr>
+        <w:t>(numberOfTestFile, checkResult, sourceResult, expectedResult);</w:t>
+      </w:r>
+      <w:r>
+        <w:rPr>
+          <w:rFonts w:ascii="Courier New" w:hAnsi="Courier New" w:cs="Courier New"/>
+          <w:color w:val="BCBEC4"/>
+          <w:sz w:val="16"/>
+          <w:szCs w:val="16"/>
+        </w:rPr>
+        <w:br/>
+        <w:t xml:space="preserve">        } </w:t>
+      </w:r>
+      <w:r>
+        <w:rPr>
+          <w:rFonts w:ascii="Courier New" w:hAnsi="Courier New" w:cs="Courier New"/>
+          <w:color w:val="CF8E6D"/>
+          <w:sz w:val="16"/>
+          <w:szCs w:val="16"/>
+        </w:rPr>
+        <w:t xml:space="preserve">catch </w:t>
+      </w:r>
+      <w:r>
+        <w:rPr>
+          <w:rFonts w:ascii="Courier New" w:hAnsi="Courier New" w:cs="Courier New"/>
+          <w:color w:val="BCBEC4"/>
+          <w:sz w:val="16"/>
+          <w:szCs w:val="16"/>
+        </w:rPr>
+        <w:t>(RuntimeException e) {</w:t>
+      </w:r>
+      <w:r>
+        <w:rPr>
+          <w:rFonts w:ascii="Courier New" w:hAnsi="Courier New" w:cs="Courier New"/>
+          <w:color w:val="BCBEC4"/>
+          <w:sz w:val="16"/>
+          <w:szCs w:val="16"/>
+        </w:rPr>
+        <w:br/>
+        <w:t xml:space="preserve">            e.printStackTrace();</w:t>
+      </w:r>
+      <w:r>
+        <w:rPr>
+          <w:rFonts w:ascii="Courier New" w:hAnsi="Courier New" w:cs="Courier New"/>
+          <w:color w:val="BCBEC4"/>
+          <w:sz w:val="16"/>
+          <w:szCs w:val="16"/>
+        </w:rPr>
+        <w:br/>
+        <w:t xml:space="preserve">        }</w:t>
+      </w:r>
+      <w:r>
+        <w:rPr>
+          <w:rFonts w:ascii="Courier New" w:hAnsi="Courier New" w:cs="Courier New"/>
+          <w:color w:val="BCBEC4"/>
+          <w:sz w:val="16"/>
+          <w:szCs w:val="16"/>
+        </w:rPr>
+        <w:br/>
+        <w:t xml:space="preserve">    }</w:t>
+      </w:r>
+      <w:r>
+        <w:rPr>
+          <w:rFonts w:ascii="Courier New" w:hAnsi="Courier New" w:cs="Courier New"/>
+          <w:color w:val="BCBEC4"/>
+          <w:sz w:val="16"/>
+          <w:szCs w:val="16"/>
+        </w:rPr>
+        <w:br/>
+      </w:r>
+      <w:r>
+        <w:rPr>
+          <w:rFonts w:ascii="Courier New" w:hAnsi="Courier New" w:cs="Courier New"/>
+          <w:color w:val="BCBEC4"/>
+          <w:sz w:val="16"/>
+          <w:szCs w:val="16"/>
+        </w:rPr>
+        <w:br/>
+        <w:t xml:space="preserve">    </w:t>
+      </w:r>
+      <w:r>
+        <w:rPr>
+          <w:rFonts w:ascii="Courier New" w:hAnsi="Courier New" w:cs="Courier New"/>
+          <w:i/>
+          <w:iCs/>
+          <w:color w:val="5F826B"/>
+          <w:sz w:val="16"/>
+          <w:szCs w:val="16"/>
+        </w:rPr>
+        <w:t>/**</w:t>
+      </w:r>
+      <w:r>
+        <w:rPr>
+          <w:rFonts w:ascii="Courier New" w:hAnsi="Courier New" w:cs="Courier New"/>
+          <w:i/>
+          <w:iCs/>
+          <w:color w:val="5F826B"/>
+          <w:sz w:val="16"/>
+          <w:szCs w:val="16"/>
+        </w:rPr>
+        <w:br/>
+        <w:t xml:space="preserve">     * Считает в каждой строке количество английских букв, русских гласных букв и других символов</w:t>
+      </w:r>
+      <w:r>
+        <w:rPr>
+          <w:rFonts w:ascii="Courier New" w:hAnsi="Courier New" w:cs="Courier New"/>
+          <w:i/>
+          <w:iCs/>
+          <w:color w:val="5F826B"/>
+          <w:sz w:val="16"/>
+          <w:szCs w:val="16"/>
+        </w:rPr>
+        <w:br/>
+        <w:t xml:space="preserve">     * </w:t>
+      </w:r>
+      <w:r>
+        <w:rPr>
+          <w:rFonts w:ascii="Courier New" w:hAnsi="Courier New" w:cs="Courier New"/>
+          <w:i/>
+          <w:iCs/>
+          <w:color w:val="67A37C"/>
+          <w:sz w:val="16"/>
+          <w:szCs w:val="16"/>
+        </w:rPr>
+        <w:t xml:space="preserve">@param </w:t>
+      </w:r>
+      <w:r>
+        <w:rPr>
+          <w:rFonts w:ascii="Courier New" w:hAnsi="Courier New" w:cs="Courier New"/>
+          <w:i/>
+          <w:iCs/>
+          <w:color w:val="ABADB3"/>
+          <w:sz w:val="16"/>
+          <w:szCs w:val="16"/>
+        </w:rPr>
+        <w:t xml:space="preserve">inputString </w:t>
+      </w:r>
+      <w:r>
+        <w:rPr>
+          <w:rFonts w:ascii="Courier New" w:hAnsi="Courier New" w:cs="Courier New"/>
+          <w:i/>
+          <w:iCs/>
+          <w:color w:val="5F826B"/>
+          <w:sz w:val="16"/>
+          <w:szCs w:val="16"/>
+        </w:rPr>
+        <w:t>входное значение</w:t>
+      </w:r>
+      <w:r>
+        <w:rPr>
+          <w:rFonts w:ascii="Courier New" w:hAnsi="Courier New" w:cs="Courier New"/>
+          <w:i/>
+          <w:iCs/>
+          <w:color w:val="5F826B"/>
+          <w:sz w:val="16"/>
+          <w:szCs w:val="16"/>
+        </w:rPr>
+        <w:br/>
+        <w:t xml:space="preserve">     * </w:t>
+      </w:r>
+      <w:r>
+        <w:rPr>
+          <w:rFonts w:ascii="Courier New" w:hAnsi="Courier New" w:cs="Courier New"/>
+          <w:i/>
+          <w:iCs/>
+          <w:color w:val="67A37C"/>
+          <w:sz w:val="16"/>
+          <w:szCs w:val="16"/>
+        </w:rPr>
+        <w:t xml:space="preserve">@return </w:t>
+      </w:r>
+      <w:r>
+        <w:rPr>
+          <w:rFonts w:ascii="Courier New" w:hAnsi="Courier New" w:cs="Courier New"/>
+          <w:i/>
+          <w:iCs/>
+          <w:color w:val="5F826B"/>
+          <w:sz w:val="16"/>
+          <w:szCs w:val="16"/>
+        </w:rPr>
+        <w:t>результат подсчета</w:t>
+      </w:r>
+      <w:r>
+        <w:rPr>
+          <w:rFonts w:ascii="Courier New" w:hAnsi="Courier New" w:cs="Courier New"/>
+          <w:i/>
+          <w:iCs/>
+          <w:color w:val="5F826B"/>
+          <w:sz w:val="16"/>
+          <w:szCs w:val="16"/>
+        </w:rPr>
+        <w:br/>
+        <w:t xml:space="preserve">     */</w:t>
+      </w:r>
+      <w:r>
+        <w:rPr>
+          <w:rFonts w:ascii="Courier New" w:hAnsi="Courier New" w:cs="Courier New"/>
+          <w:i/>
+          <w:iCs/>
+          <w:color w:val="5F826B"/>
+          <w:sz w:val="16"/>
+          <w:szCs w:val="16"/>
+        </w:rPr>
+        <w:br/>
+        <w:t xml:space="preserve">    </w:t>
+      </w:r>
+      <w:r>
+        <w:rPr>
+          <w:rFonts w:ascii="Courier New" w:hAnsi="Courier New" w:cs="Courier New"/>
+          <w:color w:val="CF8E6D"/>
+          <w:sz w:val="16"/>
+          <w:szCs w:val="16"/>
+        </w:rPr>
+        <w:t xml:space="preserve">public static </w:t>
+      </w:r>
+      <w:r>
+        <w:rPr>
+          <w:rFonts w:ascii="Courier New" w:hAnsi="Courier New" w:cs="Courier New"/>
+          <w:color w:val="BCBEC4"/>
+          <w:sz w:val="16"/>
+          <w:szCs w:val="16"/>
+        </w:rPr>
+        <w:t xml:space="preserve">String </w:t>
+      </w:r>
+      <w:r>
+        <w:rPr>
+          <w:rFonts w:ascii="Courier New" w:hAnsi="Courier New" w:cs="Courier New"/>
+          <w:color w:val="56A8F5"/>
+          <w:sz w:val="16"/>
+          <w:szCs w:val="16"/>
+        </w:rPr>
+        <w:t>logic</w:t>
+      </w:r>
+      <w:r>
+        <w:rPr>
+          <w:rFonts w:ascii="Courier New" w:hAnsi="Courier New" w:cs="Courier New"/>
+          <w:color w:val="BCBEC4"/>
+          <w:sz w:val="16"/>
+          <w:szCs w:val="16"/>
+        </w:rPr>
+        <w:t>(String inputString) {</w:t>
+      </w:r>
+      <w:r>
+        <w:rPr>
+          <w:rFonts w:ascii="Courier New" w:hAnsi="Courier New" w:cs="Courier New"/>
+          <w:color w:val="BCBEC4"/>
+          <w:sz w:val="16"/>
+          <w:szCs w:val="16"/>
+        </w:rPr>
+        <w:br/>
+        <w:t xml:space="preserve">        String[] lines = inputString.split(</w:t>
+      </w:r>
+      <w:r>
+        <w:rPr>
+          <w:rFonts w:ascii="Courier New" w:hAnsi="Courier New" w:cs="Courier New"/>
+          <w:color w:val="6AAB73"/>
+          <w:sz w:val="16"/>
+          <w:szCs w:val="16"/>
+        </w:rPr>
+        <w:t>"</w:t>
+      </w:r>
+      <w:r>
+        <w:rPr>
+          <w:rFonts w:ascii="Courier New" w:hAnsi="Courier New" w:cs="Courier New"/>
+          <w:color w:val="CF8E6D"/>
+          <w:sz w:val="16"/>
+          <w:szCs w:val="16"/>
+          <w:shd w:val="clear" w:color="auto" w:fill="293C40"/>
+        </w:rPr>
+        <w:t>\n</w:t>
+      </w:r>
+      <w:r>
+        <w:rPr>
+          <w:rFonts w:ascii="Courier New" w:hAnsi="Courier New" w:cs="Courier New"/>
+          <w:color w:val="6AAB73"/>
+          <w:sz w:val="16"/>
+          <w:szCs w:val="16"/>
+        </w:rPr>
+        <w:t>"</w:t>
+      </w:r>
+      <w:r>
+        <w:rPr>
+          <w:rFonts w:ascii="Courier New" w:hAnsi="Courier New" w:cs="Courier New"/>
+          <w:color w:val="BCBEC4"/>
+          <w:sz w:val="16"/>
+          <w:szCs w:val="16"/>
+        </w:rPr>
+        <w:t>);</w:t>
+      </w:r>
+      <w:r>
+        <w:rPr>
+          <w:rFonts w:ascii="Courier New" w:hAnsi="Courier New" w:cs="Courier New"/>
+          <w:color w:val="BCBEC4"/>
+          <w:sz w:val="16"/>
+          <w:szCs w:val="16"/>
+        </w:rPr>
+        <w:br/>
+        <w:t xml:space="preserve">        StringBuilder result = </w:t>
+      </w:r>
+      <w:r>
+        <w:rPr>
+          <w:rFonts w:ascii="Courier New" w:hAnsi="Courier New" w:cs="Courier New"/>
+          <w:color w:val="CF8E6D"/>
+          <w:sz w:val="16"/>
+          <w:szCs w:val="16"/>
+        </w:rPr>
+        <w:t xml:space="preserve">new </w:t>
+      </w:r>
+      <w:r>
+        <w:rPr>
+          <w:rFonts w:ascii="Courier New" w:hAnsi="Courier New" w:cs="Courier New"/>
+          <w:color w:val="BCBEC4"/>
+          <w:sz w:val="16"/>
+          <w:szCs w:val="16"/>
+        </w:rPr>
+        <w:t>StringBuilder();</w:t>
+      </w:r>
+      <w:r>
+        <w:rPr>
+          <w:rFonts w:ascii="Courier New" w:hAnsi="Courier New" w:cs="Courier New"/>
+          <w:color w:val="BCBEC4"/>
+          <w:sz w:val="16"/>
+          <w:szCs w:val="16"/>
+        </w:rPr>
+        <w:br/>
+      </w:r>
+      <w:r>
+        <w:rPr>
+          <w:rFonts w:ascii="Courier New" w:hAnsi="Courier New" w:cs="Courier New"/>
+          <w:color w:val="BCBEC4"/>
+          <w:sz w:val="16"/>
+          <w:szCs w:val="16"/>
+        </w:rPr>
+        <w:br/>
+        <w:t xml:space="preserve">        </w:t>
+      </w:r>
+      <w:r>
+        <w:rPr>
+          <w:rFonts w:ascii="Courier New" w:hAnsi="Courier New" w:cs="Courier New"/>
+          <w:color w:val="7A7E85"/>
+          <w:sz w:val="16"/>
+          <w:szCs w:val="16"/>
+        </w:rPr>
+        <w:t>// проходимся по каждой строке</w:t>
+      </w:r>
+      <w:r>
+        <w:rPr>
+          <w:rFonts w:ascii="Courier New" w:hAnsi="Courier New" w:cs="Courier New"/>
+          <w:color w:val="7A7E85"/>
+          <w:sz w:val="16"/>
+          <w:szCs w:val="16"/>
+        </w:rPr>
+        <w:br/>
+        <w:t xml:space="preserve">        </w:t>
+      </w:r>
+      <w:r>
+        <w:rPr>
+          <w:rFonts w:ascii="Courier New" w:hAnsi="Courier New" w:cs="Courier New"/>
+          <w:color w:val="CF8E6D"/>
+          <w:sz w:val="16"/>
+          <w:szCs w:val="16"/>
+        </w:rPr>
+        <w:t xml:space="preserve">for </w:t>
+      </w:r>
+      <w:r>
+        <w:rPr>
+          <w:rFonts w:ascii="Courier New" w:hAnsi="Courier New" w:cs="Courier New"/>
+          <w:color w:val="BCBEC4"/>
+          <w:sz w:val="16"/>
+          <w:szCs w:val="16"/>
+        </w:rPr>
+        <w:t>(String line: lines) {</w:t>
+      </w:r>
+      <w:r>
+        <w:rPr>
+          <w:rFonts w:ascii="Courier New" w:hAnsi="Courier New" w:cs="Courier New"/>
+          <w:color w:val="BCBEC4"/>
+          <w:sz w:val="16"/>
+          <w:szCs w:val="16"/>
+        </w:rPr>
+        <w:br/>
+        <w:t xml:space="preserve">            </w:t>
+      </w:r>
+      <w:r>
+        <w:rPr>
+          <w:rFonts w:ascii="Courier New" w:hAnsi="Courier New" w:cs="Courier New"/>
+          <w:color w:val="CF8E6D"/>
+          <w:sz w:val="16"/>
+          <w:szCs w:val="16"/>
+        </w:rPr>
+        <w:t xml:space="preserve">int </w:t>
+      </w:r>
+      <w:r>
+        <w:rPr>
+          <w:rFonts w:ascii="Courier New" w:hAnsi="Courier New" w:cs="Courier New"/>
+          <w:color w:val="BCBEC4"/>
+          <w:sz w:val="16"/>
+          <w:szCs w:val="16"/>
+        </w:rPr>
+        <w:t xml:space="preserve">countEngChar = </w:t>
+      </w:r>
+      <w:r>
+        <w:rPr>
+          <w:rFonts w:ascii="Courier New" w:hAnsi="Courier New" w:cs="Courier New"/>
+          <w:color w:val="2AACB8"/>
+          <w:sz w:val="16"/>
+          <w:szCs w:val="16"/>
+        </w:rPr>
+        <w:t>0</w:t>
+      </w:r>
+      <w:r>
+        <w:rPr>
+          <w:rFonts w:ascii="Courier New" w:hAnsi="Courier New" w:cs="Courier New"/>
+          <w:color w:val="BCBEC4"/>
+          <w:sz w:val="16"/>
+          <w:szCs w:val="16"/>
+        </w:rPr>
+        <w:t xml:space="preserve">; </w:t>
+      </w:r>
+      <w:r>
+        <w:rPr>
+          <w:rFonts w:ascii="Courier New" w:hAnsi="Courier New" w:cs="Courier New"/>
+          <w:color w:val="7A7E85"/>
+          <w:sz w:val="16"/>
+          <w:szCs w:val="16"/>
+        </w:rPr>
+        <w:t>// кол-во английских букв</w:t>
+      </w:r>
+      <w:r>
+        <w:rPr>
+          <w:rFonts w:ascii="Courier New" w:hAnsi="Courier New" w:cs="Courier New"/>
+          <w:color w:val="7A7E85"/>
+          <w:sz w:val="16"/>
+          <w:szCs w:val="16"/>
+        </w:rPr>
+        <w:br/>
+        <w:t xml:space="preserve">            </w:t>
+      </w:r>
+      <w:r>
+        <w:rPr>
+          <w:rFonts w:ascii="Courier New" w:hAnsi="Courier New" w:cs="Courier New"/>
+          <w:color w:val="CF8E6D"/>
+          <w:sz w:val="16"/>
+          <w:szCs w:val="16"/>
+        </w:rPr>
+        <w:t xml:space="preserve">int </w:t>
+      </w:r>
+      <w:r>
+        <w:rPr>
+          <w:rFonts w:ascii="Courier New" w:hAnsi="Courier New" w:cs="Courier New"/>
+          <w:color w:val="BCBEC4"/>
+          <w:sz w:val="16"/>
+          <w:szCs w:val="16"/>
+        </w:rPr>
+        <w:t xml:space="preserve">countRuVowels = </w:t>
+      </w:r>
+      <w:r>
+        <w:rPr>
+          <w:rFonts w:ascii="Courier New" w:hAnsi="Courier New" w:cs="Courier New"/>
+          <w:color w:val="2AACB8"/>
+          <w:sz w:val="16"/>
+          <w:szCs w:val="16"/>
+        </w:rPr>
+        <w:t>0</w:t>
+      </w:r>
+      <w:r>
+        <w:rPr>
+          <w:rFonts w:ascii="Courier New" w:hAnsi="Courier New" w:cs="Courier New"/>
+          <w:color w:val="BCBEC4"/>
+          <w:sz w:val="16"/>
+          <w:szCs w:val="16"/>
+        </w:rPr>
+        <w:t xml:space="preserve">; </w:t>
+      </w:r>
+      <w:r>
+        <w:rPr>
+          <w:rFonts w:ascii="Courier New" w:hAnsi="Courier New" w:cs="Courier New"/>
+          <w:color w:val="7A7E85"/>
+          <w:sz w:val="16"/>
+          <w:szCs w:val="16"/>
+        </w:rPr>
+        <w:t>// кол-во русских гласных</w:t>
+      </w:r>
+      <w:r>
+        <w:rPr>
+          <w:rFonts w:ascii="Courier New" w:hAnsi="Courier New" w:cs="Courier New"/>
+          <w:color w:val="7A7E85"/>
+          <w:sz w:val="16"/>
+          <w:szCs w:val="16"/>
+        </w:rPr>
+        <w:br/>
+        <w:t xml:space="preserve">            </w:t>
+      </w:r>
+      <w:r>
+        <w:rPr>
+          <w:rFonts w:ascii="Courier New" w:hAnsi="Courier New" w:cs="Courier New"/>
+          <w:color w:val="CF8E6D"/>
+          <w:sz w:val="16"/>
+          <w:szCs w:val="16"/>
+        </w:rPr>
+        <w:t xml:space="preserve">int </w:t>
+      </w:r>
+      <w:r>
+        <w:rPr>
+          <w:rFonts w:ascii="Courier New" w:hAnsi="Courier New" w:cs="Courier New"/>
+          <w:color w:val="BCBEC4"/>
+          <w:sz w:val="16"/>
+          <w:szCs w:val="16"/>
+        </w:rPr>
+        <w:t xml:space="preserve">otherSymbols = </w:t>
+      </w:r>
+      <w:r>
+        <w:rPr>
+          <w:rFonts w:ascii="Courier New" w:hAnsi="Courier New" w:cs="Courier New"/>
+          <w:color w:val="2AACB8"/>
+          <w:sz w:val="16"/>
+          <w:szCs w:val="16"/>
+        </w:rPr>
+        <w:t>0</w:t>
+      </w:r>
+      <w:r>
+        <w:rPr>
+          <w:rFonts w:ascii="Courier New" w:hAnsi="Courier New" w:cs="Courier New"/>
+          <w:color w:val="BCBEC4"/>
+          <w:sz w:val="16"/>
+          <w:szCs w:val="16"/>
+        </w:rPr>
+        <w:t xml:space="preserve">; </w:t>
+      </w:r>
+      <w:r>
+        <w:rPr>
+          <w:rFonts w:ascii="Courier New" w:hAnsi="Courier New" w:cs="Courier New"/>
+          <w:color w:val="7A7E85"/>
+          <w:sz w:val="16"/>
+          <w:szCs w:val="16"/>
+        </w:rPr>
+        <w:t>// кол-во других символов</w:t>
+      </w:r>
+      <w:r>
+        <w:rPr>
+          <w:rFonts w:ascii="Courier New" w:hAnsi="Courier New" w:cs="Courier New"/>
+          <w:color w:val="7A7E85"/>
+          <w:sz w:val="16"/>
+          <w:szCs w:val="16"/>
+        </w:rPr>
+        <w:br/>
+      </w:r>
+      <w:r>
+        <w:rPr>
+          <w:rFonts w:ascii="Courier New" w:hAnsi="Courier New" w:cs="Courier New"/>
+          <w:color w:val="7A7E85"/>
+          <w:sz w:val="16"/>
+          <w:szCs w:val="16"/>
+        </w:rPr>
+        <w:br/>
+        <w:t xml:space="preserve">            </w:t>
+      </w:r>
+      <w:r>
+        <w:rPr>
+          <w:rFonts w:ascii="Courier New" w:hAnsi="Courier New" w:cs="Courier New"/>
+          <w:color w:val="CF8E6D"/>
+          <w:sz w:val="16"/>
+          <w:szCs w:val="16"/>
+        </w:rPr>
+        <w:t>char</w:t>
+      </w:r>
+      <w:r>
+        <w:rPr>
+          <w:rFonts w:ascii="Courier New" w:hAnsi="Courier New" w:cs="Courier New"/>
+          <w:color w:val="BCBEC4"/>
+          <w:sz w:val="16"/>
+          <w:szCs w:val="16"/>
+        </w:rPr>
+        <w:t>[] charArray = line.toCharArray();</w:t>
+      </w:r>
+      <w:r>
+        <w:rPr>
+          <w:rFonts w:ascii="Courier New" w:hAnsi="Courier New" w:cs="Courier New"/>
+          <w:color w:val="BCBEC4"/>
+          <w:sz w:val="16"/>
+          <w:szCs w:val="16"/>
+        </w:rPr>
+        <w:br/>
+        <w:t xml:space="preserve">            </w:t>
+      </w:r>
+      <w:r>
+        <w:rPr>
+          <w:rFonts w:ascii="Courier New" w:hAnsi="Courier New" w:cs="Courier New"/>
+          <w:color w:val="7A7E85"/>
+          <w:sz w:val="16"/>
+          <w:szCs w:val="16"/>
+        </w:rPr>
+        <w:t>// проходимся по каждому символу строки</w:t>
+      </w:r>
+      <w:r>
+        <w:rPr>
+          <w:rFonts w:ascii="Courier New" w:hAnsi="Courier New" w:cs="Courier New"/>
+          <w:color w:val="7A7E85"/>
+          <w:sz w:val="16"/>
+          <w:szCs w:val="16"/>
+        </w:rPr>
+        <w:br/>
+        <w:t xml:space="preserve">            </w:t>
+      </w:r>
+      <w:r>
+        <w:rPr>
+          <w:rFonts w:ascii="Courier New" w:hAnsi="Courier New" w:cs="Courier New"/>
+          <w:color w:val="CF8E6D"/>
+          <w:sz w:val="16"/>
+          <w:szCs w:val="16"/>
+        </w:rPr>
+        <w:t xml:space="preserve">for </w:t>
+      </w:r>
+      <w:r>
+        <w:rPr>
+          <w:rFonts w:ascii="Courier New" w:hAnsi="Courier New" w:cs="Courier New"/>
+          <w:color w:val="BCBEC4"/>
+          <w:sz w:val="16"/>
+          <w:szCs w:val="16"/>
+        </w:rPr>
+        <w:t>(</w:t>
+      </w:r>
+      <w:r>
+        <w:rPr>
+          <w:rFonts w:ascii="Courier New" w:hAnsi="Courier New" w:cs="Courier New"/>
+          <w:color w:val="CF8E6D"/>
+          <w:sz w:val="16"/>
+          <w:szCs w:val="16"/>
+        </w:rPr>
+        <w:t xml:space="preserve">char </w:t>
+      </w:r>
+      <w:r>
+        <w:rPr>
+          <w:rFonts w:ascii="Courier New" w:hAnsi="Courier New" w:cs="Courier New"/>
+          <w:color w:val="BCBEC4"/>
+          <w:sz w:val="16"/>
+          <w:szCs w:val="16"/>
+        </w:rPr>
+        <w:t>c: charArray) {</w:t>
+      </w:r>
+      <w:r>
+        <w:rPr>
+          <w:rFonts w:ascii="Courier New" w:hAnsi="Courier New" w:cs="Courier New"/>
+          <w:color w:val="BCBEC4"/>
+          <w:sz w:val="16"/>
+          <w:szCs w:val="16"/>
+        </w:rPr>
+        <w:br/>
+        <w:t xml:space="preserve">                </w:t>
+      </w:r>
+      <w:r>
+        <w:rPr>
+          <w:rFonts w:ascii="Courier New" w:hAnsi="Courier New" w:cs="Courier New"/>
+          <w:color w:val="CF8E6D"/>
+          <w:sz w:val="16"/>
+          <w:szCs w:val="16"/>
+        </w:rPr>
+        <w:t xml:space="preserve">if </w:t>
+      </w:r>
+      <w:r>
+        <w:rPr>
+          <w:rFonts w:ascii="Courier New" w:hAnsi="Courier New" w:cs="Courier New"/>
+          <w:color w:val="BCBEC4"/>
+          <w:sz w:val="16"/>
+          <w:szCs w:val="16"/>
+        </w:rPr>
+        <w:t>(</w:t>
+      </w:r>
+      <w:r>
+        <w:rPr>
+          <w:rFonts w:ascii="Courier New" w:hAnsi="Courier New" w:cs="Courier New"/>
+          <w:i/>
+          <w:iCs/>
+          <w:color w:val="BCBEC4"/>
+          <w:sz w:val="16"/>
+          <w:szCs w:val="16"/>
+        </w:rPr>
+        <w:t>isEnglishLetterRegex</w:t>
+      </w:r>
+      <w:r>
+        <w:rPr>
+          <w:rFonts w:ascii="Courier New" w:hAnsi="Courier New" w:cs="Courier New"/>
+          <w:color w:val="BCBEC4"/>
+          <w:sz w:val="16"/>
+          <w:szCs w:val="16"/>
+        </w:rPr>
+        <w:t>(c)) {</w:t>
+      </w:r>
+      <w:r>
+        <w:rPr>
+          <w:rFonts w:ascii="Courier New" w:hAnsi="Courier New" w:cs="Courier New"/>
+          <w:color w:val="BCBEC4"/>
+          <w:sz w:val="16"/>
+          <w:szCs w:val="16"/>
+        </w:rPr>
+        <w:br/>
+        <w:t xml:space="preserve">                    countEngChar += </w:t>
+      </w:r>
+      <w:r>
+        <w:rPr>
+          <w:rFonts w:ascii="Courier New" w:hAnsi="Courier New" w:cs="Courier New"/>
+          <w:color w:val="2AACB8"/>
+          <w:sz w:val="16"/>
+          <w:szCs w:val="16"/>
+        </w:rPr>
+        <w:t>1</w:t>
+      </w:r>
+      <w:r>
+        <w:rPr>
+          <w:rFonts w:ascii="Courier New" w:hAnsi="Courier New" w:cs="Courier New"/>
+          <w:color w:val="BCBEC4"/>
+          <w:sz w:val="16"/>
+          <w:szCs w:val="16"/>
+        </w:rPr>
+        <w:t>;</w:t>
+      </w:r>
+      <w:r>
+        <w:rPr>
+          <w:rFonts w:ascii="Courier New" w:hAnsi="Courier New" w:cs="Courier New"/>
+          <w:color w:val="BCBEC4"/>
+          <w:sz w:val="16"/>
+          <w:szCs w:val="16"/>
+        </w:rPr>
+        <w:br/>
+        <w:t xml:space="preserve">                } </w:t>
+      </w:r>
+      <w:r>
+        <w:rPr>
+          <w:rFonts w:ascii="Courier New" w:hAnsi="Courier New" w:cs="Courier New"/>
+          <w:color w:val="CF8E6D"/>
+          <w:sz w:val="16"/>
+          <w:szCs w:val="16"/>
+        </w:rPr>
+        <w:t xml:space="preserve">else if </w:t>
+      </w:r>
+      <w:r>
+        <w:rPr>
+          <w:rFonts w:ascii="Courier New" w:hAnsi="Courier New" w:cs="Courier New"/>
+          <w:color w:val="BCBEC4"/>
+          <w:sz w:val="16"/>
+          <w:szCs w:val="16"/>
+        </w:rPr>
+        <w:t>(</w:t>
+      </w:r>
+      <w:r>
+        <w:rPr>
+          <w:rFonts w:ascii="Courier New" w:hAnsi="Courier New" w:cs="Courier New"/>
+          <w:i/>
+          <w:iCs/>
+          <w:color w:val="BCBEC4"/>
+          <w:sz w:val="16"/>
+          <w:szCs w:val="16"/>
+        </w:rPr>
+        <w:t>isRussianVowel</w:t>
+      </w:r>
+      <w:r>
+        <w:rPr>
+          <w:rFonts w:ascii="Courier New" w:hAnsi="Courier New" w:cs="Courier New"/>
+          <w:color w:val="BCBEC4"/>
+          <w:sz w:val="16"/>
+          <w:szCs w:val="16"/>
+        </w:rPr>
+        <w:t>(c)) {</w:t>
+      </w:r>
+      <w:r>
+        <w:rPr>
+          <w:rFonts w:ascii="Courier New" w:hAnsi="Courier New" w:cs="Courier New"/>
+          <w:color w:val="BCBEC4"/>
+          <w:sz w:val="16"/>
+          <w:szCs w:val="16"/>
+        </w:rPr>
+        <w:br/>
+        <w:t xml:space="preserve">                    countRuVowels += </w:t>
+      </w:r>
+      <w:r>
+        <w:rPr>
+          <w:rFonts w:ascii="Courier New" w:hAnsi="Courier New" w:cs="Courier New"/>
+          <w:color w:val="2AACB8"/>
+          <w:sz w:val="16"/>
+          <w:szCs w:val="16"/>
+        </w:rPr>
+        <w:t>1</w:t>
+      </w:r>
+      <w:r>
+        <w:rPr>
+          <w:rFonts w:ascii="Courier New" w:hAnsi="Courier New" w:cs="Courier New"/>
+          <w:color w:val="BCBEC4"/>
+          <w:sz w:val="16"/>
+          <w:szCs w:val="16"/>
+        </w:rPr>
+        <w:t>;</w:t>
+      </w:r>
+      <w:r>
+        <w:rPr>
+          <w:rFonts w:ascii="Courier New" w:hAnsi="Courier New" w:cs="Courier New"/>
+          <w:color w:val="BCBEC4"/>
+          <w:sz w:val="16"/>
+          <w:szCs w:val="16"/>
+        </w:rPr>
+        <w:br/>
+        <w:t xml:space="preserve">                } </w:t>
+      </w:r>
+      <w:r>
+        <w:rPr>
+          <w:rFonts w:ascii="Courier New" w:hAnsi="Courier New" w:cs="Courier New"/>
+          <w:color w:val="CF8E6D"/>
+          <w:sz w:val="16"/>
+          <w:szCs w:val="16"/>
+        </w:rPr>
+        <w:t xml:space="preserve">else </w:t>
+      </w:r>
+      <w:r>
+        <w:rPr>
+          <w:rFonts w:ascii="Courier New" w:hAnsi="Courier New" w:cs="Courier New"/>
+          <w:color w:val="BCBEC4"/>
+          <w:sz w:val="16"/>
+          <w:szCs w:val="16"/>
+        </w:rPr>
+        <w:t>{</w:t>
+      </w:r>
+      <w:r>
+        <w:rPr>
+          <w:rFonts w:ascii="Courier New" w:hAnsi="Courier New" w:cs="Courier New"/>
+          <w:color w:val="BCBEC4"/>
+          <w:sz w:val="16"/>
+          <w:szCs w:val="16"/>
+        </w:rPr>
+        <w:br/>
+        <w:t xml:space="preserve">                    otherSymbols += </w:t>
+      </w:r>
+      <w:r>
+        <w:rPr>
+          <w:rFonts w:ascii="Courier New" w:hAnsi="Courier New" w:cs="Courier New"/>
+          <w:color w:val="2AACB8"/>
+          <w:sz w:val="16"/>
+          <w:szCs w:val="16"/>
+        </w:rPr>
+        <w:t>1</w:t>
+      </w:r>
+      <w:r>
+        <w:rPr>
+          <w:rFonts w:ascii="Courier New" w:hAnsi="Courier New" w:cs="Courier New"/>
+          <w:color w:val="BCBEC4"/>
+          <w:sz w:val="16"/>
+          <w:szCs w:val="16"/>
+        </w:rPr>
+        <w:t>;</w:t>
+      </w:r>
+      <w:r>
+        <w:rPr>
+          <w:rFonts w:ascii="Courier New" w:hAnsi="Courier New" w:cs="Courier New"/>
+          <w:color w:val="BCBEC4"/>
+          <w:sz w:val="16"/>
+          <w:szCs w:val="16"/>
+        </w:rPr>
+        <w:br/>
+        <w:t xml:space="preserve">                }</w:t>
+      </w:r>
+      <w:r>
+        <w:rPr>
+          <w:rFonts w:ascii="Courier New" w:hAnsi="Courier New" w:cs="Courier New"/>
+          <w:color w:val="BCBEC4"/>
+          <w:sz w:val="16"/>
+          <w:szCs w:val="16"/>
+        </w:rPr>
+        <w:br/>
+        <w:t xml:space="preserve">            }</w:t>
+      </w:r>
+      <w:r>
+        <w:rPr>
+          <w:rFonts w:ascii="Courier New" w:hAnsi="Courier New" w:cs="Courier New"/>
+          <w:color w:val="BCBEC4"/>
+          <w:sz w:val="16"/>
+          <w:szCs w:val="16"/>
+        </w:rPr>
+        <w:br/>
+        <w:t xml:space="preserve">            result.append(</w:t>
+      </w:r>
+      <w:r>
+        <w:rPr>
+          <w:rFonts w:ascii="Courier New" w:hAnsi="Courier New" w:cs="Courier New"/>
+          <w:color w:val="6AAB73"/>
+          <w:sz w:val="16"/>
+          <w:szCs w:val="16"/>
+        </w:rPr>
+        <w:t>"Английских: "</w:t>
+      </w:r>
+      <w:r>
+        <w:rPr>
+          <w:rFonts w:ascii="Courier New" w:hAnsi="Courier New" w:cs="Courier New"/>
+          <w:color w:val="BCBEC4"/>
+          <w:sz w:val="16"/>
+          <w:szCs w:val="16"/>
+        </w:rPr>
+        <w:t>).append(countEngChar).append(</w:t>
+      </w:r>
+      <w:r>
+        <w:rPr>
+          <w:rFonts w:ascii="Courier New" w:hAnsi="Courier New" w:cs="Courier New"/>
+          <w:color w:val="6AAB73"/>
+          <w:sz w:val="16"/>
+          <w:szCs w:val="16"/>
+        </w:rPr>
+        <w:t>", "</w:t>
+      </w:r>
+      <w:r>
+        <w:rPr>
+          <w:rFonts w:ascii="Courier New" w:hAnsi="Courier New" w:cs="Courier New"/>
+          <w:color w:val="BCBEC4"/>
+          <w:sz w:val="16"/>
+          <w:szCs w:val="16"/>
+        </w:rPr>
+        <w:t>)</w:t>
+      </w:r>
+      <w:r>
+        <w:rPr>
+          <w:rFonts w:ascii="Courier New" w:hAnsi="Courier New" w:cs="Courier New"/>
+          <w:color w:val="BCBEC4"/>
+          <w:sz w:val="16"/>
+          <w:szCs w:val="16"/>
+        </w:rPr>
+        <w:br/>
+        <w:t xml:space="preserve">                    .append(</w:t>
+      </w:r>
+      <w:r>
+        <w:rPr>
+          <w:rFonts w:ascii="Courier New" w:hAnsi="Courier New" w:cs="Courier New"/>
+          <w:color w:val="6AAB73"/>
+          <w:sz w:val="16"/>
+          <w:szCs w:val="16"/>
+        </w:rPr>
+        <w:t>"Русских гласных: "</w:t>
+      </w:r>
+      <w:r>
+        <w:rPr>
+          <w:rFonts w:ascii="Courier New" w:hAnsi="Courier New" w:cs="Courier New"/>
+          <w:color w:val="BCBEC4"/>
+          <w:sz w:val="16"/>
+          <w:szCs w:val="16"/>
+        </w:rPr>
+        <w:t>).append(countRuVowels).append(</w:t>
+      </w:r>
+      <w:r>
+        <w:rPr>
+          <w:rFonts w:ascii="Courier New" w:hAnsi="Courier New" w:cs="Courier New"/>
+          <w:color w:val="6AAB73"/>
+          <w:sz w:val="16"/>
+          <w:szCs w:val="16"/>
+        </w:rPr>
+        <w:t>", "</w:t>
+      </w:r>
+      <w:r>
+        <w:rPr>
+          <w:rFonts w:ascii="Courier New" w:hAnsi="Courier New" w:cs="Courier New"/>
+          <w:color w:val="BCBEC4"/>
+          <w:sz w:val="16"/>
+          <w:szCs w:val="16"/>
+        </w:rPr>
+        <w:t>)</w:t>
+      </w:r>
+      <w:r>
+        <w:rPr>
+          <w:rFonts w:ascii="Courier New" w:hAnsi="Courier New" w:cs="Courier New"/>
+          <w:color w:val="BCBEC4"/>
+          <w:sz w:val="16"/>
+          <w:szCs w:val="16"/>
+        </w:rPr>
+        <w:br/>
+        <w:t xml:space="preserve">                    .append(</w:t>
+      </w:r>
+      <w:r>
+        <w:rPr>
+          <w:rFonts w:ascii="Courier New" w:hAnsi="Courier New" w:cs="Courier New"/>
+          <w:color w:val="6AAB73"/>
+          <w:sz w:val="16"/>
+          <w:szCs w:val="16"/>
+        </w:rPr>
+        <w:t>"Другие символы "</w:t>
+      </w:r>
+      <w:r>
+        <w:rPr>
+          <w:rFonts w:ascii="Courier New" w:hAnsi="Courier New" w:cs="Courier New"/>
+          <w:color w:val="BCBEC4"/>
+          <w:sz w:val="16"/>
+          <w:szCs w:val="16"/>
+        </w:rPr>
+        <w:t>).append(otherSymbols).append(</w:t>
+      </w:r>
+      <w:r>
+        <w:rPr>
+          <w:rFonts w:ascii="Courier New" w:hAnsi="Courier New" w:cs="Courier New"/>
+          <w:color w:val="6AAB73"/>
+          <w:sz w:val="16"/>
+          <w:szCs w:val="16"/>
+        </w:rPr>
+        <w:t>"</w:t>
+      </w:r>
+      <w:r>
+        <w:rPr>
+          <w:rFonts w:ascii="Courier New" w:hAnsi="Courier New" w:cs="Courier New"/>
+          <w:color w:val="CF8E6D"/>
+          <w:sz w:val="16"/>
+          <w:szCs w:val="16"/>
+        </w:rPr>
+        <w:t>\n</w:t>
+      </w:r>
+      <w:r>
+        <w:rPr>
+          <w:rFonts w:ascii="Courier New" w:hAnsi="Courier New" w:cs="Courier New"/>
+          <w:color w:val="6AAB73"/>
+          <w:sz w:val="16"/>
+          <w:szCs w:val="16"/>
+        </w:rPr>
+        <w:t>"</w:t>
+      </w:r>
+      <w:r>
+        <w:rPr>
+          <w:rFonts w:ascii="Courier New" w:hAnsi="Courier New" w:cs="Courier New"/>
+          <w:color w:val="BCBEC4"/>
+          <w:sz w:val="16"/>
+          <w:szCs w:val="16"/>
+        </w:rPr>
+        <w:t>);</w:t>
+      </w:r>
+      <w:r>
+        <w:rPr>
+          <w:rFonts w:ascii="Courier New" w:hAnsi="Courier New" w:cs="Courier New"/>
+          <w:color w:val="BCBEC4"/>
+          <w:sz w:val="16"/>
+          <w:szCs w:val="16"/>
+        </w:rPr>
+        <w:br/>
+        <w:t xml:space="preserve">        }</w:t>
+      </w:r>
+      <w:r>
+        <w:rPr>
+          <w:rFonts w:ascii="Courier New" w:hAnsi="Courier New" w:cs="Courier New"/>
+          <w:color w:val="BCBEC4"/>
+          <w:sz w:val="16"/>
+          <w:szCs w:val="16"/>
+        </w:rPr>
+        <w:br/>
+      </w:r>
+      <w:r>
+        <w:rPr>
+          <w:rFonts w:ascii="Courier New" w:hAnsi="Courier New" w:cs="Courier New"/>
+          <w:color w:val="BCBEC4"/>
+          <w:sz w:val="16"/>
+          <w:szCs w:val="16"/>
+        </w:rPr>
+        <w:br/>
+        <w:t xml:space="preserve">        </w:t>
+      </w:r>
+      <w:r>
+        <w:rPr>
+          <w:rFonts w:ascii="Courier New" w:hAnsi="Courier New" w:cs="Courier New"/>
+          <w:color w:val="7A7E85"/>
+          <w:sz w:val="16"/>
+          <w:szCs w:val="16"/>
+        </w:rPr>
+        <w:t>// Удаляем последний перевод строки, если нужно</w:t>
+      </w:r>
+      <w:r>
+        <w:rPr>
+          <w:rFonts w:ascii="Courier New" w:hAnsi="Courier New" w:cs="Courier New"/>
+          <w:color w:val="7A7E85"/>
+          <w:sz w:val="16"/>
+          <w:szCs w:val="16"/>
+        </w:rPr>
+        <w:br/>
+        <w:t xml:space="preserve">        </w:t>
+      </w:r>
+      <w:r>
+        <w:rPr>
+          <w:rFonts w:ascii="Courier New" w:hAnsi="Courier New" w:cs="Courier New"/>
+          <w:color w:val="CF8E6D"/>
+          <w:sz w:val="16"/>
+          <w:szCs w:val="16"/>
+        </w:rPr>
+        <w:t xml:space="preserve">if </w:t>
+      </w:r>
+      <w:r>
+        <w:rPr>
+          <w:rFonts w:ascii="Courier New" w:hAnsi="Courier New" w:cs="Courier New"/>
+          <w:color w:val="BCBEC4"/>
+          <w:sz w:val="16"/>
+          <w:szCs w:val="16"/>
+        </w:rPr>
+        <w:t xml:space="preserve">(result.length() &gt; </w:t>
+      </w:r>
+      <w:r>
+        <w:rPr>
+          <w:rFonts w:ascii="Courier New" w:hAnsi="Courier New" w:cs="Courier New"/>
+          <w:color w:val="2AACB8"/>
+          <w:sz w:val="16"/>
+          <w:szCs w:val="16"/>
+        </w:rPr>
+        <w:t>0</w:t>
+      </w:r>
+      <w:r>
+        <w:rPr>
+          <w:rFonts w:ascii="Courier New" w:hAnsi="Courier New" w:cs="Courier New"/>
+          <w:color w:val="BCBEC4"/>
+          <w:sz w:val="16"/>
+          <w:szCs w:val="16"/>
+        </w:rPr>
+        <w:t>) {</w:t>
+      </w:r>
+      <w:r>
+        <w:rPr>
+          <w:rFonts w:ascii="Courier New" w:hAnsi="Courier New" w:cs="Courier New"/>
+          <w:color w:val="BCBEC4"/>
+          <w:sz w:val="16"/>
+          <w:szCs w:val="16"/>
+        </w:rPr>
+        <w:br/>
+        <w:t xml:space="preserve">            result.setLength(result.length() - </w:t>
+      </w:r>
+      <w:r>
+        <w:rPr>
+          <w:rFonts w:ascii="Courier New" w:hAnsi="Courier New" w:cs="Courier New"/>
+          <w:color w:val="2AACB8"/>
+          <w:sz w:val="16"/>
+          <w:szCs w:val="16"/>
+        </w:rPr>
+        <w:t>1</w:t>
+      </w:r>
+      <w:r>
+        <w:rPr>
+          <w:rFonts w:ascii="Courier New" w:hAnsi="Courier New" w:cs="Courier New"/>
+          <w:color w:val="BCBEC4"/>
+          <w:sz w:val="16"/>
+          <w:szCs w:val="16"/>
+        </w:rPr>
+        <w:t>);</w:t>
+      </w:r>
+      <w:r>
+        <w:rPr>
+          <w:rFonts w:ascii="Courier New" w:hAnsi="Courier New" w:cs="Courier New"/>
+          <w:color w:val="BCBEC4"/>
+          <w:sz w:val="16"/>
+          <w:szCs w:val="16"/>
+        </w:rPr>
+        <w:br/>
+        <w:t xml:space="preserve">        }</w:t>
+      </w:r>
+      <w:r>
+        <w:rPr>
+          <w:rFonts w:ascii="Courier New" w:hAnsi="Courier New" w:cs="Courier New"/>
+          <w:color w:val="BCBEC4"/>
+          <w:sz w:val="16"/>
+          <w:szCs w:val="16"/>
+        </w:rPr>
+        <w:br/>
+      </w:r>
+      <w:r>
+        <w:rPr>
+          <w:rFonts w:ascii="Courier New" w:hAnsi="Courier New" w:cs="Courier New"/>
+          <w:color w:val="BCBEC4"/>
+          <w:sz w:val="16"/>
+          <w:szCs w:val="16"/>
+        </w:rPr>
+        <w:br/>
+        <w:t xml:space="preserve">        </w:t>
+      </w:r>
+      <w:r>
+        <w:rPr>
+          <w:rFonts w:ascii="Courier New" w:hAnsi="Courier New" w:cs="Courier New"/>
+          <w:color w:val="CF8E6D"/>
+          <w:sz w:val="16"/>
+          <w:szCs w:val="16"/>
+        </w:rPr>
+        <w:t xml:space="preserve">return </w:t>
+      </w:r>
+      <w:r>
+        <w:rPr>
+          <w:rFonts w:ascii="Courier New" w:hAnsi="Courier New" w:cs="Courier New"/>
+          <w:color w:val="BCBEC4"/>
+          <w:sz w:val="16"/>
+          <w:szCs w:val="16"/>
+        </w:rPr>
+        <w:t>result.toString();</w:t>
+      </w:r>
+      <w:r>
+        <w:rPr>
+          <w:rFonts w:ascii="Courier New" w:hAnsi="Courier New" w:cs="Courier New"/>
+          <w:color w:val="BCBEC4"/>
+          <w:sz w:val="16"/>
+          <w:szCs w:val="16"/>
+        </w:rPr>
+        <w:br/>
+        <w:t xml:space="preserve">    }</w:t>
+      </w:r>
+      <w:r>
+        <w:rPr>
+          <w:rFonts w:ascii="Courier New" w:hAnsi="Courier New" w:cs="Courier New"/>
+          <w:color w:val="BCBEC4"/>
+          <w:sz w:val="16"/>
+          <w:szCs w:val="16"/>
+        </w:rPr>
+        <w:br/>
+      </w:r>
+      <w:r>
+        <w:rPr>
+          <w:rFonts w:ascii="Courier New" w:hAnsi="Courier New" w:cs="Courier New"/>
+          <w:color w:val="BCBEC4"/>
+          <w:sz w:val="16"/>
+          <w:szCs w:val="16"/>
+        </w:rPr>
+        <w:br/>
+        <w:t xml:space="preserve">    </w:t>
+      </w:r>
+      <w:r>
+        <w:rPr>
+          <w:rFonts w:ascii="Courier New" w:hAnsi="Courier New" w:cs="Courier New"/>
+          <w:i/>
+          <w:iCs/>
+          <w:color w:val="5F826B"/>
+          <w:sz w:val="16"/>
+          <w:szCs w:val="16"/>
+        </w:rPr>
+        <w:t>/**</w:t>
+      </w:r>
+      <w:r>
+        <w:rPr>
+          <w:rFonts w:ascii="Courier New" w:hAnsi="Courier New" w:cs="Courier New"/>
+          <w:i/>
+          <w:iCs/>
+          <w:color w:val="5F826B"/>
+          <w:sz w:val="16"/>
+          <w:szCs w:val="16"/>
+        </w:rPr>
+        <w:br/>
+        <w:t xml:space="preserve">     * Проверяет, является ли символ русской гласной буквой</w:t>
+      </w:r>
+      <w:r>
+        <w:rPr>
+          <w:rFonts w:ascii="Courier New" w:hAnsi="Courier New" w:cs="Courier New"/>
+          <w:i/>
+          <w:iCs/>
+          <w:color w:val="5F826B"/>
+          <w:sz w:val="16"/>
+          <w:szCs w:val="16"/>
+        </w:rPr>
+        <w:br/>
+        <w:t xml:space="preserve">     * </w:t>
+      </w:r>
+      <w:r>
+        <w:rPr>
+          <w:rFonts w:ascii="Courier New" w:hAnsi="Courier New" w:cs="Courier New"/>
+          <w:i/>
+          <w:iCs/>
+          <w:color w:val="67A37C"/>
+          <w:sz w:val="16"/>
+          <w:szCs w:val="16"/>
+        </w:rPr>
+        <w:t xml:space="preserve">@param </w:t>
+      </w:r>
+      <w:r>
+        <w:rPr>
+          <w:rFonts w:ascii="Courier New" w:hAnsi="Courier New" w:cs="Courier New"/>
+          <w:i/>
+          <w:iCs/>
+          <w:color w:val="ABADB3"/>
+          <w:sz w:val="16"/>
+          <w:szCs w:val="16"/>
+        </w:rPr>
+        <w:t xml:space="preserve">c </w:t>
+      </w:r>
+      <w:r>
+        <w:rPr>
+          <w:rFonts w:ascii="Courier New" w:hAnsi="Courier New" w:cs="Courier New"/>
+          <w:i/>
+          <w:iCs/>
+          <w:color w:val="5F826B"/>
+          <w:sz w:val="16"/>
+          <w:szCs w:val="16"/>
+        </w:rPr>
+        <w:t>символ</w:t>
+      </w:r>
+      <w:r>
+        <w:rPr>
+          <w:rFonts w:ascii="Courier New" w:hAnsi="Courier New" w:cs="Courier New"/>
+          <w:i/>
+          <w:iCs/>
+          <w:color w:val="5F826B"/>
+          <w:sz w:val="16"/>
+          <w:szCs w:val="16"/>
+        </w:rPr>
+        <w:br/>
+        <w:t xml:space="preserve">     * </w:t>
+      </w:r>
+      <w:r>
+        <w:rPr>
+          <w:rFonts w:ascii="Courier New" w:hAnsi="Courier New" w:cs="Courier New"/>
+          <w:i/>
+          <w:iCs/>
+          <w:color w:val="67A37C"/>
+          <w:sz w:val="16"/>
+          <w:szCs w:val="16"/>
+        </w:rPr>
+        <w:t xml:space="preserve">@return </w:t>
+      </w:r>
+      <w:r>
+        <w:rPr>
+          <w:rFonts w:ascii="Courier New" w:hAnsi="Courier New" w:cs="Courier New"/>
+          <w:i/>
+          <w:iCs/>
+          <w:color w:val="5F826B"/>
+          <w:sz w:val="16"/>
+          <w:szCs w:val="16"/>
+        </w:rPr>
+        <w:t>true, если символ является русской гласной буквой</w:t>
+      </w:r>
+      <w:r>
+        <w:rPr>
+          <w:rFonts w:ascii="Courier New" w:hAnsi="Courier New" w:cs="Courier New"/>
+          <w:i/>
+          <w:iCs/>
+          <w:color w:val="5F826B"/>
+          <w:sz w:val="16"/>
+          <w:szCs w:val="16"/>
+        </w:rPr>
+        <w:br/>
+        <w:t xml:space="preserve">     */</w:t>
+      </w:r>
+      <w:r>
+        <w:rPr>
+          <w:rFonts w:ascii="Courier New" w:hAnsi="Courier New" w:cs="Courier New"/>
+          <w:i/>
+          <w:iCs/>
+          <w:color w:val="5F826B"/>
+          <w:sz w:val="16"/>
+          <w:szCs w:val="16"/>
+        </w:rPr>
+        <w:br/>
+        <w:t xml:space="preserve">    </w:t>
+      </w:r>
+      <w:r>
+        <w:rPr>
+          <w:rFonts w:ascii="Courier New" w:hAnsi="Courier New" w:cs="Courier New"/>
+          <w:color w:val="CF8E6D"/>
+          <w:sz w:val="16"/>
+          <w:szCs w:val="16"/>
+        </w:rPr>
+        <w:t xml:space="preserve">public static boolean </w:t>
+      </w:r>
+      <w:r>
+        <w:rPr>
+          <w:rFonts w:ascii="Courier New" w:hAnsi="Courier New" w:cs="Courier New"/>
+          <w:color w:val="56A8F5"/>
+          <w:sz w:val="16"/>
+          <w:szCs w:val="16"/>
+        </w:rPr>
+        <w:t>isRussianVowel</w:t>
+      </w:r>
+      <w:r>
+        <w:rPr>
+          <w:rFonts w:ascii="Courier New" w:hAnsi="Courier New" w:cs="Courier New"/>
+          <w:color w:val="BCBEC4"/>
+          <w:sz w:val="16"/>
+          <w:szCs w:val="16"/>
+        </w:rPr>
+        <w:t>(</w:t>
+      </w:r>
+      <w:r>
+        <w:rPr>
+          <w:rFonts w:ascii="Courier New" w:hAnsi="Courier New" w:cs="Courier New"/>
+          <w:color w:val="CF8E6D"/>
+          <w:sz w:val="16"/>
+          <w:szCs w:val="16"/>
+        </w:rPr>
+        <w:t xml:space="preserve">char </w:t>
+      </w:r>
+      <w:r>
+        <w:rPr>
+          <w:rFonts w:ascii="Courier New" w:hAnsi="Courier New" w:cs="Courier New"/>
+          <w:color w:val="BCBEC4"/>
+          <w:sz w:val="16"/>
+          <w:szCs w:val="16"/>
+        </w:rPr>
+        <w:t>c) {</w:t>
+      </w:r>
+      <w:r>
+        <w:rPr>
+          <w:rFonts w:ascii="Courier New" w:hAnsi="Courier New" w:cs="Courier New"/>
+          <w:color w:val="BCBEC4"/>
+          <w:sz w:val="16"/>
+          <w:szCs w:val="16"/>
+        </w:rPr>
+        <w:br/>
+        <w:t xml:space="preserve">        </w:t>
+      </w:r>
+      <w:r>
+        <w:rPr>
+          <w:rFonts w:ascii="Courier New" w:hAnsi="Courier New" w:cs="Courier New"/>
+          <w:color w:val="CF8E6D"/>
+          <w:sz w:val="16"/>
+          <w:szCs w:val="16"/>
+        </w:rPr>
+        <w:t xml:space="preserve">return </w:t>
+      </w:r>
+      <w:r>
+        <w:rPr>
+          <w:rFonts w:ascii="Courier New" w:hAnsi="Courier New" w:cs="Courier New"/>
+          <w:i/>
+          <w:iCs/>
+          <w:color w:val="C77DBB"/>
+          <w:sz w:val="16"/>
+          <w:szCs w:val="16"/>
+        </w:rPr>
+        <w:t>VOWELS_RU</w:t>
+      </w:r>
+      <w:r>
+        <w:rPr>
+          <w:rFonts w:ascii="Courier New" w:hAnsi="Courier New" w:cs="Courier New"/>
+          <w:color w:val="BCBEC4"/>
+          <w:sz w:val="16"/>
+          <w:szCs w:val="16"/>
+        </w:rPr>
+        <w:t>.indexOf(c) != -</w:t>
+      </w:r>
+      <w:r>
+        <w:rPr>
+          <w:rFonts w:ascii="Courier New" w:hAnsi="Courier New" w:cs="Courier New"/>
+          <w:color w:val="2AACB8"/>
+          <w:sz w:val="16"/>
+          <w:szCs w:val="16"/>
+        </w:rPr>
+        <w:t>1</w:t>
+      </w:r>
+      <w:r>
+        <w:rPr>
+          <w:rFonts w:ascii="Courier New" w:hAnsi="Courier New" w:cs="Courier New"/>
+          <w:color w:val="BCBEC4"/>
+          <w:sz w:val="16"/>
+          <w:szCs w:val="16"/>
+        </w:rPr>
+        <w:t>;</w:t>
+      </w:r>
+      <w:r>
+        <w:rPr>
+          <w:rFonts w:ascii="Courier New" w:hAnsi="Courier New" w:cs="Courier New"/>
+          <w:color w:val="BCBEC4"/>
+          <w:sz w:val="16"/>
+          <w:szCs w:val="16"/>
+        </w:rPr>
+        <w:br/>
+        <w:t xml:space="preserve">    }</w:t>
+      </w:r>
+      <w:r>
+        <w:rPr>
+          <w:rFonts w:ascii="Courier New" w:hAnsi="Courier New" w:cs="Courier New"/>
+          <w:color w:val="BCBEC4"/>
+          <w:sz w:val="16"/>
+          <w:szCs w:val="16"/>
+        </w:rPr>
+        <w:br/>
+      </w:r>
+      <w:r>
+        <w:rPr>
+          <w:rFonts w:ascii="Courier New" w:hAnsi="Courier New" w:cs="Courier New"/>
+          <w:color w:val="BCBEC4"/>
+          <w:sz w:val="16"/>
+          <w:szCs w:val="16"/>
+        </w:rPr>
+        <w:br/>
+        <w:t xml:space="preserve">    </w:t>
+      </w:r>
+      <w:r>
+        <w:rPr>
+          <w:rFonts w:ascii="Courier New" w:hAnsi="Courier New" w:cs="Courier New"/>
+          <w:i/>
+          <w:iCs/>
+          <w:color w:val="5F826B"/>
+          <w:sz w:val="16"/>
+          <w:szCs w:val="16"/>
+        </w:rPr>
+        <w:t>/**</w:t>
+      </w:r>
+      <w:r>
+        <w:rPr>
+          <w:rFonts w:ascii="Courier New" w:hAnsi="Courier New" w:cs="Courier New"/>
+          <w:i/>
+          <w:iCs/>
+          <w:color w:val="5F826B"/>
+          <w:sz w:val="16"/>
+          <w:szCs w:val="16"/>
+        </w:rPr>
+        <w:br/>
+        <w:t xml:space="preserve">     * Проверяет, является ли символ английской буквой</w:t>
+      </w:r>
+      <w:r>
+        <w:rPr>
+          <w:rFonts w:ascii="Courier New" w:hAnsi="Courier New" w:cs="Courier New"/>
+          <w:i/>
+          <w:iCs/>
+          <w:color w:val="5F826B"/>
+          <w:sz w:val="16"/>
+          <w:szCs w:val="16"/>
+        </w:rPr>
+        <w:br/>
+        <w:t xml:space="preserve">     * </w:t>
+      </w:r>
+      <w:r>
+        <w:rPr>
+          <w:rFonts w:ascii="Courier New" w:hAnsi="Courier New" w:cs="Courier New"/>
+          <w:i/>
+          <w:iCs/>
+          <w:color w:val="67A37C"/>
+          <w:sz w:val="16"/>
+          <w:szCs w:val="16"/>
+        </w:rPr>
+        <w:t xml:space="preserve">@param </w:t>
+      </w:r>
+      <w:r>
+        <w:rPr>
+          <w:rFonts w:ascii="Courier New" w:hAnsi="Courier New" w:cs="Courier New"/>
+          <w:i/>
+          <w:iCs/>
+          <w:color w:val="ABADB3"/>
+          <w:sz w:val="16"/>
+          <w:szCs w:val="16"/>
+        </w:rPr>
+        <w:t xml:space="preserve">c </w:t>
+      </w:r>
+      <w:r>
+        <w:rPr>
+          <w:rFonts w:ascii="Courier New" w:hAnsi="Courier New" w:cs="Courier New"/>
+          <w:i/>
+          <w:iCs/>
+          <w:color w:val="5F826B"/>
+          <w:sz w:val="16"/>
+          <w:szCs w:val="16"/>
+        </w:rPr>
+        <w:t>символ</w:t>
+      </w:r>
+      <w:r>
+        <w:rPr>
+          <w:rFonts w:ascii="Courier New" w:hAnsi="Courier New" w:cs="Courier New"/>
+          <w:i/>
+          <w:iCs/>
+          <w:color w:val="5F826B"/>
+          <w:sz w:val="16"/>
+          <w:szCs w:val="16"/>
+        </w:rPr>
+        <w:br/>
+        <w:t xml:space="preserve">     * </w:t>
+      </w:r>
+      <w:r>
+        <w:rPr>
+          <w:rFonts w:ascii="Courier New" w:hAnsi="Courier New" w:cs="Courier New"/>
+          <w:i/>
+          <w:iCs/>
+          <w:color w:val="67A37C"/>
+          <w:sz w:val="16"/>
+          <w:szCs w:val="16"/>
+        </w:rPr>
+        <w:t xml:space="preserve">@return </w:t>
+      </w:r>
+      <w:r>
+        <w:rPr>
+          <w:rFonts w:ascii="Courier New" w:hAnsi="Courier New" w:cs="Courier New"/>
+          <w:i/>
+          <w:iCs/>
+          <w:color w:val="5F826B"/>
+          <w:sz w:val="16"/>
+          <w:szCs w:val="16"/>
+        </w:rPr>
+        <w:t>true, если символ является английской буквой</w:t>
+      </w:r>
+      <w:r>
+        <w:rPr>
+          <w:rFonts w:ascii="Courier New" w:hAnsi="Courier New" w:cs="Courier New"/>
+          <w:i/>
+          <w:iCs/>
+          <w:color w:val="5F826B"/>
+          <w:sz w:val="16"/>
+          <w:szCs w:val="16"/>
+        </w:rPr>
+        <w:br/>
+        <w:t xml:space="preserve">     */</w:t>
+      </w:r>
+      <w:r>
+        <w:rPr>
+          <w:rFonts w:ascii="Courier New" w:hAnsi="Courier New" w:cs="Courier New"/>
+          <w:i/>
+          <w:iCs/>
+          <w:color w:val="5F826B"/>
+          <w:sz w:val="16"/>
+          <w:szCs w:val="16"/>
+        </w:rPr>
+        <w:br/>
+        <w:t xml:space="preserve">    </w:t>
+      </w:r>
+      <w:r>
+        <w:rPr>
+          <w:rFonts w:ascii="Courier New" w:hAnsi="Courier New" w:cs="Courier New"/>
+          <w:color w:val="CF8E6D"/>
+          <w:sz w:val="16"/>
+          <w:szCs w:val="16"/>
+        </w:rPr>
+        <w:t xml:space="preserve">public static boolean </w:t>
+      </w:r>
+      <w:r>
+        <w:rPr>
+          <w:rFonts w:ascii="Courier New" w:hAnsi="Courier New" w:cs="Courier New"/>
+          <w:color w:val="56A8F5"/>
+          <w:sz w:val="16"/>
+          <w:szCs w:val="16"/>
+        </w:rPr>
+        <w:t>isEnglishLetterRegex</w:t>
+      </w:r>
+      <w:r>
+        <w:rPr>
+          <w:rFonts w:ascii="Courier New" w:hAnsi="Courier New" w:cs="Courier New"/>
+          <w:color w:val="BCBEC4"/>
+          <w:sz w:val="16"/>
+          <w:szCs w:val="16"/>
+        </w:rPr>
+        <w:t>(</w:t>
+      </w:r>
+      <w:r>
+        <w:rPr>
+          <w:rFonts w:ascii="Courier New" w:hAnsi="Courier New" w:cs="Courier New"/>
+          <w:color w:val="CF8E6D"/>
+          <w:sz w:val="16"/>
+          <w:szCs w:val="16"/>
+        </w:rPr>
+        <w:t xml:space="preserve">char </w:t>
+      </w:r>
+      <w:r>
+        <w:rPr>
+          <w:rFonts w:ascii="Courier New" w:hAnsi="Courier New" w:cs="Courier New"/>
+          <w:color w:val="BCBEC4"/>
+          <w:sz w:val="16"/>
+          <w:szCs w:val="16"/>
+        </w:rPr>
+        <w:t>c) {</w:t>
+      </w:r>
+      <w:r>
+        <w:rPr>
+          <w:rFonts w:ascii="Courier New" w:hAnsi="Courier New" w:cs="Courier New"/>
+          <w:color w:val="BCBEC4"/>
+          <w:sz w:val="16"/>
+          <w:szCs w:val="16"/>
+        </w:rPr>
+        <w:br/>
+        <w:t xml:space="preserve">        </w:t>
+      </w:r>
+      <w:r>
+        <w:rPr>
+          <w:rFonts w:ascii="Courier New" w:hAnsi="Courier New" w:cs="Courier New"/>
+          <w:color w:val="CF8E6D"/>
+          <w:sz w:val="16"/>
+          <w:szCs w:val="16"/>
+        </w:rPr>
+        <w:t xml:space="preserve">return </w:t>
+      </w:r>
+      <w:r>
+        <w:rPr>
+          <w:rFonts w:ascii="Courier New" w:hAnsi="Courier New" w:cs="Courier New"/>
+          <w:color w:val="BCBEC4"/>
+          <w:sz w:val="16"/>
+          <w:szCs w:val="16"/>
+        </w:rPr>
+        <w:t>String.</w:t>
+      </w:r>
+      <w:r>
+        <w:rPr>
+          <w:rFonts w:ascii="Courier New" w:hAnsi="Courier New" w:cs="Courier New"/>
+          <w:i/>
+          <w:iCs/>
+          <w:color w:val="BCBEC4"/>
+          <w:sz w:val="16"/>
+          <w:szCs w:val="16"/>
+        </w:rPr>
+        <w:t>valueOf</w:t>
+      </w:r>
+      <w:r>
+        <w:rPr>
+          <w:rFonts w:ascii="Courier New" w:hAnsi="Courier New" w:cs="Courier New"/>
+          <w:color w:val="BCBEC4"/>
+          <w:sz w:val="16"/>
+          <w:szCs w:val="16"/>
+        </w:rPr>
+        <w:t>(c).matches(</w:t>
+      </w:r>
+      <w:r>
+        <w:rPr>
+          <w:rFonts w:ascii="Courier New" w:hAnsi="Courier New" w:cs="Courier New"/>
+          <w:color w:val="6AAB73"/>
+          <w:sz w:val="16"/>
+          <w:szCs w:val="16"/>
+        </w:rPr>
+        <w:t>"</w:t>
+      </w:r>
+      <w:r>
+        <w:rPr>
+          <w:rFonts w:ascii="Courier New" w:hAnsi="Courier New" w:cs="Courier New"/>
+          <w:color w:val="6AAB73"/>
+          <w:sz w:val="16"/>
+          <w:szCs w:val="16"/>
+          <w:shd w:val="clear" w:color="auto" w:fill="293C40"/>
+        </w:rPr>
+        <w:t>[a-zA-Z]</w:t>
+      </w:r>
+      <w:r>
+        <w:rPr>
+          <w:rFonts w:ascii="Courier New" w:hAnsi="Courier New" w:cs="Courier New"/>
+          <w:color w:val="6AAB73"/>
+          <w:sz w:val="16"/>
+          <w:szCs w:val="16"/>
+        </w:rPr>
+        <w:t>"</w:t>
+      </w:r>
+      <w:r>
+        <w:rPr>
+          <w:rFonts w:ascii="Courier New" w:hAnsi="Courier New" w:cs="Courier New"/>
+          <w:color w:val="BCBEC4"/>
+          <w:sz w:val="16"/>
+          <w:szCs w:val="16"/>
+        </w:rPr>
+        <w:t>);</w:t>
+      </w:r>
+      <w:r>
+        <w:rPr>
+          <w:rFonts w:ascii="Courier New" w:hAnsi="Courier New" w:cs="Courier New"/>
+          <w:color w:val="BCBEC4"/>
+          <w:sz w:val="16"/>
+          <w:szCs w:val="16"/>
+        </w:rPr>
+        <w:br/>
+        <w:t xml:space="preserve">    }</w:t>
+      </w:r>
+      <w:r>
+        <w:rPr>
+          <w:rFonts w:ascii="Courier New" w:hAnsi="Courier New" w:cs="Courier New"/>
+          <w:color w:val="BCBEC4"/>
+          <w:sz w:val="16"/>
+          <w:szCs w:val="16"/>
+        </w:rPr>
+        <w:br/>
+      </w:r>
+      <w:r>
+        <w:rPr>
+          <w:rFonts w:ascii="Courier New" w:hAnsi="Courier New" w:cs="Courier New"/>
+          <w:color w:val="BCBEC4"/>
+          <w:sz w:val="16"/>
+          <w:szCs w:val="16"/>
+        </w:rPr>
+        <w:br/>
+        <w:t xml:space="preserve">    </w:t>
+      </w:r>
+      <w:r>
+        <w:rPr>
+          <w:rFonts w:ascii="Courier New" w:hAnsi="Courier New" w:cs="Courier New"/>
+          <w:i/>
+          <w:iCs/>
+          <w:color w:val="5F826B"/>
+          <w:sz w:val="16"/>
+          <w:szCs w:val="16"/>
+        </w:rPr>
+        <w:t>/**</w:t>
+      </w:r>
+      <w:r>
+        <w:rPr>
+          <w:rFonts w:ascii="Courier New" w:hAnsi="Courier New" w:cs="Courier New"/>
+          <w:i/>
+          <w:iCs/>
+          <w:color w:val="5F826B"/>
+          <w:sz w:val="16"/>
+          <w:szCs w:val="16"/>
+        </w:rPr>
+        <w:br/>
+        <w:t xml:space="preserve">     * Проверяет путь текстового файла и если файл существует, то возвращает его содержимое</w:t>
+      </w:r>
+      <w:r>
+        <w:rPr>
+          <w:rFonts w:ascii="Courier New" w:hAnsi="Courier New" w:cs="Courier New"/>
+          <w:i/>
+          <w:iCs/>
+          <w:color w:val="5F826B"/>
+          <w:sz w:val="16"/>
+          <w:szCs w:val="16"/>
+        </w:rPr>
+        <w:br/>
+        <w:t xml:space="preserve">     * </w:t>
+      </w:r>
+      <w:r>
+        <w:rPr>
+          <w:rFonts w:ascii="Courier New" w:hAnsi="Courier New" w:cs="Courier New"/>
+          <w:i/>
+          <w:iCs/>
+          <w:color w:val="67A37C"/>
+          <w:sz w:val="16"/>
+          <w:szCs w:val="16"/>
+        </w:rPr>
+        <w:t xml:space="preserve">@param </w:t>
+      </w:r>
+      <w:r>
+        <w:rPr>
+          <w:rFonts w:ascii="Courier New" w:hAnsi="Courier New" w:cs="Courier New"/>
+          <w:i/>
+          <w:iCs/>
+          <w:color w:val="ABADB3"/>
+          <w:sz w:val="16"/>
+          <w:szCs w:val="16"/>
+        </w:rPr>
+        <w:t xml:space="preserve">path </w:t>
+      </w:r>
+      <w:r>
+        <w:rPr>
+          <w:rFonts w:ascii="Courier New" w:hAnsi="Courier New" w:cs="Courier New"/>
+          <w:i/>
+          <w:iCs/>
+          <w:color w:val="5F826B"/>
+          <w:sz w:val="16"/>
+          <w:szCs w:val="16"/>
+        </w:rPr>
+        <w:t>путь к текстовому файлу</w:t>
+      </w:r>
+      <w:r>
+        <w:rPr>
+          <w:rFonts w:ascii="Courier New" w:hAnsi="Courier New" w:cs="Courier New"/>
+          <w:i/>
+          <w:iCs/>
+          <w:color w:val="5F826B"/>
+          <w:sz w:val="16"/>
+          <w:szCs w:val="16"/>
+        </w:rPr>
+        <w:br/>
+        <w:t xml:space="preserve">     * </w:t>
+      </w:r>
+      <w:r>
+        <w:rPr>
+          <w:rFonts w:ascii="Courier New" w:hAnsi="Courier New" w:cs="Courier New"/>
+          <w:i/>
+          <w:iCs/>
+          <w:color w:val="67A37C"/>
+          <w:sz w:val="16"/>
+          <w:szCs w:val="16"/>
+        </w:rPr>
+        <w:t xml:space="preserve">@return </w:t>
+      </w:r>
+      <w:r>
+        <w:rPr>
+          <w:rFonts w:ascii="Courier New" w:hAnsi="Courier New" w:cs="Courier New"/>
+          <w:i/>
+          <w:iCs/>
+          <w:color w:val="5F826B"/>
+          <w:sz w:val="16"/>
+          <w:szCs w:val="16"/>
+        </w:rPr>
+        <w:t>содержимое текстового файла</w:t>
+      </w:r>
+      <w:r>
+        <w:rPr>
+          <w:rFonts w:ascii="Courier New" w:hAnsi="Courier New" w:cs="Courier New"/>
+          <w:i/>
+          <w:iCs/>
+          <w:color w:val="5F826B"/>
+          <w:sz w:val="16"/>
+          <w:szCs w:val="16"/>
+        </w:rPr>
+        <w:br/>
+        <w:t xml:space="preserve">     */</w:t>
+      </w:r>
+      <w:r>
+        <w:rPr>
+          <w:rFonts w:ascii="Courier New" w:hAnsi="Courier New" w:cs="Courier New"/>
+          <w:i/>
+          <w:iCs/>
+          <w:color w:val="5F826B"/>
+          <w:sz w:val="16"/>
+          <w:szCs w:val="16"/>
+        </w:rPr>
+        <w:br/>
+        <w:t xml:space="preserve">    </w:t>
+      </w:r>
+      <w:r>
+        <w:rPr>
+          <w:rFonts w:ascii="Courier New" w:hAnsi="Courier New" w:cs="Courier New"/>
+          <w:color w:val="CF8E6D"/>
+          <w:sz w:val="16"/>
+          <w:szCs w:val="16"/>
+        </w:rPr>
+        <w:t xml:space="preserve">public static </w:t>
+      </w:r>
+      <w:r>
+        <w:rPr>
+          <w:rFonts w:ascii="Courier New" w:hAnsi="Courier New" w:cs="Courier New"/>
+          <w:color w:val="BCBEC4"/>
+          <w:sz w:val="16"/>
+          <w:szCs w:val="16"/>
+        </w:rPr>
+        <w:t xml:space="preserve">String </w:t>
+      </w:r>
+      <w:r>
+        <w:rPr>
+          <w:rFonts w:ascii="Courier New" w:hAnsi="Courier New" w:cs="Courier New"/>
+          <w:color w:val="56A8F5"/>
+          <w:sz w:val="16"/>
+          <w:szCs w:val="16"/>
+        </w:rPr>
+        <w:t>getInput</w:t>
+      </w:r>
+      <w:r>
+        <w:rPr>
+          <w:rFonts w:ascii="Courier New" w:hAnsi="Courier New" w:cs="Courier New"/>
+          <w:color w:val="BCBEC4"/>
+          <w:sz w:val="16"/>
+          <w:szCs w:val="16"/>
+        </w:rPr>
+        <w:t>(Path path) {</w:t>
+      </w:r>
+      <w:r>
+        <w:rPr>
+          <w:rFonts w:ascii="Courier New" w:hAnsi="Courier New" w:cs="Courier New"/>
+          <w:color w:val="BCBEC4"/>
+          <w:sz w:val="16"/>
+          <w:szCs w:val="16"/>
+        </w:rPr>
+        <w:br/>
+        <w:t xml:space="preserve">        </w:t>
+      </w:r>
+      <w:r>
+        <w:rPr>
+          <w:rFonts w:ascii="Courier New" w:hAnsi="Courier New" w:cs="Courier New"/>
+          <w:color w:val="CF8E6D"/>
+          <w:sz w:val="16"/>
+          <w:szCs w:val="16"/>
+        </w:rPr>
+        <w:t xml:space="preserve">if </w:t>
+      </w:r>
+      <w:r>
+        <w:rPr>
+          <w:rFonts w:ascii="Courier New" w:hAnsi="Courier New" w:cs="Courier New"/>
+          <w:color w:val="BCBEC4"/>
+          <w:sz w:val="16"/>
+          <w:szCs w:val="16"/>
+        </w:rPr>
+        <w:t>(!Files.</w:t>
+      </w:r>
+      <w:r>
+        <w:rPr>
+          <w:rFonts w:ascii="Courier New" w:hAnsi="Courier New" w:cs="Courier New"/>
+          <w:i/>
+          <w:iCs/>
+          <w:color w:val="BCBEC4"/>
+          <w:sz w:val="16"/>
+          <w:szCs w:val="16"/>
+        </w:rPr>
+        <w:t>isRegularFile</w:t>
+      </w:r>
+      <w:r>
+        <w:rPr>
+          <w:rFonts w:ascii="Courier New" w:hAnsi="Courier New" w:cs="Courier New"/>
+          <w:color w:val="BCBEC4"/>
+          <w:sz w:val="16"/>
+          <w:szCs w:val="16"/>
+        </w:rPr>
+        <w:t>(path)) {</w:t>
+      </w:r>
+      <w:r>
+        <w:rPr>
+          <w:rFonts w:ascii="Courier New" w:hAnsi="Courier New" w:cs="Courier New"/>
+          <w:color w:val="BCBEC4"/>
+          <w:sz w:val="16"/>
+          <w:szCs w:val="16"/>
+        </w:rPr>
+        <w:br/>
+        <w:t xml:space="preserve">            </w:t>
+      </w:r>
+      <w:r>
+        <w:rPr>
+          <w:rFonts w:ascii="Courier New" w:hAnsi="Courier New" w:cs="Courier New"/>
+          <w:color w:val="CF8E6D"/>
+          <w:sz w:val="16"/>
+          <w:szCs w:val="16"/>
+        </w:rPr>
+        <w:t xml:space="preserve">throw new </w:t>
+      </w:r>
+      <w:r>
+        <w:rPr>
+          <w:rFonts w:ascii="Courier New" w:hAnsi="Courier New" w:cs="Courier New"/>
+          <w:color w:val="BCBEC4"/>
+          <w:sz w:val="16"/>
+          <w:szCs w:val="16"/>
+        </w:rPr>
+        <w:t>FileIsNotFoundException(path);</w:t>
+      </w:r>
+      <w:r>
+        <w:rPr>
+          <w:rFonts w:ascii="Courier New" w:hAnsi="Courier New" w:cs="Courier New"/>
+          <w:color w:val="BCBEC4"/>
+          <w:sz w:val="16"/>
+          <w:szCs w:val="16"/>
+        </w:rPr>
+        <w:br/>
+        <w:t xml:space="preserve">        } </w:t>
+      </w:r>
+      <w:r>
+        <w:rPr>
+          <w:rFonts w:ascii="Courier New" w:hAnsi="Courier New" w:cs="Courier New"/>
+          <w:color w:val="CF8E6D"/>
+          <w:sz w:val="16"/>
+          <w:szCs w:val="16"/>
+        </w:rPr>
+        <w:t xml:space="preserve">else </w:t>
+      </w:r>
+      <w:r>
+        <w:rPr>
+          <w:rFonts w:ascii="Courier New" w:hAnsi="Courier New" w:cs="Courier New"/>
+          <w:color w:val="BCBEC4"/>
+          <w:sz w:val="16"/>
+          <w:szCs w:val="16"/>
+        </w:rPr>
+        <w:t>{</w:t>
+      </w:r>
+      <w:r>
+        <w:rPr>
+          <w:rFonts w:ascii="Courier New" w:hAnsi="Courier New" w:cs="Courier New"/>
+          <w:color w:val="BCBEC4"/>
+          <w:sz w:val="16"/>
+          <w:szCs w:val="16"/>
+        </w:rPr>
+        <w:br/>
+      </w:r>
+      <w:r>
+        <w:rPr>
+          <w:rFonts w:ascii="Courier New" w:hAnsi="Courier New" w:cs="Courier New"/>
+          <w:color w:val="BCBEC4"/>
+          <w:sz w:val="16"/>
+          <w:szCs w:val="16"/>
+        </w:rPr>
+        <w:lastRenderedPageBreak/>
+        <w:t xml:space="preserve">            </w:t>
+      </w:r>
+      <w:r>
+        <w:rPr>
+          <w:rFonts w:ascii="Courier New" w:hAnsi="Courier New" w:cs="Courier New"/>
+          <w:color w:val="CF8E6D"/>
+          <w:sz w:val="16"/>
+          <w:szCs w:val="16"/>
+        </w:rPr>
+        <w:t xml:space="preserve">return </w:t>
+      </w:r>
+      <w:r>
+        <w:rPr>
+          <w:rFonts w:ascii="Courier New" w:hAnsi="Courier New" w:cs="Courier New"/>
+          <w:i/>
+          <w:iCs/>
+          <w:color w:val="BCBEC4"/>
+          <w:sz w:val="16"/>
+          <w:szCs w:val="16"/>
+        </w:rPr>
+        <w:t>getContentFromFile</w:t>
+      </w:r>
+      <w:r>
+        <w:rPr>
+          <w:rFonts w:ascii="Courier New" w:hAnsi="Courier New" w:cs="Courier New"/>
+          <w:color w:val="BCBEC4"/>
+          <w:sz w:val="16"/>
+          <w:szCs w:val="16"/>
+        </w:rPr>
+        <w:t>(path);</w:t>
+      </w:r>
+      <w:r>
+        <w:rPr>
+          <w:rFonts w:ascii="Courier New" w:hAnsi="Courier New" w:cs="Courier New"/>
+          <w:color w:val="BCBEC4"/>
+          <w:sz w:val="16"/>
+          <w:szCs w:val="16"/>
+        </w:rPr>
+        <w:br/>
+        <w:t xml:space="preserve">        }</w:t>
+      </w:r>
+      <w:r>
+        <w:rPr>
+          <w:rFonts w:ascii="Courier New" w:hAnsi="Courier New" w:cs="Courier New"/>
+          <w:color w:val="BCBEC4"/>
+          <w:sz w:val="16"/>
+          <w:szCs w:val="16"/>
+        </w:rPr>
+        <w:br/>
+        <w:t xml:space="preserve">    }</w:t>
+      </w:r>
+      <w:r>
+        <w:rPr>
+          <w:rFonts w:ascii="Courier New" w:hAnsi="Courier New" w:cs="Courier New"/>
+          <w:color w:val="BCBEC4"/>
+          <w:sz w:val="16"/>
+          <w:szCs w:val="16"/>
+        </w:rPr>
+        <w:br/>
+      </w:r>
+      <w:r>
+        <w:rPr>
+          <w:rFonts w:ascii="Courier New" w:hAnsi="Courier New" w:cs="Courier New"/>
+          <w:color w:val="BCBEC4"/>
+          <w:sz w:val="16"/>
+          <w:szCs w:val="16"/>
+        </w:rPr>
+        <w:br/>
+        <w:t xml:space="preserve">    </w:t>
+      </w:r>
+      <w:r>
+        <w:rPr>
+          <w:rFonts w:ascii="Courier New" w:hAnsi="Courier New" w:cs="Courier New"/>
+          <w:i/>
+          <w:iCs/>
+          <w:color w:val="5F826B"/>
+          <w:sz w:val="16"/>
+          <w:szCs w:val="16"/>
+        </w:rPr>
+        <w:t>/**</w:t>
+      </w:r>
+      <w:r>
+        <w:rPr>
+          <w:rFonts w:ascii="Courier New" w:hAnsi="Courier New" w:cs="Courier New"/>
+          <w:i/>
+          <w:iCs/>
+          <w:color w:val="5F826B"/>
+          <w:sz w:val="16"/>
+          <w:szCs w:val="16"/>
+        </w:rPr>
+        <w:br/>
+        <w:t xml:space="preserve">     * Получает содержимое файла</w:t>
+      </w:r>
+      <w:r>
+        <w:rPr>
+          <w:rFonts w:ascii="Courier New" w:hAnsi="Courier New" w:cs="Courier New"/>
+          <w:i/>
+          <w:iCs/>
+          <w:color w:val="5F826B"/>
+          <w:sz w:val="16"/>
+          <w:szCs w:val="16"/>
+        </w:rPr>
+        <w:br/>
+        <w:t xml:space="preserve">     * </w:t>
+      </w:r>
+      <w:r>
+        <w:rPr>
+          <w:rFonts w:ascii="Courier New" w:hAnsi="Courier New" w:cs="Courier New"/>
+          <w:i/>
+          <w:iCs/>
+          <w:color w:val="67A37C"/>
+          <w:sz w:val="16"/>
+          <w:szCs w:val="16"/>
+        </w:rPr>
+        <w:t xml:space="preserve">@param </w:t>
+      </w:r>
+      <w:r>
+        <w:rPr>
+          <w:rFonts w:ascii="Courier New" w:hAnsi="Courier New" w:cs="Courier New"/>
+          <w:i/>
+          <w:iCs/>
+          <w:color w:val="ABADB3"/>
+          <w:sz w:val="16"/>
+          <w:szCs w:val="16"/>
+        </w:rPr>
+        <w:t xml:space="preserve">path </w:t>
+      </w:r>
+      <w:r>
+        <w:rPr>
+          <w:rFonts w:ascii="Courier New" w:hAnsi="Courier New" w:cs="Courier New"/>
+          <w:i/>
+          <w:iCs/>
+          <w:color w:val="5F826B"/>
+          <w:sz w:val="16"/>
+          <w:szCs w:val="16"/>
+        </w:rPr>
+        <w:t>путь до файла</w:t>
+      </w:r>
+      <w:r>
+        <w:rPr>
+          <w:rFonts w:ascii="Courier New" w:hAnsi="Courier New" w:cs="Courier New"/>
+          <w:i/>
+          <w:iCs/>
+          <w:color w:val="5F826B"/>
+          <w:sz w:val="16"/>
+          <w:szCs w:val="16"/>
+        </w:rPr>
+        <w:br/>
+        <w:t xml:space="preserve">     * </w:t>
+      </w:r>
+      <w:r>
+        <w:rPr>
+          <w:rFonts w:ascii="Courier New" w:hAnsi="Courier New" w:cs="Courier New"/>
+          <w:i/>
+          <w:iCs/>
+          <w:color w:val="67A37C"/>
+          <w:sz w:val="16"/>
+          <w:szCs w:val="16"/>
+        </w:rPr>
+        <w:t xml:space="preserve">@return </w:t>
+      </w:r>
+      <w:r>
+        <w:rPr>
+          <w:rFonts w:ascii="Courier New" w:hAnsi="Courier New" w:cs="Courier New"/>
+          <w:i/>
+          <w:iCs/>
+          <w:color w:val="5F826B"/>
+          <w:sz w:val="16"/>
+          <w:szCs w:val="16"/>
+        </w:rPr>
+        <w:t>содержимое файла</w:t>
+      </w:r>
+      <w:r>
+        <w:rPr>
+          <w:rFonts w:ascii="Courier New" w:hAnsi="Courier New" w:cs="Courier New"/>
+          <w:i/>
+          <w:iCs/>
+          <w:color w:val="5F826B"/>
+          <w:sz w:val="16"/>
+          <w:szCs w:val="16"/>
+        </w:rPr>
+        <w:br/>
+        <w:t xml:space="preserve">     */</w:t>
+      </w:r>
+      <w:r>
+        <w:rPr>
+          <w:rFonts w:ascii="Courier New" w:hAnsi="Courier New" w:cs="Courier New"/>
+          <w:i/>
+          <w:iCs/>
+          <w:color w:val="5F826B"/>
+          <w:sz w:val="16"/>
+          <w:szCs w:val="16"/>
+        </w:rPr>
+        <w:br/>
+        <w:t xml:space="preserve">    </w:t>
+      </w:r>
+      <w:r>
+        <w:rPr>
+          <w:rFonts w:ascii="Courier New" w:hAnsi="Courier New" w:cs="Courier New"/>
+          <w:color w:val="CF8E6D"/>
+          <w:sz w:val="16"/>
+          <w:szCs w:val="16"/>
+        </w:rPr>
+        <w:t xml:space="preserve">public static </w:t>
+      </w:r>
+      <w:r>
+        <w:rPr>
+          <w:rFonts w:ascii="Courier New" w:hAnsi="Courier New" w:cs="Courier New"/>
+          <w:color w:val="BCBEC4"/>
+          <w:sz w:val="16"/>
+          <w:szCs w:val="16"/>
+        </w:rPr>
+        <w:t xml:space="preserve">String </w:t>
+      </w:r>
+      <w:r>
+        <w:rPr>
+          <w:rFonts w:ascii="Courier New" w:hAnsi="Courier New" w:cs="Courier New"/>
+          <w:color w:val="56A8F5"/>
+          <w:sz w:val="16"/>
+          <w:szCs w:val="16"/>
+        </w:rPr>
+        <w:t>getContentFromFile</w:t>
+      </w:r>
+      <w:r>
+        <w:rPr>
+          <w:rFonts w:ascii="Courier New" w:hAnsi="Courier New" w:cs="Courier New"/>
+          <w:color w:val="BCBEC4"/>
+          <w:sz w:val="16"/>
+          <w:szCs w:val="16"/>
+        </w:rPr>
+        <w:t>(Path path) {</w:t>
+      </w:r>
+      <w:r>
+        <w:rPr>
+          <w:rFonts w:ascii="Courier New" w:hAnsi="Courier New" w:cs="Courier New"/>
+          <w:color w:val="BCBEC4"/>
+          <w:sz w:val="16"/>
+          <w:szCs w:val="16"/>
+        </w:rPr>
+        <w:br/>
+        <w:t xml:space="preserve">        StringBuilder content = </w:t>
+      </w:r>
+      <w:r>
+        <w:rPr>
+          <w:rFonts w:ascii="Courier New" w:hAnsi="Courier New" w:cs="Courier New"/>
+          <w:color w:val="CF8E6D"/>
+          <w:sz w:val="16"/>
+          <w:szCs w:val="16"/>
+        </w:rPr>
+        <w:t xml:space="preserve">new </w:t>
+      </w:r>
+      <w:r>
+        <w:rPr>
+          <w:rFonts w:ascii="Courier New" w:hAnsi="Courier New" w:cs="Courier New"/>
+          <w:color w:val="BCBEC4"/>
+          <w:sz w:val="16"/>
+          <w:szCs w:val="16"/>
+        </w:rPr>
+        <w:t>StringBuilder();</w:t>
+      </w:r>
+      <w:r>
+        <w:rPr>
+          <w:rFonts w:ascii="Courier New" w:hAnsi="Courier New" w:cs="Courier New"/>
+          <w:color w:val="BCBEC4"/>
+          <w:sz w:val="16"/>
+          <w:szCs w:val="16"/>
+        </w:rPr>
+        <w:br/>
+        <w:t xml:space="preserve">        </w:t>
+      </w:r>
+      <w:r>
+        <w:rPr>
+          <w:rFonts w:ascii="Courier New" w:hAnsi="Courier New" w:cs="Courier New"/>
+          <w:color w:val="CF8E6D"/>
+          <w:sz w:val="16"/>
+          <w:szCs w:val="16"/>
+        </w:rPr>
+        <w:t xml:space="preserve">try </w:t>
+      </w:r>
+      <w:r>
+        <w:rPr>
+          <w:rFonts w:ascii="Courier New" w:hAnsi="Courier New" w:cs="Courier New"/>
+          <w:color w:val="BCBEC4"/>
+          <w:sz w:val="16"/>
+          <w:szCs w:val="16"/>
+        </w:rPr>
+        <w:t xml:space="preserve">(BufferedReader br = </w:t>
+      </w:r>
+      <w:r>
+        <w:rPr>
+          <w:rFonts w:ascii="Courier New" w:hAnsi="Courier New" w:cs="Courier New"/>
+          <w:color w:val="CF8E6D"/>
+          <w:sz w:val="16"/>
+          <w:szCs w:val="16"/>
+        </w:rPr>
+        <w:t xml:space="preserve">new </w:t>
+      </w:r>
+      <w:r>
+        <w:rPr>
+          <w:rFonts w:ascii="Courier New" w:hAnsi="Courier New" w:cs="Courier New"/>
+          <w:color w:val="BCBEC4"/>
+          <w:sz w:val="16"/>
+          <w:szCs w:val="16"/>
+        </w:rPr>
+        <w:t>BufferedReader(</w:t>
+      </w:r>
+      <w:r>
+        <w:rPr>
+          <w:rFonts w:ascii="Courier New" w:hAnsi="Courier New" w:cs="Courier New"/>
+          <w:color w:val="CF8E6D"/>
+          <w:sz w:val="16"/>
+          <w:szCs w:val="16"/>
+        </w:rPr>
+        <w:t xml:space="preserve">new </w:t>
+      </w:r>
+      <w:r>
+        <w:rPr>
+          <w:rFonts w:ascii="Courier New" w:hAnsi="Courier New" w:cs="Courier New"/>
+          <w:color w:val="BCBEC4"/>
+          <w:sz w:val="16"/>
+          <w:szCs w:val="16"/>
+        </w:rPr>
+        <w:t>FileReader(path.toFile()))) {</w:t>
+      </w:r>
+      <w:r>
+        <w:rPr>
+          <w:rFonts w:ascii="Courier New" w:hAnsi="Courier New" w:cs="Courier New"/>
+          <w:color w:val="BCBEC4"/>
+          <w:sz w:val="16"/>
+          <w:szCs w:val="16"/>
+        </w:rPr>
+        <w:br/>
+        <w:t xml:space="preserve">            String line;</w:t>
+      </w:r>
+      <w:r>
+        <w:rPr>
+          <w:rFonts w:ascii="Courier New" w:hAnsi="Courier New" w:cs="Courier New"/>
+          <w:color w:val="BCBEC4"/>
+          <w:sz w:val="16"/>
+          <w:szCs w:val="16"/>
+        </w:rPr>
+        <w:br/>
+        <w:t xml:space="preserve">            </w:t>
+      </w:r>
+      <w:r>
+        <w:rPr>
+          <w:rFonts w:ascii="Courier New" w:hAnsi="Courier New" w:cs="Courier New"/>
+          <w:color w:val="CF8E6D"/>
+          <w:sz w:val="16"/>
+          <w:szCs w:val="16"/>
+        </w:rPr>
+        <w:t xml:space="preserve">while </w:t>
+      </w:r>
+      <w:r>
+        <w:rPr>
+          <w:rFonts w:ascii="Courier New" w:hAnsi="Courier New" w:cs="Courier New"/>
+          <w:color w:val="BCBEC4"/>
+          <w:sz w:val="16"/>
+          <w:szCs w:val="16"/>
+        </w:rPr>
+        <w:t xml:space="preserve">((line = br.readLine()) != </w:t>
+      </w:r>
+      <w:r>
+        <w:rPr>
+          <w:rFonts w:ascii="Courier New" w:hAnsi="Courier New" w:cs="Courier New"/>
+          <w:color w:val="CF8E6D"/>
+          <w:sz w:val="16"/>
+          <w:szCs w:val="16"/>
+        </w:rPr>
+        <w:t>null</w:t>
+      </w:r>
+      <w:r>
+        <w:rPr>
+          <w:rFonts w:ascii="Courier New" w:hAnsi="Courier New" w:cs="Courier New"/>
+          <w:color w:val="BCBEC4"/>
+          <w:sz w:val="16"/>
+          <w:szCs w:val="16"/>
+        </w:rPr>
+        <w:t>) {</w:t>
+      </w:r>
+      <w:r>
+        <w:rPr>
+          <w:rFonts w:ascii="Courier New" w:hAnsi="Courier New" w:cs="Courier New"/>
+          <w:color w:val="BCBEC4"/>
+          <w:sz w:val="16"/>
+          <w:szCs w:val="16"/>
+        </w:rPr>
+        <w:br/>
+        <w:t xml:space="preserve">                content.append(line).append(</w:t>
+      </w:r>
+      <w:r>
+        <w:rPr>
+          <w:rFonts w:ascii="Courier New" w:hAnsi="Courier New" w:cs="Courier New"/>
+          <w:color w:val="6AAB73"/>
+          <w:sz w:val="16"/>
+          <w:szCs w:val="16"/>
+        </w:rPr>
+        <w:t>"</w:t>
+      </w:r>
+      <w:r>
+        <w:rPr>
+          <w:rFonts w:ascii="Courier New" w:hAnsi="Courier New" w:cs="Courier New"/>
+          <w:color w:val="CF8E6D"/>
+          <w:sz w:val="16"/>
+          <w:szCs w:val="16"/>
+        </w:rPr>
+        <w:t>\n</w:t>
+      </w:r>
+      <w:r>
+        <w:rPr>
+          <w:rFonts w:ascii="Courier New" w:hAnsi="Courier New" w:cs="Courier New"/>
+          <w:color w:val="6AAB73"/>
+          <w:sz w:val="16"/>
+          <w:szCs w:val="16"/>
+        </w:rPr>
+        <w:t>"</w:t>
+      </w:r>
+      <w:r>
+        <w:rPr>
+          <w:rFonts w:ascii="Courier New" w:hAnsi="Courier New" w:cs="Courier New"/>
+          <w:color w:val="BCBEC4"/>
+          <w:sz w:val="16"/>
+          <w:szCs w:val="16"/>
+        </w:rPr>
+        <w:t>);</w:t>
+      </w:r>
+      <w:r>
+        <w:rPr>
+          <w:rFonts w:ascii="Courier New" w:hAnsi="Courier New" w:cs="Courier New"/>
+          <w:color w:val="BCBEC4"/>
+          <w:sz w:val="16"/>
+          <w:szCs w:val="16"/>
+        </w:rPr>
+        <w:br/>
+        <w:t xml:space="preserve">            }</w:t>
+      </w:r>
+      <w:r>
+        <w:rPr>
+          <w:rFonts w:ascii="Courier New" w:hAnsi="Courier New" w:cs="Courier New"/>
+          <w:color w:val="BCBEC4"/>
+          <w:sz w:val="16"/>
+          <w:szCs w:val="16"/>
+        </w:rPr>
+        <w:br/>
+        <w:t xml:space="preserve">            </w:t>
+      </w:r>
+      <w:r>
+        <w:rPr>
+          <w:rFonts w:ascii="Courier New" w:hAnsi="Courier New" w:cs="Courier New"/>
+          <w:color w:val="7A7E85"/>
+          <w:sz w:val="16"/>
+          <w:szCs w:val="16"/>
+        </w:rPr>
+        <w:t>// Удаляем последний перенос строки</w:t>
+      </w:r>
+      <w:r>
+        <w:rPr>
+          <w:rFonts w:ascii="Courier New" w:hAnsi="Courier New" w:cs="Courier New"/>
+          <w:color w:val="7A7E85"/>
+          <w:sz w:val="16"/>
+          <w:szCs w:val="16"/>
+        </w:rPr>
+        <w:br/>
+        <w:t xml:space="preserve">            </w:t>
+      </w:r>
+      <w:r>
+        <w:rPr>
+          <w:rFonts w:ascii="Courier New" w:hAnsi="Courier New" w:cs="Courier New"/>
+          <w:color w:val="CF8E6D"/>
+          <w:sz w:val="16"/>
+          <w:szCs w:val="16"/>
+        </w:rPr>
+        <w:t xml:space="preserve">if </w:t>
+      </w:r>
+      <w:r>
+        <w:rPr>
+          <w:rFonts w:ascii="Courier New" w:hAnsi="Courier New" w:cs="Courier New"/>
+          <w:color w:val="BCBEC4"/>
+          <w:sz w:val="16"/>
+          <w:szCs w:val="16"/>
+        </w:rPr>
+        <w:t xml:space="preserve">(content.length() &gt; </w:t>
+      </w:r>
+      <w:r>
+        <w:rPr>
+          <w:rFonts w:ascii="Courier New" w:hAnsi="Courier New" w:cs="Courier New"/>
+          <w:color w:val="2AACB8"/>
+          <w:sz w:val="16"/>
+          <w:szCs w:val="16"/>
+        </w:rPr>
+        <w:t>0</w:t>
+      </w:r>
+      <w:r>
+        <w:rPr>
+          <w:rFonts w:ascii="Courier New" w:hAnsi="Courier New" w:cs="Courier New"/>
+          <w:color w:val="BCBEC4"/>
+          <w:sz w:val="16"/>
+          <w:szCs w:val="16"/>
+        </w:rPr>
+        <w:t>) {</w:t>
+      </w:r>
+      <w:r>
+        <w:rPr>
+          <w:rFonts w:ascii="Courier New" w:hAnsi="Courier New" w:cs="Courier New"/>
+          <w:color w:val="BCBEC4"/>
+          <w:sz w:val="16"/>
+          <w:szCs w:val="16"/>
+        </w:rPr>
+        <w:br/>
+        <w:t xml:space="preserve">                content.setLength(content.length() - </w:t>
+      </w:r>
+      <w:r>
+        <w:rPr>
+          <w:rFonts w:ascii="Courier New" w:hAnsi="Courier New" w:cs="Courier New"/>
+          <w:color w:val="2AACB8"/>
+          <w:sz w:val="16"/>
+          <w:szCs w:val="16"/>
+        </w:rPr>
+        <w:t>1</w:t>
+      </w:r>
+      <w:r>
+        <w:rPr>
+          <w:rFonts w:ascii="Courier New" w:hAnsi="Courier New" w:cs="Courier New"/>
+          <w:color w:val="BCBEC4"/>
+          <w:sz w:val="16"/>
+          <w:szCs w:val="16"/>
+        </w:rPr>
+        <w:t>);</w:t>
+      </w:r>
+      <w:r>
+        <w:rPr>
+          <w:rFonts w:ascii="Courier New" w:hAnsi="Courier New" w:cs="Courier New"/>
+          <w:color w:val="BCBEC4"/>
+          <w:sz w:val="16"/>
+          <w:szCs w:val="16"/>
+        </w:rPr>
+        <w:br/>
+        <w:t xml:space="preserve">            }</w:t>
+      </w:r>
+      <w:r>
+        <w:rPr>
+          <w:rFonts w:ascii="Courier New" w:hAnsi="Courier New" w:cs="Courier New"/>
+          <w:color w:val="BCBEC4"/>
+          <w:sz w:val="16"/>
+          <w:szCs w:val="16"/>
+        </w:rPr>
+        <w:br/>
+        <w:t xml:space="preserve">        } </w:t>
+      </w:r>
+      <w:r>
+        <w:rPr>
+          <w:rFonts w:ascii="Courier New" w:hAnsi="Courier New" w:cs="Courier New"/>
+          <w:color w:val="CF8E6D"/>
+          <w:sz w:val="16"/>
+          <w:szCs w:val="16"/>
+        </w:rPr>
+        <w:t xml:space="preserve">catch </w:t>
+      </w:r>
+      <w:r>
+        <w:rPr>
+          <w:rFonts w:ascii="Courier New" w:hAnsi="Courier New" w:cs="Courier New"/>
+          <w:color w:val="BCBEC4"/>
+          <w:sz w:val="16"/>
+          <w:szCs w:val="16"/>
+        </w:rPr>
+        <w:t>(IOException e) {</w:t>
+      </w:r>
+      <w:r>
+        <w:rPr>
+          <w:rFonts w:ascii="Courier New" w:hAnsi="Courier New" w:cs="Courier New"/>
+          <w:color w:val="BCBEC4"/>
+          <w:sz w:val="16"/>
+          <w:szCs w:val="16"/>
+        </w:rPr>
+        <w:br/>
+        <w:t xml:space="preserve">            </w:t>
+      </w:r>
+      <w:r>
+        <w:rPr>
+          <w:rFonts w:ascii="Courier New" w:hAnsi="Courier New" w:cs="Courier New"/>
+          <w:color w:val="CF8E6D"/>
+          <w:sz w:val="16"/>
+          <w:szCs w:val="16"/>
+        </w:rPr>
+        <w:t xml:space="preserve">throw new </w:t>
+      </w:r>
+      <w:r>
+        <w:rPr>
+          <w:rFonts w:ascii="Courier New" w:hAnsi="Courier New" w:cs="Courier New"/>
+          <w:color w:val="BCBEC4"/>
+          <w:sz w:val="16"/>
+          <w:szCs w:val="16"/>
+        </w:rPr>
+        <w:t>ReadingFileException(e, path);</w:t>
+      </w:r>
+      <w:r>
+        <w:rPr>
+          <w:rFonts w:ascii="Courier New" w:hAnsi="Courier New" w:cs="Courier New"/>
+          <w:color w:val="BCBEC4"/>
+          <w:sz w:val="16"/>
+          <w:szCs w:val="16"/>
+        </w:rPr>
+        <w:br/>
+        <w:t xml:space="preserve">        }</w:t>
+      </w:r>
+      <w:r>
+        <w:rPr>
+          <w:rFonts w:ascii="Courier New" w:hAnsi="Courier New" w:cs="Courier New"/>
+          <w:color w:val="BCBEC4"/>
+          <w:sz w:val="16"/>
+          <w:szCs w:val="16"/>
+        </w:rPr>
+        <w:br/>
+        <w:t xml:space="preserve">        </w:t>
+      </w:r>
+      <w:r>
+        <w:rPr>
+          <w:rFonts w:ascii="Courier New" w:hAnsi="Courier New" w:cs="Courier New"/>
+          <w:color w:val="CF8E6D"/>
+          <w:sz w:val="16"/>
+          <w:szCs w:val="16"/>
+        </w:rPr>
+        <w:t xml:space="preserve">return </w:t>
+      </w:r>
+      <w:r>
+        <w:rPr>
+          <w:rFonts w:ascii="Courier New" w:hAnsi="Courier New" w:cs="Courier New"/>
+          <w:color w:val="BCBEC4"/>
+          <w:sz w:val="16"/>
+          <w:szCs w:val="16"/>
+        </w:rPr>
+        <w:t>content.toString();</w:t>
+      </w:r>
+      <w:r>
+        <w:rPr>
+          <w:rFonts w:ascii="Courier New" w:hAnsi="Courier New" w:cs="Courier New"/>
+          <w:color w:val="BCBEC4"/>
+          <w:sz w:val="16"/>
+          <w:szCs w:val="16"/>
+        </w:rPr>
+        <w:br/>
+        <w:t xml:space="preserve">    }</w:t>
+      </w:r>
+      <w:r>
+        <w:rPr>
+          <w:rFonts w:ascii="Courier New" w:hAnsi="Courier New" w:cs="Courier New"/>
+          <w:color w:val="BCBEC4"/>
+          <w:sz w:val="16"/>
+          <w:szCs w:val="16"/>
+        </w:rPr>
+        <w:br/>
+      </w:r>
+      <w:r>
+        <w:rPr>
+          <w:rFonts w:ascii="Courier New" w:hAnsi="Courier New" w:cs="Courier New"/>
+          <w:color w:val="BCBEC4"/>
+          <w:sz w:val="16"/>
+          <w:szCs w:val="16"/>
+        </w:rPr>
+        <w:br/>
+        <w:t xml:space="preserve">    </w:t>
+      </w:r>
+      <w:r>
+        <w:rPr>
+          <w:rFonts w:ascii="Courier New" w:hAnsi="Courier New" w:cs="Courier New"/>
+          <w:i/>
+          <w:iCs/>
+          <w:color w:val="5F826B"/>
+          <w:sz w:val="16"/>
+          <w:szCs w:val="16"/>
+        </w:rPr>
+        <w:t>/**</w:t>
+      </w:r>
+      <w:r>
+        <w:rPr>
+          <w:rFonts w:ascii="Courier New" w:hAnsi="Courier New" w:cs="Courier New"/>
+          <w:i/>
+          <w:iCs/>
+          <w:color w:val="5F826B"/>
+          <w:sz w:val="16"/>
+          <w:szCs w:val="16"/>
+        </w:rPr>
+        <w:br/>
+        <w:t xml:space="preserve">     * Выводит результат</w:t>
+      </w:r>
+      <w:r>
+        <w:rPr>
+          <w:rFonts w:ascii="Courier New" w:hAnsi="Courier New" w:cs="Courier New"/>
+          <w:i/>
+          <w:iCs/>
+          <w:color w:val="5F826B"/>
+          <w:sz w:val="16"/>
+          <w:szCs w:val="16"/>
+        </w:rPr>
+        <w:br/>
+        <w:t xml:space="preserve">     * </w:t>
+      </w:r>
+      <w:r>
+        <w:rPr>
+          <w:rFonts w:ascii="Courier New" w:hAnsi="Courier New" w:cs="Courier New"/>
+          <w:i/>
+          <w:iCs/>
+          <w:color w:val="67A37C"/>
+          <w:sz w:val="16"/>
+          <w:szCs w:val="16"/>
+        </w:rPr>
+        <w:t xml:space="preserve">@param </w:t>
+      </w:r>
+      <w:r>
+        <w:rPr>
+          <w:rFonts w:ascii="Courier New" w:hAnsi="Courier New" w:cs="Courier New"/>
+          <w:i/>
+          <w:iCs/>
+          <w:color w:val="ABADB3"/>
+          <w:sz w:val="16"/>
+          <w:szCs w:val="16"/>
+        </w:rPr>
+        <w:t xml:space="preserve">numberOfTestFile </w:t>
+      </w:r>
+      <w:r>
+        <w:rPr>
+          <w:rFonts w:ascii="Courier New" w:hAnsi="Courier New" w:cs="Courier New"/>
+          <w:i/>
+          <w:iCs/>
+          <w:color w:val="5F826B"/>
+          <w:sz w:val="16"/>
+          <w:szCs w:val="16"/>
+        </w:rPr>
+        <w:t>номер тест-файла</w:t>
+      </w:r>
+      <w:r>
+        <w:rPr>
+          <w:rFonts w:ascii="Courier New" w:hAnsi="Courier New" w:cs="Courier New"/>
+          <w:i/>
+          <w:iCs/>
+          <w:color w:val="5F826B"/>
+          <w:sz w:val="16"/>
+          <w:szCs w:val="16"/>
+        </w:rPr>
+        <w:br/>
+        <w:t xml:space="preserve">     * </w:t>
+      </w:r>
+      <w:r>
+        <w:rPr>
+          <w:rFonts w:ascii="Courier New" w:hAnsi="Courier New" w:cs="Courier New"/>
+          <w:i/>
+          <w:iCs/>
+          <w:color w:val="67A37C"/>
+          <w:sz w:val="16"/>
+          <w:szCs w:val="16"/>
+        </w:rPr>
+        <w:t xml:space="preserve">@param </w:t>
+      </w:r>
+      <w:r>
+        <w:rPr>
+          <w:rFonts w:ascii="Courier New" w:hAnsi="Courier New" w:cs="Courier New"/>
+          <w:i/>
+          <w:iCs/>
+          <w:color w:val="ABADB3"/>
+          <w:sz w:val="16"/>
+          <w:szCs w:val="16"/>
+        </w:rPr>
+        <w:t xml:space="preserve">isOk </w:t>
+      </w:r>
+      <w:r>
+        <w:rPr>
+          <w:rFonts w:ascii="Courier New" w:hAnsi="Courier New" w:cs="Courier New"/>
+          <w:i/>
+          <w:iCs/>
+          <w:color w:val="5F826B"/>
+          <w:sz w:val="16"/>
+          <w:szCs w:val="16"/>
+        </w:rPr>
+        <w:t>пройдена ли проверка на эквивалентность исходного и ожидаемого результата</w:t>
+      </w:r>
+      <w:r>
+        <w:rPr>
+          <w:rFonts w:ascii="Courier New" w:hAnsi="Courier New" w:cs="Courier New"/>
+          <w:i/>
+          <w:iCs/>
+          <w:color w:val="5F826B"/>
+          <w:sz w:val="16"/>
+          <w:szCs w:val="16"/>
+        </w:rPr>
+        <w:br/>
+        <w:t xml:space="preserve">     * </w:t>
+      </w:r>
+      <w:r>
+        <w:rPr>
+          <w:rFonts w:ascii="Courier New" w:hAnsi="Courier New" w:cs="Courier New"/>
+          <w:i/>
+          <w:iCs/>
+          <w:color w:val="67A37C"/>
+          <w:sz w:val="16"/>
+          <w:szCs w:val="16"/>
+        </w:rPr>
+        <w:t xml:space="preserve">@param </w:t>
+      </w:r>
+      <w:r>
+        <w:rPr>
+          <w:rFonts w:ascii="Courier New" w:hAnsi="Courier New" w:cs="Courier New"/>
+          <w:i/>
+          <w:iCs/>
+          <w:color w:val="ABADB3"/>
+          <w:sz w:val="16"/>
+          <w:szCs w:val="16"/>
+        </w:rPr>
+        <w:t xml:space="preserve">sourceResult </w:t>
+      </w:r>
+      <w:r>
+        <w:rPr>
+          <w:rFonts w:ascii="Courier New" w:hAnsi="Courier New" w:cs="Courier New"/>
+          <w:i/>
+          <w:iCs/>
+          <w:color w:val="5F826B"/>
+          <w:sz w:val="16"/>
+          <w:szCs w:val="16"/>
+        </w:rPr>
+        <w:t>исходный результат</w:t>
+      </w:r>
+      <w:r>
+        <w:rPr>
+          <w:rFonts w:ascii="Courier New" w:hAnsi="Courier New" w:cs="Courier New"/>
+          <w:i/>
+          <w:iCs/>
+          <w:color w:val="5F826B"/>
+          <w:sz w:val="16"/>
+          <w:szCs w:val="16"/>
+        </w:rPr>
+        <w:br/>
+        <w:t xml:space="preserve">     * </w:t>
+      </w:r>
+      <w:r>
+        <w:rPr>
+          <w:rFonts w:ascii="Courier New" w:hAnsi="Courier New" w:cs="Courier New"/>
+          <w:i/>
+          <w:iCs/>
+          <w:color w:val="67A37C"/>
+          <w:sz w:val="16"/>
+          <w:szCs w:val="16"/>
+        </w:rPr>
+        <w:t xml:space="preserve">@param </w:t>
+      </w:r>
+      <w:r>
+        <w:rPr>
+          <w:rFonts w:ascii="Courier New" w:hAnsi="Courier New" w:cs="Courier New"/>
+          <w:i/>
+          <w:iCs/>
+          <w:color w:val="ABADB3"/>
+          <w:sz w:val="16"/>
+          <w:szCs w:val="16"/>
+        </w:rPr>
+        <w:t xml:space="preserve">expectedResult </w:t>
+      </w:r>
+      <w:r>
+        <w:rPr>
+          <w:rFonts w:ascii="Courier New" w:hAnsi="Courier New" w:cs="Courier New"/>
+          <w:i/>
+          <w:iCs/>
+          <w:color w:val="5F826B"/>
+          <w:sz w:val="16"/>
+          <w:szCs w:val="16"/>
+        </w:rPr>
+        <w:t>ожидаемый результат</w:t>
+      </w:r>
+      <w:r>
+        <w:rPr>
+          <w:rFonts w:ascii="Courier New" w:hAnsi="Courier New" w:cs="Courier New"/>
+          <w:i/>
+          <w:iCs/>
+          <w:color w:val="5F826B"/>
+          <w:sz w:val="16"/>
+          <w:szCs w:val="16"/>
+        </w:rPr>
+        <w:br/>
+        <w:t xml:space="preserve">     */</w:t>
+      </w:r>
+      <w:r>
+        <w:rPr>
+          <w:rFonts w:ascii="Courier New" w:hAnsi="Courier New" w:cs="Courier New"/>
+          <w:i/>
+          <w:iCs/>
+          <w:color w:val="5F826B"/>
+          <w:sz w:val="16"/>
+          <w:szCs w:val="16"/>
+        </w:rPr>
+        <w:br/>
+        <w:t xml:space="preserve">    </w:t>
+      </w:r>
+      <w:r>
+        <w:rPr>
+          <w:rFonts w:ascii="Courier New" w:hAnsi="Courier New" w:cs="Courier New"/>
+          <w:color w:val="CF8E6D"/>
+          <w:sz w:val="16"/>
+          <w:szCs w:val="16"/>
+        </w:rPr>
+        <w:t xml:space="preserve">public static void </w:t>
+      </w:r>
+      <w:r>
+        <w:rPr>
+          <w:rFonts w:ascii="Courier New" w:hAnsi="Courier New" w:cs="Courier New"/>
+          <w:color w:val="56A8F5"/>
+          <w:sz w:val="16"/>
+          <w:szCs w:val="16"/>
+        </w:rPr>
+        <w:t>printResult</w:t>
+      </w:r>
+      <w:r>
+        <w:rPr>
+          <w:rFonts w:ascii="Courier New" w:hAnsi="Courier New" w:cs="Courier New"/>
+          <w:color w:val="BCBEC4"/>
+          <w:sz w:val="16"/>
+          <w:szCs w:val="16"/>
+        </w:rPr>
+        <w:t>(</w:t>
+      </w:r>
+      <w:r>
+        <w:rPr>
+          <w:rFonts w:ascii="Courier New" w:hAnsi="Courier New" w:cs="Courier New"/>
+          <w:color w:val="CF8E6D"/>
+          <w:sz w:val="16"/>
+          <w:szCs w:val="16"/>
+        </w:rPr>
+        <w:t xml:space="preserve">int </w:t>
+      </w:r>
+      <w:r>
+        <w:rPr>
+          <w:rFonts w:ascii="Courier New" w:hAnsi="Courier New" w:cs="Courier New"/>
+          <w:color w:val="BCBEC4"/>
+          <w:sz w:val="16"/>
+          <w:szCs w:val="16"/>
+        </w:rPr>
+        <w:t xml:space="preserve">numberOfTestFile, </w:t>
+      </w:r>
+      <w:r>
+        <w:rPr>
+          <w:rFonts w:ascii="Courier New" w:hAnsi="Courier New" w:cs="Courier New"/>
+          <w:color w:val="CF8E6D"/>
+          <w:sz w:val="16"/>
+          <w:szCs w:val="16"/>
+        </w:rPr>
+        <w:t xml:space="preserve">boolean </w:t>
+      </w:r>
+      <w:r>
+        <w:rPr>
+          <w:rFonts w:ascii="Courier New" w:hAnsi="Courier New" w:cs="Courier New"/>
+          <w:color w:val="BCBEC4"/>
+          <w:sz w:val="16"/>
+          <w:szCs w:val="16"/>
+        </w:rPr>
+        <w:t>isOk, String sourceResult, String expectedResult) {</w:t>
+      </w:r>
+      <w:r>
+        <w:rPr>
+          <w:rFonts w:ascii="Courier New" w:hAnsi="Courier New" w:cs="Courier New"/>
+          <w:color w:val="BCBEC4"/>
+          <w:sz w:val="16"/>
+          <w:szCs w:val="16"/>
+        </w:rPr>
+        <w:br/>
+        <w:t xml:space="preserve">        System.</w:t>
+      </w:r>
+      <w:r>
+        <w:rPr>
+          <w:rFonts w:ascii="Courier New" w:hAnsi="Courier New" w:cs="Courier New"/>
+          <w:i/>
+          <w:iCs/>
+          <w:color w:val="C77DBB"/>
+          <w:sz w:val="16"/>
+          <w:szCs w:val="16"/>
+        </w:rPr>
+        <w:t>out</w:t>
+      </w:r>
+      <w:r>
+        <w:rPr>
+          <w:rFonts w:ascii="Courier New" w:hAnsi="Courier New" w:cs="Courier New"/>
+          <w:color w:val="BCBEC4"/>
+          <w:sz w:val="16"/>
+          <w:szCs w:val="16"/>
+        </w:rPr>
+        <w:t>.println(</w:t>
+      </w:r>
+      <w:r>
+        <w:rPr>
+          <w:rFonts w:ascii="Courier New" w:hAnsi="Courier New" w:cs="Courier New"/>
+          <w:color w:val="6AAB73"/>
+          <w:sz w:val="16"/>
+          <w:szCs w:val="16"/>
+        </w:rPr>
+        <w:t xml:space="preserve">"Тест файл " </w:t>
+      </w:r>
+      <w:r>
+        <w:rPr>
+          <w:rFonts w:ascii="Courier New" w:hAnsi="Courier New" w:cs="Courier New"/>
+          <w:color w:val="BCBEC4"/>
+          <w:sz w:val="16"/>
+          <w:szCs w:val="16"/>
+        </w:rPr>
+        <w:t xml:space="preserve">+ numberOfTestFile + </w:t>
+      </w:r>
+      <w:r>
+        <w:rPr>
+          <w:rFonts w:ascii="Courier New" w:hAnsi="Courier New" w:cs="Courier New"/>
+          <w:color w:val="6AAB73"/>
+          <w:sz w:val="16"/>
+          <w:szCs w:val="16"/>
+        </w:rPr>
+        <w:t xml:space="preserve">" результат " </w:t>
+      </w:r>
+      <w:r>
+        <w:rPr>
+          <w:rFonts w:ascii="Courier New" w:hAnsi="Courier New" w:cs="Courier New"/>
+          <w:color w:val="BCBEC4"/>
+          <w:sz w:val="16"/>
+          <w:szCs w:val="16"/>
+        </w:rPr>
+        <w:t xml:space="preserve">+ (isOk ? </w:t>
+      </w:r>
+      <w:r>
+        <w:rPr>
+          <w:rFonts w:ascii="Courier New" w:hAnsi="Courier New" w:cs="Courier New"/>
+          <w:color w:val="6AAB73"/>
+          <w:sz w:val="16"/>
+          <w:szCs w:val="16"/>
+        </w:rPr>
+        <w:t xml:space="preserve">"OK" </w:t>
+      </w:r>
+      <w:r>
+        <w:rPr>
+          <w:rFonts w:ascii="Courier New" w:hAnsi="Courier New" w:cs="Courier New"/>
+          <w:color w:val="BCBEC4"/>
+          <w:sz w:val="16"/>
+          <w:szCs w:val="16"/>
+        </w:rPr>
+        <w:t xml:space="preserve">: </w:t>
+      </w:r>
+      <w:r>
+        <w:rPr>
+          <w:rFonts w:ascii="Courier New" w:hAnsi="Courier New" w:cs="Courier New"/>
+          <w:color w:val="6AAB73"/>
+          <w:sz w:val="16"/>
+          <w:szCs w:val="16"/>
+        </w:rPr>
+        <w:t>"Failed"</w:t>
+      </w:r>
+      <w:r>
+        <w:rPr>
+          <w:rFonts w:ascii="Courier New" w:hAnsi="Courier New" w:cs="Courier New"/>
+          <w:color w:val="BCBEC4"/>
+          <w:sz w:val="16"/>
+          <w:szCs w:val="16"/>
+        </w:rPr>
+        <w:t xml:space="preserve">) + </w:t>
+      </w:r>
+      <w:r>
+        <w:rPr>
+          <w:rFonts w:ascii="Courier New" w:hAnsi="Courier New" w:cs="Courier New"/>
+          <w:color w:val="6AAB73"/>
+          <w:sz w:val="16"/>
+          <w:szCs w:val="16"/>
+        </w:rPr>
+        <w:t>":"</w:t>
+      </w:r>
+      <w:r>
+        <w:rPr>
+          <w:rFonts w:ascii="Courier New" w:hAnsi="Courier New" w:cs="Courier New"/>
+          <w:color w:val="BCBEC4"/>
+          <w:sz w:val="16"/>
+          <w:szCs w:val="16"/>
+        </w:rPr>
+        <w:t>);</w:t>
+      </w:r>
+      <w:r>
+        <w:rPr>
+          <w:rFonts w:ascii="Courier New" w:hAnsi="Courier New" w:cs="Courier New"/>
+          <w:color w:val="BCBEC4"/>
+          <w:sz w:val="16"/>
+          <w:szCs w:val="16"/>
+        </w:rPr>
+        <w:br/>
+        <w:t xml:space="preserve">        String[] lines = sourceResult.split(</w:t>
+      </w:r>
+      <w:r>
+        <w:rPr>
+          <w:rFonts w:ascii="Courier New" w:hAnsi="Courier New" w:cs="Courier New"/>
+          <w:color w:val="6AAB73"/>
+          <w:sz w:val="16"/>
+          <w:szCs w:val="16"/>
+        </w:rPr>
+        <w:t>"</w:t>
+      </w:r>
+      <w:r>
+        <w:rPr>
+          <w:rFonts w:ascii="Courier New" w:hAnsi="Courier New" w:cs="Courier New"/>
+          <w:color w:val="CF8E6D"/>
+          <w:sz w:val="16"/>
+          <w:szCs w:val="16"/>
+          <w:shd w:val="clear" w:color="auto" w:fill="293C40"/>
+        </w:rPr>
+        <w:t>\n</w:t>
+      </w:r>
+      <w:r>
+        <w:rPr>
+          <w:rFonts w:ascii="Courier New" w:hAnsi="Courier New" w:cs="Courier New"/>
+          <w:color w:val="6AAB73"/>
+          <w:sz w:val="16"/>
+          <w:szCs w:val="16"/>
+        </w:rPr>
+        <w:t>"</w:t>
+      </w:r>
+      <w:r>
+        <w:rPr>
+          <w:rFonts w:ascii="Courier New" w:hAnsi="Courier New" w:cs="Courier New"/>
+          <w:color w:val="BCBEC4"/>
+          <w:sz w:val="16"/>
+          <w:szCs w:val="16"/>
+        </w:rPr>
+        <w:t>);</w:t>
+      </w:r>
+      <w:r>
+        <w:rPr>
+          <w:rFonts w:ascii="Courier New" w:hAnsi="Courier New" w:cs="Courier New"/>
+          <w:color w:val="BCBEC4"/>
+          <w:sz w:val="16"/>
+          <w:szCs w:val="16"/>
+        </w:rPr>
+        <w:br/>
+      </w:r>
+      <w:r>
+        <w:rPr>
+          <w:rFonts w:ascii="Courier New" w:hAnsi="Courier New" w:cs="Courier New"/>
+          <w:color w:val="BCBEC4"/>
+          <w:sz w:val="16"/>
+          <w:szCs w:val="16"/>
+        </w:rPr>
+        <w:br/>
+        <w:t xml:space="preserve">        </w:t>
+      </w:r>
+      <w:r>
+        <w:rPr>
+          <w:rFonts w:ascii="Courier New" w:hAnsi="Courier New" w:cs="Courier New"/>
+          <w:color w:val="CF8E6D"/>
+          <w:sz w:val="16"/>
+          <w:szCs w:val="16"/>
+        </w:rPr>
+        <w:t xml:space="preserve">for </w:t>
+      </w:r>
+      <w:r>
+        <w:rPr>
+          <w:rFonts w:ascii="Courier New" w:hAnsi="Courier New" w:cs="Courier New"/>
+          <w:color w:val="BCBEC4"/>
+          <w:sz w:val="16"/>
+          <w:szCs w:val="16"/>
+        </w:rPr>
+        <w:t>(String line: lines) {</w:t>
+      </w:r>
+      <w:r>
+        <w:rPr>
+          <w:rFonts w:ascii="Courier New" w:hAnsi="Courier New" w:cs="Courier New"/>
+          <w:color w:val="BCBEC4"/>
+          <w:sz w:val="16"/>
+          <w:szCs w:val="16"/>
+        </w:rPr>
+        <w:br/>
+        <w:t xml:space="preserve">            System.</w:t>
+      </w:r>
+      <w:r>
+        <w:rPr>
+          <w:rFonts w:ascii="Courier New" w:hAnsi="Courier New" w:cs="Courier New"/>
+          <w:i/>
+          <w:iCs/>
+          <w:color w:val="C77DBB"/>
+          <w:sz w:val="16"/>
+          <w:szCs w:val="16"/>
+        </w:rPr>
+        <w:t>out</w:t>
+      </w:r>
+      <w:r>
+        <w:rPr>
+          <w:rFonts w:ascii="Courier New" w:hAnsi="Courier New" w:cs="Courier New"/>
+          <w:color w:val="BCBEC4"/>
+          <w:sz w:val="16"/>
+          <w:szCs w:val="16"/>
+        </w:rPr>
+        <w:t>.println(</w:t>
+      </w:r>
+      <w:r>
+        <w:rPr>
+          <w:rFonts w:ascii="Courier New" w:hAnsi="Courier New" w:cs="Courier New"/>
+          <w:color w:val="6AAB73"/>
+          <w:sz w:val="16"/>
+          <w:szCs w:val="16"/>
+        </w:rPr>
+        <w:t xml:space="preserve">"Строка: " </w:t>
+      </w:r>
+      <w:r>
+        <w:rPr>
+          <w:rFonts w:ascii="Courier New" w:hAnsi="Courier New" w:cs="Courier New"/>
+          <w:color w:val="BCBEC4"/>
+          <w:sz w:val="16"/>
+          <w:szCs w:val="16"/>
+        </w:rPr>
+        <w:t>+ line);</w:t>
+      </w:r>
+      <w:r>
+        <w:rPr>
+          <w:rFonts w:ascii="Courier New" w:hAnsi="Courier New" w:cs="Courier New"/>
+          <w:color w:val="BCBEC4"/>
+          <w:sz w:val="16"/>
+          <w:szCs w:val="16"/>
+        </w:rPr>
+        <w:br/>
+        <w:t xml:space="preserve">        }</w:t>
+      </w:r>
+      <w:r>
+        <w:rPr>
+          <w:rFonts w:ascii="Courier New" w:hAnsi="Courier New" w:cs="Courier New"/>
+          <w:color w:val="BCBEC4"/>
+          <w:sz w:val="16"/>
+          <w:szCs w:val="16"/>
+        </w:rPr>
+        <w:br/>
+        <w:t xml:space="preserve">        System.</w:t>
+      </w:r>
+      <w:r>
+        <w:rPr>
+          <w:rFonts w:ascii="Courier New" w:hAnsi="Courier New" w:cs="Courier New"/>
+          <w:i/>
+          <w:iCs/>
+          <w:color w:val="C77DBB"/>
+          <w:sz w:val="16"/>
+          <w:szCs w:val="16"/>
+        </w:rPr>
+        <w:t>out</w:t>
+      </w:r>
+      <w:r>
+        <w:rPr>
+          <w:rFonts w:ascii="Courier New" w:hAnsi="Courier New" w:cs="Courier New"/>
+          <w:color w:val="BCBEC4"/>
+          <w:sz w:val="16"/>
+          <w:szCs w:val="16"/>
+        </w:rPr>
+        <w:t>.println(</w:t>
+      </w:r>
+      <w:r>
+        <w:rPr>
+          <w:rFonts w:ascii="Courier New" w:hAnsi="Courier New" w:cs="Courier New"/>
+          <w:color w:val="6AAB73"/>
+          <w:sz w:val="16"/>
+          <w:szCs w:val="16"/>
+        </w:rPr>
+        <w:t>"Результат:"</w:t>
+      </w:r>
+      <w:r>
+        <w:rPr>
+          <w:rFonts w:ascii="Courier New" w:hAnsi="Courier New" w:cs="Courier New"/>
+          <w:color w:val="BCBEC4"/>
+          <w:sz w:val="16"/>
+          <w:szCs w:val="16"/>
+        </w:rPr>
+        <w:t>);</w:t>
+      </w:r>
+      <w:r>
+        <w:rPr>
+          <w:rFonts w:ascii="Courier New" w:hAnsi="Courier New" w:cs="Courier New"/>
+          <w:color w:val="BCBEC4"/>
+          <w:sz w:val="16"/>
+          <w:szCs w:val="16"/>
+        </w:rPr>
+        <w:br/>
+        <w:t xml:space="preserve">        System.</w:t>
+      </w:r>
+      <w:r>
+        <w:rPr>
+          <w:rFonts w:ascii="Courier New" w:hAnsi="Courier New" w:cs="Courier New"/>
+          <w:i/>
+          <w:iCs/>
+          <w:color w:val="C77DBB"/>
+          <w:sz w:val="16"/>
+          <w:szCs w:val="16"/>
+        </w:rPr>
+        <w:t>out</w:t>
+      </w:r>
+      <w:r>
+        <w:rPr>
+          <w:rFonts w:ascii="Courier New" w:hAnsi="Courier New" w:cs="Courier New"/>
+          <w:color w:val="BCBEC4"/>
+          <w:sz w:val="16"/>
+          <w:szCs w:val="16"/>
+        </w:rPr>
+        <w:t>.println(</w:t>
+      </w:r>
+      <w:r>
+        <w:rPr>
+          <w:rFonts w:ascii="Courier New" w:hAnsi="Courier New" w:cs="Courier New"/>
+          <w:i/>
+          <w:iCs/>
+          <w:color w:val="BCBEC4"/>
+          <w:sz w:val="16"/>
+          <w:szCs w:val="16"/>
+        </w:rPr>
+        <w:t>logic</w:t>
+      </w:r>
+      <w:r>
+        <w:rPr>
+          <w:rFonts w:ascii="Courier New" w:hAnsi="Courier New" w:cs="Courier New"/>
+          <w:color w:val="BCBEC4"/>
+          <w:sz w:val="16"/>
+          <w:szCs w:val="16"/>
+        </w:rPr>
+        <w:t>(sourceResult));</w:t>
+      </w:r>
+      <w:r>
+        <w:rPr>
+          <w:rFonts w:ascii="Courier New" w:hAnsi="Courier New" w:cs="Courier New"/>
+          <w:color w:val="BCBEC4"/>
+          <w:sz w:val="16"/>
+          <w:szCs w:val="16"/>
+        </w:rPr>
+        <w:br/>
+      </w:r>
+      <w:r>
+        <w:rPr>
+          <w:rFonts w:ascii="Courier New" w:hAnsi="Courier New" w:cs="Courier New"/>
+          <w:color w:val="BCBEC4"/>
+          <w:sz w:val="16"/>
+          <w:szCs w:val="16"/>
+        </w:rPr>
+        <w:br/>
+        <w:t xml:space="preserve">        </w:t>
+      </w:r>
+      <w:r>
+        <w:rPr>
+          <w:rFonts w:ascii="Courier New" w:hAnsi="Courier New" w:cs="Courier New"/>
+          <w:color w:val="CF8E6D"/>
+          <w:sz w:val="16"/>
+          <w:szCs w:val="16"/>
+        </w:rPr>
+        <w:t xml:space="preserve">if </w:t>
+      </w:r>
+      <w:r>
+        <w:rPr>
+          <w:rFonts w:ascii="Courier New" w:hAnsi="Courier New" w:cs="Courier New"/>
+          <w:color w:val="BCBEC4"/>
+          <w:sz w:val="16"/>
+          <w:szCs w:val="16"/>
+        </w:rPr>
+        <w:t>(!isOk) {</w:t>
+      </w:r>
+      <w:r>
+        <w:rPr>
+          <w:rFonts w:ascii="Courier New" w:hAnsi="Courier New" w:cs="Courier New"/>
+          <w:color w:val="BCBEC4"/>
+          <w:sz w:val="16"/>
+          <w:szCs w:val="16"/>
+        </w:rPr>
+        <w:br/>
+        <w:t xml:space="preserve">            System.</w:t>
+      </w:r>
+      <w:r>
+        <w:rPr>
+          <w:rFonts w:ascii="Courier New" w:hAnsi="Courier New" w:cs="Courier New"/>
+          <w:i/>
+          <w:iCs/>
+          <w:color w:val="C77DBB"/>
+          <w:sz w:val="16"/>
+          <w:szCs w:val="16"/>
+        </w:rPr>
+        <w:t>out</w:t>
+      </w:r>
+      <w:r>
+        <w:rPr>
+          <w:rFonts w:ascii="Courier New" w:hAnsi="Courier New" w:cs="Courier New"/>
+          <w:color w:val="BCBEC4"/>
+          <w:sz w:val="16"/>
+          <w:szCs w:val="16"/>
+        </w:rPr>
+        <w:t>.println(</w:t>
+      </w:r>
+      <w:r>
+        <w:rPr>
+          <w:rFonts w:ascii="Courier New" w:hAnsi="Courier New" w:cs="Courier New"/>
+          <w:color w:val="6AAB73"/>
+          <w:sz w:val="16"/>
+          <w:szCs w:val="16"/>
+        </w:rPr>
+        <w:t>"Ожидали:"</w:t>
+      </w:r>
+      <w:r>
+        <w:rPr>
+          <w:rFonts w:ascii="Courier New" w:hAnsi="Courier New" w:cs="Courier New"/>
+          <w:color w:val="BCBEC4"/>
+          <w:sz w:val="16"/>
+          <w:szCs w:val="16"/>
+        </w:rPr>
+        <w:t>);</w:t>
+      </w:r>
+      <w:r>
+        <w:rPr>
+          <w:rFonts w:ascii="Courier New" w:hAnsi="Courier New" w:cs="Courier New"/>
+          <w:color w:val="BCBEC4"/>
+          <w:sz w:val="16"/>
+          <w:szCs w:val="16"/>
+        </w:rPr>
+        <w:br/>
+        <w:t xml:space="preserve">            System.</w:t>
+      </w:r>
+      <w:r>
+        <w:rPr>
+          <w:rFonts w:ascii="Courier New" w:hAnsi="Courier New" w:cs="Courier New"/>
+          <w:i/>
+          <w:iCs/>
+          <w:color w:val="C77DBB"/>
+          <w:sz w:val="16"/>
+          <w:szCs w:val="16"/>
+        </w:rPr>
+        <w:t>out</w:t>
+      </w:r>
+      <w:r>
+        <w:rPr>
+          <w:rFonts w:ascii="Courier New" w:hAnsi="Courier New" w:cs="Courier New"/>
+          <w:color w:val="BCBEC4"/>
+          <w:sz w:val="16"/>
+          <w:szCs w:val="16"/>
+        </w:rPr>
+        <w:t>.println(</w:t>
+      </w:r>
+      <w:r>
+        <w:rPr>
+          <w:rFonts w:ascii="Courier New" w:hAnsi="Courier New" w:cs="Courier New"/>
+          <w:i/>
+          <w:iCs/>
+          <w:color w:val="BCBEC4"/>
+          <w:sz w:val="16"/>
+          <w:szCs w:val="16"/>
+        </w:rPr>
+        <w:t>logic</w:t>
+      </w:r>
+      <w:r>
+        <w:rPr>
+          <w:rFonts w:ascii="Courier New" w:hAnsi="Courier New" w:cs="Courier New"/>
+          <w:color w:val="BCBEC4"/>
+          <w:sz w:val="16"/>
+          <w:szCs w:val="16"/>
+        </w:rPr>
+        <w:t>(expectedResult));</w:t>
+      </w:r>
+      <w:r>
+        <w:rPr>
+          <w:rFonts w:ascii="Courier New" w:hAnsi="Courier New" w:cs="Courier New"/>
+          <w:color w:val="BCBEC4"/>
+          <w:sz w:val="16"/>
+          <w:szCs w:val="16"/>
+        </w:rPr>
+        <w:br/>
+        <w:t xml:space="preserve">        }</w:t>
+      </w:r>
+      <w:r>
+        <w:rPr>
+          <w:rFonts w:ascii="Courier New" w:hAnsi="Courier New" w:cs="Courier New"/>
+          <w:color w:val="BCBEC4"/>
+          <w:sz w:val="16"/>
+          <w:szCs w:val="16"/>
+        </w:rPr>
+        <w:br/>
+        <w:t xml:space="preserve">    }</w:t>
+      </w:r>
+      <w:r>
+        <w:rPr>
+          <w:rFonts w:ascii="Courier New" w:hAnsi="Courier New" w:cs="Courier New"/>
+          <w:color w:val="BCBEC4"/>
+          <w:sz w:val="16"/>
+          <w:szCs w:val="16"/>
+        </w:rPr>
+        <w:br/>
+      </w:r>
+      <w:r>
+        <w:rPr>
+          <w:rFonts w:ascii="Courier New" w:hAnsi="Courier New" w:cs="Courier New"/>
+          <w:color w:val="BCBEC4"/>
+          <w:sz w:val="16"/>
+          <w:szCs w:val="16"/>
+        </w:rPr>
+        <w:br/>
+        <w:t xml:space="preserve">    </w:t>
+      </w:r>
+      <w:r>
+        <w:rPr>
+          <w:rFonts w:ascii="Courier New" w:hAnsi="Courier New" w:cs="Courier New"/>
+          <w:i/>
+          <w:iCs/>
+          <w:color w:val="5F826B"/>
+          <w:sz w:val="16"/>
+          <w:szCs w:val="16"/>
+        </w:rPr>
+        <w:t>/**</w:t>
+      </w:r>
+      <w:r>
+        <w:rPr>
+          <w:rFonts w:ascii="Courier New" w:hAnsi="Courier New" w:cs="Courier New"/>
+          <w:i/>
+          <w:iCs/>
+          <w:color w:val="5F826B"/>
+          <w:sz w:val="16"/>
+          <w:szCs w:val="16"/>
+        </w:rPr>
+        <w:br/>
+        <w:t xml:space="preserve">     * Сверяет исходный результат с ожидаемым</w:t>
+      </w:r>
+      <w:r>
+        <w:rPr>
+          <w:rFonts w:ascii="Courier New" w:hAnsi="Courier New" w:cs="Courier New"/>
+          <w:i/>
+          <w:iCs/>
+          <w:color w:val="5F826B"/>
+          <w:sz w:val="16"/>
+          <w:szCs w:val="16"/>
+        </w:rPr>
+        <w:br/>
+        <w:t xml:space="preserve">     * </w:t>
+      </w:r>
+      <w:r>
+        <w:rPr>
+          <w:rFonts w:ascii="Courier New" w:hAnsi="Courier New" w:cs="Courier New"/>
+          <w:i/>
+          <w:iCs/>
+          <w:color w:val="67A37C"/>
+          <w:sz w:val="16"/>
+          <w:szCs w:val="16"/>
+        </w:rPr>
+        <w:t xml:space="preserve">@param </w:t>
+      </w:r>
+      <w:r>
+        <w:rPr>
+          <w:rFonts w:ascii="Courier New" w:hAnsi="Courier New" w:cs="Courier New"/>
+          <w:i/>
+          <w:iCs/>
+          <w:color w:val="ABADB3"/>
+          <w:sz w:val="16"/>
+          <w:szCs w:val="16"/>
+        </w:rPr>
+        <w:t xml:space="preserve">sourceResult </w:t>
+      </w:r>
+      <w:r>
+        <w:rPr>
+          <w:rFonts w:ascii="Courier New" w:hAnsi="Courier New" w:cs="Courier New"/>
+          <w:i/>
+          <w:iCs/>
+          <w:color w:val="5F826B"/>
+          <w:sz w:val="16"/>
+          <w:szCs w:val="16"/>
+        </w:rPr>
+        <w:t>исходный результат</w:t>
+      </w:r>
+      <w:r>
+        <w:rPr>
+          <w:rFonts w:ascii="Courier New" w:hAnsi="Courier New" w:cs="Courier New"/>
+          <w:i/>
+          <w:iCs/>
+          <w:color w:val="5F826B"/>
+          <w:sz w:val="16"/>
+          <w:szCs w:val="16"/>
+        </w:rPr>
+        <w:br/>
+        <w:t xml:space="preserve">     * </w:t>
+      </w:r>
+      <w:r>
+        <w:rPr>
+          <w:rFonts w:ascii="Courier New" w:hAnsi="Courier New" w:cs="Courier New"/>
+          <w:i/>
+          <w:iCs/>
+          <w:color w:val="67A37C"/>
+          <w:sz w:val="16"/>
+          <w:szCs w:val="16"/>
+        </w:rPr>
+        <w:t xml:space="preserve">@param </w:t>
+      </w:r>
+      <w:r>
+        <w:rPr>
+          <w:rFonts w:ascii="Courier New" w:hAnsi="Courier New" w:cs="Courier New"/>
+          <w:i/>
+          <w:iCs/>
+          <w:color w:val="ABADB3"/>
+          <w:sz w:val="16"/>
+          <w:szCs w:val="16"/>
+        </w:rPr>
+        <w:t xml:space="preserve">expectedResult </w:t>
+      </w:r>
+      <w:r>
+        <w:rPr>
+          <w:rFonts w:ascii="Courier New" w:hAnsi="Courier New" w:cs="Courier New"/>
+          <w:i/>
+          <w:iCs/>
+          <w:color w:val="5F826B"/>
+          <w:sz w:val="16"/>
+          <w:szCs w:val="16"/>
+        </w:rPr>
+        <w:t>ожидаемый результат</w:t>
+      </w:r>
+      <w:r>
+        <w:rPr>
+          <w:rFonts w:ascii="Courier New" w:hAnsi="Courier New" w:cs="Courier New"/>
+          <w:i/>
+          <w:iCs/>
+          <w:color w:val="5F826B"/>
+          <w:sz w:val="16"/>
+          <w:szCs w:val="16"/>
+        </w:rPr>
+        <w:br/>
+        <w:t xml:space="preserve">     * </w:t>
+      </w:r>
+      <w:r>
+        <w:rPr>
+          <w:rFonts w:ascii="Courier New" w:hAnsi="Courier New" w:cs="Courier New"/>
+          <w:i/>
+          <w:iCs/>
+          <w:color w:val="67A37C"/>
+          <w:sz w:val="16"/>
+          <w:szCs w:val="16"/>
+        </w:rPr>
+        <w:t xml:space="preserve">@return </w:t>
+      </w:r>
+      <w:r>
+        <w:rPr>
+          <w:rFonts w:ascii="Courier New" w:hAnsi="Courier New" w:cs="Courier New"/>
+          <w:i/>
+          <w:iCs/>
+          <w:color w:val="5F826B"/>
+          <w:sz w:val="16"/>
+          <w:szCs w:val="16"/>
+        </w:rPr>
+        <w:t>статус равенства исходного и ожидаемого результата</w:t>
+      </w:r>
+      <w:r>
+        <w:rPr>
+          <w:rFonts w:ascii="Courier New" w:hAnsi="Courier New" w:cs="Courier New"/>
+          <w:i/>
+          <w:iCs/>
+          <w:color w:val="5F826B"/>
+          <w:sz w:val="16"/>
+          <w:szCs w:val="16"/>
+        </w:rPr>
+        <w:br/>
+        <w:t xml:space="preserve">     */</w:t>
+      </w:r>
+      <w:r>
+        <w:rPr>
+          <w:rFonts w:ascii="Courier New" w:hAnsi="Courier New" w:cs="Courier New"/>
+          <w:i/>
+          <w:iCs/>
+          <w:color w:val="5F826B"/>
+          <w:sz w:val="16"/>
+          <w:szCs w:val="16"/>
+        </w:rPr>
+        <w:br/>
+        <w:t xml:space="preserve">    </w:t>
+      </w:r>
+      <w:r>
+        <w:rPr>
+          <w:rFonts w:ascii="Courier New" w:hAnsi="Courier New" w:cs="Courier New"/>
+          <w:color w:val="CF8E6D"/>
+          <w:sz w:val="16"/>
+          <w:szCs w:val="16"/>
+        </w:rPr>
+        <w:t xml:space="preserve">public static boolean </w:t>
+      </w:r>
+      <w:r>
+        <w:rPr>
+          <w:rFonts w:ascii="Courier New" w:hAnsi="Courier New" w:cs="Courier New"/>
+          <w:color w:val="56A8F5"/>
+          <w:sz w:val="16"/>
+          <w:szCs w:val="16"/>
+        </w:rPr>
+        <w:t>checkResult</w:t>
+      </w:r>
+      <w:r>
+        <w:rPr>
+          <w:rFonts w:ascii="Courier New" w:hAnsi="Courier New" w:cs="Courier New"/>
+          <w:color w:val="BCBEC4"/>
+          <w:sz w:val="16"/>
+          <w:szCs w:val="16"/>
+        </w:rPr>
+        <w:t>(String sourceResult, String expectedResult) {</w:t>
+      </w:r>
+      <w:r>
+        <w:rPr>
+          <w:rFonts w:ascii="Courier New" w:hAnsi="Courier New" w:cs="Courier New"/>
+          <w:color w:val="BCBEC4"/>
+          <w:sz w:val="16"/>
+          <w:szCs w:val="16"/>
+        </w:rPr>
+        <w:br/>
+        <w:t xml:space="preserve">        </w:t>
+      </w:r>
+      <w:r>
+        <w:rPr>
+          <w:rFonts w:ascii="Courier New" w:hAnsi="Courier New" w:cs="Courier New"/>
+          <w:color w:val="CF8E6D"/>
+          <w:sz w:val="16"/>
+          <w:szCs w:val="16"/>
+        </w:rPr>
+        <w:t xml:space="preserve">return </w:t>
+      </w:r>
+      <w:r>
+        <w:rPr>
+          <w:rFonts w:ascii="Courier New" w:hAnsi="Courier New" w:cs="Courier New"/>
+          <w:color w:val="BCBEC4"/>
+          <w:sz w:val="16"/>
+          <w:szCs w:val="16"/>
+        </w:rPr>
+        <w:t>sourceResult.equals(expectedResult);</w:t>
+      </w:r>
+      <w:r>
+        <w:rPr>
+          <w:rFonts w:ascii="Courier New" w:hAnsi="Courier New" w:cs="Courier New"/>
+          <w:color w:val="BCBEC4"/>
+        </w:rPr>
+        <w:br/>
+      </w:r>
+      <w:r>
+        <w:rPr>
+          <w:rFonts w:ascii="Courier New" w:hAnsi="Courier New" w:cs="Courier New"/>
+          <w:color w:val="BCBEC4"/>
+          <w:sz w:val="16"/>
+          <w:szCs w:val="16"/>
+        </w:rPr>
+        <w:t xml:space="preserve">    }</w:t>
+      </w:r>
+      <w:r>
+        <w:rPr>
+          <w:rFonts w:ascii="Courier New" w:hAnsi="Courier New" w:cs="Courier New"/>
+          <w:color w:val="BCBEC4"/>
+          <w:sz w:val="16"/>
+          <w:szCs w:val="16"/>
+        </w:rPr>
+        <w:br/>
+        <w:t>}</w:t>
+      </w:r>
+    </w:p>
+    <w:p>
+      <w:pPr>
+        <w:spacing w:after="240"/>
+        <w:rPr>
+          <w:lang w:val="en-US"/>
+        </w:rPr>
+      </w:pPr>
+      <w:r>
+        <w:t>Скриншот результата</w:t>
+      </w:r>
+      <w:r>
+        <w:rPr>
+          <w:lang w:val="en-US"/>
+        </w:rPr>
+        <w:t>:</w:t>
+      </w:r>
+    </w:p>
+    <w:p>
+      <w:pPr>
+        <w:spacing w:after="240"/>
+        <w:rPr>
+          <w:rFonts w:ascii="Calibri" w:eastAsia="Calibri" w:hAnsi="Calibri" w:cs="Calibri"/>
+          <w:b/>
+        </w:rPr>
+      </w:pPr>
+      <w:r>
+        <w:rPr>
+          <w:rFonts w:ascii="Calibri" w:eastAsia="Calibri" w:hAnsi="Calibri" w:cs="Calibri"/>
+          <w:b/>
+        </w:rPr>
+        <w:lastRenderedPageBreak/>
+        <w:drawing>
+          <wp:inline distT="0" distB="0" distL="0" distR="0" wp14:anchorId="10DABDD6" wp14:editId="5CCFA127">
+            <wp:extent cx="2254313" cy="2858469"/>
+            <wp:effectExtent l="0" t="0" r="0" b="0"/>
+            <wp:docPr id="4" name="Рисунок 4"/>
+            <wp:cNvGraphicFramePr>
+              <a:graphicFrameLocks xmlns:a="http://schemas.openxmlformats.org/drawingml/2006/main" noChangeAspect="1"/>
+            </wp:cNvGraphicFramePr>
+            <a:graphic xmlns:a="http://schemas.openxmlformats.org/drawingml/2006/main">
+              <a:graphicData uri="http://schemas.openxmlformats.org/drawingml/2006/picture">
+                <pic:pic xmlns:pic="http://schemas.openxmlformats.org/drawingml/2006/picture">
+                  <pic:nvPicPr>
+                    <pic:cNvPr id="1" name=""/>
+                    <pic:cNvPicPr/>
+                  </pic:nvPicPr>
+                  <pic:blipFill>
+                    <a:blip r:embed="rId9"/>
+                    <a:stretch>
+                      <a:fillRect/>
+                    </a:stretch>
+                  </pic:blipFill>
+                  <pic:spPr>
+                    <a:xfrm>
+                      <a:off x="0" y="0"/>
+                      <a:ext cx="2270230" cy="2878651"/>
+                    </a:xfrm>
+                    <a:prstGeom prst="rect">
+                      <a:avLst/>
+                    </a:prstGeom>
+                  </pic:spPr>
+                </pic:pic>
+              </a:graphicData>
+            </a:graphic>
+          </wp:inline>
+        </w:drawing>
+      </w:r>
+    </w:p>
+    <w:p>
+      <w:pPr>
         <w:spacing w:after="240"/>
         <w:jc w:val="center"/>
+      </w:pPr>
+      <w:r>
         <w:rPr>
           <w:rFonts w:ascii="Calibri" w:eastAsia="Calibri" w:hAnsi="Calibri" w:cs="Calibri"/>
           <w:b/>
         </w:rPr>
-      </w:pPr>
+        <w:t>Задание 3.</w:t>
+      </w:r>
     </w:p>
     <w:p>
       <w:pPr>
         <w:spacing w:after="240"/>
-        <w:jc w:val="center"/>
-      </w:pPr>
-      <w:r>
-        <w:rPr>
-          <w:rFonts w:ascii="Calibri" w:eastAsia="Calibri" w:hAnsi="Calibri" w:cs="Calibri"/>
-          <w:b/>
-        </w:rPr>
-        <w:t>Задание 3.</w:t>
+      </w:pPr>
+      <w:r>
+        <w:rPr>
+          <w:rFonts w:ascii="Calibri" w:eastAsia="Calibri" w:hAnsi="Calibri" w:cs="Calibri"/>
+          <w:color w:val="000000"/>
+          <w:sz w:val="22"/>
+        </w:rPr>
+        <w:t>В задание используйте функции те же как в 1 задание, необходимо только код в logic и printResult, getInput поменять, больше ничего нового! Необходимо реализовать программу, которая:</w:t>
       </w:r>
     </w:p>
     <w:p>
       <w:pPr>
-        <w:spacing w:after="240"/>
+        <w:ind w:left="720" w:hanging="360"/>
+        <w:rPr>
+          <w:rFonts w:ascii="Calibri" w:eastAsia="Calibri" w:hAnsi="Calibri" w:cs="Calibri"/>
+          <w:sz w:val="22"/>
+        </w:rPr>
       </w:pPr>
       <w:r>
         <w:rPr>
@@ -6967,8 +11698,25 @@
           <w:color w:val="000000"/>
           <w:sz w:val="22"/>
         </w:rPr>
-        <w:t>В задание используйте функции те же как в 1 задание, необходимо только код в logic и printResult, getInput поменять, больше ничего нового! Необходимо реализовать программу, которая:</w:t>
-      </w:r>
+        <w:t>1.</w:t>
+      </w:r>
+      <w:r>
+        <w:rPr>
+          <w:color w:val="000000"/>
+          <w:sz w:val="14"/>
+        </w:rPr>
+        <w:t>      </w:t>
+      </w:r>
+      <w:r>
+        <w:rPr>
+          <w:rFonts w:ascii="Calibri" w:eastAsia="Calibri" w:hAnsi="Calibri" w:cs="Calibri"/>
+          <w:color w:val="000000"/>
+          <w:sz w:val="22"/>
+        </w:rPr>
+        <w:t>Считывает файл. </w:t>
+      </w:r>
+      <w:bookmarkStart w:id="0" w:name="_GoBack"/>
+      <w:bookmarkEnd w:id="0"/>
     </w:p>
     <w:p>
       <w:pPr>
@@ -6984,7 +11732,7 @@
           <w:color w:val="000000"/>
           <w:sz w:val="22"/>
         </w:rPr>
-        <w:t>1.</w:t>
+        <w:t>2.</w:t>
       </w:r>
       <w:r>
         <w:rPr>
@@ -6999,7 +11747,7 @@
           <w:color w:val="000000"/>
           <w:sz w:val="22"/>
         </w:rPr>
-        <w:t>Считывает файл. </w:t>
+        <w:t>Преобразует строки из файла в структуру N x M заполненную числами от 1 до 9.</w:t>
       </w:r>
     </w:p>
     <w:p>
@@ -7016,7 +11764,7 @@
           <w:color w:val="000000"/>
           <w:sz w:val="22"/>
         </w:rPr>
-        <w:t>2.</w:t>
+        <w:t>3.</w:t>
       </w:r>
       <w:r>
         <w:rPr>
@@ -7028,10 +11776,17 @@
       <w:r>
         <w:rPr>
           <w:rFonts w:ascii="Calibri" w:eastAsia="Calibri" w:hAnsi="Calibri" w:cs="Calibri"/>
+          <w:sz w:val="22"/>
+        </w:rPr>
+        <w:t>Создает вторую структуру </w:t>
+      </w:r>
+      <w:r>
+        <w:rPr>
+          <w:rFonts w:ascii="Calibri" w:eastAsia="Calibri" w:hAnsi="Calibri" w:cs="Calibri"/>
           <w:color w:val="000000"/>
           <w:sz w:val="22"/>
         </w:rPr>
-        <w:t>Преобразует строки из файла в структуру N x M заполненную числами от 1 до 9.</w:t>
+        <w:t>того же размера для хранения сумм соседей (результата вычислений).</w:t>
       </w:r>
     </w:p>
     <w:p>
@@ -7048,7 +11803,7 @@
           <w:color w:val="000000"/>
           <w:sz w:val="22"/>
         </w:rPr>
-        <w:t>3.</w:t>
+        <w:t>4.</w:t>
       </w:r>
       <w:r>
         <w:rPr>
@@ -7060,21 +11815,82 @@
       <w:r>
         <w:rPr>
           <w:rFonts w:ascii="Calibri" w:eastAsia="Calibri" w:hAnsi="Calibri" w:cs="Calibri"/>
-          <w:sz w:val="22"/>
-        </w:rPr>
-        <w:t>Создает вторую структуру </w:t>
-      </w:r>
-      <w:r>
-        <w:rPr>
-          <w:rFonts w:ascii="Calibri" w:eastAsia="Calibri" w:hAnsi="Calibri" w:cs="Calibri"/>
           <w:color w:val="000000"/>
           <w:sz w:val="22"/>
         </w:rPr>
-        <w:t>того же размера для хранения сумм соседей (результата вычислений).</w:t>
+        <w:t>Для каждого элемента вычислите сумму его соседей в ближайших соседних ячейках (по диагонали НЕ учитывать):</w:t>
       </w:r>
     </w:p>
     <w:p>
       <w:pPr>
+        <w:ind w:left="720"/>
+        <w:rPr>
+          <w:rFonts w:ascii="Calibri" w:eastAsia="Calibri" w:hAnsi="Calibri" w:cs="Calibri"/>
+          <w:sz w:val="22"/>
+        </w:rPr>
+      </w:pPr>
+      <w:r>
+        <w:rPr>
+          <w:rFonts w:ascii="Calibri" w:eastAsia="Calibri" w:hAnsi="Calibri" w:cs="Calibri"/>
+          <w:color w:val="000000"/>
+          <w:sz w:val="22"/>
+        </w:rPr>
+        <w:t>•  Если у элемента нет соседа сверху (первая строка), не учитывайте его.</w:t>
+      </w:r>
+    </w:p>
+    <w:p>
+      <w:pPr>
+        <w:ind w:left="720"/>
+        <w:rPr>
+          <w:rFonts w:ascii="Calibri" w:eastAsia="Calibri" w:hAnsi="Calibri" w:cs="Calibri"/>
+          <w:sz w:val="22"/>
+        </w:rPr>
+      </w:pPr>
+      <w:r>
+        <w:rPr>
+          <w:rFonts w:ascii="Calibri" w:eastAsia="Calibri" w:hAnsi="Calibri" w:cs="Calibri"/>
+          <w:color w:val="000000"/>
+          <w:sz w:val="22"/>
+        </w:rPr>
+        <w:t>•  Если у элемента нет соседа снизу (последняя строка), не учитывайте его.</w:t>
+      </w:r>
+    </w:p>
+    <w:p>
+      <w:pPr>
+        <w:ind w:left="720"/>
+        <w:rPr>
+          <w:rFonts w:ascii="Calibri" w:eastAsia="Calibri" w:hAnsi="Calibri" w:cs="Calibri"/>
+          <w:sz w:val="22"/>
+        </w:rPr>
+      </w:pPr>
+      <w:r>
+        <w:rPr>
+          <w:rFonts w:ascii="Calibri" w:eastAsia="Calibri" w:hAnsi="Calibri" w:cs="Calibri"/>
+          <w:color w:val="000000"/>
+          <w:sz w:val="22"/>
+        </w:rPr>
+        <w:t>•  Если у элемента нет соседа слева (первый столбец), не учитывайте его.</w:t>
+      </w:r>
+    </w:p>
+    <w:p>
+      <w:pPr>
+        <w:ind w:left="720"/>
+        <w:rPr>
+          <w:rFonts w:ascii="Calibri" w:eastAsia="Calibri" w:hAnsi="Calibri" w:cs="Calibri"/>
+          <w:sz w:val="22"/>
+        </w:rPr>
+      </w:pPr>
+      <w:r>
+        <w:rPr>
+          <w:rFonts w:ascii="Calibri" w:eastAsia="Calibri" w:hAnsi="Calibri" w:cs="Calibri"/>
+          <w:color w:val="000000"/>
+          <w:sz w:val="22"/>
+        </w:rPr>
+        <w:t>•  Если у элемента нет соседа справа (последний столбец), не учитывайте его.</w:t>
+      </w:r>
+    </w:p>
+    <w:p>
+      <w:pPr>
         <w:ind w:left="720" w:hanging="360"/>
         <w:rPr>
           <w:rFonts w:ascii="Calibri" w:eastAsia="Calibri" w:hAnsi="Calibri" w:cs="Calibri"/>
@@ -7087,7 +11903,7 @@
           <w:color w:val="000000"/>
           <w:sz w:val="22"/>
         </w:rPr>
-        <w:t>4.</w:t>
+        <w:t>5.</w:t>
       </w:r>
       <w:r>
         <w:rPr>
@@ -7102,12 +11918,12 @@
           <w:color w:val="000000"/>
           <w:sz w:val="22"/>
         </w:rPr>
-        <w:t>Для каждого элемента вычислите сумму его соседей в ближайших соседних ячейках (по диагонали НЕ учитывать):</w:t>
+        <w:t>Запишите полученную сумму в соответствующую ячейку второго массива.</w:t>
       </w:r>
     </w:p>
     <w:p>
       <w:pPr>
-        <w:ind w:left="720"/>
+        <w:ind w:left="720" w:hanging="360"/>
         <w:rPr>
           <w:rFonts w:ascii="Calibri" w:eastAsia="Calibri" w:hAnsi="Calibri" w:cs="Calibri"/>
           <w:sz w:val="22"/>
@@ -7119,83 +11935,125 @@
           <w:color w:val="000000"/>
           <w:sz w:val="22"/>
         </w:rPr>
-        <w:t>•  Если у элемента нет соседа сверху (первая строка), не учитывайте его.</w:t>
+        <w:t>6.</w:t>
+      </w:r>
+      <w:r>
+        <w:rPr>
+          <w:color w:val="000000"/>
+          <w:sz w:val="14"/>
+        </w:rPr>
+        <w:t>      </w:t>
+      </w:r>
+      <w:r>
+        <w:rPr>
+          <w:rFonts w:ascii="Calibri" w:eastAsia="Calibri" w:hAnsi="Calibri" w:cs="Calibri"/>
+          <w:color w:val="000000"/>
+          <w:sz w:val="22"/>
+        </w:rPr>
+        <w:t>Не используйте примеры входных файлов ниже, сделайте свои примеры!</w:t>
       </w:r>
     </w:p>
     <w:p>
       <w:pPr>
-        <w:ind w:left="720"/>
-        <w:rPr>
-          <w:rFonts w:ascii="Calibri" w:eastAsia="Calibri" w:hAnsi="Calibri" w:cs="Calibri"/>
-          <w:sz w:val="22"/>
-        </w:rPr>
-      </w:pPr>
-      <w:r>
-        <w:rPr>
-          <w:rFonts w:ascii="Calibri" w:eastAsia="Calibri" w:hAnsi="Calibri" w:cs="Calibri"/>
+        <w:spacing w:after="240"/>
+        <w:ind w:left="283"/>
+      </w:pPr>
+      <w:r>
+        <w:rPr>
+          <w:rFonts w:ascii="Calibri" w:eastAsia="Calibri" w:hAnsi="Calibri" w:cs="Calibri"/>
+          <w:i/>
           <w:color w:val="000000"/>
           <w:sz w:val="22"/>
         </w:rPr>
-        <w:lastRenderedPageBreak/>
-        <w:t>•  Если у элемента нет соседа снизу (последняя строка), не учитывайте его.</w:t>
+        <w:t>Возможный пример (цветом выделено для большей наглядности в данном примере):</w:t>
       </w:r>
     </w:p>
     <w:p>
       <w:pPr>
-        <w:ind w:left="720"/>
-        <w:rPr>
-          <w:rFonts w:ascii="Calibri" w:eastAsia="Calibri" w:hAnsi="Calibri" w:cs="Calibri"/>
-          <w:sz w:val="22"/>
-        </w:rPr>
-      </w:pPr>
-      <w:r>
-        <w:rPr>
-          <w:rFonts w:ascii="Calibri" w:eastAsia="Calibri" w:hAnsi="Calibri" w:cs="Calibri"/>
+        <w:ind w:left="720" w:hanging="360"/>
+        <w:rPr>
+          <w:rFonts w:ascii="Calibri" w:eastAsia="Calibri" w:hAnsi="Calibri" w:cs="Calibri"/>
+          <w:sz w:val="22"/>
+        </w:rPr>
+      </w:pPr>
+      <w:r>
+        <w:rPr>
+          <w:rFonts w:ascii="Symbol" w:eastAsia="Symbol" w:hAnsi="Symbol" w:cs="Symbol"/>
           <w:color w:val="000000"/>
           <w:sz w:val="22"/>
         </w:rPr>
-        <w:t>•  Если у элемента нет соседа слева (первый столбец), не учитывайте его.</w:t>
+        <w:t></w:t>
+      </w:r>
+      <w:r>
+        <w:rPr>
+          <w:color w:val="000000"/>
+          <w:sz w:val="14"/>
+        </w:rPr>
+        <w:t>      </w:t>
+      </w:r>
+      <w:r>
+        <w:rPr>
+          <w:rFonts w:ascii="Calibri" w:eastAsia="Calibri" w:hAnsi="Calibri" w:cs="Calibri"/>
+          <w:color w:val="000000"/>
+          <w:sz w:val="22"/>
+        </w:rPr>
+        <w:t>Входные данные</w:t>
       </w:r>
     </w:p>
     <w:p>
       <w:pPr>
-        <w:ind w:left="720"/>
-        <w:rPr>
-          <w:rFonts w:ascii="Calibri" w:eastAsia="Calibri" w:hAnsi="Calibri" w:cs="Calibri"/>
-          <w:sz w:val="22"/>
-        </w:rPr>
-      </w:pPr>
-      <w:r>
-        <w:rPr>
-          <w:rFonts w:ascii="Calibri" w:eastAsia="Calibri" w:hAnsi="Calibri" w:cs="Calibri"/>
+        <w:ind w:left="1440" w:hanging="360"/>
+        <w:rPr>
+          <w:rFonts w:ascii="Calibri" w:eastAsia="Calibri" w:hAnsi="Calibri" w:cs="Calibri"/>
+          <w:sz w:val="22"/>
+        </w:rPr>
+      </w:pPr>
+      <w:r>
+        <w:rPr>
+          <w:rFonts w:ascii="Courier New" w:eastAsia="Courier New" w:hAnsi="Courier New" w:cs="Courier New"/>
           <w:color w:val="000000"/>
           <w:sz w:val="22"/>
         </w:rPr>
-        <w:t>•  Если у элемента нет соседа справа (последний столбец), не учитывайте его.</w:t>
+        <w:t>o</w:t>
+      </w:r>
+      <w:r>
+        <w:rPr>
+          <w:color w:val="000000"/>
+          <w:sz w:val="14"/>
+        </w:rPr>
+        <w:t>  </w:t>
+      </w:r>
+      <w:r>
+        <w:rPr>
+          <w:rFonts w:ascii="Calibri" w:eastAsia="Calibri" w:hAnsi="Calibri" w:cs="Calibri"/>
+          <w:color w:val="000000"/>
+          <w:sz w:val="22"/>
+        </w:rPr>
+        <w:t>Входной файл input1.testfile содержит следующее: </w:t>
       </w:r>
     </w:p>
     <w:p>
       <w:pPr>
-        <w:ind w:left="720" w:hanging="360"/>
-        <w:rPr>
-          <w:rFonts w:ascii="Calibri" w:eastAsia="Calibri" w:hAnsi="Calibri" w:cs="Calibri"/>
-          <w:sz w:val="22"/>
-        </w:rPr>
-      </w:pPr>
-      <w:r>
-        <w:rPr>
-          <w:rFonts w:ascii="Calibri" w:eastAsia="Calibri" w:hAnsi="Calibri" w:cs="Calibri"/>
+        <w:ind w:left="1440" w:hanging="360"/>
+        <w:rPr>
+          <w:rFonts w:ascii="Calibri" w:eastAsia="Calibri" w:hAnsi="Calibri" w:cs="Calibri"/>
+          <w:sz w:val="22"/>
+        </w:rPr>
+      </w:pPr>
+      <w:r>
+        <w:rPr>
+          <w:rFonts w:ascii="Courier New" w:eastAsia="Courier New" w:hAnsi="Courier New" w:cs="Courier New"/>
           <w:color w:val="000000"/>
           <w:sz w:val="22"/>
         </w:rPr>
-        <w:t>5.</w:t>
+        <w:t>o</w:t>
       </w:r>
       <w:r>
         <w:rPr>
           <w:color w:val="000000"/>
           <w:sz w:val="14"/>
         </w:rPr>
-        <w:t>      </w:t>
+        <w:t>  </w:t>
       </w:r>
       <w:r>
         <w:rPr>
@@ -7203,46 +12061,83 @@
           <w:color w:val="000000"/>
           <w:sz w:val="22"/>
         </w:rPr>
-        <w:t>Запишите полученную сумму в соответствующую ячейку второго массива.</w:t>
+        <w:t>“</w:t>
       </w:r>
     </w:p>
     <w:p>
       <w:pPr>
-        <w:ind w:left="720" w:hanging="360"/>
-        <w:rPr>
-          <w:rFonts w:ascii="Calibri" w:eastAsia="Calibri" w:hAnsi="Calibri" w:cs="Calibri"/>
-          <w:sz w:val="22"/>
-        </w:rPr>
-      </w:pPr>
-      <w:r>
-        <w:rPr>
-          <w:rFonts w:ascii="Calibri" w:eastAsia="Calibri" w:hAnsi="Calibri" w:cs="Calibri"/>
+        <w:ind w:left="1440" w:hanging="360"/>
+        <w:rPr>
+          <w:rFonts w:ascii="Calibri" w:eastAsia="Calibri" w:hAnsi="Calibri" w:cs="Calibri"/>
+          <w:sz w:val="22"/>
+        </w:rPr>
+      </w:pPr>
+      <w:r>
+        <w:rPr>
+          <w:rFonts w:ascii="Courier New" w:eastAsia="Courier New" w:hAnsi="Courier New" w:cs="Courier New"/>
           <w:color w:val="000000"/>
           <w:sz w:val="22"/>
         </w:rPr>
-        <w:t>6.</w:t>
+        <w:t>o</w:t>
       </w:r>
       <w:r>
         <w:rPr>
           <w:color w:val="000000"/>
           <w:sz w:val="14"/>
         </w:rPr>
-        <w:t>      </w:t>
-      </w:r>
-      <w:r>
-        <w:rPr>
-          <w:rFonts w:ascii="Calibri" w:eastAsia="Calibri" w:hAnsi="Calibri" w:cs="Calibri"/>
-          <w:color w:val="000000"/>
-          <w:sz w:val="22"/>
-        </w:rPr>
-        <w:t>Не используйте примеры входных файлов ниже, сделайте свои примеры!</w:t>
+        <w:t>  </w:t>
+      </w:r>
+      <w:r>
+        <w:rPr>
+          <w:rFonts w:ascii="Calibri" w:eastAsia="Calibri" w:hAnsi="Calibri" w:cs="Calibri"/>
+          <w:i/>
+          <w:color w:val="00B050"/>
+          <w:sz w:val="22"/>
+        </w:rPr>
+        <w:t xml:space="preserve">1 </w:t>
+      </w:r>
+      <w:r>
+        <w:rPr>
+          <w:rFonts w:ascii="Calibri" w:eastAsia="Calibri" w:hAnsi="Calibri" w:cs="Calibri"/>
+          <w:i/>
+          <w:color w:val="FF0000"/>
+          <w:sz w:val="22"/>
+        </w:rPr>
+        <w:t xml:space="preserve">2 </w:t>
+      </w:r>
+      <w:r>
+        <w:rPr>
+          <w:rFonts w:ascii="Calibri" w:eastAsia="Calibri" w:hAnsi="Calibri" w:cs="Calibri"/>
+          <w:i/>
+          <w:color w:val="00B050"/>
+          <w:sz w:val="22"/>
+        </w:rPr>
+        <w:t>3</w:t>
       </w:r>
     </w:p>
     <w:p>
       <w:pPr>
-        <w:spacing w:after="240"/>
-        <w:ind w:left="283"/>
-      </w:pPr>
+        <w:ind w:left="1440" w:hanging="360"/>
+        <w:rPr>
+          <w:rFonts w:ascii="Calibri" w:eastAsia="Calibri" w:hAnsi="Calibri" w:cs="Calibri"/>
+          <w:sz w:val="22"/>
+        </w:rPr>
+      </w:pPr>
+      <w:r>
+        <w:rPr>
+          <w:rFonts w:ascii="Courier New" w:eastAsia="Courier New" w:hAnsi="Courier New" w:cs="Courier New"/>
+          <w:color w:val="000000"/>
+          <w:sz w:val="22"/>
+        </w:rPr>
+        <w:t>o</w:t>
+      </w:r>
+      <w:r>
+        <w:rPr>
+          <w:color w:val="000000"/>
+          <w:sz w:val="14"/>
+        </w:rPr>
+        <w:t>  </w:t>
+      </w:r>
       <w:r>
         <w:rPr>
           <w:rFonts w:ascii="Calibri" w:eastAsia="Calibri" w:hAnsi="Calibri" w:cs="Calibri"/>
@@ -7250,11 +12145,94 @@
           <w:color w:val="000000"/>
           <w:sz w:val="22"/>
         </w:rPr>
-        <w:t>Возможный пример (цветом выделено для большей наглядности в данном примере):</w:t>
+        <w:t xml:space="preserve">4 </w:t>
+      </w:r>
+      <w:r>
+        <w:rPr>
+          <w:rFonts w:ascii="Calibri" w:eastAsia="Calibri" w:hAnsi="Calibri" w:cs="Calibri"/>
+          <w:i/>
+          <w:color w:val="00B050"/>
+          <w:sz w:val="22"/>
+        </w:rPr>
+        <w:t xml:space="preserve">5 </w:t>
+      </w:r>
+      <w:r>
+        <w:rPr>
+          <w:rFonts w:ascii="Calibri" w:eastAsia="Calibri" w:hAnsi="Calibri" w:cs="Calibri"/>
+          <w:i/>
+          <w:color w:val="000000"/>
+          <w:sz w:val="22"/>
+        </w:rPr>
+        <w:t>6</w:t>
       </w:r>
     </w:p>
     <w:p>
       <w:pPr>
+        <w:ind w:left="1440" w:hanging="360"/>
+        <w:rPr>
+          <w:rFonts w:ascii="Calibri" w:eastAsia="Calibri" w:hAnsi="Calibri" w:cs="Calibri"/>
+          <w:sz w:val="22"/>
+        </w:rPr>
+      </w:pPr>
+      <w:r>
+        <w:rPr>
+          <w:rFonts w:ascii="Courier New" w:eastAsia="Courier New" w:hAnsi="Courier New" w:cs="Courier New"/>
+          <w:color w:val="000000"/>
+          <w:sz w:val="22"/>
+        </w:rPr>
+        <w:t>o</w:t>
+      </w:r>
+      <w:r>
+        <w:rPr>
+          <w:color w:val="000000"/>
+          <w:sz w:val="14"/>
+        </w:rPr>
+        <w:t>  </w:t>
+      </w:r>
+      <w:r>
+        <w:rPr>
+          <w:rFonts w:ascii="Calibri" w:eastAsia="Calibri" w:hAnsi="Calibri" w:cs="Calibri"/>
+          <w:i/>
+          <w:color w:val="000000"/>
+          <w:sz w:val="22"/>
+        </w:rPr>
+        <w:t>7 8 9</w:t>
+      </w:r>
+    </w:p>
+    <w:p>
+      <w:pPr>
+        <w:ind w:left="1440" w:hanging="360"/>
+        <w:rPr>
+          <w:rFonts w:ascii="Calibri" w:eastAsia="Calibri" w:hAnsi="Calibri" w:cs="Calibri"/>
+          <w:sz w:val="22"/>
+        </w:rPr>
+      </w:pPr>
+      <w:r>
+        <w:rPr>
+          <w:rFonts w:ascii="Courier New" w:eastAsia="Courier New" w:hAnsi="Courier New" w:cs="Courier New"/>
+          <w:color w:val="000000"/>
+          <w:sz w:val="22"/>
+        </w:rPr>
+        <w:t>o</w:t>
+      </w:r>
+      <w:r>
+        <w:rPr>
+          <w:color w:val="000000"/>
+          <w:sz w:val="14"/>
+        </w:rPr>
+        <w:t>  </w:t>
+      </w:r>
+      <w:r>
+        <w:rPr>
+          <w:rFonts w:ascii="Calibri" w:eastAsia="Calibri" w:hAnsi="Calibri" w:cs="Calibri"/>
+          <w:color w:val="000000"/>
+          <w:sz w:val="22"/>
+        </w:rPr>
+        <w:t>“</w:t>
+      </w:r>
+    </w:p>
+    <w:p>
+      <w:pPr>
         <w:ind w:left="720" w:hanging="360"/>
         <w:rPr>
           <w:rFonts w:ascii="Calibri" w:eastAsia="Calibri" w:hAnsi="Calibri" w:cs="Calibri"/>
@@ -7282,96 +12260,68 @@
           <w:color w:val="000000"/>
           <w:sz w:val="22"/>
         </w:rPr>
-        <w:t>Входные данные</w:t>
+        <w:t>Ответ, когда успешный результат:</w:t>
       </w:r>
     </w:p>
     <w:p>
       <w:pPr>
-        <w:ind w:left="1440" w:hanging="360"/>
-        <w:rPr>
-          <w:rFonts w:ascii="Calibri" w:eastAsia="Calibri" w:hAnsi="Calibri" w:cs="Calibri"/>
-          <w:sz w:val="22"/>
-        </w:rPr>
-      </w:pPr>
-      <w:r>
-        <w:rPr>
-          <w:rFonts w:ascii="Courier New" w:eastAsia="Courier New" w:hAnsi="Courier New" w:cs="Courier New"/>
+        <w:ind w:left="720"/>
+        <w:rPr>
+          <w:rFonts w:ascii="Calibri" w:eastAsia="Calibri" w:hAnsi="Calibri" w:cs="Calibri"/>
+          <w:sz w:val="22"/>
+        </w:rPr>
+      </w:pPr>
+      <w:r>
+        <w:rPr>
+          <w:rFonts w:ascii="Calibri" w:eastAsia="Calibri" w:hAnsi="Calibri" w:cs="Calibri"/>
           <w:color w:val="000000"/>
           <w:sz w:val="22"/>
         </w:rPr>
-        <w:t>o</w:t>
-      </w:r>
-      <w:r>
-        <w:rPr>
-          <w:color w:val="000000"/>
-          <w:sz w:val="14"/>
-        </w:rPr>
-        <w:t>  </w:t>
-      </w:r>
-      <w:r>
-        <w:rPr>
-          <w:rFonts w:ascii="Calibri" w:eastAsia="Calibri" w:hAnsi="Calibri" w:cs="Calibri"/>
-          <w:color w:val="000000"/>
-          <w:sz w:val="22"/>
-        </w:rPr>
-        <w:t>Входной файл input1.testfile содержит следующее: </w:t>
+        <w:t>“</w:t>
       </w:r>
     </w:p>
     <w:p>
       <w:pPr>
-        <w:ind w:left="1440" w:hanging="360"/>
-        <w:rPr>
-          <w:rFonts w:ascii="Calibri" w:eastAsia="Calibri" w:hAnsi="Calibri" w:cs="Calibri"/>
-          <w:sz w:val="22"/>
-        </w:rPr>
-      </w:pPr>
-      <w:r>
-        <w:rPr>
-          <w:rFonts w:ascii="Courier New" w:eastAsia="Courier New" w:hAnsi="Courier New" w:cs="Courier New"/>
+        <w:ind w:left="720"/>
+        <w:rPr>
+          <w:rFonts w:ascii="Calibri" w:eastAsia="Calibri" w:hAnsi="Calibri" w:cs="Calibri"/>
+          <w:sz w:val="22"/>
+        </w:rPr>
+      </w:pPr>
+      <w:r>
+        <w:rPr>
+          <w:rFonts w:ascii="Calibri" w:eastAsia="Calibri" w:hAnsi="Calibri" w:cs="Calibri"/>
           <w:color w:val="000000"/>
           <w:sz w:val="22"/>
         </w:rPr>
-        <w:t>o</w:t>
-      </w:r>
-      <w:r>
-        <w:rPr>
-          <w:color w:val="000000"/>
-          <w:sz w:val="14"/>
-        </w:rPr>
-        <w:t>  </w:t>
-      </w:r>
-      <w:r>
-        <w:rPr>
-          <w:rFonts w:ascii="Calibri" w:eastAsia="Calibri" w:hAnsi="Calibri" w:cs="Calibri"/>
-          <w:color w:val="000000"/>
-          <w:sz w:val="22"/>
-        </w:rPr>
-        <w:t>“</w:t>
+        <w:t>Тест файл 1, результат ОК:</w:t>
       </w:r>
     </w:p>
     <w:p>
       <w:pPr>
-        <w:ind w:left="1440" w:hanging="360"/>
-        <w:rPr>
-          <w:rFonts w:ascii="Calibri" w:eastAsia="Calibri" w:hAnsi="Calibri" w:cs="Calibri"/>
-          <w:sz w:val="22"/>
-        </w:rPr>
-      </w:pPr>
-      <w:r>
-        <w:rPr>
-          <w:rFonts w:ascii="Courier New" w:eastAsia="Courier New" w:hAnsi="Courier New" w:cs="Courier New"/>
+        <w:ind w:left="720"/>
+        <w:rPr>
+          <w:rFonts w:ascii="Calibri" w:eastAsia="Calibri" w:hAnsi="Calibri" w:cs="Calibri"/>
+          <w:sz w:val="22"/>
+        </w:rPr>
+      </w:pPr>
+      <w:r>
+        <w:rPr>
+          <w:rFonts w:ascii="Calibri" w:eastAsia="Calibri" w:hAnsi="Calibri" w:cs="Calibri"/>
           <w:color w:val="000000"/>
           <w:sz w:val="22"/>
         </w:rPr>
-        <w:t>o</w:t>
-      </w:r>
-      <w:r>
-        <w:rPr>
-          <w:color w:val="000000"/>
-          <w:sz w:val="14"/>
-        </w:rPr>
-        <w:t>  </w:t>
-      </w:r>
+        <w:t>Входной файл:</w:t>
+      </w:r>
+    </w:p>
+    <w:p>
+      <w:pPr>
+        <w:ind w:left="720"/>
+        <w:rPr>
+          <w:rFonts w:ascii="Calibri" w:eastAsia="Calibri" w:hAnsi="Calibri" w:cs="Calibri"/>
+          <w:sz w:val="22"/>
+        </w:rPr>
+      </w:pPr>
       <w:r>
         <w:rPr>
           <w:rFonts w:ascii="Calibri" w:eastAsia="Calibri" w:hAnsi="Calibri" w:cs="Calibri"/>
@@ -7388,7 +12338,7 @@
           <w:color w:val="FF0000"/>
           <w:sz w:val="22"/>
         </w:rPr>
-        <w:t xml:space="preserve">2 </w:t>
+        <w:t>2</w:t>
       </w:r>
       <w:r>
         <w:rPr>
@@ -7397,32 +12347,17 @@
           <w:color w:val="00B050"/>
           <w:sz w:val="22"/>
         </w:rPr>
-        <w:t>3</w:t>
+        <w:t xml:space="preserve"> 3</w:t>
       </w:r>
     </w:p>
     <w:p>
       <w:pPr>
-        <w:ind w:left="1440" w:hanging="360"/>
-        <w:rPr>
-          <w:rFonts w:ascii="Calibri" w:eastAsia="Calibri" w:hAnsi="Calibri" w:cs="Calibri"/>
-          <w:sz w:val="22"/>
-        </w:rPr>
-      </w:pPr>
-      <w:r>
-        <w:rPr>
-          <w:rFonts w:ascii="Courier New" w:eastAsia="Courier New" w:hAnsi="Courier New" w:cs="Courier New"/>
-          <w:color w:val="000000"/>
-          <w:sz w:val="22"/>
-        </w:rPr>
-        <w:t>o</w:t>
-      </w:r>
-      <w:r>
-        <w:rPr>
-          <w:color w:val="000000"/>
-          <w:sz w:val="14"/>
-        </w:rPr>
-        <w:t>  </w:t>
-      </w:r>
+        <w:ind w:left="720"/>
+        <w:rPr>
+          <w:rFonts w:ascii="Calibri" w:eastAsia="Calibri" w:hAnsi="Calibri" w:cs="Calibri"/>
+          <w:sz w:val="22"/>
+        </w:rPr>
+      </w:pPr>
       <w:r>
         <w:rPr>
           <w:rFonts w:ascii="Calibri" w:eastAsia="Calibri" w:hAnsi="Calibri" w:cs="Calibri"/>
@@ -7453,27 +12388,12 @@
     </w:p>
     <w:p>
       <w:pPr>
-        <w:ind w:left="1440" w:hanging="360"/>
-        <w:rPr>
-          <w:rFonts w:ascii="Calibri" w:eastAsia="Calibri" w:hAnsi="Calibri" w:cs="Calibri"/>
-          <w:sz w:val="22"/>
-        </w:rPr>
-      </w:pPr>
-      <w:r>
-        <w:rPr>
-          <w:rFonts w:ascii="Courier New" w:eastAsia="Courier New" w:hAnsi="Courier New" w:cs="Courier New"/>
-          <w:color w:val="000000"/>
-          <w:sz w:val="22"/>
-        </w:rPr>
-        <w:t>o</w:t>
-      </w:r>
-      <w:r>
-        <w:rPr>
-          <w:color w:val="000000"/>
-          <w:sz w:val="14"/>
-        </w:rPr>
-        <w:t>  </w:t>
-      </w:r>
+        <w:ind w:left="720"/>
+        <w:rPr>
+          <w:rFonts w:ascii="Calibri" w:eastAsia="Calibri" w:hAnsi="Calibri" w:cs="Calibri"/>
+          <w:sz w:val="22"/>
+        </w:rPr>
+      </w:pPr>
       <w:r>
         <w:rPr>
           <w:rFonts w:ascii="Calibri" w:eastAsia="Calibri" w:hAnsi="Calibri" w:cs="Calibri"/>
@@ -7486,66 +12406,56 @@
     </w:p>
     <w:p>
       <w:pPr>
-        <w:ind w:left="1440" w:hanging="360"/>
-        <w:rPr>
-          <w:rFonts w:ascii="Calibri" w:eastAsia="Calibri" w:hAnsi="Calibri" w:cs="Calibri"/>
-          <w:sz w:val="22"/>
-        </w:rPr>
-      </w:pPr>
-      <w:r>
-        <w:rPr>
-          <w:rFonts w:ascii="Courier New" w:eastAsia="Courier New" w:hAnsi="Courier New" w:cs="Courier New"/>
+        <w:ind w:left="720"/>
+        <w:rPr>
+          <w:rFonts w:ascii="Calibri" w:eastAsia="Calibri" w:hAnsi="Calibri" w:cs="Calibri"/>
+          <w:sz w:val="22"/>
+        </w:rPr>
+      </w:pPr>
+      <w:r>
+        <w:rPr>
+          <w:rFonts w:ascii="Calibri" w:eastAsia="Calibri" w:hAnsi="Calibri" w:cs="Calibri"/>
           <w:color w:val="000000"/>
           <w:sz w:val="22"/>
         </w:rPr>
-        <w:t>o</w:t>
-      </w:r>
-      <w:r>
-        <w:rPr>
-          <w:color w:val="000000"/>
-          <w:sz w:val="14"/>
-        </w:rPr>
-        <w:t>  </w:t>
-      </w:r>
-      <w:r>
-        <w:rPr>
-          <w:rFonts w:ascii="Calibri" w:eastAsia="Calibri" w:hAnsi="Calibri" w:cs="Calibri"/>
-          <w:color w:val="000000"/>
-          <w:sz w:val="22"/>
-        </w:rPr>
-        <w:t>“</w:t>
+        <w:br/>
+        <w:t>Результат:</w:t>
       </w:r>
     </w:p>
     <w:p>
       <w:pPr>
-        <w:ind w:left="720" w:hanging="360"/>
-        <w:rPr>
-          <w:rFonts w:ascii="Calibri" w:eastAsia="Calibri" w:hAnsi="Calibri" w:cs="Calibri"/>
-          <w:sz w:val="22"/>
-        </w:rPr>
-      </w:pPr>
-      <w:r>
-        <w:rPr>
-          <w:rFonts w:ascii="Symbol" w:eastAsia="Symbol" w:hAnsi="Symbol" w:cs="Symbol"/>
+        <w:ind w:left="720"/>
+        <w:rPr>
+          <w:rFonts w:ascii="Calibri" w:eastAsia="Calibri" w:hAnsi="Calibri" w:cs="Calibri"/>
+          <w:sz w:val="22"/>
+        </w:rPr>
+      </w:pPr>
+      <w:r>
+        <w:rPr>
+          <w:rFonts w:ascii="Calibri" w:eastAsia="Calibri" w:hAnsi="Calibri" w:cs="Calibri"/>
+          <w:i/>
           <w:color w:val="000000"/>
           <w:sz w:val="22"/>
         </w:rPr>
-        <w:t></w:t>
-      </w:r>
-      <w:r>
-        <w:rPr>
+        <w:t xml:space="preserve"> 6          </w:t>
+      </w:r>
+      <w:r>
+        <w:rPr>
+          <w:rFonts w:ascii="Calibri" w:eastAsia="Calibri" w:hAnsi="Calibri" w:cs="Calibri"/>
+          <w:i/>
+          <w:color w:val="FF0000"/>
+          <w:sz w:val="22"/>
+        </w:rPr>
+        <w:t>9</w:t>
+      </w:r>
+      <w:r>
+        <w:rPr>
+          <w:rFonts w:ascii="Calibri" w:eastAsia="Calibri" w:hAnsi="Calibri" w:cs="Calibri"/>
+          <w:i/>
           <w:color w:val="000000"/>
-          <w:sz w:val="14"/>
-        </w:rPr>
-        <w:t>      </w:t>
-      </w:r>
-      <w:r>
-        <w:rPr>
-          <w:rFonts w:ascii="Calibri" w:eastAsia="Calibri" w:hAnsi="Calibri" w:cs="Calibri"/>
-          <w:color w:val="000000"/>
-          <w:sz w:val="22"/>
-        </w:rPr>
-        <w:t>Ответ, когда успешный результат:</w:t>
+          <w:sz w:val="22"/>
+        </w:rPr>
+        <w:t>            8</w:t>
       </w:r>
     </w:p>
     <w:p>
@@ -7559,205 +12469,11 @@
       <w:r>
         <w:rPr>
           <w:rFonts w:ascii="Calibri" w:eastAsia="Calibri" w:hAnsi="Calibri" w:cs="Calibri"/>
-          <w:color w:val="000000"/>
-          <w:sz w:val="22"/>
-        </w:rPr>
-        <w:t>“</w:t>
-      </w:r>
-    </w:p>
-    <w:p>
-      <w:pPr>
-        <w:ind w:left="720"/>
-        <w:rPr>
-          <w:rFonts w:ascii="Calibri" w:eastAsia="Calibri" w:hAnsi="Calibri" w:cs="Calibri"/>
-          <w:sz w:val="22"/>
-        </w:rPr>
-      </w:pPr>
-      <w:r>
-        <w:rPr>
-          <w:rFonts w:ascii="Calibri" w:eastAsia="Calibri" w:hAnsi="Calibri" w:cs="Calibri"/>
-          <w:color w:val="000000"/>
-          <w:sz w:val="22"/>
-        </w:rPr>
-        <w:t>Тест файл 1, результат ОК:</w:t>
-      </w:r>
-    </w:p>
-    <w:p>
-      <w:pPr>
-        <w:ind w:left="720"/>
-        <w:rPr>
-          <w:rFonts w:ascii="Calibri" w:eastAsia="Calibri" w:hAnsi="Calibri" w:cs="Calibri"/>
-          <w:sz w:val="22"/>
-        </w:rPr>
-      </w:pPr>
-      <w:r>
-        <w:rPr>
-          <w:rFonts w:ascii="Calibri" w:eastAsia="Calibri" w:hAnsi="Calibri" w:cs="Calibri"/>
-          <w:color w:val="000000"/>
-          <w:sz w:val="22"/>
-        </w:rPr>
-        <w:t>Входной файл:</w:t>
-      </w:r>
-    </w:p>
-    <w:p>
-      <w:pPr>
-        <w:ind w:left="720"/>
-        <w:rPr>
-          <w:rFonts w:ascii="Calibri" w:eastAsia="Calibri" w:hAnsi="Calibri" w:cs="Calibri"/>
-          <w:sz w:val="22"/>
-        </w:rPr>
-      </w:pPr>
-      <w:r>
-        <w:rPr>
-          <w:rFonts w:ascii="Calibri" w:eastAsia="Calibri" w:hAnsi="Calibri" w:cs="Calibri"/>
-          <w:i/>
-          <w:color w:val="00B050"/>
-          <w:sz w:val="22"/>
-        </w:rPr>
-        <w:t xml:space="preserve">1 </w:t>
-      </w:r>
-      <w:r>
-        <w:rPr>
-          <w:rFonts w:ascii="Calibri" w:eastAsia="Calibri" w:hAnsi="Calibri" w:cs="Calibri"/>
-          <w:i/>
-          <w:color w:val="FF0000"/>
-          <w:sz w:val="22"/>
-        </w:rPr>
-        <w:t>2</w:t>
-      </w:r>
-      <w:r>
-        <w:rPr>
-          <w:rFonts w:ascii="Calibri" w:eastAsia="Calibri" w:hAnsi="Calibri" w:cs="Calibri"/>
-          <w:i/>
-          <w:color w:val="00B050"/>
-          <w:sz w:val="22"/>
-        </w:rPr>
-        <w:t xml:space="preserve"> 3</w:t>
-      </w:r>
-    </w:p>
-    <w:p>
-      <w:pPr>
-        <w:ind w:left="720"/>
-        <w:rPr>
-          <w:rFonts w:ascii="Calibri" w:eastAsia="Calibri" w:hAnsi="Calibri" w:cs="Calibri"/>
-          <w:sz w:val="22"/>
-        </w:rPr>
-      </w:pPr>
-      <w:r>
-        <w:rPr>
-          <w:rFonts w:ascii="Calibri" w:eastAsia="Calibri" w:hAnsi="Calibri" w:cs="Calibri"/>
           <w:i/>
           <w:color w:val="000000"/>
           <w:sz w:val="22"/>
         </w:rPr>
-        <w:t xml:space="preserve">4 </w:t>
-      </w:r>
-      <w:r>
-        <w:rPr>
-          <w:rFonts w:ascii="Calibri" w:eastAsia="Calibri" w:hAnsi="Calibri" w:cs="Calibri"/>
-          <w:i/>
-          <w:color w:val="00B050"/>
-          <w:sz w:val="22"/>
-        </w:rPr>
-        <w:t xml:space="preserve">5 </w:t>
-      </w:r>
-      <w:r>
-        <w:rPr>
-          <w:rFonts w:ascii="Calibri" w:eastAsia="Calibri" w:hAnsi="Calibri" w:cs="Calibri"/>
-          <w:i/>
-          <w:color w:val="000000"/>
-          <w:sz w:val="22"/>
-        </w:rPr>
-        <w:t>6</w:t>
-      </w:r>
-    </w:p>
-    <w:p>
-      <w:pPr>
-        <w:ind w:left="720"/>
-        <w:rPr>
-          <w:rFonts w:ascii="Calibri" w:eastAsia="Calibri" w:hAnsi="Calibri" w:cs="Calibri"/>
-          <w:sz w:val="22"/>
-        </w:rPr>
-      </w:pPr>
-      <w:r>
-        <w:rPr>
-          <w:rFonts w:ascii="Calibri" w:eastAsia="Calibri" w:hAnsi="Calibri" w:cs="Calibri"/>
-          <w:i/>
-          <w:color w:val="000000"/>
-          <w:sz w:val="22"/>
-        </w:rPr>
-        <w:t>7 8 9</w:t>
-      </w:r>
-    </w:p>
-    <w:p>
-      <w:pPr>
-        <w:ind w:left="720"/>
-        <w:rPr>
-          <w:rFonts w:ascii="Calibri" w:eastAsia="Calibri" w:hAnsi="Calibri" w:cs="Calibri"/>
-          <w:sz w:val="22"/>
-        </w:rPr>
-      </w:pPr>
-      <w:r>
-        <w:rPr>
-          <w:rFonts w:ascii="Calibri" w:eastAsia="Calibri" w:hAnsi="Calibri" w:cs="Calibri"/>
-          <w:color w:val="000000"/>
-          <w:sz w:val="22"/>
-        </w:rPr>
-        <w:br/>
-        <w:t>Результат:</w:t>
-      </w:r>
-    </w:p>
-    <w:p>
-      <w:pPr>
-        <w:ind w:left="720"/>
-        <w:rPr>
-          <w:rFonts w:ascii="Calibri" w:eastAsia="Calibri" w:hAnsi="Calibri" w:cs="Calibri"/>
-          <w:sz w:val="22"/>
-        </w:rPr>
-      </w:pPr>
-      <w:r>
-        <w:rPr>
-          <w:rFonts w:ascii="Calibri" w:eastAsia="Calibri" w:hAnsi="Calibri" w:cs="Calibri"/>
-          <w:i/>
-          <w:color w:val="000000"/>
-          <w:sz w:val="22"/>
-        </w:rPr>
-        <w:t xml:space="preserve"> 6          </w:t>
-      </w:r>
-      <w:r>
-        <w:rPr>
-          <w:rFonts w:ascii="Calibri" w:eastAsia="Calibri" w:hAnsi="Calibri" w:cs="Calibri"/>
-          <w:i/>
-          <w:color w:val="FF0000"/>
-          <w:sz w:val="22"/>
-        </w:rPr>
-        <w:t>9</w:t>
-      </w:r>
-      <w:r>
-        <w:rPr>
-          <w:rFonts w:ascii="Calibri" w:eastAsia="Calibri" w:hAnsi="Calibri" w:cs="Calibri"/>
-          <w:i/>
-          <w:color w:val="000000"/>
-          <w:sz w:val="22"/>
-        </w:rPr>
-        <w:t>            8</w:t>
-      </w:r>
-    </w:p>
-    <w:p>
-      <w:pPr>
-        <w:ind w:left="720"/>
-        <w:rPr>
-          <w:rFonts w:ascii="Calibri" w:eastAsia="Calibri" w:hAnsi="Calibri" w:cs="Calibri"/>
-          <w:sz w:val="22"/>
-        </w:rPr>
-      </w:pPr>
-      <w:r>
-        <w:rPr>
-          <w:rFonts w:ascii="Calibri" w:eastAsia="Calibri" w:hAnsi="Calibri" w:cs="Calibri"/>
-          <w:i/>
-          <w:color w:val="000000"/>
-          <w:sz w:val="22"/>
-        </w:rPr>
+        <w:lastRenderedPageBreak/>
         <w:t>13         20          17</w:t>
       </w:r>
     </w:p>
@@ -8229,7 +12945,6 @@
           <w:color w:val="000000"/>
           <w:sz w:val="22"/>
         </w:rPr>
-        <w:lastRenderedPageBreak/>
         <w:t xml:space="preserve">У вас есть таблица </w:t>
       </w:r>
       <w:r>
@@ -10772,8 +15487,6 @@
           <w:lang w:val="en-US"/>
         </w:rPr>
       </w:pPr>
-      <w:bookmarkStart w:id="0" w:name="_GoBack"/>
-      <w:bookmarkEnd w:id="0"/>
       <w:r>
         <w:rPr>
           <w:rFonts w:ascii="Calibri" w:hAnsi="Calibri" w:cs="Calibri"/>
@@ -11139,7 +15852,6 @@
           <w:sz w:val="22"/>
           <w:szCs w:val="22"/>
         </w:rPr>
-        <w:lastRenderedPageBreak/>
         <w:t>Ниже приведите SQL запрос (не скриншот):</w:t>
       </w:r>
       <w:r>
@@ -11557,8 +16269,8 @@
       </w:r>
     </w:p>
     <w:sectPr>
-      <w:headerReference w:type="default" r:id="rId9"/>
-      <w:footerReference w:type="default" r:id="rId10"/>
+      <w:headerReference w:type="default" r:id="rId10"/>
+      <w:footerReference w:type="default" r:id="rId11"/>
       <w:endnotePr>
         <w:numFmt w:val="decimal"/>
       </w:endnotePr>
@@ -11721,7 +16433,7 @@
             <w:rPr>
               <w:noProof/>
             </w:rPr>
-            <w:t>9</w:t>
+            <w:t>10</w:t>
           </w:r>
           <w:r>
             <w:fldChar w:fldCharType="end"/>
@@ -11772,7 +16484,7 @@
             <w:rPr>
               <w:noProof/>
             </w:rPr>
-            <w:t>9</w:t>
+            <w:t>11</w:t>
           </w:r>
           <w:r>
             <w:rPr>
@@ -11905,7 +16617,7 @@
                   </wp:inline>
                 </w:drawing>
               </mc:Choice>
-              <mc:Fallback xmlns:pic="http://schemas.openxmlformats.org/drawingml/2006/picture" xmlns:a="http://schemas.openxmlformats.org/drawingml/2006/main">
+              <mc:Fallback xmlns:a="http://schemas.openxmlformats.org/drawingml/2006/main" xmlns:pic="http://schemas.openxmlformats.org/drawingml/2006/picture">
                 <w:pict>
                   <v:shapetype type="#_x0000_t75" o:spt="75" coordsize="21600,21600" o:preferrelative="t" path="m@4@5l@4@11@9@11@9@5xe">
                     <v:formulas>

--- a/Опросник_для_кандидатов_школы_НТ_2026_2.docx
+++ b/Опросник_для_кандидатов_школы_НТ_2026_2.docx
@@ -11594,17 +11594,18 @@
       <w:pPr>
         <w:spacing w:after="240"/>
         <w:rPr>
-          <w:lang w:val="en-US"/>
-        </w:rPr>
-      </w:pPr>
-      <w:r>
-        <w:t>Скриншот результата</w:t>
-      </w:r>
-      <w:r>
-        <w:rPr>
-          <w:lang w:val="en-US"/>
-        </w:rPr>
-        <w:t>:</w:t>
+          <w:rFonts w:ascii="Calibri" w:eastAsia="Calibri" w:hAnsi="Calibri" w:cs="Calibri"/>
+          <w:color w:val="000000"/>
+          <w:sz w:val="22"/>
+        </w:rPr>
+      </w:pPr>
+      <w:r>
+        <w:rPr>
+          <w:rFonts w:ascii="Calibri" w:eastAsia="Calibri" w:hAnsi="Calibri" w:cs="Calibri"/>
+          <w:color w:val="000000"/>
+          <w:sz w:val="22"/>
+        </w:rPr>
+        <w:t>Скриншот результата:</w:t>
       </w:r>
     </w:p>
     <w:p>
@@ -11715,8 +11716,6 @@
         </w:rPr>
         <w:t>Считывает файл. </w:t>
       </w:r>
-      <w:bookmarkStart w:id="0" w:name="_GoBack"/>
-      <w:bookmarkEnd w:id="0"/>
     </w:p>
     <w:p>
       <w:pPr>
@@ -12121,6 +12120,7 @@
         <w:rPr>
           <w:rFonts w:ascii="Calibri" w:eastAsia="Calibri" w:hAnsi="Calibri" w:cs="Calibri"/>
           <w:sz w:val="22"/>
+          <w:lang w:val="en-US"/>
         </w:rPr>
       </w:pPr>
       <w:r>
@@ -12803,6 +12803,11 @@
     <w:p>
       <w:pPr>
         <w:spacing w:after="240"/>
+        <w:rPr>
+          <w:rFonts w:ascii="Calibri" w:eastAsia="Calibri" w:hAnsi="Calibri" w:cs="Calibri"/>
+          <w:color w:val="000000"/>
+          <w:sz w:val="22"/>
+        </w:rPr>
       </w:pPr>
       <w:r>
         <w:rPr>
@@ -12864,44 +12869,6931 @@
     </w:p>
     <w:p>
       <w:pPr>
-        <w:pStyle w:val="afff7"/>
-        <w:ind w:firstLine="0"/>
-        <w:jc w:val="center"/>
-        <w:rPr>
-          <w:rFonts w:ascii="Calibri" w:eastAsia="Calibri" w:hAnsi="Calibri" w:cs="Calibri"/>
-          <w:sz w:val="22"/>
-        </w:rPr>
-      </w:pPr>
+        <w:spacing w:after="240"/>
+        <w:rPr>
+          <w:rFonts w:ascii="Calibri" w:eastAsia="Calibri" w:hAnsi="Calibri" w:cs="Calibri"/>
+          <w:color w:val="000000"/>
+          <w:sz w:val="22"/>
+        </w:rPr>
+      </w:pPr>
+      <w:r>
+        <w:rPr>
+          <w:rFonts w:ascii="Calibri" w:eastAsia="Calibri" w:hAnsi="Calibri" w:cs="Calibri"/>
+          <w:color w:val="000000"/>
+          <w:sz w:val="22"/>
+        </w:rPr>
+        <w:t xml:space="preserve">Класс </w:t>
+      </w:r>
+      <w:r>
+        <w:rPr>
+          <w:rFonts w:ascii="Calibri" w:eastAsia="Calibri" w:hAnsi="Calibri" w:cs="Calibri"/>
+          <w:color w:val="000000"/>
+          <w:sz w:val="22"/>
+        </w:rPr>
+        <w:t>Main</w:t>
+      </w:r>
+      <w:r>
+        <w:rPr>
+          <w:rFonts w:ascii="Calibri" w:eastAsia="Calibri" w:hAnsi="Calibri" w:cs="Calibri"/>
+          <w:color w:val="000000"/>
+          <w:sz w:val="22"/>
+        </w:rPr>
+        <w:t xml:space="preserve"> (изменился):</w:t>
+      </w:r>
     </w:p>
     <w:p>
       <w:pPr>
-        <w:pStyle w:val="afff7"/>
-        <w:ind w:firstLine="0"/>
-        <w:jc w:val="center"/>
-        <w:rPr>
-          <w:rFonts w:ascii="Calibri" w:eastAsia="Calibri" w:hAnsi="Calibri" w:cs="Calibri"/>
-          <w:sz w:val="22"/>
-        </w:rPr>
-      </w:pPr>
+        <w:shd w:val="clear" w:color="auto" w:fill="1E1F22"/>
+        <w:rPr>
+          <w:rFonts w:ascii="Courier New" w:hAnsi="Courier New" w:cs="Courier New"/>
+          <w:color w:val="BCBEC4"/>
+          <w:sz w:val="16"/>
+          <w:szCs w:val="16"/>
+        </w:rPr>
+      </w:pPr>
+      <w:r>
+        <w:rPr>
+          <w:rFonts w:ascii="Courier New" w:hAnsi="Courier New" w:cs="Courier New"/>
+          <w:color w:val="CF8E6D"/>
+          <w:sz w:val="16"/>
+          <w:szCs w:val="16"/>
+        </w:rPr>
+        <w:t xml:space="preserve">import </w:t>
+      </w:r>
+      <w:r>
+        <w:rPr>
+          <w:rFonts w:ascii="Courier New" w:hAnsi="Courier New" w:cs="Courier New"/>
+          <w:color w:val="BCBEC4"/>
+          <w:sz w:val="16"/>
+          <w:szCs w:val="16"/>
+        </w:rPr>
+        <w:t>logic.Logic;</w:t>
+      </w:r>
+      <w:r>
+        <w:rPr>
+          <w:rFonts w:ascii="Courier New" w:hAnsi="Courier New" w:cs="Courier New"/>
+          <w:color w:val="BCBEC4"/>
+          <w:sz w:val="16"/>
+          <w:szCs w:val="16"/>
+        </w:rPr>
+        <w:br/>
+      </w:r>
+      <w:r>
+        <w:rPr>
+          <w:rFonts w:ascii="Courier New" w:hAnsi="Courier New" w:cs="Courier New"/>
+          <w:color w:val="BCBEC4"/>
+          <w:sz w:val="16"/>
+          <w:szCs w:val="16"/>
+        </w:rPr>
+        <w:br/>
+      </w:r>
+      <w:r>
+        <w:rPr>
+          <w:rFonts w:ascii="Courier New" w:hAnsi="Courier New" w:cs="Courier New"/>
+          <w:color w:val="CF8E6D"/>
+          <w:sz w:val="16"/>
+          <w:szCs w:val="16"/>
+        </w:rPr>
+        <w:t xml:space="preserve">public class </w:t>
+      </w:r>
+      <w:r>
+        <w:rPr>
+          <w:rFonts w:ascii="Courier New" w:hAnsi="Courier New" w:cs="Courier New"/>
+          <w:color w:val="BCBEC4"/>
+          <w:sz w:val="16"/>
+          <w:szCs w:val="16"/>
+        </w:rPr>
+        <w:t>Main {</w:t>
+      </w:r>
+      <w:r>
+        <w:rPr>
+          <w:rFonts w:ascii="Courier New" w:hAnsi="Courier New" w:cs="Courier New"/>
+          <w:color w:val="BCBEC4"/>
+          <w:sz w:val="16"/>
+          <w:szCs w:val="16"/>
+        </w:rPr>
+        <w:br/>
+        <w:t xml:space="preserve">    </w:t>
+      </w:r>
+      <w:r>
+        <w:rPr>
+          <w:rFonts w:ascii="Courier New" w:hAnsi="Courier New" w:cs="Courier New"/>
+          <w:color w:val="CF8E6D"/>
+          <w:sz w:val="16"/>
+          <w:szCs w:val="16"/>
+        </w:rPr>
+        <w:t xml:space="preserve">public static void </w:t>
+      </w:r>
+      <w:r>
+        <w:rPr>
+          <w:rFonts w:ascii="Courier New" w:hAnsi="Courier New" w:cs="Courier New"/>
+          <w:color w:val="56A8F5"/>
+          <w:sz w:val="16"/>
+          <w:szCs w:val="16"/>
+        </w:rPr>
+        <w:t>main</w:t>
+      </w:r>
+      <w:r>
+        <w:rPr>
+          <w:rFonts w:ascii="Courier New" w:hAnsi="Courier New" w:cs="Courier New"/>
+          <w:color w:val="BCBEC4"/>
+          <w:sz w:val="16"/>
+          <w:szCs w:val="16"/>
+        </w:rPr>
+        <w:t>(String[] args) {</w:t>
+      </w:r>
+      <w:r>
+        <w:rPr>
+          <w:rFonts w:ascii="Courier New" w:hAnsi="Courier New" w:cs="Courier New"/>
+          <w:color w:val="BCBEC4"/>
+          <w:sz w:val="16"/>
+          <w:szCs w:val="16"/>
+        </w:rPr>
+        <w:br/>
+        <w:t xml:space="preserve">        Logic.</w:t>
+      </w:r>
+      <w:r>
+        <w:rPr>
+          <w:rFonts w:ascii="Courier New" w:hAnsi="Courier New" w:cs="Courier New"/>
+          <w:i/>
+          <w:iCs/>
+          <w:color w:val="BCBEC4"/>
+          <w:sz w:val="16"/>
+          <w:szCs w:val="16"/>
+        </w:rPr>
+        <w:t>processTestFile</w:t>
+      </w:r>
+      <w:r>
+        <w:rPr>
+          <w:rFonts w:ascii="Courier New" w:hAnsi="Courier New" w:cs="Courier New"/>
+          <w:color w:val="BCBEC4"/>
+          <w:sz w:val="16"/>
+          <w:szCs w:val="16"/>
+        </w:rPr>
+        <w:t xml:space="preserve">( </w:t>
+      </w:r>
+      <w:r>
+        <w:rPr>
+          <w:rFonts w:ascii="Courier New" w:hAnsi="Courier New" w:cs="Courier New"/>
+          <w:color w:val="2AACB8"/>
+          <w:sz w:val="16"/>
+          <w:szCs w:val="16"/>
+        </w:rPr>
+        <w:t>1</w:t>
+      </w:r>
+      <w:r>
+        <w:rPr>
+          <w:rFonts w:ascii="Courier New" w:hAnsi="Courier New" w:cs="Courier New"/>
+          <w:color w:val="BCBEC4"/>
+          <w:sz w:val="16"/>
+          <w:szCs w:val="16"/>
+        </w:rPr>
+        <w:t xml:space="preserve">, </w:t>
+      </w:r>
+      <w:r>
+        <w:rPr>
+          <w:rFonts w:ascii="Courier New" w:hAnsi="Courier New" w:cs="Courier New"/>
+          <w:color w:val="6AAB73"/>
+          <w:sz w:val="16"/>
+          <w:szCs w:val="16"/>
+        </w:rPr>
+        <w:t>"input1.testfile"</w:t>
+      </w:r>
+      <w:r>
+        <w:rPr>
+          <w:rFonts w:ascii="Courier New" w:hAnsi="Courier New" w:cs="Courier New"/>
+          <w:color w:val="BCBEC4"/>
+          <w:sz w:val="16"/>
+          <w:szCs w:val="16"/>
+        </w:rPr>
+        <w:t xml:space="preserve">, </w:t>
+      </w:r>
+      <w:r>
+        <w:rPr>
+          <w:rFonts w:ascii="Courier New" w:hAnsi="Courier New" w:cs="Courier New"/>
+          <w:color w:val="6AAB73"/>
+          <w:sz w:val="16"/>
+          <w:szCs w:val="16"/>
+        </w:rPr>
+        <w:t>"checkOutput1.testfile"</w:t>
+      </w:r>
+      <w:r>
+        <w:rPr>
+          <w:rFonts w:ascii="Courier New" w:hAnsi="Courier New" w:cs="Courier New"/>
+          <w:color w:val="BCBEC4"/>
+          <w:sz w:val="16"/>
+          <w:szCs w:val="16"/>
+        </w:rPr>
+        <w:t>);</w:t>
+      </w:r>
+      <w:r>
+        <w:rPr>
+          <w:rFonts w:ascii="Courier New" w:hAnsi="Courier New" w:cs="Courier New"/>
+          <w:color w:val="BCBEC4"/>
+          <w:sz w:val="16"/>
+          <w:szCs w:val="16"/>
+        </w:rPr>
+        <w:br/>
+        <w:t xml:space="preserve">        </w:t>
+      </w:r>
+      <w:r>
+        <w:rPr>
+          <w:rFonts w:ascii="Courier New" w:hAnsi="Courier New" w:cs="Courier New"/>
+          <w:color w:val="7A7E85"/>
+          <w:sz w:val="16"/>
+          <w:szCs w:val="16"/>
+        </w:rPr>
+        <w:t>//Logic.processTestFile( 2, "input2.testfile", "checkOutput2.testfile");</w:t>
+      </w:r>
+      <w:r>
+        <w:rPr>
+          <w:rFonts w:ascii="Courier New" w:hAnsi="Courier New" w:cs="Courier New"/>
+          <w:color w:val="7A7E85"/>
+          <w:sz w:val="16"/>
+          <w:szCs w:val="16"/>
+        </w:rPr>
+        <w:br/>
+        <w:t xml:space="preserve">    </w:t>
+      </w:r>
+      <w:r>
+        <w:rPr>
+          <w:rFonts w:ascii="Courier New" w:hAnsi="Courier New" w:cs="Courier New"/>
+          <w:color w:val="BCBEC4"/>
+          <w:sz w:val="16"/>
+          <w:szCs w:val="16"/>
+        </w:rPr>
+        <w:t>}</w:t>
+      </w:r>
+      <w:r>
+        <w:rPr>
+          <w:rFonts w:ascii="Courier New" w:hAnsi="Courier New" w:cs="Courier New"/>
+          <w:color w:val="BCBEC4"/>
+          <w:sz w:val="16"/>
+          <w:szCs w:val="16"/>
+        </w:rPr>
+        <w:br/>
+        <w:t>}</w:t>
+      </w:r>
     </w:p>
     <w:p>
       <w:pPr>
-        <w:pStyle w:val="afff7"/>
-        <w:ind w:firstLine="0"/>
-        <w:jc w:val="center"/>
-        <w:rPr>
-          <w:rFonts w:ascii="Calibri" w:eastAsia="Calibri" w:hAnsi="Calibri" w:cs="Calibri"/>
-          <w:sz w:val="22"/>
-        </w:rPr>
-      </w:pPr>
+        <w:spacing w:after="240"/>
+        <w:rPr>
+          <w:rFonts w:ascii="Calibri" w:eastAsia="Calibri" w:hAnsi="Calibri" w:cs="Calibri"/>
+          <w:color w:val="000000"/>
+          <w:sz w:val="22"/>
+        </w:rPr>
+      </w:pPr>
+      <w:r>
+        <w:rPr>
+          <w:rFonts w:ascii="Calibri" w:eastAsia="Calibri" w:hAnsi="Calibri" w:cs="Calibri"/>
+          <w:color w:val="000000"/>
+          <w:sz w:val="22"/>
+        </w:rPr>
+        <w:t>Класс Logic (изменился)</w:t>
+      </w:r>
+      <w:r>
+        <w:rPr>
+          <w:rFonts w:ascii="Calibri" w:eastAsia="Calibri" w:hAnsi="Calibri" w:cs="Calibri"/>
+          <w:color w:val="000000"/>
+          <w:sz w:val="22"/>
+        </w:rPr>
+        <w:t>:</w:t>
+      </w:r>
     </w:p>
     <w:p>
       <w:pPr>
+        <w:shd w:val="clear" w:color="auto" w:fill="1E1F22"/>
+        <w:rPr>
+          <w:rFonts w:ascii="Courier New" w:hAnsi="Courier New" w:cs="Courier New"/>
+          <w:color w:val="BCBEC4"/>
+        </w:rPr>
+      </w:pPr>
+      <w:r>
+        <w:rPr>
+          <w:rFonts w:ascii="Courier New" w:hAnsi="Courier New" w:cs="Courier New"/>
+          <w:color w:val="CF8E6D"/>
+          <w:sz w:val="16"/>
+          <w:szCs w:val="16"/>
+        </w:rPr>
+        <w:t xml:space="preserve">package </w:t>
+      </w:r>
+      <w:r>
+        <w:rPr>
+          <w:rFonts w:ascii="Courier New" w:hAnsi="Courier New" w:cs="Courier New"/>
+          <w:color w:val="BCBEC4"/>
+          <w:sz w:val="16"/>
+          <w:szCs w:val="16"/>
+        </w:rPr>
+        <w:t>logic;</w:t>
+      </w:r>
+      <w:r>
+        <w:rPr>
+          <w:rFonts w:ascii="Courier New" w:hAnsi="Courier New" w:cs="Courier New"/>
+          <w:color w:val="BCBEC4"/>
+          <w:sz w:val="16"/>
+          <w:szCs w:val="16"/>
+        </w:rPr>
+        <w:br/>
+      </w:r>
+      <w:r>
+        <w:rPr>
+          <w:rFonts w:ascii="Courier New" w:hAnsi="Courier New" w:cs="Courier New"/>
+          <w:color w:val="BCBEC4"/>
+          <w:sz w:val="16"/>
+          <w:szCs w:val="16"/>
+        </w:rPr>
+        <w:br/>
+      </w:r>
+      <w:r>
+        <w:rPr>
+          <w:rFonts w:ascii="Courier New" w:hAnsi="Courier New" w:cs="Courier New"/>
+          <w:color w:val="CF8E6D"/>
+          <w:sz w:val="16"/>
+          <w:szCs w:val="16"/>
+        </w:rPr>
+        <w:t xml:space="preserve">import </w:t>
+      </w:r>
+      <w:r>
+        <w:rPr>
+          <w:rFonts w:ascii="Courier New" w:hAnsi="Courier New" w:cs="Courier New"/>
+          <w:color w:val="BCBEC4"/>
+          <w:sz w:val="16"/>
+          <w:szCs w:val="16"/>
+        </w:rPr>
+        <w:t>exception.ElementHasExceededPermissibleValueException;</w:t>
+      </w:r>
+      <w:r>
+        <w:rPr>
+          <w:rFonts w:ascii="Courier New" w:hAnsi="Courier New" w:cs="Courier New"/>
+          <w:color w:val="BCBEC4"/>
+          <w:sz w:val="16"/>
+          <w:szCs w:val="16"/>
+        </w:rPr>
+        <w:br/>
+      </w:r>
+      <w:r>
+        <w:rPr>
+          <w:rFonts w:ascii="Courier New" w:hAnsi="Courier New" w:cs="Courier New"/>
+          <w:color w:val="CF8E6D"/>
+          <w:sz w:val="16"/>
+          <w:szCs w:val="16"/>
+        </w:rPr>
+        <w:t xml:space="preserve">import </w:t>
+      </w:r>
+      <w:r>
+        <w:rPr>
+          <w:rFonts w:ascii="Courier New" w:hAnsi="Courier New" w:cs="Courier New"/>
+          <w:color w:val="BCBEC4"/>
+          <w:sz w:val="16"/>
+          <w:szCs w:val="16"/>
+        </w:rPr>
+        <w:t>exception.FileIsNotFoundException;</w:t>
+      </w:r>
+      <w:r>
+        <w:rPr>
+          <w:rFonts w:ascii="Courier New" w:hAnsi="Courier New" w:cs="Courier New"/>
+          <w:color w:val="BCBEC4"/>
+          <w:sz w:val="16"/>
+          <w:szCs w:val="16"/>
+        </w:rPr>
+        <w:br/>
+      </w:r>
+      <w:r>
+        <w:rPr>
+          <w:rFonts w:ascii="Courier New" w:hAnsi="Courier New" w:cs="Courier New"/>
+          <w:color w:val="CF8E6D"/>
+          <w:sz w:val="16"/>
+          <w:szCs w:val="16"/>
+        </w:rPr>
+        <w:t xml:space="preserve">import </w:t>
+      </w:r>
+      <w:r>
+        <w:rPr>
+          <w:rFonts w:ascii="Courier New" w:hAnsi="Courier New" w:cs="Courier New"/>
+          <w:color w:val="BCBEC4"/>
+          <w:sz w:val="16"/>
+          <w:szCs w:val="16"/>
+        </w:rPr>
+        <w:t>exception.IncorrectArraySizeException;</w:t>
+      </w:r>
+      <w:r>
+        <w:rPr>
+          <w:rFonts w:ascii="Courier New" w:hAnsi="Courier New" w:cs="Courier New"/>
+          <w:color w:val="BCBEC4"/>
+          <w:sz w:val="16"/>
+          <w:szCs w:val="16"/>
+        </w:rPr>
+        <w:br/>
+      </w:r>
+      <w:r>
+        <w:rPr>
+          <w:rFonts w:ascii="Courier New" w:hAnsi="Courier New" w:cs="Courier New"/>
+          <w:color w:val="CF8E6D"/>
+          <w:sz w:val="16"/>
+          <w:szCs w:val="16"/>
+        </w:rPr>
+        <w:t xml:space="preserve">import </w:t>
+      </w:r>
+      <w:r>
+        <w:rPr>
+          <w:rFonts w:ascii="Courier New" w:hAnsi="Courier New" w:cs="Courier New"/>
+          <w:color w:val="BCBEC4"/>
+          <w:sz w:val="16"/>
+          <w:szCs w:val="16"/>
+        </w:rPr>
+        <w:t>exception.ReadingFileException;</w:t>
+      </w:r>
+      <w:r>
+        <w:rPr>
+          <w:rFonts w:ascii="Courier New" w:hAnsi="Courier New" w:cs="Courier New"/>
+          <w:color w:val="BCBEC4"/>
+          <w:sz w:val="16"/>
+          <w:szCs w:val="16"/>
+        </w:rPr>
+        <w:br/>
+      </w:r>
+      <w:r>
+        <w:rPr>
+          <w:rFonts w:ascii="Courier New" w:hAnsi="Courier New" w:cs="Courier New"/>
+          <w:color w:val="BCBEC4"/>
+          <w:sz w:val="16"/>
+          <w:szCs w:val="16"/>
+        </w:rPr>
+        <w:br/>
+      </w:r>
+      <w:r>
+        <w:rPr>
+          <w:rFonts w:ascii="Courier New" w:hAnsi="Courier New" w:cs="Courier New"/>
+          <w:color w:val="CF8E6D"/>
+          <w:sz w:val="16"/>
+          <w:szCs w:val="16"/>
+        </w:rPr>
+        <w:t xml:space="preserve">import </w:t>
+      </w:r>
+      <w:r>
+        <w:rPr>
+          <w:rFonts w:ascii="Courier New" w:hAnsi="Courier New" w:cs="Courier New"/>
+          <w:color w:val="BCBEC4"/>
+          <w:sz w:val="16"/>
+          <w:szCs w:val="16"/>
+        </w:rPr>
+        <w:t>java.io.BufferedReader;</w:t>
+      </w:r>
+      <w:r>
+        <w:rPr>
+          <w:rFonts w:ascii="Courier New" w:hAnsi="Courier New" w:cs="Courier New"/>
+          <w:color w:val="BCBEC4"/>
+          <w:sz w:val="16"/>
+          <w:szCs w:val="16"/>
+        </w:rPr>
+        <w:br/>
+      </w:r>
+      <w:r>
+        <w:rPr>
+          <w:rFonts w:ascii="Courier New" w:hAnsi="Courier New" w:cs="Courier New"/>
+          <w:color w:val="CF8E6D"/>
+          <w:sz w:val="16"/>
+          <w:szCs w:val="16"/>
+        </w:rPr>
+        <w:t xml:space="preserve">import </w:t>
+      </w:r>
+      <w:r>
+        <w:rPr>
+          <w:rFonts w:ascii="Courier New" w:hAnsi="Courier New" w:cs="Courier New"/>
+          <w:color w:val="BCBEC4"/>
+          <w:sz w:val="16"/>
+          <w:szCs w:val="16"/>
+        </w:rPr>
+        <w:t>java.io.FileReader;</w:t>
+      </w:r>
+      <w:r>
+        <w:rPr>
+          <w:rFonts w:ascii="Courier New" w:hAnsi="Courier New" w:cs="Courier New"/>
+          <w:color w:val="BCBEC4"/>
+          <w:sz w:val="16"/>
+          <w:szCs w:val="16"/>
+        </w:rPr>
+        <w:br/>
+      </w:r>
+      <w:r>
+        <w:rPr>
+          <w:rFonts w:ascii="Courier New" w:hAnsi="Courier New" w:cs="Courier New"/>
+          <w:color w:val="CF8E6D"/>
+          <w:sz w:val="16"/>
+          <w:szCs w:val="16"/>
+        </w:rPr>
+        <w:t xml:space="preserve">import </w:t>
+      </w:r>
+      <w:r>
+        <w:rPr>
+          <w:rFonts w:ascii="Courier New" w:hAnsi="Courier New" w:cs="Courier New"/>
+          <w:color w:val="BCBEC4"/>
+          <w:sz w:val="16"/>
+          <w:szCs w:val="16"/>
+        </w:rPr>
+        <w:t>java.io.IOException;</w:t>
+      </w:r>
+      <w:r>
+        <w:rPr>
+          <w:rFonts w:ascii="Courier New" w:hAnsi="Courier New" w:cs="Courier New"/>
+          <w:color w:val="BCBEC4"/>
+          <w:sz w:val="16"/>
+          <w:szCs w:val="16"/>
+        </w:rPr>
+        <w:br/>
+      </w:r>
+      <w:r>
+        <w:rPr>
+          <w:rFonts w:ascii="Courier New" w:hAnsi="Courier New" w:cs="Courier New"/>
+          <w:color w:val="CF8E6D"/>
+          <w:sz w:val="16"/>
+          <w:szCs w:val="16"/>
+        </w:rPr>
+        <w:t xml:space="preserve">import </w:t>
+      </w:r>
+      <w:r>
+        <w:rPr>
+          <w:rFonts w:ascii="Courier New" w:hAnsi="Courier New" w:cs="Courier New"/>
+          <w:color w:val="BCBEC4"/>
+          <w:sz w:val="16"/>
+          <w:szCs w:val="16"/>
+        </w:rPr>
+        <w:t>java.nio.file.Files;</w:t>
+      </w:r>
+      <w:r>
+        <w:rPr>
+          <w:rFonts w:ascii="Courier New" w:hAnsi="Courier New" w:cs="Courier New"/>
+          <w:color w:val="BCBEC4"/>
+          <w:sz w:val="16"/>
+          <w:szCs w:val="16"/>
+        </w:rPr>
+        <w:br/>
+      </w:r>
+      <w:r>
+        <w:rPr>
+          <w:rFonts w:ascii="Courier New" w:hAnsi="Courier New" w:cs="Courier New"/>
+          <w:color w:val="CF8E6D"/>
+          <w:sz w:val="16"/>
+          <w:szCs w:val="16"/>
+        </w:rPr>
+        <w:t xml:space="preserve">import </w:t>
+      </w:r>
+      <w:r>
+        <w:rPr>
+          <w:rFonts w:ascii="Courier New" w:hAnsi="Courier New" w:cs="Courier New"/>
+          <w:color w:val="BCBEC4"/>
+          <w:sz w:val="16"/>
+          <w:szCs w:val="16"/>
+        </w:rPr>
+        <w:t>java.nio.file.Path;</w:t>
+      </w:r>
+      <w:r>
+        <w:rPr>
+          <w:rFonts w:ascii="Courier New" w:hAnsi="Courier New" w:cs="Courier New"/>
+          <w:color w:val="BCBEC4"/>
+          <w:sz w:val="16"/>
+          <w:szCs w:val="16"/>
+        </w:rPr>
+        <w:br/>
+      </w:r>
+      <w:r>
+        <w:rPr>
+          <w:rFonts w:ascii="Courier New" w:hAnsi="Courier New" w:cs="Courier New"/>
+          <w:color w:val="CF8E6D"/>
+          <w:sz w:val="16"/>
+          <w:szCs w:val="16"/>
+        </w:rPr>
+        <w:t xml:space="preserve">import </w:t>
+      </w:r>
+      <w:r>
+        <w:rPr>
+          <w:rFonts w:ascii="Courier New" w:hAnsi="Courier New" w:cs="Courier New"/>
+          <w:color w:val="BCBEC4"/>
+          <w:sz w:val="16"/>
+          <w:szCs w:val="16"/>
+        </w:rPr>
+        <w:t>java.util.Arrays;</w:t>
+      </w:r>
+      <w:r>
+        <w:rPr>
+          <w:rFonts w:ascii="Courier New" w:hAnsi="Courier New" w:cs="Courier New"/>
+          <w:color w:val="BCBEC4"/>
+          <w:sz w:val="16"/>
+          <w:szCs w:val="16"/>
+        </w:rPr>
+        <w:br/>
+      </w:r>
+      <w:r>
+        <w:rPr>
+          <w:rFonts w:ascii="Courier New" w:hAnsi="Courier New" w:cs="Courier New"/>
+          <w:color w:val="BCBEC4"/>
+          <w:sz w:val="16"/>
+          <w:szCs w:val="16"/>
+        </w:rPr>
+        <w:br/>
+      </w:r>
+      <w:r>
+        <w:rPr>
+          <w:rFonts w:ascii="Courier New" w:hAnsi="Courier New" w:cs="Courier New"/>
+          <w:color w:val="CF8E6D"/>
+          <w:sz w:val="16"/>
+          <w:szCs w:val="16"/>
+        </w:rPr>
+        <w:t xml:space="preserve">public class </w:t>
+      </w:r>
+      <w:r>
+        <w:rPr>
+          <w:rFonts w:ascii="Courier New" w:hAnsi="Courier New" w:cs="Courier New"/>
+          <w:color w:val="BCBEC4"/>
+          <w:sz w:val="16"/>
+          <w:szCs w:val="16"/>
+        </w:rPr>
+        <w:t>Logic {</w:t>
+      </w:r>
+      <w:r>
+        <w:rPr>
+          <w:rFonts w:ascii="Courier New" w:hAnsi="Courier New" w:cs="Courier New"/>
+          <w:color w:val="BCBEC4"/>
+          <w:sz w:val="16"/>
+          <w:szCs w:val="16"/>
+        </w:rPr>
+        <w:br/>
+      </w:r>
+      <w:r>
+        <w:rPr>
+          <w:rFonts w:ascii="Courier New" w:hAnsi="Courier New" w:cs="Courier New"/>
+          <w:color w:val="BCBEC4"/>
+          <w:sz w:val="16"/>
+          <w:szCs w:val="16"/>
+        </w:rPr>
+        <w:br/>
+        <w:t xml:space="preserve">    </w:t>
+      </w:r>
+      <w:r>
+        <w:rPr>
+          <w:rFonts w:ascii="Courier New" w:hAnsi="Courier New" w:cs="Courier New"/>
+          <w:i/>
+          <w:iCs/>
+          <w:color w:val="5F826B"/>
+          <w:sz w:val="16"/>
+          <w:szCs w:val="16"/>
+        </w:rPr>
+        <w:t>/**</w:t>
+      </w:r>
+      <w:r>
+        <w:rPr>
+          <w:rFonts w:ascii="Courier New" w:hAnsi="Courier New" w:cs="Courier New"/>
+          <w:i/>
+          <w:iCs/>
+          <w:color w:val="5F826B"/>
+          <w:sz w:val="16"/>
+          <w:szCs w:val="16"/>
+        </w:rPr>
+        <w:br/>
+        <w:t xml:space="preserve">     * Обрабатывает тест-файл</w:t>
+      </w:r>
+      <w:r>
+        <w:rPr>
+          <w:rFonts w:ascii="Courier New" w:hAnsi="Courier New" w:cs="Courier New"/>
+          <w:i/>
+          <w:iCs/>
+          <w:color w:val="5F826B"/>
+          <w:sz w:val="16"/>
+          <w:szCs w:val="16"/>
+        </w:rPr>
+        <w:br/>
+        <w:t xml:space="preserve">     * </w:t>
+      </w:r>
+      <w:r>
+        <w:rPr>
+          <w:rFonts w:ascii="Courier New" w:hAnsi="Courier New" w:cs="Courier New"/>
+          <w:i/>
+          <w:iCs/>
+          <w:color w:val="67A37C"/>
+          <w:sz w:val="16"/>
+          <w:szCs w:val="16"/>
+        </w:rPr>
+        <w:t xml:space="preserve">@param </w:t>
+      </w:r>
+      <w:r>
+        <w:rPr>
+          <w:rFonts w:ascii="Courier New" w:hAnsi="Courier New" w:cs="Courier New"/>
+          <w:i/>
+          <w:iCs/>
+          <w:color w:val="ABADB3"/>
+          <w:sz w:val="16"/>
+          <w:szCs w:val="16"/>
+        </w:rPr>
+        <w:t xml:space="preserve">numberOfTestFile </w:t>
+      </w:r>
+      <w:r>
+        <w:rPr>
+          <w:rFonts w:ascii="Courier New" w:hAnsi="Courier New" w:cs="Courier New"/>
+          <w:i/>
+          <w:iCs/>
+          <w:color w:val="5F826B"/>
+          <w:sz w:val="16"/>
+          <w:szCs w:val="16"/>
+        </w:rPr>
+        <w:t>номер тест-файла</w:t>
+      </w:r>
+      <w:r>
+        <w:rPr>
+          <w:rFonts w:ascii="Courier New" w:hAnsi="Courier New" w:cs="Courier New"/>
+          <w:i/>
+          <w:iCs/>
+          <w:color w:val="5F826B"/>
+          <w:sz w:val="16"/>
+          <w:szCs w:val="16"/>
+        </w:rPr>
+        <w:br/>
+        <w:t xml:space="preserve">     * </w:t>
+      </w:r>
+      <w:r>
+        <w:rPr>
+          <w:rFonts w:ascii="Courier New" w:hAnsi="Courier New" w:cs="Courier New"/>
+          <w:i/>
+          <w:iCs/>
+          <w:color w:val="67A37C"/>
+          <w:sz w:val="16"/>
+          <w:szCs w:val="16"/>
+        </w:rPr>
+        <w:t xml:space="preserve">@param </w:t>
+      </w:r>
+      <w:r>
+        <w:rPr>
+          <w:rFonts w:ascii="Courier New" w:hAnsi="Courier New" w:cs="Courier New"/>
+          <w:i/>
+          <w:iCs/>
+          <w:color w:val="ABADB3"/>
+          <w:sz w:val="16"/>
+          <w:szCs w:val="16"/>
+        </w:rPr>
+        <w:t xml:space="preserve">inputFile </w:t>
+      </w:r>
+      <w:r>
+        <w:rPr>
+          <w:rFonts w:ascii="Courier New" w:hAnsi="Courier New" w:cs="Courier New"/>
+          <w:i/>
+          <w:iCs/>
+          <w:color w:val="5F826B"/>
+          <w:sz w:val="16"/>
+          <w:szCs w:val="16"/>
+        </w:rPr>
+        <w:t>исходный тест-файл</w:t>
+      </w:r>
+      <w:r>
+        <w:rPr>
+          <w:rFonts w:ascii="Courier New" w:hAnsi="Courier New" w:cs="Courier New"/>
+          <w:i/>
+          <w:iCs/>
+          <w:color w:val="5F826B"/>
+          <w:sz w:val="16"/>
+          <w:szCs w:val="16"/>
+        </w:rPr>
+        <w:br/>
+        <w:t xml:space="preserve">     * </w:t>
+      </w:r>
+      <w:r>
+        <w:rPr>
+          <w:rFonts w:ascii="Courier New" w:hAnsi="Courier New" w:cs="Courier New"/>
+          <w:i/>
+          <w:iCs/>
+          <w:color w:val="67A37C"/>
+          <w:sz w:val="16"/>
+          <w:szCs w:val="16"/>
+        </w:rPr>
+        <w:t xml:space="preserve">@param </w:t>
+      </w:r>
+      <w:r>
+        <w:rPr>
+          <w:rFonts w:ascii="Courier New" w:hAnsi="Courier New" w:cs="Courier New"/>
+          <w:i/>
+          <w:iCs/>
+          <w:color w:val="ABADB3"/>
+          <w:sz w:val="16"/>
+          <w:szCs w:val="16"/>
+        </w:rPr>
+        <w:t xml:space="preserve">outputFile </w:t>
+      </w:r>
+      <w:r>
+        <w:rPr>
+          <w:rFonts w:ascii="Courier New" w:hAnsi="Courier New" w:cs="Courier New"/>
+          <w:i/>
+          <w:iCs/>
+          <w:color w:val="5F826B"/>
+          <w:sz w:val="16"/>
+          <w:szCs w:val="16"/>
+        </w:rPr>
+        <w:t>ожидаемый тест-файл</w:t>
+      </w:r>
+      <w:r>
+        <w:rPr>
+          <w:rFonts w:ascii="Courier New" w:hAnsi="Courier New" w:cs="Courier New"/>
+          <w:i/>
+          <w:iCs/>
+          <w:color w:val="5F826B"/>
+          <w:sz w:val="16"/>
+          <w:szCs w:val="16"/>
+        </w:rPr>
+        <w:br/>
+        <w:t xml:space="preserve">     */</w:t>
+      </w:r>
+      <w:r>
+        <w:rPr>
+          <w:rFonts w:ascii="Courier New" w:hAnsi="Courier New" w:cs="Courier New"/>
+          <w:i/>
+          <w:iCs/>
+          <w:color w:val="5F826B"/>
+          <w:sz w:val="16"/>
+          <w:szCs w:val="16"/>
+        </w:rPr>
+        <w:br/>
+        <w:t xml:space="preserve">    </w:t>
+      </w:r>
+      <w:r>
+        <w:rPr>
+          <w:rFonts w:ascii="Courier New" w:hAnsi="Courier New" w:cs="Courier New"/>
+          <w:color w:val="CF8E6D"/>
+          <w:sz w:val="16"/>
+          <w:szCs w:val="16"/>
+        </w:rPr>
+        <w:t xml:space="preserve">public static void </w:t>
+      </w:r>
+      <w:r>
+        <w:rPr>
+          <w:rFonts w:ascii="Courier New" w:hAnsi="Courier New" w:cs="Courier New"/>
+          <w:color w:val="56A8F5"/>
+          <w:sz w:val="16"/>
+          <w:szCs w:val="16"/>
+        </w:rPr>
+        <w:t>processTestFile</w:t>
+      </w:r>
+      <w:r>
+        <w:rPr>
+          <w:rFonts w:ascii="Courier New" w:hAnsi="Courier New" w:cs="Courier New"/>
+          <w:color w:val="BCBEC4"/>
+          <w:sz w:val="16"/>
+          <w:szCs w:val="16"/>
+        </w:rPr>
+        <w:t>(</w:t>
+      </w:r>
+      <w:r>
+        <w:rPr>
+          <w:rFonts w:ascii="Courier New" w:hAnsi="Courier New" w:cs="Courier New"/>
+          <w:color w:val="CF8E6D"/>
+          <w:sz w:val="16"/>
+          <w:szCs w:val="16"/>
+        </w:rPr>
+        <w:t xml:space="preserve">int </w:t>
+      </w:r>
+      <w:r>
+        <w:rPr>
+          <w:rFonts w:ascii="Courier New" w:hAnsi="Courier New" w:cs="Courier New"/>
+          <w:color w:val="BCBEC4"/>
+          <w:sz w:val="16"/>
+          <w:szCs w:val="16"/>
+        </w:rPr>
+        <w:t>numberOfTestFile, String inputFile, String outputFile) {</w:t>
+      </w:r>
+      <w:r>
+        <w:rPr>
+          <w:rFonts w:ascii="Courier New" w:hAnsi="Courier New" w:cs="Courier New"/>
+          <w:color w:val="BCBEC4"/>
+          <w:sz w:val="16"/>
+          <w:szCs w:val="16"/>
+        </w:rPr>
+        <w:br/>
+        <w:t xml:space="preserve">        </w:t>
+      </w:r>
+      <w:r>
+        <w:rPr>
+          <w:rFonts w:ascii="Courier New" w:hAnsi="Courier New" w:cs="Courier New"/>
+          <w:color w:val="CF8E6D"/>
+          <w:sz w:val="16"/>
+          <w:szCs w:val="16"/>
+        </w:rPr>
+        <w:t xml:space="preserve">try </w:t>
+      </w:r>
+      <w:r>
+        <w:rPr>
+          <w:rFonts w:ascii="Courier New" w:hAnsi="Courier New" w:cs="Courier New"/>
+          <w:color w:val="BCBEC4"/>
+          <w:sz w:val="16"/>
+          <w:szCs w:val="16"/>
+        </w:rPr>
+        <w:t>{</w:t>
+      </w:r>
+      <w:r>
+        <w:rPr>
+          <w:rFonts w:ascii="Courier New" w:hAnsi="Courier New" w:cs="Courier New"/>
+          <w:color w:val="BCBEC4"/>
+          <w:sz w:val="16"/>
+          <w:szCs w:val="16"/>
+        </w:rPr>
+        <w:br/>
+        <w:t xml:space="preserve">            String sourceResult = Logic.</w:t>
+      </w:r>
+      <w:r>
+        <w:rPr>
+          <w:rFonts w:ascii="Courier New" w:hAnsi="Courier New" w:cs="Courier New"/>
+          <w:i/>
+          <w:iCs/>
+          <w:color w:val="BCBEC4"/>
+          <w:sz w:val="16"/>
+          <w:szCs w:val="16"/>
+        </w:rPr>
+        <w:t>getInput</w:t>
+      </w:r>
+      <w:r>
+        <w:rPr>
+          <w:rFonts w:ascii="Courier New" w:hAnsi="Courier New" w:cs="Courier New"/>
+          <w:color w:val="BCBEC4"/>
+          <w:sz w:val="16"/>
+          <w:szCs w:val="16"/>
+        </w:rPr>
+        <w:t>(Path.</w:t>
+      </w:r>
+      <w:r>
+        <w:rPr>
+          <w:rFonts w:ascii="Courier New" w:hAnsi="Courier New" w:cs="Courier New"/>
+          <w:i/>
+          <w:iCs/>
+          <w:color w:val="BCBEC4"/>
+          <w:sz w:val="16"/>
+          <w:szCs w:val="16"/>
+        </w:rPr>
+        <w:t>of</w:t>
+      </w:r>
+      <w:r>
+        <w:rPr>
+          <w:rFonts w:ascii="Courier New" w:hAnsi="Courier New" w:cs="Courier New"/>
+          <w:color w:val="BCBEC4"/>
+          <w:sz w:val="16"/>
+          <w:szCs w:val="16"/>
+        </w:rPr>
+        <w:t>(inputFile));</w:t>
+      </w:r>
+      <w:r>
+        <w:rPr>
+          <w:rFonts w:ascii="Courier New" w:hAnsi="Courier New" w:cs="Courier New"/>
+          <w:color w:val="BCBEC4"/>
+          <w:sz w:val="16"/>
+          <w:szCs w:val="16"/>
+        </w:rPr>
+        <w:br/>
+        <w:t xml:space="preserve">            String expectedResult = Logic.</w:t>
+      </w:r>
+      <w:r>
+        <w:rPr>
+          <w:rFonts w:ascii="Courier New" w:hAnsi="Courier New" w:cs="Courier New"/>
+          <w:i/>
+          <w:iCs/>
+          <w:color w:val="BCBEC4"/>
+          <w:sz w:val="16"/>
+          <w:szCs w:val="16"/>
+        </w:rPr>
+        <w:t>getInput</w:t>
+      </w:r>
+      <w:r>
+        <w:rPr>
+          <w:rFonts w:ascii="Courier New" w:hAnsi="Courier New" w:cs="Courier New"/>
+          <w:color w:val="BCBEC4"/>
+          <w:sz w:val="16"/>
+          <w:szCs w:val="16"/>
+        </w:rPr>
+        <w:t>(Path.</w:t>
+      </w:r>
+      <w:r>
+        <w:rPr>
+          <w:rFonts w:ascii="Courier New" w:hAnsi="Courier New" w:cs="Courier New"/>
+          <w:i/>
+          <w:iCs/>
+          <w:color w:val="BCBEC4"/>
+          <w:sz w:val="16"/>
+          <w:szCs w:val="16"/>
+        </w:rPr>
+        <w:t>of</w:t>
+      </w:r>
+      <w:r>
+        <w:rPr>
+          <w:rFonts w:ascii="Courier New" w:hAnsi="Courier New" w:cs="Courier New"/>
+          <w:color w:val="BCBEC4"/>
+          <w:sz w:val="16"/>
+          <w:szCs w:val="16"/>
+        </w:rPr>
+        <w:t>(outputFile));</w:t>
+      </w:r>
+      <w:r>
+        <w:rPr>
+          <w:rFonts w:ascii="Courier New" w:hAnsi="Courier New" w:cs="Courier New"/>
+          <w:color w:val="BCBEC4"/>
+          <w:sz w:val="16"/>
+          <w:szCs w:val="16"/>
+        </w:rPr>
+        <w:br/>
+        <w:t xml:space="preserve">            </w:t>
+      </w:r>
+      <w:r>
+        <w:rPr>
+          <w:rFonts w:ascii="Courier New" w:hAnsi="Courier New" w:cs="Courier New"/>
+          <w:color w:val="CF8E6D"/>
+          <w:sz w:val="16"/>
+          <w:szCs w:val="16"/>
+        </w:rPr>
+        <w:t xml:space="preserve">boolean </w:t>
+      </w:r>
+      <w:r>
+        <w:rPr>
+          <w:rFonts w:ascii="Courier New" w:hAnsi="Courier New" w:cs="Courier New"/>
+          <w:color w:val="BCBEC4"/>
+          <w:sz w:val="16"/>
+          <w:szCs w:val="16"/>
+        </w:rPr>
+        <w:t>checkResult = Logic.</w:t>
+      </w:r>
+      <w:r>
+        <w:rPr>
+          <w:rFonts w:ascii="Courier New" w:hAnsi="Courier New" w:cs="Courier New"/>
+          <w:i/>
+          <w:iCs/>
+          <w:color w:val="BCBEC4"/>
+          <w:sz w:val="16"/>
+          <w:szCs w:val="16"/>
+        </w:rPr>
+        <w:t>checkResult</w:t>
+      </w:r>
+      <w:r>
+        <w:rPr>
+          <w:rFonts w:ascii="Courier New" w:hAnsi="Courier New" w:cs="Courier New"/>
+          <w:color w:val="BCBEC4"/>
+          <w:sz w:val="16"/>
+          <w:szCs w:val="16"/>
+        </w:rPr>
+        <w:t>(sourceResult, expectedResult);</w:t>
+      </w:r>
+      <w:r>
+        <w:rPr>
+          <w:rFonts w:ascii="Courier New" w:hAnsi="Courier New" w:cs="Courier New"/>
+          <w:color w:val="BCBEC4"/>
+        </w:rPr>
+        <w:br/>
+      </w:r>
+      <w:r>
+        <w:rPr>
+          <w:rFonts w:ascii="Courier New" w:hAnsi="Courier New" w:cs="Courier New"/>
+          <w:color w:val="BCBEC4"/>
+          <w:sz w:val="16"/>
+          <w:szCs w:val="16"/>
+        </w:rPr>
+        <w:t xml:space="preserve">            Logic.</w:t>
+      </w:r>
+      <w:r>
+        <w:rPr>
+          <w:rFonts w:ascii="Courier New" w:hAnsi="Courier New" w:cs="Courier New"/>
+          <w:i/>
+          <w:iCs/>
+          <w:color w:val="BCBEC4"/>
+          <w:sz w:val="16"/>
+          <w:szCs w:val="16"/>
+        </w:rPr>
+        <w:t>printResult</w:t>
+      </w:r>
+      <w:r>
+        <w:rPr>
+          <w:rFonts w:ascii="Courier New" w:hAnsi="Courier New" w:cs="Courier New"/>
+          <w:color w:val="BCBEC4"/>
+          <w:sz w:val="16"/>
+          <w:szCs w:val="16"/>
+        </w:rPr>
+        <w:t>(numberOfTestFile, checkResult, sourceResult, expectedResult);</w:t>
+      </w:r>
+      <w:r>
+        <w:rPr>
+          <w:rFonts w:ascii="Courier New" w:hAnsi="Courier New" w:cs="Courier New"/>
+          <w:color w:val="BCBEC4"/>
+          <w:sz w:val="16"/>
+          <w:szCs w:val="16"/>
+        </w:rPr>
+        <w:br/>
+        <w:t xml:space="preserve">        } </w:t>
+      </w:r>
+      <w:r>
+        <w:rPr>
+          <w:rFonts w:ascii="Courier New" w:hAnsi="Courier New" w:cs="Courier New"/>
+          <w:color w:val="CF8E6D"/>
+          <w:sz w:val="16"/>
+          <w:szCs w:val="16"/>
+        </w:rPr>
+        <w:t xml:space="preserve">catch </w:t>
+      </w:r>
+      <w:r>
+        <w:rPr>
+          <w:rFonts w:ascii="Courier New" w:hAnsi="Courier New" w:cs="Courier New"/>
+          <w:color w:val="BCBEC4"/>
+          <w:sz w:val="16"/>
+          <w:szCs w:val="16"/>
+        </w:rPr>
+        <w:t>(RuntimeException e) {</w:t>
+      </w:r>
+      <w:r>
+        <w:rPr>
+          <w:rFonts w:ascii="Courier New" w:hAnsi="Courier New" w:cs="Courier New"/>
+          <w:color w:val="BCBEC4"/>
+          <w:sz w:val="16"/>
+          <w:szCs w:val="16"/>
+        </w:rPr>
+        <w:br/>
+        <w:t xml:space="preserve">            e.printStackTrace();</w:t>
+      </w:r>
+      <w:r>
+        <w:rPr>
+          <w:rFonts w:ascii="Courier New" w:hAnsi="Courier New" w:cs="Courier New"/>
+          <w:color w:val="BCBEC4"/>
+          <w:sz w:val="16"/>
+          <w:szCs w:val="16"/>
+        </w:rPr>
+        <w:br/>
+        <w:t xml:space="preserve">        }</w:t>
+      </w:r>
+      <w:r>
+        <w:rPr>
+          <w:rFonts w:ascii="Courier New" w:hAnsi="Courier New" w:cs="Courier New"/>
+          <w:color w:val="BCBEC4"/>
+          <w:sz w:val="16"/>
+          <w:szCs w:val="16"/>
+        </w:rPr>
+        <w:br/>
+      </w:r>
+      <w:r>
+        <w:rPr>
+          <w:rFonts w:ascii="Courier New" w:hAnsi="Courier New" w:cs="Courier New"/>
+          <w:color w:val="BCBEC4"/>
+          <w:sz w:val="16"/>
+          <w:szCs w:val="16"/>
+        </w:rPr>
+        <w:lastRenderedPageBreak/>
+        <w:t xml:space="preserve">    }</w:t>
+      </w:r>
+      <w:r>
+        <w:rPr>
+          <w:rFonts w:ascii="Courier New" w:hAnsi="Courier New" w:cs="Courier New"/>
+          <w:color w:val="BCBEC4"/>
+          <w:sz w:val="16"/>
+          <w:szCs w:val="16"/>
+        </w:rPr>
+        <w:br/>
+      </w:r>
+      <w:r>
+        <w:rPr>
+          <w:rFonts w:ascii="Courier New" w:hAnsi="Courier New" w:cs="Courier New"/>
+          <w:color w:val="BCBEC4"/>
+          <w:sz w:val="16"/>
+          <w:szCs w:val="16"/>
+        </w:rPr>
+        <w:br/>
+        <w:t xml:space="preserve">    </w:t>
+      </w:r>
+      <w:r>
+        <w:rPr>
+          <w:rFonts w:ascii="Courier New" w:hAnsi="Courier New" w:cs="Courier New"/>
+          <w:i/>
+          <w:iCs/>
+          <w:color w:val="5F826B"/>
+          <w:sz w:val="16"/>
+          <w:szCs w:val="16"/>
+        </w:rPr>
+        <w:t>/**</w:t>
+      </w:r>
+      <w:r>
+        <w:rPr>
+          <w:rFonts w:ascii="Courier New" w:hAnsi="Courier New" w:cs="Courier New"/>
+          <w:i/>
+          <w:iCs/>
+          <w:color w:val="5F826B"/>
+          <w:sz w:val="16"/>
+          <w:szCs w:val="16"/>
+        </w:rPr>
+        <w:br/>
+        <w:t xml:space="preserve">     * Считает в каждой строке количество английских букв, русских гласных букв и других символов</w:t>
+      </w:r>
+      <w:r>
+        <w:rPr>
+          <w:rFonts w:ascii="Courier New" w:hAnsi="Courier New" w:cs="Courier New"/>
+          <w:i/>
+          <w:iCs/>
+          <w:color w:val="5F826B"/>
+          <w:sz w:val="16"/>
+          <w:szCs w:val="16"/>
+        </w:rPr>
+        <w:br/>
+        <w:t xml:space="preserve">     * </w:t>
+      </w:r>
+      <w:r>
+        <w:rPr>
+          <w:rFonts w:ascii="Courier New" w:hAnsi="Courier New" w:cs="Courier New"/>
+          <w:i/>
+          <w:iCs/>
+          <w:color w:val="67A37C"/>
+          <w:sz w:val="16"/>
+          <w:szCs w:val="16"/>
+        </w:rPr>
+        <w:t xml:space="preserve">@param </w:t>
+      </w:r>
+      <w:r>
+        <w:rPr>
+          <w:rFonts w:ascii="Courier New" w:hAnsi="Courier New" w:cs="Courier New"/>
+          <w:i/>
+          <w:iCs/>
+          <w:color w:val="ABADB3"/>
+          <w:sz w:val="16"/>
+          <w:szCs w:val="16"/>
+        </w:rPr>
+        <w:t xml:space="preserve">inputString </w:t>
+      </w:r>
+      <w:r>
+        <w:rPr>
+          <w:rFonts w:ascii="Courier New" w:hAnsi="Courier New" w:cs="Courier New"/>
+          <w:i/>
+          <w:iCs/>
+          <w:color w:val="5F826B"/>
+          <w:sz w:val="16"/>
+          <w:szCs w:val="16"/>
+        </w:rPr>
+        <w:t>входное значение</w:t>
+      </w:r>
+      <w:r>
+        <w:rPr>
+          <w:rFonts w:ascii="Courier New" w:hAnsi="Courier New" w:cs="Courier New"/>
+          <w:i/>
+          <w:iCs/>
+          <w:color w:val="5F826B"/>
+          <w:sz w:val="16"/>
+          <w:szCs w:val="16"/>
+        </w:rPr>
+        <w:br/>
+        <w:t xml:space="preserve">     * </w:t>
+      </w:r>
+      <w:r>
+        <w:rPr>
+          <w:rFonts w:ascii="Courier New" w:hAnsi="Courier New" w:cs="Courier New"/>
+          <w:i/>
+          <w:iCs/>
+          <w:color w:val="67A37C"/>
+          <w:sz w:val="16"/>
+          <w:szCs w:val="16"/>
+        </w:rPr>
+        <w:t xml:space="preserve">@return </w:t>
+      </w:r>
+      <w:r>
+        <w:rPr>
+          <w:rFonts w:ascii="Courier New" w:hAnsi="Courier New" w:cs="Courier New"/>
+          <w:i/>
+          <w:iCs/>
+          <w:color w:val="5F826B"/>
+          <w:sz w:val="16"/>
+          <w:szCs w:val="16"/>
+        </w:rPr>
+        <w:t>результат подсчета</w:t>
+      </w:r>
+      <w:r>
+        <w:rPr>
+          <w:rFonts w:ascii="Courier New" w:hAnsi="Courier New" w:cs="Courier New"/>
+          <w:i/>
+          <w:iCs/>
+          <w:color w:val="5F826B"/>
+          <w:sz w:val="16"/>
+          <w:szCs w:val="16"/>
+        </w:rPr>
+        <w:br/>
+        <w:t xml:space="preserve">     */</w:t>
+      </w:r>
+      <w:r>
+        <w:rPr>
+          <w:rFonts w:ascii="Courier New" w:hAnsi="Courier New" w:cs="Courier New"/>
+          <w:i/>
+          <w:iCs/>
+          <w:color w:val="5F826B"/>
+          <w:sz w:val="16"/>
+          <w:szCs w:val="16"/>
+        </w:rPr>
+        <w:br/>
+        <w:t xml:space="preserve">    </w:t>
+      </w:r>
+      <w:r>
+        <w:rPr>
+          <w:rFonts w:ascii="Courier New" w:hAnsi="Courier New" w:cs="Courier New"/>
+          <w:color w:val="CF8E6D"/>
+          <w:sz w:val="16"/>
+          <w:szCs w:val="16"/>
+        </w:rPr>
+        <w:t xml:space="preserve">public static </w:t>
+      </w:r>
+      <w:r>
+        <w:rPr>
+          <w:rFonts w:ascii="Courier New" w:hAnsi="Courier New" w:cs="Courier New"/>
+          <w:color w:val="BCBEC4"/>
+          <w:sz w:val="16"/>
+          <w:szCs w:val="16"/>
+        </w:rPr>
+        <w:t xml:space="preserve">String </w:t>
+      </w:r>
+      <w:r>
+        <w:rPr>
+          <w:rFonts w:ascii="Courier New" w:hAnsi="Courier New" w:cs="Courier New"/>
+          <w:color w:val="56A8F5"/>
+          <w:sz w:val="16"/>
+          <w:szCs w:val="16"/>
+        </w:rPr>
+        <w:t>logic</w:t>
+      </w:r>
+      <w:r>
+        <w:rPr>
+          <w:rFonts w:ascii="Courier New" w:hAnsi="Courier New" w:cs="Courier New"/>
+          <w:color w:val="BCBEC4"/>
+          <w:sz w:val="16"/>
+          <w:szCs w:val="16"/>
+        </w:rPr>
+        <w:t>(String inputString) {</w:t>
+      </w:r>
+      <w:r>
+        <w:rPr>
+          <w:rFonts w:ascii="Courier New" w:hAnsi="Courier New" w:cs="Courier New"/>
+          <w:color w:val="BCBEC4"/>
+          <w:sz w:val="16"/>
+          <w:szCs w:val="16"/>
+        </w:rPr>
+        <w:br/>
+        <w:t xml:space="preserve">        </w:t>
+      </w:r>
+      <w:r>
+        <w:rPr>
+          <w:rFonts w:ascii="Courier New" w:hAnsi="Courier New" w:cs="Courier New"/>
+          <w:color w:val="CF8E6D"/>
+          <w:sz w:val="16"/>
+          <w:szCs w:val="16"/>
+        </w:rPr>
+        <w:t>int</w:t>
+      </w:r>
+      <w:r>
+        <w:rPr>
+          <w:rFonts w:ascii="Courier New" w:hAnsi="Courier New" w:cs="Courier New"/>
+          <w:color w:val="BCBEC4"/>
+          <w:sz w:val="16"/>
+          <w:szCs w:val="16"/>
+        </w:rPr>
+        <w:t xml:space="preserve">[][] sourceArr = </w:t>
+      </w:r>
+      <w:r>
+        <w:rPr>
+          <w:rFonts w:ascii="Courier New" w:hAnsi="Courier New" w:cs="Courier New"/>
+          <w:i/>
+          <w:iCs/>
+          <w:color w:val="BCBEC4"/>
+          <w:sz w:val="16"/>
+          <w:szCs w:val="16"/>
+        </w:rPr>
+        <w:t>transformToIntArray</w:t>
+      </w:r>
+      <w:r>
+        <w:rPr>
+          <w:rFonts w:ascii="Courier New" w:hAnsi="Courier New" w:cs="Courier New"/>
+          <w:color w:val="BCBEC4"/>
+          <w:sz w:val="16"/>
+          <w:szCs w:val="16"/>
+        </w:rPr>
+        <w:t>(inputString);</w:t>
+      </w:r>
+      <w:r>
+        <w:rPr>
+          <w:rFonts w:ascii="Courier New" w:hAnsi="Courier New" w:cs="Courier New"/>
+          <w:color w:val="BCBEC4"/>
+          <w:sz w:val="16"/>
+          <w:szCs w:val="16"/>
+        </w:rPr>
+        <w:br/>
+        <w:t xml:space="preserve">        </w:t>
+      </w:r>
+      <w:r>
+        <w:rPr>
+          <w:rFonts w:ascii="Courier New" w:hAnsi="Courier New" w:cs="Courier New"/>
+          <w:color w:val="CF8E6D"/>
+          <w:sz w:val="16"/>
+          <w:szCs w:val="16"/>
+        </w:rPr>
+        <w:t>int</w:t>
+      </w:r>
+      <w:r>
+        <w:rPr>
+          <w:rFonts w:ascii="Courier New" w:hAnsi="Courier New" w:cs="Courier New"/>
+          <w:color w:val="BCBEC4"/>
+          <w:sz w:val="16"/>
+          <w:szCs w:val="16"/>
+        </w:rPr>
+        <w:t xml:space="preserve">[][] resultArr = </w:t>
+      </w:r>
+      <w:r>
+        <w:rPr>
+          <w:rFonts w:ascii="Courier New" w:hAnsi="Courier New" w:cs="Courier New"/>
+          <w:i/>
+          <w:iCs/>
+          <w:color w:val="BCBEC4"/>
+          <w:sz w:val="16"/>
+          <w:szCs w:val="16"/>
+        </w:rPr>
+        <w:t>calculateSumOfNeighbors</w:t>
+      </w:r>
+      <w:r>
+        <w:rPr>
+          <w:rFonts w:ascii="Courier New" w:hAnsi="Courier New" w:cs="Courier New"/>
+          <w:color w:val="BCBEC4"/>
+          <w:sz w:val="16"/>
+          <w:szCs w:val="16"/>
+        </w:rPr>
+        <w:t>(sourceArr);</w:t>
+      </w:r>
+      <w:r>
+        <w:rPr>
+          <w:rFonts w:ascii="Courier New" w:hAnsi="Courier New" w:cs="Courier New"/>
+          <w:color w:val="BCBEC4"/>
+          <w:sz w:val="16"/>
+          <w:szCs w:val="16"/>
+        </w:rPr>
+        <w:br/>
+        <w:t xml:space="preserve">        </w:t>
+      </w:r>
+      <w:r>
+        <w:rPr>
+          <w:rFonts w:ascii="Courier New" w:hAnsi="Courier New" w:cs="Courier New"/>
+          <w:color w:val="CF8E6D"/>
+          <w:sz w:val="16"/>
+          <w:szCs w:val="16"/>
+        </w:rPr>
+        <w:t xml:space="preserve">return </w:t>
+      </w:r>
+      <w:r>
+        <w:rPr>
+          <w:rFonts w:ascii="Courier New" w:hAnsi="Courier New" w:cs="Courier New"/>
+          <w:i/>
+          <w:iCs/>
+          <w:color w:val="BCBEC4"/>
+          <w:sz w:val="16"/>
+          <w:szCs w:val="16"/>
+        </w:rPr>
+        <w:t>arrayToString</w:t>
+      </w:r>
+      <w:r>
+        <w:rPr>
+          <w:rFonts w:ascii="Courier New" w:hAnsi="Courier New" w:cs="Courier New"/>
+          <w:color w:val="BCBEC4"/>
+          <w:sz w:val="16"/>
+          <w:szCs w:val="16"/>
+        </w:rPr>
+        <w:t>(resultArr);</w:t>
+      </w:r>
+      <w:r>
+        <w:rPr>
+          <w:rFonts w:ascii="Courier New" w:hAnsi="Courier New" w:cs="Courier New"/>
+          <w:color w:val="BCBEC4"/>
+          <w:sz w:val="16"/>
+          <w:szCs w:val="16"/>
+        </w:rPr>
+        <w:br/>
+        <w:t xml:space="preserve">    }</w:t>
+      </w:r>
+      <w:r>
+        <w:rPr>
+          <w:rFonts w:ascii="Courier New" w:hAnsi="Courier New" w:cs="Courier New"/>
+          <w:color w:val="BCBEC4"/>
+          <w:sz w:val="16"/>
+          <w:szCs w:val="16"/>
+        </w:rPr>
+        <w:br/>
+      </w:r>
+      <w:r>
+        <w:rPr>
+          <w:rFonts w:ascii="Courier New" w:hAnsi="Courier New" w:cs="Courier New"/>
+          <w:color w:val="BCBEC4"/>
+          <w:sz w:val="16"/>
+          <w:szCs w:val="16"/>
+        </w:rPr>
+        <w:br/>
+        <w:t xml:space="preserve">    </w:t>
+      </w:r>
+      <w:r>
+        <w:rPr>
+          <w:rFonts w:ascii="Courier New" w:hAnsi="Courier New" w:cs="Courier New"/>
+          <w:i/>
+          <w:iCs/>
+          <w:color w:val="5F826B"/>
+          <w:sz w:val="16"/>
+          <w:szCs w:val="16"/>
+        </w:rPr>
+        <w:t>/**</w:t>
+      </w:r>
+      <w:r>
+        <w:rPr>
+          <w:rFonts w:ascii="Courier New" w:hAnsi="Courier New" w:cs="Courier New"/>
+          <w:i/>
+          <w:iCs/>
+          <w:color w:val="5F826B"/>
+          <w:sz w:val="16"/>
+          <w:szCs w:val="16"/>
+        </w:rPr>
+        <w:br/>
+        <w:t xml:space="preserve">     * Преобразовывает двумерный массив чисел в строку (нужно для вывода)</w:t>
+      </w:r>
+      <w:r>
+        <w:rPr>
+          <w:rFonts w:ascii="Courier New" w:hAnsi="Courier New" w:cs="Courier New"/>
+          <w:i/>
+          <w:iCs/>
+          <w:color w:val="5F826B"/>
+          <w:sz w:val="16"/>
+          <w:szCs w:val="16"/>
+        </w:rPr>
+        <w:br/>
+        <w:t xml:space="preserve">     * </w:t>
+      </w:r>
+      <w:r>
+        <w:rPr>
+          <w:rFonts w:ascii="Courier New" w:hAnsi="Courier New" w:cs="Courier New"/>
+          <w:i/>
+          <w:iCs/>
+          <w:color w:val="67A37C"/>
+          <w:sz w:val="16"/>
+          <w:szCs w:val="16"/>
+        </w:rPr>
+        <w:t xml:space="preserve">@param </w:t>
+      </w:r>
+      <w:r>
+        <w:rPr>
+          <w:rFonts w:ascii="Courier New" w:hAnsi="Courier New" w:cs="Courier New"/>
+          <w:i/>
+          <w:iCs/>
+          <w:color w:val="ABADB3"/>
+          <w:sz w:val="16"/>
+          <w:szCs w:val="16"/>
+        </w:rPr>
+        <w:t xml:space="preserve">array </w:t>
+      </w:r>
+      <w:r>
+        <w:rPr>
+          <w:rFonts w:ascii="Courier New" w:hAnsi="Courier New" w:cs="Courier New"/>
+          <w:i/>
+          <w:iCs/>
+          <w:color w:val="5F826B"/>
+          <w:sz w:val="16"/>
+          <w:szCs w:val="16"/>
+        </w:rPr>
+        <w:t>двумерный массив</w:t>
+      </w:r>
+      <w:r>
+        <w:rPr>
+          <w:rFonts w:ascii="Courier New" w:hAnsi="Courier New" w:cs="Courier New"/>
+          <w:i/>
+          <w:iCs/>
+          <w:color w:val="5F826B"/>
+          <w:sz w:val="16"/>
+          <w:szCs w:val="16"/>
+        </w:rPr>
+        <w:br/>
+        <w:t xml:space="preserve">     * </w:t>
+      </w:r>
+      <w:r>
+        <w:rPr>
+          <w:rFonts w:ascii="Courier New" w:hAnsi="Courier New" w:cs="Courier New"/>
+          <w:i/>
+          <w:iCs/>
+          <w:color w:val="67A37C"/>
+          <w:sz w:val="16"/>
+          <w:szCs w:val="16"/>
+        </w:rPr>
+        <w:t xml:space="preserve">@return </w:t>
+      </w:r>
+      <w:r>
+        <w:rPr>
+          <w:rFonts w:ascii="Courier New" w:hAnsi="Courier New" w:cs="Courier New"/>
+          <w:i/>
+          <w:iCs/>
+          <w:color w:val="5F826B"/>
+          <w:sz w:val="16"/>
+          <w:szCs w:val="16"/>
+        </w:rPr>
+        <w:t>преобразованный в строку двумерный массив</w:t>
+      </w:r>
+      <w:r>
+        <w:rPr>
+          <w:rFonts w:ascii="Courier New" w:hAnsi="Courier New" w:cs="Courier New"/>
+          <w:i/>
+          <w:iCs/>
+          <w:color w:val="5F826B"/>
+          <w:sz w:val="16"/>
+          <w:szCs w:val="16"/>
+        </w:rPr>
+        <w:br/>
+        <w:t xml:space="preserve">     */</w:t>
+      </w:r>
+      <w:r>
+        <w:rPr>
+          <w:rFonts w:ascii="Courier New" w:hAnsi="Courier New" w:cs="Courier New"/>
+          <w:i/>
+          <w:iCs/>
+          <w:color w:val="5F826B"/>
+          <w:sz w:val="16"/>
+          <w:szCs w:val="16"/>
+        </w:rPr>
+        <w:br/>
+        <w:t xml:space="preserve">    </w:t>
+      </w:r>
+      <w:r>
+        <w:rPr>
+          <w:rFonts w:ascii="Courier New" w:hAnsi="Courier New" w:cs="Courier New"/>
+          <w:color w:val="CF8E6D"/>
+          <w:sz w:val="16"/>
+          <w:szCs w:val="16"/>
+        </w:rPr>
+        <w:t xml:space="preserve">public static </w:t>
+      </w:r>
+      <w:r>
+        <w:rPr>
+          <w:rFonts w:ascii="Courier New" w:hAnsi="Courier New" w:cs="Courier New"/>
+          <w:color w:val="BCBEC4"/>
+          <w:sz w:val="16"/>
+          <w:szCs w:val="16"/>
+        </w:rPr>
+        <w:t xml:space="preserve">String </w:t>
+      </w:r>
+      <w:r>
+        <w:rPr>
+          <w:rFonts w:ascii="Courier New" w:hAnsi="Courier New" w:cs="Courier New"/>
+          <w:color w:val="56A8F5"/>
+          <w:sz w:val="16"/>
+          <w:szCs w:val="16"/>
+        </w:rPr>
+        <w:t>arrayToString</w:t>
+      </w:r>
+      <w:r>
+        <w:rPr>
+          <w:rFonts w:ascii="Courier New" w:hAnsi="Courier New" w:cs="Courier New"/>
+          <w:color w:val="BCBEC4"/>
+          <w:sz w:val="16"/>
+          <w:szCs w:val="16"/>
+        </w:rPr>
+        <w:t>(</w:t>
+      </w:r>
+      <w:r>
+        <w:rPr>
+          <w:rFonts w:ascii="Courier New" w:hAnsi="Courier New" w:cs="Courier New"/>
+          <w:color w:val="CF8E6D"/>
+          <w:sz w:val="16"/>
+          <w:szCs w:val="16"/>
+        </w:rPr>
+        <w:t>int</w:t>
+      </w:r>
+      <w:r>
+        <w:rPr>
+          <w:rFonts w:ascii="Courier New" w:hAnsi="Courier New" w:cs="Courier New"/>
+          <w:color w:val="BCBEC4"/>
+          <w:sz w:val="16"/>
+          <w:szCs w:val="16"/>
+        </w:rPr>
+        <w:t>[][] array) {</w:t>
+      </w:r>
+      <w:r>
+        <w:rPr>
+          <w:rFonts w:ascii="Courier New" w:hAnsi="Courier New" w:cs="Courier New"/>
+          <w:color w:val="BCBEC4"/>
+          <w:sz w:val="16"/>
+          <w:szCs w:val="16"/>
+        </w:rPr>
+        <w:br/>
+        <w:t xml:space="preserve">        StringBuilder sb = </w:t>
+      </w:r>
+      <w:r>
+        <w:rPr>
+          <w:rFonts w:ascii="Courier New" w:hAnsi="Courier New" w:cs="Courier New"/>
+          <w:color w:val="CF8E6D"/>
+          <w:sz w:val="16"/>
+          <w:szCs w:val="16"/>
+        </w:rPr>
+        <w:t xml:space="preserve">new </w:t>
+      </w:r>
+      <w:r>
+        <w:rPr>
+          <w:rFonts w:ascii="Courier New" w:hAnsi="Courier New" w:cs="Courier New"/>
+          <w:color w:val="BCBEC4"/>
+          <w:sz w:val="16"/>
+          <w:szCs w:val="16"/>
+        </w:rPr>
+        <w:t>StringBuilder();</w:t>
+      </w:r>
+      <w:r>
+        <w:rPr>
+          <w:rFonts w:ascii="Courier New" w:hAnsi="Courier New" w:cs="Courier New"/>
+          <w:color w:val="BCBEC4"/>
+          <w:sz w:val="16"/>
+          <w:szCs w:val="16"/>
+        </w:rPr>
+        <w:br/>
+        <w:t xml:space="preserve">        </w:t>
+      </w:r>
+      <w:r>
+        <w:rPr>
+          <w:rFonts w:ascii="Courier New" w:hAnsi="Courier New" w:cs="Courier New"/>
+          <w:color w:val="CF8E6D"/>
+          <w:sz w:val="16"/>
+          <w:szCs w:val="16"/>
+        </w:rPr>
+        <w:t xml:space="preserve">for </w:t>
+      </w:r>
+      <w:r>
+        <w:rPr>
+          <w:rFonts w:ascii="Courier New" w:hAnsi="Courier New" w:cs="Courier New"/>
+          <w:color w:val="BCBEC4"/>
+          <w:sz w:val="16"/>
+          <w:szCs w:val="16"/>
+        </w:rPr>
+        <w:t>(</w:t>
+      </w:r>
+      <w:r>
+        <w:rPr>
+          <w:rFonts w:ascii="Courier New" w:hAnsi="Courier New" w:cs="Courier New"/>
+          <w:color w:val="CF8E6D"/>
+          <w:sz w:val="16"/>
+          <w:szCs w:val="16"/>
+        </w:rPr>
+        <w:t>int</w:t>
+      </w:r>
+      <w:r>
+        <w:rPr>
+          <w:rFonts w:ascii="Courier New" w:hAnsi="Courier New" w:cs="Courier New"/>
+          <w:color w:val="BCBEC4"/>
+          <w:sz w:val="16"/>
+          <w:szCs w:val="16"/>
+        </w:rPr>
+        <w:t>[] row: array) {</w:t>
+      </w:r>
+      <w:r>
+        <w:rPr>
+          <w:rFonts w:ascii="Courier New" w:hAnsi="Courier New" w:cs="Courier New"/>
+          <w:color w:val="BCBEC4"/>
+          <w:sz w:val="16"/>
+          <w:szCs w:val="16"/>
+        </w:rPr>
+        <w:br/>
+        <w:t xml:space="preserve">            sb.append(Arrays.</w:t>
+      </w:r>
+      <w:r>
+        <w:rPr>
+          <w:rFonts w:ascii="Courier New" w:hAnsi="Courier New" w:cs="Courier New"/>
+          <w:i/>
+          <w:iCs/>
+          <w:color w:val="BCBEC4"/>
+          <w:sz w:val="16"/>
+          <w:szCs w:val="16"/>
+        </w:rPr>
+        <w:t>toString</w:t>
+      </w:r>
+      <w:r>
+        <w:rPr>
+          <w:rFonts w:ascii="Courier New" w:hAnsi="Courier New" w:cs="Courier New"/>
+          <w:color w:val="BCBEC4"/>
+          <w:sz w:val="16"/>
+          <w:szCs w:val="16"/>
+        </w:rPr>
+        <w:t>(row)</w:t>
+      </w:r>
+      <w:r>
+        <w:rPr>
+          <w:rFonts w:ascii="Courier New" w:hAnsi="Courier New" w:cs="Courier New"/>
+          <w:color w:val="BCBEC4"/>
+          <w:sz w:val="16"/>
+          <w:szCs w:val="16"/>
+        </w:rPr>
+        <w:br/>
+        <w:t xml:space="preserve">                            .replace(</w:t>
+      </w:r>
+      <w:r>
+        <w:rPr>
+          <w:rFonts w:ascii="Courier New" w:hAnsi="Courier New" w:cs="Courier New"/>
+          <w:color w:val="6AAB73"/>
+          <w:sz w:val="16"/>
+          <w:szCs w:val="16"/>
+        </w:rPr>
+        <w:t>","</w:t>
+      </w:r>
+      <w:r>
+        <w:rPr>
+          <w:rFonts w:ascii="Courier New" w:hAnsi="Courier New" w:cs="Courier New"/>
+          <w:color w:val="BCBEC4"/>
+          <w:sz w:val="16"/>
+          <w:szCs w:val="16"/>
+        </w:rPr>
+        <w:t xml:space="preserve">, </w:t>
+      </w:r>
+      <w:r>
+        <w:rPr>
+          <w:rFonts w:ascii="Courier New" w:hAnsi="Courier New" w:cs="Courier New"/>
+          <w:color w:val="6AAB73"/>
+          <w:sz w:val="16"/>
+          <w:szCs w:val="16"/>
+        </w:rPr>
+        <w:t>""</w:t>
+      </w:r>
+      <w:r>
+        <w:rPr>
+          <w:rFonts w:ascii="Courier New" w:hAnsi="Courier New" w:cs="Courier New"/>
+          <w:color w:val="BCBEC4"/>
+          <w:sz w:val="16"/>
+          <w:szCs w:val="16"/>
+        </w:rPr>
+        <w:t>)</w:t>
+      </w:r>
+      <w:r>
+        <w:rPr>
+          <w:rFonts w:ascii="Courier New" w:hAnsi="Courier New" w:cs="Courier New"/>
+          <w:color w:val="BCBEC4"/>
+          <w:sz w:val="16"/>
+          <w:szCs w:val="16"/>
+        </w:rPr>
+        <w:br/>
+        <w:t xml:space="preserve">                            .replace(</w:t>
+      </w:r>
+      <w:r>
+        <w:rPr>
+          <w:rFonts w:ascii="Courier New" w:hAnsi="Courier New" w:cs="Courier New"/>
+          <w:color w:val="6AAB73"/>
+          <w:sz w:val="16"/>
+          <w:szCs w:val="16"/>
+        </w:rPr>
+        <w:t>"["</w:t>
+      </w:r>
+      <w:r>
+        <w:rPr>
+          <w:rFonts w:ascii="Courier New" w:hAnsi="Courier New" w:cs="Courier New"/>
+          <w:color w:val="BCBEC4"/>
+          <w:sz w:val="16"/>
+          <w:szCs w:val="16"/>
+        </w:rPr>
+        <w:t xml:space="preserve">, </w:t>
+      </w:r>
+      <w:r>
+        <w:rPr>
+          <w:rFonts w:ascii="Courier New" w:hAnsi="Courier New" w:cs="Courier New"/>
+          <w:color w:val="6AAB73"/>
+          <w:sz w:val="16"/>
+          <w:szCs w:val="16"/>
+        </w:rPr>
+        <w:t>""</w:t>
+      </w:r>
+      <w:r>
+        <w:rPr>
+          <w:rFonts w:ascii="Courier New" w:hAnsi="Courier New" w:cs="Courier New"/>
+          <w:color w:val="BCBEC4"/>
+          <w:sz w:val="16"/>
+          <w:szCs w:val="16"/>
+        </w:rPr>
+        <w:t>)</w:t>
+      </w:r>
+      <w:r>
+        <w:rPr>
+          <w:rFonts w:ascii="Courier New" w:hAnsi="Courier New" w:cs="Courier New"/>
+          <w:color w:val="BCBEC4"/>
+          <w:sz w:val="16"/>
+          <w:szCs w:val="16"/>
+        </w:rPr>
+        <w:br/>
+        <w:t xml:space="preserve">                            .replace(</w:t>
+      </w:r>
+      <w:r>
+        <w:rPr>
+          <w:rFonts w:ascii="Courier New" w:hAnsi="Courier New" w:cs="Courier New"/>
+          <w:color w:val="6AAB73"/>
+          <w:sz w:val="16"/>
+          <w:szCs w:val="16"/>
+        </w:rPr>
+        <w:t>"]"</w:t>
+      </w:r>
+      <w:r>
+        <w:rPr>
+          <w:rFonts w:ascii="Courier New" w:hAnsi="Courier New" w:cs="Courier New"/>
+          <w:color w:val="BCBEC4"/>
+          <w:sz w:val="16"/>
+          <w:szCs w:val="16"/>
+        </w:rPr>
+        <w:t xml:space="preserve">, </w:t>
+      </w:r>
+      <w:r>
+        <w:rPr>
+          <w:rFonts w:ascii="Courier New" w:hAnsi="Courier New" w:cs="Courier New"/>
+          <w:color w:val="6AAB73"/>
+          <w:sz w:val="16"/>
+          <w:szCs w:val="16"/>
+        </w:rPr>
+        <w:t>""</w:t>
+      </w:r>
+      <w:r>
+        <w:rPr>
+          <w:rFonts w:ascii="Courier New" w:hAnsi="Courier New" w:cs="Courier New"/>
+          <w:color w:val="BCBEC4"/>
+          <w:sz w:val="16"/>
+          <w:szCs w:val="16"/>
+        </w:rPr>
+        <w:t>))</w:t>
+      </w:r>
+      <w:r>
+        <w:rPr>
+          <w:rFonts w:ascii="Courier New" w:hAnsi="Courier New" w:cs="Courier New"/>
+          <w:color w:val="BCBEC4"/>
+          <w:sz w:val="16"/>
+          <w:szCs w:val="16"/>
+        </w:rPr>
+        <w:br/>
+        <w:t xml:space="preserve">                    .append(</w:t>
+      </w:r>
+      <w:r>
+        <w:rPr>
+          <w:rFonts w:ascii="Courier New" w:hAnsi="Courier New" w:cs="Courier New"/>
+          <w:color w:val="6AAB73"/>
+          <w:sz w:val="16"/>
+          <w:szCs w:val="16"/>
+        </w:rPr>
+        <w:t>"</w:t>
+      </w:r>
+      <w:r>
+        <w:rPr>
+          <w:rFonts w:ascii="Courier New" w:hAnsi="Courier New" w:cs="Courier New"/>
+          <w:color w:val="CF8E6D"/>
+          <w:sz w:val="16"/>
+          <w:szCs w:val="16"/>
+        </w:rPr>
+        <w:t>\n</w:t>
+      </w:r>
+      <w:r>
+        <w:rPr>
+          <w:rFonts w:ascii="Courier New" w:hAnsi="Courier New" w:cs="Courier New"/>
+          <w:color w:val="6AAB73"/>
+          <w:sz w:val="16"/>
+          <w:szCs w:val="16"/>
+        </w:rPr>
+        <w:t>"</w:t>
+      </w:r>
+      <w:r>
+        <w:rPr>
+          <w:rFonts w:ascii="Courier New" w:hAnsi="Courier New" w:cs="Courier New"/>
+          <w:color w:val="BCBEC4"/>
+          <w:sz w:val="16"/>
+          <w:szCs w:val="16"/>
+        </w:rPr>
+        <w:t>);</w:t>
+      </w:r>
+      <w:r>
+        <w:rPr>
+          <w:rFonts w:ascii="Courier New" w:hAnsi="Courier New" w:cs="Courier New"/>
+          <w:color w:val="BCBEC4"/>
+          <w:sz w:val="16"/>
+          <w:szCs w:val="16"/>
+        </w:rPr>
+        <w:br/>
+        <w:t xml:space="preserve">        }</w:t>
+      </w:r>
+      <w:r>
+        <w:rPr>
+          <w:rFonts w:ascii="Courier New" w:hAnsi="Courier New" w:cs="Courier New"/>
+          <w:color w:val="BCBEC4"/>
+          <w:sz w:val="16"/>
+          <w:szCs w:val="16"/>
+        </w:rPr>
+        <w:br/>
+        <w:t xml:space="preserve">        String result = sb.toString();</w:t>
+      </w:r>
+      <w:r>
+        <w:rPr>
+          <w:rFonts w:ascii="Courier New" w:hAnsi="Courier New" w:cs="Courier New"/>
+          <w:color w:val="BCBEC4"/>
+          <w:sz w:val="16"/>
+          <w:szCs w:val="16"/>
+        </w:rPr>
+        <w:br/>
+        <w:t xml:space="preserve">        </w:t>
+      </w:r>
+      <w:r>
+        <w:rPr>
+          <w:rFonts w:ascii="Courier New" w:hAnsi="Courier New" w:cs="Courier New"/>
+          <w:color w:val="7A7E85"/>
+          <w:sz w:val="16"/>
+          <w:szCs w:val="16"/>
+        </w:rPr>
+        <w:t>// Удаляем последний перенос строки</w:t>
+      </w:r>
+      <w:r>
+        <w:rPr>
+          <w:rFonts w:ascii="Courier New" w:hAnsi="Courier New" w:cs="Courier New"/>
+          <w:color w:val="7A7E85"/>
+          <w:sz w:val="16"/>
+          <w:szCs w:val="16"/>
+        </w:rPr>
+        <w:br/>
+        <w:t xml:space="preserve">        </w:t>
+      </w:r>
+      <w:r>
+        <w:rPr>
+          <w:rFonts w:ascii="Courier New" w:hAnsi="Courier New" w:cs="Courier New"/>
+          <w:color w:val="CF8E6D"/>
+          <w:sz w:val="16"/>
+          <w:szCs w:val="16"/>
+        </w:rPr>
+        <w:t xml:space="preserve">if </w:t>
+      </w:r>
+      <w:r>
+        <w:rPr>
+          <w:rFonts w:ascii="Courier New" w:hAnsi="Courier New" w:cs="Courier New"/>
+          <w:color w:val="BCBEC4"/>
+          <w:sz w:val="16"/>
+          <w:szCs w:val="16"/>
+        </w:rPr>
+        <w:t xml:space="preserve">(result.length() &gt; </w:t>
+      </w:r>
+      <w:r>
+        <w:rPr>
+          <w:rFonts w:ascii="Courier New" w:hAnsi="Courier New" w:cs="Courier New"/>
+          <w:color w:val="2AACB8"/>
+          <w:sz w:val="16"/>
+          <w:szCs w:val="16"/>
+        </w:rPr>
+        <w:t>0</w:t>
+      </w:r>
+      <w:r>
+        <w:rPr>
+          <w:rFonts w:ascii="Courier New" w:hAnsi="Courier New" w:cs="Courier New"/>
+          <w:color w:val="BCBEC4"/>
+          <w:sz w:val="16"/>
+          <w:szCs w:val="16"/>
+        </w:rPr>
+        <w:t>) {</w:t>
+      </w:r>
+      <w:r>
+        <w:rPr>
+          <w:rFonts w:ascii="Courier New" w:hAnsi="Courier New" w:cs="Courier New"/>
+          <w:color w:val="BCBEC4"/>
+          <w:sz w:val="16"/>
+          <w:szCs w:val="16"/>
+        </w:rPr>
+        <w:br/>
+        <w:t xml:space="preserve">            result = result.substring(</w:t>
+      </w:r>
+      <w:r>
+        <w:rPr>
+          <w:rFonts w:ascii="Courier New" w:hAnsi="Courier New" w:cs="Courier New"/>
+          <w:color w:val="2AACB8"/>
+          <w:sz w:val="16"/>
+          <w:szCs w:val="16"/>
+        </w:rPr>
+        <w:t>0</w:t>
+      </w:r>
+      <w:r>
+        <w:rPr>
+          <w:rFonts w:ascii="Courier New" w:hAnsi="Courier New" w:cs="Courier New"/>
+          <w:color w:val="BCBEC4"/>
+          <w:sz w:val="16"/>
+          <w:szCs w:val="16"/>
+        </w:rPr>
+        <w:t xml:space="preserve">, result.length() - </w:t>
+      </w:r>
+      <w:r>
+        <w:rPr>
+          <w:rFonts w:ascii="Courier New" w:hAnsi="Courier New" w:cs="Courier New"/>
+          <w:color w:val="2AACB8"/>
+          <w:sz w:val="16"/>
+          <w:szCs w:val="16"/>
+        </w:rPr>
+        <w:t>1</w:t>
+      </w:r>
+      <w:r>
+        <w:rPr>
+          <w:rFonts w:ascii="Courier New" w:hAnsi="Courier New" w:cs="Courier New"/>
+          <w:color w:val="BCBEC4"/>
+          <w:sz w:val="16"/>
+          <w:szCs w:val="16"/>
+        </w:rPr>
+        <w:t>);</w:t>
+      </w:r>
+      <w:r>
+        <w:rPr>
+          <w:rFonts w:ascii="Courier New" w:hAnsi="Courier New" w:cs="Courier New"/>
+          <w:color w:val="BCBEC4"/>
+          <w:sz w:val="16"/>
+          <w:szCs w:val="16"/>
+        </w:rPr>
+        <w:br/>
+        <w:t xml:space="preserve">        }</w:t>
+      </w:r>
+      <w:r>
+        <w:rPr>
+          <w:rFonts w:ascii="Courier New" w:hAnsi="Courier New" w:cs="Courier New"/>
+          <w:color w:val="BCBEC4"/>
+          <w:sz w:val="16"/>
+          <w:szCs w:val="16"/>
+        </w:rPr>
+        <w:br/>
+        <w:t xml:space="preserve">        </w:t>
+      </w:r>
+      <w:r>
+        <w:rPr>
+          <w:rFonts w:ascii="Courier New" w:hAnsi="Courier New" w:cs="Courier New"/>
+          <w:color w:val="CF8E6D"/>
+          <w:sz w:val="16"/>
+          <w:szCs w:val="16"/>
+        </w:rPr>
+        <w:t xml:space="preserve">return </w:t>
+      </w:r>
+      <w:r>
+        <w:rPr>
+          <w:rFonts w:ascii="Courier New" w:hAnsi="Courier New" w:cs="Courier New"/>
+          <w:color w:val="BCBEC4"/>
+          <w:sz w:val="16"/>
+          <w:szCs w:val="16"/>
+        </w:rPr>
+        <w:t>result;</w:t>
+      </w:r>
+      <w:r>
+        <w:rPr>
+          <w:rFonts w:ascii="Courier New" w:hAnsi="Courier New" w:cs="Courier New"/>
+          <w:color w:val="BCBEC4"/>
+          <w:sz w:val="16"/>
+          <w:szCs w:val="16"/>
+        </w:rPr>
+        <w:br/>
+        <w:t xml:space="preserve">    }</w:t>
+      </w:r>
+      <w:r>
+        <w:rPr>
+          <w:rFonts w:ascii="Courier New" w:hAnsi="Courier New" w:cs="Courier New"/>
+          <w:color w:val="BCBEC4"/>
+          <w:sz w:val="16"/>
+          <w:szCs w:val="16"/>
+        </w:rPr>
+        <w:br/>
+      </w:r>
+      <w:r>
+        <w:rPr>
+          <w:rFonts w:ascii="Courier New" w:hAnsi="Courier New" w:cs="Courier New"/>
+          <w:color w:val="BCBEC4"/>
+          <w:sz w:val="16"/>
+          <w:szCs w:val="16"/>
+        </w:rPr>
+        <w:br/>
+        <w:t xml:space="preserve">    </w:t>
+      </w:r>
+      <w:r>
+        <w:rPr>
+          <w:rFonts w:ascii="Courier New" w:hAnsi="Courier New" w:cs="Courier New"/>
+          <w:i/>
+          <w:iCs/>
+          <w:color w:val="5F826B"/>
+          <w:sz w:val="16"/>
+          <w:szCs w:val="16"/>
+        </w:rPr>
+        <w:t>/**</w:t>
+      </w:r>
+      <w:r>
+        <w:rPr>
+          <w:rFonts w:ascii="Courier New" w:hAnsi="Courier New" w:cs="Courier New"/>
+          <w:i/>
+          <w:iCs/>
+          <w:color w:val="5F826B"/>
+          <w:sz w:val="16"/>
+          <w:szCs w:val="16"/>
+        </w:rPr>
+        <w:br/>
+        <w:t xml:space="preserve">     * Считает сумму соседних элементов у каждого элемента двумерного массива</w:t>
+      </w:r>
+      <w:r>
+        <w:rPr>
+          <w:rFonts w:ascii="Courier New" w:hAnsi="Courier New" w:cs="Courier New"/>
+          <w:i/>
+          <w:iCs/>
+          <w:color w:val="5F826B"/>
+          <w:sz w:val="16"/>
+          <w:szCs w:val="16"/>
+        </w:rPr>
+        <w:br/>
+        <w:t xml:space="preserve">     * </w:t>
+      </w:r>
+      <w:r>
+        <w:rPr>
+          <w:rFonts w:ascii="Courier New" w:hAnsi="Courier New" w:cs="Courier New"/>
+          <w:i/>
+          <w:iCs/>
+          <w:color w:val="67A37C"/>
+          <w:sz w:val="16"/>
+          <w:szCs w:val="16"/>
+        </w:rPr>
+        <w:t xml:space="preserve">@param </w:t>
+      </w:r>
+      <w:r>
+        <w:rPr>
+          <w:rFonts w:ascii="Courier New" w:hAnsi="Courier New" w:cs="Courier New"/>
+          <w:i/>
+          <w:iCs/>
+          <w:color w:val="ABADB3"/>
+          <w:sz w:val="16"/>
+          <w:szCs w:val="16"/>
+        </w:rPr>
+        <w:t xml:space="preserve">sourceArr </w:t>
+      </w:r>
+      <w:r>
+        <w:rPr>
+          <w:rFonts w:ascii="Courier New" w:hAnsi="Courier New" w:cs="Courier New"/>
+          <w:i/>
+          <w:iCs/>
+          <w:color w:val="5F826B"/>
+          <w:sz w:val="16"/>
+          <w:szCs w:val="16"/>
+        </w:rPr>
+        <w:t>исходный двумерный массив</w:t>
+      </w:r>
+      <w:r>
+        <w:rPr>
+          <w:rFonts w:ascii="Courier New" w:hAnsi="Courier New" w:cs="Courier New"/>
+          <w:i/>
+          <w:iCs/>
+          <w:color w:val="5F826B"/>
+          <w:sz w:val="16"/>
+          <w:szCs w:val="16"/>
+        </w:rPr>
+        <w:br/>
+        <w:t xml:space="preserve">     * </w:t>
+      </w:r>
+      <w:r>
+        <w:rPr>
+          <w:rFonts w:ascii="Courier New" w:hAnsi="Courier New" w:cs="Courier New"/>
+          <w:i/>
+          <w:iCs/>
+          <w:color w:val="67A37C"/>
+          <w:sz w:val="16"/>
+          <w:szCs w:val="16"/>
+        </w:rPr>
+        <w:t xml:space="preserve">@return </w:t>
+      </w:r>
+      <w:r>
+        <w:rPr>
+          <w:rFonts w:ascii="Courier New" w:hAnsi="Courier New" w:cs="Courier New"/>
+          <w:i/>
+          <w:iCs/>
+          <w:color w:val="5F826B"/>
+          <w:sz w:val="16"/>
+          <w:szCs w:val="16"/>
+        </w:rPr>
+        <w:t>двумерный массив результата</w:t>
+      </w:r>
+      <w:r>
+        <w:rPr>
+          <w:rFonts w:ascii="Courier New" w:hAnsi="Courier New" w:cs="Courier New"/>
+          <w:i/>
+          <w:iCs/>
+          <w:color w:val="5F826B"/>
+          <w:sz w:val="16"/>
+          <w:szCs w:val="16"/>
+        </w:rPr>
+        <w:br/>
+        <w:t xml:space="preserve">     */</w:t>
+      </w:r>
+      <w:r>
+        <w:rPr>
+          <w:rFonts w:ascii="Courier New" w:hAnsi="Courier New" w:cs="Courier New"/>
+          <w:i/>
+          <w:iCs/>
+          <w:color w:val="5F826B"/>
+          <w:sz w:val="16"/>
+          <w:szCs w:val="16"/>
+        </w:rPr>
+        <w:br/>
+        <w:t xml:space="preserve">    </w:t>
+      </w:r>
+      <w:r>
+        <w:rPr>
+          <w:rFonts w:ascii="Courier New" w:hAnsi="Courier New" w:cs="Courier New"/>
+          <w:color w:val="CF8E6D"/>
+          <w:sz w:val="16"/>
+          <w:szCs w:val="16"/>
+        </w:rPr>
+        <w:t>public static int</w:t>
+      </w:r>
+      <w:r>
+        <w:rPr>
+          <w:rFonts w:ascii="Courier New" w:hAnsi="Courier New" w:cs="Courier New"/>
+          <w:color w:val="BCBEC4"/>
+          <w:sz w:val="16"/>
+          <w:szCs w:val="16"/>
+        </w:rPr>
+        <w:t xml:space="preserve">[][] </w:t>
+      </w:r>
+      <w:r>
+        <w:rPr>
+          <w:rFonts w:ascii="Courier New" w:hAnsi="Courier New" w:cs="Courier New"/>
+          <w:color w:val="56A8F5"/>
+          <w:sz w:val="16"/>
+          <w:szCs w:val="16"/>
+        </w:rPr>
+        <w:t>calculateSumOfNeighbors</w:t>
+      </w:r>
+      <w:r>
+        <w:rPr>
+          <w:rFonts w:ascii="Courier New" w:hAnsi="Courier New" w:cs="Courier New"/>
+          <w:color w:val="BCBEC4"/>
+          <w:sz w:val="16"/>
+          <w:szCs w:val="16"/>
+        </w:rPr>
+        <w:t>(</w:t>
+      </w:r>
+      <w:r>
+        <w:rPr>
+          <w:rFonts w:ascii="Courier New" w:hAnsi="Courier New" w:cs="Courier New"/>
+          <w:color w:val="CF8E6D"/>
+          <w:sz w:val="16"/>
+          <w:szCs w:val="16"/>
+        </w:rPr>
+        <w:t>int</w:t>
+      </w:r>
+      <w:r>
+        <w:rPr>
+          <w:rFonts w:ascii="Courier New" w:hAnsi="Courier New" w:cs="Courier New"/>
+          <w:color w:val="BCBEC4"/>
+          <w:sz w:val="16"/>
+          <w:szCs w:val="16"/>
+        </w:rPr>
+        <w:t>[][] sourceArr) {</w:t>
+      </w:r>
+      <w:r>
+        <w:rPr>
+          <w:rFonts w:ascii="Courier New" w:hAnsi="Courier New" w:cs="Courier New"/>
+          <w:color w:val="BCBEC4"/>
+          <w:sz w:val="16"/>
+          <w:szCs w:val="16"/>
+        </w:rPr>
+        <w:br/>
+        <w:t xml:space="preserve">        </w:t>
+      </w:r>
+      <w:r>
+        <w:rPr>
+          <w:rFonts w:ascii="Courier New" w:hAnsi="Courier New" w:cs="Courier New"/>
+          <w:color w:val="CF8E6D"/>
+          <w:sz w:val="16"/>
+          <w:szCs w:val="16"/>
+        </w:rPr>
+        <w:t xml:space="preserve">int </w:t>
+      </w:r>
+      <w:r>
+        <w:rPr>
+          <w:rFonts w:ascii="Courier New" w:hAnsi="Courier New" w:cs="Courier New"/>
+          <w:color w:val="BCBEC4"/>
+          <w:sz w:val="16"/>
+          <w:szCs w:val="16"/>
+        </w:rPr>
+        <w:t>N = sourceArr.</w:t>
+      </w:r>
+      <w:r>
+        <w:rPr>
+          <w:rFonts w:ascii="Courier New" w:hAnsi="Courier New" w:cs="Courier New"/>
+          <w:color w:val="C77DBB"/>
+          <w:sz w:val="16"/>
+          <w:szCs w:val="16"/>
+        </w:rPr>
+        <w:t>length</w:t>
+      </w:r>
+      <w:r>
+        <w:rPr>
+          <w:rFonts w:ascii="Courier New" w:hAnsi="Courier New" w:cs="Courier New"/>
+          <w:color w:val="BCBEC4"/>
+          <w:sz w:val="16"/>
+          <w:szCs w:val="16"/>
+        </w:rPr>
+        <w:t xml:space="preserve">; </w:t>
+      </w:r>
+      <w:r>
+        <w:rPr>
+          <w:rFonts w:ascii="Courier New" w:hAnsi="Courier New" w:cs="Courier New"/>
+          <w:color w:val="7A7E85"/>
+          <w:sz w:val="16"/>
+          <w:szCs w:val="16"/>
+        </w:rPr>
+        <w:t>// кол-во строк</w:t>
+      </w:r>
+      <w:r>
+        <w:rPr>
+          <w:rFonts w:ascii="Courier New" w:hAnsi="Courier New" w:cs="Courier New"/>
+          <w:color w:val="7A7E85"/>
+          <w:sz w:val="16"/>
+          <w:szCs w:val="16"/>
+        </w:rPr>
+        <w:br/>
+        <w:t xml:space="preserve">        </w:t>
+      </w:r>
+      <w:r>
+        <w:rPr>
+          <w:rFonts w:ascii="Courier New" w:hAnsi="Courier New" w:cs="Courier New"/>
+          <w:color w:val="CF8E6D"/>
+          <w:sz w:val="16"/>
+          <w:szCs w:val="16"/>
+        </w:rPr>
+        <w:t xml:space="preserve">int </w:t>
+      </w:r>
+      <w:r>
+        <w:rPr>
+          <w:rFonts w:ascii="Courier New" w:hAnsi="Courier New" w:cs="Courier New"/>
+          <w:color w:val="BCBEC4"/>
+          <w:sz w:val="16"/>
+          <w:szCs w:val="16"/>
+        </w:rPr>
+        <w:t>M = sourceArr[</w:t>
+      </w:r>
+      <w:r>
+        <w:rPr>
+          <w:rFonts w:ascii="Courier New" w:hAnsi="Courier New" w:cs="Courier New"/>
+          <w:color w:val="2AACB8"/>
+          <w:sz w:val="16"/>
+          <w:szCs w:val="16"/>
+        </w:rPr>
+        <w:t>0</w:t>
+      </w:r>
+      <w:r>
+        <w:rPr>
+          <w:rFonts w:ascii="Courier New" w:hAnsi="Courier New" w:cs="Courier New"/>
+          <w:color w:val="BCBEC4"/>
+          <w:sz w:val="16"/>
+          <w:szCs w:val="16"/>
+        </w:rPr>
+        <w:t>].</w:t>
+      </w:r>
+      <w:r>
+        <w:rPr>
+          <w:rFonts w:ascii="Courier New" w:hAnsi="Courier New" w:cs="Courier New"/>
+          <w:color w:val="C77DBB"/>
+          <w:sz w:val="16"/>
+          <w:szCs w:val="16"/>
+        </w:rPr>
+        <w:t>length</w:t>
+      </w:r>
+      <w:r>
+        <w:rPr>
+          <w:rFonts w:ascii="Courier New" w:hAnsi="Courier New" w:cs="Courier New"/>
+          <w:color w:val="BCBEC4"/>
+          <w:sz w:val="16"/>
+          <w:szCs w:val="16"/>
+        </w:rPr>
+        <w:t xml:space="preserve">; </w:t>
+      </w:r>
+      <w:r>
+        <w:rPr>
+          <w:rFonts w:ascii="Courier New" w:hAnsi="Courier New" w:cs="Courier New"/>
+          <w:color w:val="7A7E85"/>
+          <w:sz w:val="16"/>
+          <w:szCs w:val="16"/>
+        </w:rPr>
+        <w:t>// кол-во столбцов</w:t>
+      </w:r>
+      <w:r>
+        <w:rPr>
+          <w:rFonts w:ascii="Courier New" w:hAnsi="Courier New" w:cs="Courier New"/>
+          <w:color w:val="7A7E85"/>
+          <w:sz w:val="16"/>
+          <w:szCs w:val="16"/>
+        </w:rPr>
+        <w:br/>
+        <w:t xml:space="preserve">        </w:t>
+      </w:r>
+      <w:r>
+        <w:rPr>
+          <w:rFonts w:ascii="Courier New" w:hAnsi="Courier New" w:cs="Courier New"/>
+          <w:color w:val="CF8E6D"/>
+          <w:sz w:val="16"/>
+          <w:szCs w:val="16"/>
+        </w:rPr>
+        <w:t xml:space="preserve">int </w:t>
+      </w:r>
+      <w:r>
+        <w:rPr>
+          <w:rFonts w:ascii="Courier New" w:hAnsi="Courier New" w:cs="Courier New"/>
+          <w:color w:val="BCBEC4"/>
+          <w:sz w:val="16"/>
+          <w:szCs w:val="16"/>
+        </w:rPr>
+        <w:t xml:space="preserve">[][] resultArr = </w:t>
+      </w:r>
+      <w:r>
+        <w:rPr>
+          <w:rFonts w:ascii="Courier New" w:hAnsi="Courier New" w:cs="Courier New"/>
+          <w:color w:val="CF8E6D"/>
+          <w:sz w:val="16"/>
+          <w:szCs w:val="16"/>
+        </w:rPr>
+        <w:t>new int</w:t>
+      </w:r>
+      <w:r>
+        <w:rPr>
+          <w:rFonts w:ascii="Courier New" w:hAnsi="Courier New" w:cs="Courier New"/>
+          <w:color w:val="BCBEC4"/>
+          <w:sz w:val="16"/>
+          <w:szCs w:val="16"/>
+        </w:rPr>
+        <w:t>[N][M];</w:t>
+      </w:r>
+      <w:r>
+        <w:rPr>
+          <w:rFonts w:ascii="Courier New" w:hAnsi="Courier New" w:cs="Courier New"/>
+          <w:color w:val="BCBEC4"/>
+        </w:rPr>
+        <w:br/>
+      </w:r>
+      <w:r>
+        <w:rPr>
+          <w:rFonts w:ascii="Courier New" w:hAnsi="Courier New" w:cs="Courier New"/>
+          <w:color w:val="BCBEC4"/>
+          <w:sz w:val="16"/>
+          <w:szCs w:val="16"/>
+        </w:rPr>
+        <w:t xml:space="preserve">        </w:t>
+      </w:r>
+      <w:r>
+        <w:rPr>
+          <w:rFonts w:ascii="Courier New" w:hAnsi="Courier New" w:cs="Courier New"/>
+          <w:color w:val="CF8E6D"/>
+          <w:sz w:val="16"/>
+          <w:szCs w:val="16"/>
+        </w:rPr>
+        <w:t xml:space="preserve">for </w:t>
+      </w:r>
+      <w:r>
+        <w:rPr>
+          <w:rFonts w:ascii="Courier New" w:hAnsi="Courier New" w:cs="Courier New"/>
+          <w:color w:val="BCBEC4"/>
+          <w:sz w:val="16"/>
+          <w:szCs w:val="16"/>
+        </w:rPr>
+        <w:t>(</w:t>
+      </w:r>
+      <w:r>
+        <w:rPr>
+          <w:rFonts w:ascii="Courier New" w:hAnsi="Courier New" w:cs="Courier New"/>
+          <w:color w:val="CF8E6D"/>
+          <w:sz w:val="16"/>
+          <w:szCs w:val="16"/>
+        </w:rPr>
+        <w:t xml:space="preserve">int </w:t>
+      </w:r>
+      <w:r>
+        <w:rPr>
+          <w:rFonts w:ascii="Courier New" w:hAnsi="Courier New" w:cs="Courier New"/>
+          <w:color w:val="BCBEC4"/>
+          <w:sz w:val="16"/>
+          <w:szCs w:val="16"/>
+        </w:rPr>
+        <w:t xml:space="preserve">i = </w:t>
+      </w:r>
+      <w:r>
+        <w:rPr>
+          <w:rFonts w:ascii="Courier New" w:hAnsi="Courier New" w:cs="Courier New"/>
+          <w:color w:val="2AACB8"/>
+          <w:sz w:val="16"/>
+          <w:szCs w:val="16"/>
+        </w:rPr>
+        <w:t>0</w:t>
+      </w:r>
+      <w:r>
+        <w:rPr>
+          <w:rFonts w:ascii="Courier New" w:hAnsi="Courier New" w:cs="Courier New"/>
+          <w:color w:val="BCBEC4"/>
+          <w:sz w:val="16"/>
+          <w:szCs w:val="16"/>
+        </w:rPr>
+        <w:t>; i &lt; N; i++) {</w:t>
+      </w:r>
+      <w:r>
+        <w:rPr>
+          <w:rFonts w:ascii="Courier New" w:hAnsi="Courier New" w:cs="Courier New"/>
+          <w:color w:val="BCBEC4"/>
+          <w:sz w:val="16"/>
+          <w:szCs w:val="16"/>
+        </w:rPr>
+        <w:br/>
+        <w:t xml:space="preserve">            </w:t>
+      </w:r>
+      <w:r>
+        <w:rPr>
+          <w:rFonts w:ascii="Courier New" w:hAnsi="Courier New" w:cs="Courier New"/>
+          <w:color w:val="CF8E6D"/>
+          <w:sz w:val="16"/>
+          <w:szCs w:val="16"/>
+        </w:rPr>
+        <w:t xml:space="preserve">for </w:t>
+      </w:r>
+      <w:r>
+        <w:rPr>
+          <w:rFonts w:ascii="Courier New" w:hAnsi="Courier New" w:cs="Courier New"/>
+          <w:color w:val="BCBEC4"/>
+          <w:sz w:val="16"/>
+          <w:szCs w:val="16"/>
+        </w:rPr>
+        <w:t>(</w:t>
+      </w:r>
+      <w:r>
+        <w:rPr>
+          <w:rFonts w:ascii="Courier New" w:hAnsi="Courier New" w:cs="Courier New"/>
+          <w:color w:val="CF8E6D"/>
+          <w:sz w:val="16"/>
+          <w:szCs w:val="16"/>
+        </w:rPr>
+        <w:t xml:space="preserve">int </w:t>
+      </w:r>
+      <w:r>
+        <w:rPr>
+          <w:rFonts w:ascii="Courier New" w:hAnsi="Courier New" w:cs="Courier New"/>
+          <w:color w:val="BCBEC4"/>
+          <w:sz w:val="16"/>
+          <w:szCs w:val="16"/>
+        </w:rPr>
+        <w:t xml:space="preserve">j = </w:t>
+      </w:r>
+      <w:r>
+        <w:rPr>
+          <w:rFonts w:ascii="Courier New" w:hAnsi="Courier New" w:cs="Courier New"/>
+          <w:color w:val="2AACB8"/>
+          <w:sz w:val="16"/>
+          <w:szCs w:val="16"/>
+        </w:rPr>
+        <w:t>0</w:t>
+      </w:r>
+      <w:r>
+        <w:rPr>
+          <w:rFonts w:ascii="Courier New" w:hAnsi="Courier New" w:cs="Courier New"/>
+          <w:color w:val="BCBEC4"/>
+          <w:sz w:val="16"/>
+          <w:szCs w:val="16"/>
+        </w:rPr>
+        <w:t>; j &lt; M; j++) {</w:t>
+      </w:r>
+      <w:r>
+        <w:rPr>
+          <w:rFonts w:ascii="Courier New" w:hAnsi="Courier New" w:cs="Courier New"/>
+          <w:color w:val="BCBEC4"/>
+          <w:sz w:val="16"/>
+          <w:szCs w:val="16"/>
+        </w:rPr>
+        <w:br/>
+        <w:t xml:space="preserve">                </w:t>
+      </w:r>
+      <w:r>
+        <w:rPr>
+          <w:rFonts w:ascii="Courier New" w:hAnsi="Courier New" w:cs="Courier New"/>
+          <w:color w:val="CF8E6D"/>
+          <w:sz w:val="16"/>
+          <w:szCs w:val="16"/>
+        </w:rPr>
+        <w:t xml:space="preserve">int </w:t>
+      </w:r>
+      <w:r>
+        <w:rPr>
+          <w:rFonts w:ascii="Courier New" w:hAnsi="Courier New" w:cs="Courier New"/>
+          <w:color w:val="BCBEC4"/>
+          <w:sz w:val="16"/>
+          <w:szCs w:val="16"/>
+        </w:rPr>
+        <w:t xml:space="preserve">sum = </w:t>
+      </w:r>
+      <w:r>
+        <w:rPr>
+          <w:rFonts w:ascii="Courier New" w:hAnsi="Courier New" w:cs="Courier New"/>
+          <w:color w:val="2AACB8"/>
+          <w:sz w:val="16"/>
+          <w:szCs w:val="16"/>
+        </w:rPr>
+        <w:t>0</w:t>
+      </w:r>
+      <w:r>
+        <w:rPr>
+          <w:rFonts w:ascii="Courier New" w:hAnsi="Courier New" w:cs="Courier New"/>
+          <w:color w:val="BCBEC4"/>
+          <w:sz w:val="16"/>
+          <w:szCs w:val="16"/>
+        </w:rPr>
+        <w:t>;</w:t>
+      </w:r>
+      <w:r>
+        <w:rPr>
+          <w:rFonts w:ascii="Courier New" w:hAnsi="Courier New" w:cs="Courier New"/>
+          <w:color w:val="BCBEC4"/>
+          <w:sz w:val="16"/>
+          <w:szCs w:val="16"/>
+        </w:rPr>
+        <w:br/>
+        <w:t xml:space="preserve">                </w:t>
+      </w:r>
+      <w:r>
+        <w:rPr>
+          <w:rFonts w:ascii="Courier New" w:hAnsi="Courier New" w:cs="Courier New"/>
+          <w:color w:val="CF8E6D"/>
+          <w:sz w:val="16"/>
+          <w:szCs w:val="16"/>
+        </w:rPr>
+        <w:t xml:space="preserve">if </w:t>
+      </w:r>
+      <w:r>
+        <w:rPr>
+          <w:rFonts w:ascii="Courier New" w:hAnsi="Courier New" w:cs="Courier New"/>
+          <w:color w:val="BCBEC4"/>
+          <w:sz w:val="16"/>
+          <w:szCs w:val="16"/>
+        </w:rPr>
+        <w:t xml:space="preserve">(i &gt; </w:t>
+      </w:r>
+      <w:r>
+        <w:rPr>
+          <w:rFonts w:ascii="Courier New" w:hAnsi="Courier New" w:cs="Courier New"/>
+          <w:color w:val="2AACB8"/>
+          <w:sz w:val="16"/>
+          <w:szCs w:val="16"/>
+        </w:rPr>
+        <w:t>0</w:t>
+      </w:r>
+      <w:r>
+        <w:rPr>
+          <w:rFonts w:ascii="Courier New" w:hAnsi="Courier New" w:cs="Courier New"/>
+          <w:color w:val="BCBEC4"/>
+          <w:sz w:val="16"/>
+          <w:szCs w:val="16"/>
+        </w:rPr>
+        <w:t>) sum += sourceArr[i-</w:t>
+      </w:r>
+      <w:r>
+        <w:rPr>
+          <w:rFonts w:ascii="Courier New" w:hAnsi="Courier New" w:cs="Courier New"/>
+          <w:color w:val="2AACB8"/>
+          <w:sz w:val="16"/>
+          <w:szCs w:val="16"/>
+        </w:rPr>
+        <w:t>1</w:t>
+      </w:r>
+      <w:r>
+        <w:rPr>
+          <w:rFonts w:ascii="Courier New" w:hAnsi="Courier New" w:cs="Courier New"/>
+          <w:color w:val="BCBEC4"/>
+          <w:sz w:val="16"/>
+          <w:szCs w:val="16"/>
+        </w:rPr>
+        <w:t xml:space="preserve">][j]; </w:t>
+      </w:r>
+      <w:r>
+        <w:rPr>
+          <w:rFonts w:ascii="Courier New" w:hAnsi="Courier New" w:cs="Courier New"/>
+          <w:color w:val="7A7E85"/>
+          <w:sz w:val="16"/>
+          <w:szCs w:val="16"/>
+        </w:rPr>
+        <w:t>// Проверяем соседа СВЕРХУ</w:t>
+      </w:r>
+      <w:r>
+        <w:rPr>
+          <w:rFonts w:ascii="Courier New" w:hAnsi="Courier New" w:cs="Courier New"/>
+          <w:color w:val="7A7E85"/>
+          <w:sz w:val="16"/>
+          <w:szCs w:val="16"/>
+        </w:rPr>
+        <w:br/>
+        <w:t xml:space="preserve">                </w:t>
+      </w:r>
+      <w:r>
+        <w:rPr>
+          <w:rFonts w:ascii="Courier New" w:hAnsi="Courier New" w:cs="Courier New"/>
+          <w:color w:val="CF8E6D"/>
+          <w:sz w:val="16"/>
+          <w:szCs w:val="16"/>
+        </w:rPr>
+        <w:t xml:space="preserve">if </w:t>
+      </w:r>
+      <w:r>
+        <w:rPr>
+          <w:rFonts w:ascii="Courier New" w:hAnsi="Courier New" w:cs="Courier New"/>
+          <w:color w:val="BCBEC4"/>
+          <w:sz w:val="16"/>
+          <w:szCs w:val="16"/>
+        </w:rPr>
+        <w:t>(i &lt; N-</w:t>
+      </w:r>
+      <w:r>
+        <w:rPr>
+          <w:rFonts w:ascii="Courier New" w:hAnsi="Courier New" w:cs="Courier New"/>
+          <w:color w:val="2AACB8"/>
+          <w:sz w:val="16"/>
+          <w:szCs w:val="16"/>
+        </w:rPr>
+        <w:t>1</w:t>
+      </w:r>
+      <w:r>
+        <w:rPr>
+          <w:rFonts w:ascii="Courier New" w:hAnsi="Courier New" w:cs="Courier New"/>
+          <w:color w:val="BCBEC4"/>
+          <w:sz w:val="16"/>
+          <w:szCs w:val="16"/>
+        </w:rPr>
+        <w:t>) sum += sourceArr[i+</w:t>
+      </w:r>
+      <w:r>
+        <w:rPr>
+          <w:rFonts w:ascii="Courier New" w:hAnsi="Courier New" w:cs="Courier New"/>
+          <w:color w:val="2AACB8"/>
+          <w:sz w:val="16"/>
+          <w:szCs w:val="16"/>
+        </w:rPr>
+        <w:t>1</w:t>
+      </w:r>
+      <w:r>
+        <w:rPr>
+          <w:rFonts w:ascii="Courier New" w:hAnsi="Courier New" w:cs="Courier New"/>
+          <w:color w:val="BCBEC4"/>
+          <w:sz w:val="16"/>
+          <w:szCs w:val="16"/>
+        </w:rPr>
+        <w:t xml:space="preserve">][j]; </w:t>
+      </w:r>
+      <w:r>
+        <w:rPr>
+          <w:rFonts w:ascii="Courier New" w:hAnsi="Courier New" w:cs="Courier New"/>
+          <w:color w:val="7A7E85"/>
+          <w:sz w:val="16"/>
+          <w:szCs w:val="16"/>
+        </w:rPr>
+        <w:t>// Проверяем соседа СНИЗУ</w:t>
+      </w:r>
+      <w:r>
+        <w:rPr>
+          <w:rFonts w:ascii="Courier New" w:hAnsi="Courier New" w:cs="Courier New"/>
+          <w:color w:val="7A7E85"/>
+          <w:sz w:val="16"/>
+          <w:szCs w:val="16"/>
+        </w:rPr>
+        <w:br/>
+        <w:t xml:space="preserve">                </w:t>
+      </w:r>
+      <w:r>
+        <w:rPr>
+          <w:rFonts w:ascii="Courier New" w:hAnsi="Courier New" w:cs="Courier New"/>
+          <w:color w:val="CF8E6D"/>
+          <w:sz w:val="16"/>
+          <w:szCs w:val="16"/>
+        </w:rPr>
+        <w:t xml:space="preserve">if </w:t>
+      </w:r>
+      <w:r>
+        <w:rPr>
+          <w:rFonts w:ascii="Courier New" w:hAnsi="Courier New" w:cs="Courier New"/>
+          <w:color w:val="BCBEC4"/>
+          <w:sz w:val="16"/>
+          <w:szCs w:val="16"/>
+        </w:rPr>
+        <w:t xml:space="preserve">(j &gt; </w:t>
+      </w:r>
+      <w:r>
+        <w:rPr>
+          <w:rFonts w:ascii="Courier New" w:hAnsi="Courier New" w:cs="Courier New"/>
+          <w:color w:val="2AACB8"/>
+          <w:sz w:val="16"/>
+          <w:szCs w:val="16"/>
+        </w:rPr>
+        <w:t>0</w:t>
+      </w:r>
+      <w:r>
+        <w:rPr>
+          <w:rFonts w:ascii="Courier New" w:hAnsi="Courier New" w:cs="Courier New"/>
+          <w:color w:val="BCBEC4"/>
+          <w:sz w:val="16"/>
+          <w:szCs w:val="16"/>
+        </w:rPr>
+        <w:t>) sum += sourceArr[i][j-</w:t>
+      </w:r>
+      <w:r>
+        <w:rPr>
+          <w:rFonts w:ascii="Courier New" w:hAnsi="Courier New" w:cs="Courier New"/>
+          <w:color w:val="2AACB8"/>
+          <w:sz w:val="16"/>
+          <w:szCs w:val="16"/>
+        </w:rPr>
+        <w:t>1</w:t>
+      </w:r>
+      <w:r>
+        <w:rPr>
+          <w:rFonts w:ascii="Courier New" w:hAnsi="Courier New" w:cs="Courier New"/>
+          <w:color w:val="BCBEC4"/>
+          <w:sz w:val="16"/>
+          <w:szCs w:val="16"/>
+        </w:rPr>
+        <w:t xml:space="preserve">]; </w:t>
+      </w:r>
+      <w:r>
+        <w:rPr>
+          <w:rFonts w:ascii="Courier New" w:hAnsi="Courier New" w:cs="Courier New"/>
+          <w:color w:val="7A7E85"/>
+          <w:sz w:val="16"/>
+          <w:szCs w:val="16"/>
+        </w:rPr>
+        <w:t>// Проверяем соседа СЛЕВА</w:t>
+      </w:r>
+      <w:r>
+        <w:rPr>
+          <w:rFonts w:ascii="Courier New" w:hAnsi="Courier New" w:cs="Courier New"/>
+          <w:color w:val="7A7E85"/>
+          <w:sz w:val="16"/>
+          <w:szCs w:val="16"/>
+        </w:rPr>
+        <w:br/>
+        <w:t xml:space="preserve">                </w:t>
+      </w:r>
+      <w:r>
+        <w:rPr>
+          <w:rFonts w:ascii="Courier New" w:hAnsi="Courier New" w:cs="Courier New"/>
+          <w:color w:val="CF8E6D"/>
+          <w:sz w:val="16"/>
+          <w:szCs w:val="16"/>
+        </w:rPr>
+        <w:t xml:space="preserve">if </w:t>
+      </w:r>
+      <w:r>
+        <w:rPr>
+          <w:rFonts w:ascii="Courier New" w:hAnsi="Courier New" w:cs="Courier New"/>
+          <w:color w:val="BCBEC4"/>
+          <w:sz w:val="16"/>
+          <w:szCs w:val="16"/>
+        </w:rPr>
+        <w:t>(j &lt; M-</w:t>
+      </w:r>
+      <w:r>
+        <w:rPr>
+          <w:rFonts w:ascii="Courier New" w:hAnsi="Courier New" w:cs="Courier New"/>
+          <w:color w:val="2AACB8"/>
+          <w:sz w:val="16"/>
+          <w:szCs w:val="16"/>
+        </w:rPr>
+        <w:t>1</w:t>
+      </w:r>
+      <w:r>
+        <w:rPr>
+          <w:rFonts w:ascii="Courier New" w:hAnsi="Courier New" w:cs="Courier New"/>
+          <w:color w:val="BCBEC4"/>
+          <w:sz w:val="16"/>
+          <w:szCs w:val="16"/>
+        </w:rPr>
+        <w:t>) sum += sourceArr[i][j+</w:t>
+      </w:r>
+      <w:r>
+        <w:rPr>
+          <w:rFonts w:ascii="Courier New" w:hAnsi="Courier New" w:cs="Courier New"/>
+          <w:color w:val="2AACB8"/>
+          <w:sz w:val="16"/>
+          <w:szCs w:val="16"/>
+        </w:rPr>
+        <w:t>1</w:t>
+      </w:r>
+      <w:r>
+        <w:rPr>
+          <w:rFonts w:ascii="Courier New" w:hAnsi="Courier New" w:cs="Courier New"/>
+          <w:color w:val="BCBEC4"/>
+          <w:sz w:val="16"/>
+          <w:szCs w:val="16"/>
+        </w:rPr>
+        <w:t xml:space="preserve">]; </w:t>
+      </w:r>
+      <w:r>
+        <w:rPr>
+          <w:rFonts w:ascii="Courier New" w:hAnsi="Courier New" w:cs="Courier New"/>
+          <w:color w:val="7A7E85"/>
+          <w:sz w:val="16"/>
+          <w:szCs w:val="16"/>
+        </w:rPr>
+        <w:t>// Проверяем соседа СПРАВА</w:t>
+      </w:r>
+      <w:r>
+        <w:rPr>
+          <w:rFonts w:ascii="Courier New" w:hAnsi="Courier New" w:cs="Courier New"/>
+          <w:color w:val="7A7E85"/>
+          <w:sz w:val="16"/>
+          <w:szCs w:val="16"/>
+        </w:rPr>
+        <w:br/>
+      </w:r>
+      <w:r>
+        <w:rPr>
+          <w:rFonts w:ascii="Courier New" w:hAnsi="Courier New" w:cs="Courier New"/>
+          <w:color w:val="7A7E85"/>
+          <w:sz w:val="16"/>
+          <w:szCs w:val="16"/>
+        </w:rPr>
+        <w:br/>
+        <w:t xml:space="preserve">                </w:t>
+      </w:r>
+      <w:r>
+        <w:rPr>
+          <w:rFonts w:ascii="Courier New" w:hAnsi="Courier New" w:cs="Courier New"/>
+          <w:color w:val="BCBEC4"/>
+          <w:sz w:val="16"/>
+          <w:szCs w:val="16"/>
+        </w:rPr>
+        <w:t>resultArr[i][j] = sum;</w:t>
+      </w:r>
+      <w:r>
+        <w:rPr>
+          <w:rFonts w:ascii="Courier New" w:hAnsi="Courier New" w:cs="Courier New"/>
+          <w:color w:val="BCBEC4"/>
+          <w:sz w:val="16"/>
+          <w:szCs w:val="16"/>
+        </w:rPr>
+        <w:br/>
+        <w:t xml:space="preserve">            }</w:t>
+      </w:r>
+      <w:r>
+        <w:rPr>
+          <w:rFonts w:ascii="Courier New" w:hAnsi="Courier New" w:cs="Courier New"/>
+          <w:color w:val="BCBEC4"/>
+          <w:sz w:val="16"/>
+          <w:szCs w:val="16"/>
+        </w:rPr>
+        <w:br/>
+        <w:t xml:space="preserve">        }</w:t>
+      </w:r>
+      <w:r>
+        <w:rPr>
+          <w:rFonts w:ascii="Courier New" w:hAnsi="Courier New" w:cs="Courier New"/>
+          <w:color w:val="BCBEC4"/>
+          <w:sz w:val="16"/>
+          <w:szCs w:val="16"/>
+        </w:rPr>
+        <w:br/>
+        <w:t xml:space="preserve">        </w:t>
+      </w:r>
+      <w:r>
+        <w:rPr>
+          <w:rFonts w:ascii="Courier New" w:hAnsi="Courier New" w:cs="Courier New"/>
+          <w:color w:val="CF8E6D"/>
+          <w:sz w:val="16"/>
+          <w:szCs w:val="16"/>
+        </w:rPr>
+        <w:t xml:space="preserve">return </w:t>
+      </w:r>
+      <w:r>
+        <w:rPr>
+          <w:rFonts w:ascii="Courier New" w:hAnsi="Courier New" w:cs="Courier New"/>
+          <w:color w:val="BCBEC4"/>
+          <w:sz w:val="16"/>
+          <w:szCs w:val="16"/>
+        </w:rPr>
+        <w:t>resultArr;</w:t>
+      </w:r>
+      <w:r>
+        <w:rPr>
+          <w:rFonts w:ascii="Courier New" w:hAnsi="Courier New" w:cs="Courier New"/>
+          <w:color w:val="BCBEC4"/>
+          <w:sz w:val="16"/>
+          <w:szCs w:val="16"/>
+        </w:rPr>
+        <w:br/>
+        <w:t xml:space="preserve">    }</w:t>
+      </w:r>
+      <w:r>
+        <w:rPr>
+          <w:rFonts w:ascii="Courier New" w:hAnsi="Courier New" w:cs="Courier New"/>
+          <w:color w:val="BCBEC4"/>
+          <w:sz w:val="16"/>
+          <w:szCs w:val="16"/>
+        </w:rPr>
+        <w:br/>
+      </w:r>
+      <w:r>
+        <w:rPr>
+          <w:rFonts w:ascii="Courier New" w:hAnsi="Courier New" w:cs="Courier New"/>
+          <w:color w:val="BCBEC4"/>
+          <w:sz w:val="16"/>
+          <w:szCs w:val="16"/>
+        </w:rPr>
+        <w:br/>
+        <w:t xml:space="preserve">    </w:t>
+      </w:r>
+      <w:r>
+        <w:rPr>
+          <w:rFonts w:ascii="Courier New" w:hAnsi="Courier New" w:cs="Courier New"/>
+          <w:i/>
+          <w:iCs/>
+          <w:color w:val="5F826B"/>
+          <w:sz w:val="16"/>
+          <w:szCs w:val="16"/>
+        </w:rPr>
+        <w:t>/**</w:t>
+      </w:r>
+      <w:r>
+        <w:rPr>
+          <w:rFonts w:ascii="Courier New" w:hAnsi="Courier New" w:cs="Courier New"/>
+          <w:i/>
+          <w:iCs/>
+          <w:color w:val="5F826B"/>
+          <w:sz w:val="16"/>
+          <w:szCs w:val="16"/>
+        </w:rPr>
+        <w:br/>
+        <w:t xml:space="preserve">     * Преобразует содержание тестового файла в двумерный массив чисел</w:t>
+      </w:r>
+      <w:r>
+        <w:rPr>
+          <w:rFonts w:ascii="Courier New" w:hAnsi="Courier New" w:cs="Courier New"/>
+          <w:i/>
+          <w:iCs/>
+          <w:color w:val="5F826B"/>
+          <w:sz w:val="16"/>
+          <w:szCs w:val="16"/>
+        </w:rPr>
+        <w:br/>
+        <w:t xml:space="preserve">     * </w:t>
+      </w:r>
+      <w:r>
+        <w:rPr>
+          <w:rFonts w:ascii="Courier New" w:hAnsi="Courier New" w:cs="Courier New"/>
+          <w:i/>
+          <w:iCs/>
+          <w:color w:val="67A37C"/>
+          <w:sz w:val="16"/>
+          <w:szCs w:val="16"/>
+        </w:rPr>
+        <w:t xml:space="preserve">@param </w:t>
+      </w:r>
+      <w:r>
+        <w:rPr>
+          <w:rFonts w:ascii="Courier New" w:hAnsi="Courier New" w:cs="Courier New"/>
+          <w:i/>
+          <w:iCs/>
+          <w:color w:val="ABADB3"/>
+          <w:sz w:val="16"/>
+          <w:szCs w:val="16"/>
+        </w:rPr>
+        <w:t xml:space="preserve">inputString </w:t>
+      </w:r>
+      <w:r>
+        <w:rPr>
+          <w:rFonts w:ascii="Courier New" w:hAnsi="Courier New" w:cs="Courier New"/>
+          <w:i/>
+          <w:iCs/>
+          <w:color w:val="5F826B"/>
+          <w:sz w:val="16"/>
+          <w:szCs w:val="16"/>
+        </w:rPr>
+        <w:t>содержание тестового файла</w:t>
+      </w:r>
+      <w:r>
+        <w:rPr>
+          <w:rFonts w:ascii="Courier New" w:hAnsi="Courier New" w:cs="Courier New"/>
+          <w:i/>
+          <w:iCs/>
+          <w:color w:val="5F826B"/>
+          <w:sz w:val="16"/>
+          <w:szCs w:val="16"/>
+        </w:rPr>
+        <w:br/>
+        <w:t xml:space="preserve">     */</w:t>
+      </w:r>
+      <w:r>
+        <w:rPr>
+          <w:rFonts w:ascii="Courier New" w:hAnsi="Courier New" w:cs="Courier New"/>
+          <w:i/>
+          <w:iCs/>
+          <w:color w:val="5F826B"/>
+          <w:sz w:val="16"/>
+          <w:szCs w:val="16"/>
+        </w:rPr>
+        <w:br/>
+        <w:t xml:space="preserve">    </w:t>
+      </w:r>
+      <w:r>
+        <w:rPr>
+          <w:rFonts w:ascii="Courier New" w:hAnsi="Courier New" w:cs="Courier New"/>
+          <w:color w:val="CF8E6D"/>
+          <w:sz w:val="16"/>
+          <w:szCs w:val="16"/>
+        </w:rPr>
+        <w:t>public static int</w:t>
+      </w:r>
+      <w:r>
+        <w:rPr>
+          <w:rFonts w:ascii="Courier New" w:hAnsi="Courier New" w:cs="Courier New"/>
+          <w:color w:val="BCBEC4"/>
+          <w:sz w:val="16"/>
+          <w:szCs w:val="16"/>
+        </w:rPr>
+        <w:t xml:space="preserve">[][] </w:t>
+      </w:r>
+      <w:r>
+        <w:rPr>
+          <w:rFonts w:ascii="Courier New" w:hAnsi="Courier New" w:cs="Courier New"/>
+          <w:color w:val="56A8F5"/>
+          <w:sz w:val="16"/>
+          <w:szCs w:val="16"/>
+        </w:rPr>
+        <w:t>transformToIntArray</w:t>
+      </w:r>
+      <w:r>
+        <w:rPr>
+          <w:rFonts w:ascii="Courier New" w:hAnsi="Courier New" w:cs="Courier New"/>
+          <w:color w:val="BCBEC4"/>
+          <w:sz w:val="16"/>
+          <w:szCs w:val="16"/>
+        </w:rPr>
+        <w:t>(String inputString) {</w:t>
+      </w:r>
+      <w:r>
+        <w:rPr>
+          <w:rFonts w:ascii="Courier New" w:hAnsi="Courier New" w:cs="Courier New"/>
+          <w:color w:val="BCBEC4"/>
+          <w:sz w:val="16"/>
+          <w:szCs w:val="16"/>
+        </w:rPr>
+        <w:br/>
+        <w:t xml:space="preserve">        String[] lines = inputString.split(</w:t>
+      </w:r>
+      <w:r>
+        <w:rPr>
+          <w:rFonts w:ascii="Courier New" w:hAnsi="Courier New" w:cs="Courier New"/>
+          <w:color w:val="6AAB73"/>
+          <w:sz w:val="16"/>
+          <w:szCs w:val="16"/>
+        </w:rPr>
+        <w:t>"</w:t>
+      </w:r>
+      <w:r>
+        <w:rPr>
+          <w:rFonts w:ascii="Courier New" w:hAnsi="Courier New" w:cs="Courier New"/>
+          <w:color w:val="CF8E6D"/>
+          <w:sz w:val="16"/>
+          <w:szCs w:val="16"/>
+          <w:shd w:val="clear" w:color="auto" w:fill="293C40"/>
+        </w:rPr>
+        <w:t>\n</w:t>
+      </w:r>
+      <w:r>
+        <w:rPr>
+          <w:rFonts w:ascii="Courier New" w:hAnsi="Courier New" w:cs="Courier New"/>
+          <w:color w:val="6AAB73"/>
+          <w:sz w:val="16"/>
+          <w:szCs w:val="16"/>
+        </w:rPr>
+        <w:t>"</w:t>
+      </w:r>
+      <w:r>
+        <w:rPr>
+          <w:rFonts w:ascii="Courier New" w:hAnsi="Courier New" w:cs="Courier New"/>
+          <w:color w:val="BCBEC4"/>
+          <w:sz w:val="16"/>
+          <w:szCs w:val="16"/>
+        </w:rPr>
+        <w:t>);</w:t>
+      </w:r>
+      <w:r>
+        <w:rPr>
+          <w:rFonts w:ascii="Courier New" w:hAnsi="Courier New" w:cs="Courier New"/>
+          <w:color w:val="BCBEC4"/>
+          <w:sz w:val="16"/>
+          <w:szCs w:val="16"/>
+        </w:rPr>
+        <w:br/>
+      </w:r>
+      <w:r>
+        <w:rPr>
+          <w:rFonts w:ascii="Courier New" w:hAnsi="Courier New" w:cs="Courier New"/>
+          <w:color w:val="BCBEC4"/>
+          <w:sz w:val="16"/>
+          <w:szCs w:val="16"/>
+        </w:rPr>
+        <w:br/>
+        <w:t xml:space="preserve">        </w:t>
+      </w:r>
+      <w:r>
+        <w:rPr>
+          <w:rFonts w:ascii="Courier New" w:hAnsi="Courier New" w:cs="Courier New"/>
+          <w:color w:val="CF8E6D"/>
+          <w:sz w:val="16"/>
+          <w:szCs w:val="16"/>
+        </w:rPr>
+        <w:t xml:space="preserve">int </w:t>
+      </w:r>
+      <w:r>
+        <w:rPr>
+          <w:rFonts w:ascii="Courier New" w:hAnsi="Courier New" w:cs="Courier New"/>
+          <w:color w:val="BCBEC4"/>
+          <w:sz w:val="16"/>
+          <w:szCs w:val="16"/>
+        </w:rPr>
+        <w:t>N = lines.</w:t>
+      </w:r>
+      <w:r>
+        <w:rPr>
+          <w:rFonts w:ascii="Courier New" w:hAnsi="Courier New" w:cs="Courier New"/>
+          <w:color w:val="C77DBB"/>
+          <w:sz w:val="16"/>
+          <w:szCs w:val="16"/>
+        </w:rPr>
+        <w:t>length</w:t>
+      </w:r>
+      <w:r>
+        <w:rPr>
+          <w:rFonts w:ascii="Courier New" w:hAnsi="Courier New" w:cs="Courier New"/>
+          <w:color w:val="BCBEC4"/>
+          <w:sz w:val="16"/>
+          <w:szCs w:val="16"/>
+        </w:rPr>
+        <w:t xml:space="preserve">; </w:t>
+      </w:r>
+      <w:r>
+        <w:rPr>
+          <w:rFonts w:ascii="Courier New" w:hAnsi="Courier New" w:cs="Courier New"/>
+          <w:color w:val="7A7E85"/>
+          <w:sz w:val="16"/>
+          <w:szCs w:val="16"/>
+        </w:rPr>
+        <w:t>// кол-во строк</w:t>
+      </w:r>
+      <w:r>
+        <w:rPr>
+          <w:rFonts w:ascii="Courier New" w:hAnsi="Courier New" w:cs="Courier New"/>
+          <w:color w:val="7A7E85"/>
+          <w:sz w:val="16"/>
+          <w:szCs w:val="16"/>
+        </w:rPr>
+        <w:br/>
+        <w:t xml:space="preserve">        </w:t>
+      </w:r>
+      <w:r>
+        <w:rPr>
+          <w:rFonts w:ascii="Courier New" w:hAnsi="Courier New" w:cs="Courier New"/>
+          <w:color w:val="CF8E6D"/>
+          <w:sz w:val="16"/>
+          <w:szCs w:val="16"/>
+        </w:rPr>
+        <w:t xml:space="preserve">int </w:t>
+      </w:r>
+      <w:r>
+        <w:rPr>
+          <w:rFonts w:ascii="Courier New" w:hAnsi="Courier New" w:cs="Courier New"/>
+          <w:color w:val="BCBEC4"/>
+          <w:sz w:val="16"/>
+          <w:szCs w:val="16"/>
+        </w:rPr>
+        <w:t>M = lines[</w:t>
+      </w:r>
+      <w:r>
+        <w:rPr>
+          <w:rFonts w:ascii="Courier New" w:hAnsi="Courier New" w:cs="Courier New"/>
+          <w:color w:val="2AACB8"/>
+          <w:sz w:val="16"/>
+          <w:szCs w:val="16"/>
+        </w:rPr>
+        <w:t>0</w:t>
+      </w:r>
+      <w:r>
+        <w:rPr>
+          <w:rFonts w:ascii="Courier New" w:hAnsi="Courier New" w:cs="Courier New"/>
+          <w:color w:val="BCBEC4"/>
+          <w:sz w:val="16"/>
+          <w:szCs w:val="16"/>
+        </w:rPr>
+        <w:t>].split(</w:t>
+      </w:r>
+      <w:r>
+        <w:rPr>
+          <w:rFonts w:ascii="Courier New" w:hAnsi="Courier New" w:cs="Courier New"/>
+          <w:color w:val="6AAB73"/>
+          <w:sz w:val="16"/>
+          <w:szCs w:val="16"/>
+        </w:rPr>
+        <w:t>"</w:t>
+      </w:r>
+      <w:r>
+        <w:rPr>
+          <w:rFonts w:ascii="Courier New" w:hAnsi="Courier New" w:cs="Courier New"/>
+          <w:color w:val="6AAB73"/>
+          <w:sz w:val="16"/>
+          <w:szCs w:val="16"/>
+          <w:shd w:val="clear" w:color="auto" w:fill="293C40"/>
+        </w:rPr>
+        <w:t xml:space="preserve"> </w:t>
+      </w:r>
+      <w:r>
+        <w:rPr>
+          <w:rFonts w:ascii="Courier New" w:hAnsi="Courier New" w:cs="Courier New"/>
+          <w:color w:val="6AAB73"/>
+          <w:sz w:val="16"/>
+          <w:szCs w:val="16"/>
+        </w:rPr>
+        <w:t>"</w:t>
+      </w:r>
+      <w:r>
+        <w:rPr>
+          <w:rFonts w:ascii="Courier New" w:hAnsi="Courier New" w:cs="Courier New"/>
+          <w:color w:val="BCBEC4"/>
+          <w:sz w:val="16"/>
+          <w:szCs w:val="16"/>
+        </w:rPr>
+        <w:t>).</w:t>
+      </w:r>
+      <w:r>
+        <w:rPr>
+          <w:rFonts w:ascii="Courier New" w:hAnsi="Courier New" w:cs="Courier New"/>
+          <w:color w:val="C77DBB"/>
+          <w:sz w:val="16"/>
+          <w:szCs w:val="16"/>
+        </w:rPr>
+        <w:t>length</w:t>
+      </w:r>
+      <w:r>
+        <w:rPr>
+          <w:rFonts w:ascii="Courier New" w:hAnsi="Courier New" w:cs="Courier New"/>
+          <w:color w:val="BCBEC4"/>
+          <w:sz w:val="16"/>
+          <w:szCs w:val="16"/>
+        </w:rPr>
+        <w:t xml:space="preserve">; </w:t>
+      </w:r>
+      <w:r>
+        <w:rPr>
+          <w:rFonts w:ascii="Courier New" w:hAnsi="Courier New" w:cs="Courier New"/>
+          <w:color w:val="7A7E85"/>
+          <w:sz w:val="16"/>
+          <w:szCs w:val="16"/>
+        </w:rPr>
+        <w:t>// кол-во столбцов (берем по первой строчке)</w:t>
+      </w:r>
+      <w:r>
+        <w:rPr>
+          <w:rFonts w:ascii="Courier New" w:hAnsi="Courier New" w:cs="Courier New"/>
+          <w:color w:val="7A7E85"/>
+          <w:sz w:val="16"/>
+          <w:szCs w:val="16"/>
+        </w:rPr>
+        <w:br/>
+        <w:t xml:space="preserve">        </w:t>
+      </w:r>
+      <w:r>
+        <w:rPr>
+          <w:rFonts w:ascii="Courier New" w:hAnsi="Courier New" w:cs="Courier New"/>
+          <w:color w:val="CF8E6D"/>
+          <w:sz w:val="16"/>
+          <w:szCs w:val="16"/>
+        </w:rPr>
+        <w:t>int</w:t>
+      </w:r>
+      <w:r>
+        <w:rPr>
+          <w:rFonts w:ascii="Courier New" w:hAnsi="Courier New" w:cs="Courier New"/>
+          <w:color w:val="BCBEC4"/>
+          <w:sz w:val="16"/>
+          <w:szCs w:val="16"/>
+        </w:rPr>
+        <w:t xml:space="preserve">[][] sourceArray = </w:t>
+      </w:r>
+      <w:r>
+        <w:rPr>
+          <w:rFonts w:ascii="Courier New" w:hAnsi="Courier New" w:cs="Courier New"/>
+          <w:color w:val="CF8E6D"/>
+          <w:sz w:val="16"/>
+          <w:szCs w:val="16"/>
+        </w:rPr>
+        <w:t>new int</w:t>
+      </w:r>
+      <w:r>
+        <w:rPr>
+          <w:rFonts w:ascii="Courier New" w:hAnsi="Courier New" w:cs="Courier New"/>
+          <w:color w:val="BCBEC4"/>
+          <w:sz w:val="16"/>
+          <w:szCs w:val="16"/>
+        </w:rPr>
+        <w:t xml:space="preserve">[N][M]; </w:t>
+      </w:r>
+      <w:r>
+        <w:rPr>
+          <w:rFonts w:ascii="Courier New" w:hAnsi="Courier New" w:cs="Courier New"/>
+          <w:color w:val="7A7E85"/>
+          <w:sz w:val="16"/>
+          <w:szCs w:val="16"/>
+        </w:rPr>
+        <w:t>// размер исходного массива</w:t>
+      </w:r>
+      <w:r>
+        <w:rPr>
+          <w:rFonts w:ascii="Courier New" w:hAnsi="Courier New" w:cs="Courier New"/>
+          <w:color w:val="7A7E85"/>
+          <w:sz w:val="16"/>
+          <w:szCs w:val="16"/>
+        </w:rPr>
+        <w:br/>
+      </w:r>
+      <w:r>
+        <w:rPr>
+          <w:rFonts w:ascii="Courier New" w:hAnsi="Courier New" w:cs="Courier New"/>
+          <w:color w:val="7A7E85"/>
+          <w:sz w:val="16"/>
+          <w:szCs w:val="16"/>
+        </w:rPr>
+        <w:br/>
+        <w:t xml:space="preserve">        // Проходим по каждой строчке</w:t>
+      </w:r>
+      <w:r>
+        <w:rPr>
+          <w:rFonts w:ascii="Courier New" w:hAnsi="Courier New" w:cs="Courier New"/>
+          <w:color w:val="7A7E85"/>
+          <w:sz w:val="16"/>
+          <w:szCs w:val="16"/>
+        </w:rPr>
+        <w:br/>
+        <w:t xml:space="preserve">        </w:t>
+      </w:r>
+      <w:r>
+        <w:rPr>
+          <w:rFonts w:ascii="Courier New" w:hAnsi="Courier New" w:cs="Courier New"/>
+          <w:color w:val="CF8E6D"/>
+          <w:sz w:val="16"/>
+          <w:szCs w:val="16"/>
+        </w:rPr>
+        <w:t xml:space="preserve">for </w:t>
+      </w:r>
+      <w:r>
+        <w:rPr>
+          <w:rFonts w:ascii="Courier New" w:hAnsi="Courier New" w:cs="Courier New"/>
+          <w:color w:val="BCBEC4"/>
+          <w:sz w:val="16"/>
+          <w:szCs w:val="16"/>
+        </w:rPr>
+        <w:t>(</w:t>
+      </w:r>
+      <w:r>
+        <w:rPr>
+          <w:rFonts w:ascii="Courier New" w:hAnsi="Courier New" w:cs="Courier New"/>
+          <w:color w:val="CF8E6D"/>
+          <w:sz w:val="16"/>
+          <w:szCs w:val="16"/>
+        </w:rPr>
+        <w:t xml:space="preserve">int </w:t>
+      </w:r>
+      <w:r>
+        <w:rPr>
+          <w:rFonts w:ascii="Courier New" w:hAnsi="Courier New" w:cs="Courier New"/>
+          <w:color w:val="BCBEC4"/>
+          <w:sz w:val="16"/>
+          <w:szCs w:val="16"/>
+        </w:rPr>
+        <w:t xml:space="preserve">i = </w:t>
+      </w:r>
+      <w:r>
+        <w:rPr>
+          <w:rFonts w:ascii="Courier New" w:hAnsi="Courier New" w:cs="Courier New"/>
+          <w:color w:val="2AACB8"/>
+          <w:sz w:val="16"/>
+          <w:szCs w:val="16"/>
+        </w:rPr>
+        <w:t>0</w:t>
+      </w:r>
+      <w:r>
+        <w:rPr>
+          <w:rFonts w:ascii="Courier New" w:hAnsi="Courier New" w:cs="Courier New"/>
+          <w:color w:val="BCBEC4"/>
+          <w:sz w:val="16"/>
+          <w:szCs w:val="16"/>
+        </w:rPr>
+        <w:t>; i &lt; N; i++) {</w:t>
+      </w:r>
+      <w:r>
+        <w:rPr>
+          <w:rFonts w:ascii="Courier New" w:hAnsi="Courier New" w:cs="Courier New"/>
+          <w:color w:val="BCBEC4"/>
+          <w:sz w:val="16"/>
+          <w:szCs w:val="16"/>
+        </w:rPr>
+        <w:br/>
+        <w:t xml:space="preserve">            </w:t>
+      </w:r>
+      <w:r>
+        <w:rPr>
+          <w:rFonts w:ascii="Courier New" w:hAnsi="Courier New" w:cs="Courier New"/>
+          <w:color w:val="7A7E85"/>
+          <w:sz w:val="16"/>
+          <w:szCs w:val="16"/>
+        </w:rPr>
+        <w:t>// Разделяем строчку по пробелам и формируем массив</w:t>
+      </w:r>
+      <w:r>
+        <w:rPr>
+          <w:rFonts w:ascii="Courier New" w:hAnsi="Courier New" w:cs="Courier New"/>
+          <w:color w:val="7A7E85"/>
+          <w:sz w:val="16"/>
+          <w:szCs w:val="16"/>
+        </w:rPr>
+        <w:br/>
+        <w:t xml:space="preserve">            </w:t>
+      </w:r>
+      <w:r>
+        <w:rPr>
+          <w:rFonts w:ascii="Courier New" w:hAnsi="Courier New" w:cs="Courier New"/>
+          <w:color w:val="BCBEC4"/>
+          <w:sz w:val="16"/>
+          <w:szCs w:val="16"/>
+        </w:rPr>
+        <w:t>String[] lineElementsArray = lines[i].split(</w:t>
+      </w:r>
+      <w:r>
+        <w:rPr>
+          <w:rFonts w:ascii="Courier New" w:hAnsi="Courier New" w:cs="Courier New"/>
+          <w:color w:val="6AAB73"/>
+          <w:sz w:val="16"/>
+          <w:szCs w:val="16"/>
+        </w:rPr>
+        <w:t>"</w:t>
+      </w:r>
+      <w:r>
+        <w:rPr>
+          <w:rFonts w:ascii="Courier New" w:hAnsi="Courier New" w:cs="Courier New"/>
+          <w:color w:val="6AAB73"/>
+          <w:sz w:val="16"/>
+          <w:szCs w:val="16"/>
+          <w:shd w:val="clear" w:color="auto" w:fill="293C40"/>
+        </w:rPr>
+        <w:t xml:space="preserve"> </w:t>
+      </w:r>
+      <w:r>
+        <w:rPr>
+          <w:rFonts w:ascii="Courier New" w:hAnsi="Courier New" w:cs="Courier New"/>
+          <w:color w:val="6AAB73"/>
+          <w:sz w:val="16"/>
+          <w:szCs w:val="16"/>
+        </w:rPr>
+        <w:t>"</w:t>
+      </w:r>
+      <w:r>
+        <w:rPr>
+          <w:rFonts w:ascii="Courier New" w:hAnsi="Courier New" w:cs="Courier New"/>
+          <w:color w:val="BCBEC4"/>
+          <w:sz w:val="16"/>
+          <w:szCs w:val="16"/>
+        </w:rPr>
+        <w:t>);</w:t>
+      </w:r>
+      <w:r>
+        <w:rPr>
+          <w:rFonts w:ascii="Courier New" w:hAnsi="Courier New" w:cs="Courier New"/>
+          <w:color w:val="BCBEC4"/>
+          <w:sz w:val="16"/>
+          <w:szCs w:val="16"/>
+        </w:rPr>
+        <w:br/>
+      </w:r>
+      <w:r>
+        <w:rPr>
+          <w:rFonts w:ascii="Courier New" w:hAnsi="Courier New" w:cs="Courier New"/>
+          <w:color w:val="BCBEC4"/>
+          <w:sz w:val="16"/>
+          <w:szCs w:val="16"/>
+        </w:rPr>
+        <w:br/>
+        <w:t xml:space="preserve">            </w:t>
+      </w:r>
+      <w:r>
+        <w:rPr>
+          <w:rFonts w:ascii="Courier New" w:hAnsi="Courier New" w:cs="Courier New"/>
+          <w:color w:val="7A7E85"/>
+          <w:sz w:val="16"/>
+          <w:szCs w:val="16"/>
+        </w:rPr>
+        <w:t>// Проверка, что массив соответствует размеру NxM</w:t>
+      </w:r>
+      <w:r>
+        <w:rPr>
+          <w:rFonts w:ascii="Courier New" w:hAnsi="Courier New" w:cs="Courier New"/>
+          <w:color w:val="7A7E85"/>
+          <w:sz w:val="16"/>
+          <w:szCs w:val="16"/>
+        </w:rPr>
+        <w:br/>
+        <w:t xml:space="preserve">            </w:t>
+      </w:r>
+      <w:r>
+        <w:rPr>
+          <w:rFonts w:ascii="Courier New" w:hAnsi="Courier New" w:cs="Courier New"/>
+          <w:color w:val="CF8E6D"/>
+          <w:sz w:val="16"/>
+          <w:szCs w:val="16"/>
+        </w:rPr>
+        <w:t xml:space="preserve">if </w:t>
+      </w:r>
+      <w:r>
+        <w:rPr>
+          <w:rFonts w:ascii="Courier New" w:hAnsi="Courier New" w:cs="Courier New"/>
+          <w:color w:val="BCBEC4"/>
+          <w:sz w:val="16"/>
+          <w:szCs w:val="16"/>
+        </w:rPr>
+        <w:t>(lineElementsArray.</w:t>
+      </w:r>
+      <w:r>
+        <w:rPr>
+          <w:rFonts w:ascii="Courier New" w:hAnsi="Courier New" w:cs="Courier New"/>
+          <w:color w:val="C77DBB"/>
+          <w:sz w:val="16"/>
+          <w:szCs w:val="16"/>
+        </w:rPr>
+        <w:t xml:space="preserve">length </w:t>
+      </w:r>
+      <w:r>
+        <w:rPr>
+          <w:rFonts w:ascii="Courier New" w:hAnsi="Courier New" w:cs="Courier New"/>
+          <w:color w:val="BCBEC4"/>
+          <w:sz w:val="16"/>
+          <w:szCs w:val="16"/>
+        </w:rPr>
+        <w:t>!= M) {</w:t>
+      </w:r>
+      <w:r>
+        <w:rPr>
+          <w:rFonts w:ascii="Courier New" w:hAnsi="Courier New" w:cs="Courier New"/>
+          <w:color w:val="BCBEC4"/>
+          <w:sz w:val="16"/>
+          <w:szCs w:val="16"/>
+        </w:rPr>
+        <w:br/>
+        <w:t xml:space="preserve">                </w:t>
+      </w:r>
+      <w:r>
+        <w:rPr>
+          <w:rFonts w:ascii="Courier New" w:hAnsi="Courier New" w:cs="Courier New"/>
+          <w:color w:val="CF8E6D"/>
+          <w:sz w:val="16"/>
+          <w:szCs w:val="16"/>
+        </w:rPr>
+        <w:t xml:space="preserve">throw new </w:t>
+      </w:r>
+      <w:r>
+        <w:rPr>
+          <w:rFonts w:ascii="Courier New" w:hAnsi="Courier New" w:cs="Courier New"/>
+          <w:color w:val="BCBEC4"/>
+          <w:sz w:val="16"/>
+          <w:szCs w:val="16"/>
+        </w:rPr>
+        <w:t>IncorrectArraySizeException(N, M);</w:t>
+      </w:r>
+      <w:r>
+        <w:rPr>
+          <w:rFonts w:ascii="Courier New" w:hAnsi="Courier New" w:cs="Courier New"/>
+          <w:color w:val="BCBEC4"/>
+          <w:sz w:val="16"/>
+          <w:szCs w:val="16"/>
+        </w:rPr>
+        <w:br/>
+        <w:t xml:space="preserve">            }</w:t>
+      </w:r>
+      <w:r>
+        <w:rPr>
+          <w:rFonts w:ascii="Courier New" w:hAnsi="Courier New" w:cs="Courier New"/>
+          <w:color w:val="BCBEC4"/>
+          <w:sz w:val="16"/>
+          <w:szCs w:val="16"/>
+        </w:rPr>
+        <w:br/>
+      </w:r>
+      <w:r>
+        <w:rPr>
+          <w:rFonts w:ascii="Courier New" w:hAnsi="Courier New" w:cs="Courier New"/>
+          <w:color w:val="BCBEC4"/>
+          <w:sz w:val="16"/>
+          <w:szCs w:val="16"/>
+        </w:rPr>
+        <w:br/>
+        <w:t xml:space="preserve">            </w:t>
+      </w:r>
+      <w:r>
+        <w:rPr>
+          <w:rFonts w:ascii="Courier New" w:hAnsi="Courier New" w:cs="Courier New"/>
+          <w:color w:val="7A7E85"/>
+          <w:sz w:val="16"/>
+          <w:szCs w:val="16"/>
+        </w:rPr>
+        <w:t>// Проходимся по каждому элементу строки</w:t>
+      </w:r>
+      <w:r>
+        <w:rPr>
+          <w:rFonts w:ascii="Courier New" w:hAnsi="Courier New" w:cs="Courier New"/>
+          <w:color w:val="7A7E85"/>
+          <w:sz w:val="16"/>
+          <w:szCs w:val="16"/>
+        </w:rPr>
+        <w:br/>
+      </w:r>
+      <w:r>
+        <w:rPr>
+          <w:rFonts w:ascii="Courier New" w:hAnsi="Courier New" w:cs="Courier New"/>
+          <w:color w:val="7A7E85"/>
+          <w:sz w:val="16"/>
+          <w:szCs w:val="16"/>
+        </w:rPr>
+        <w:lastRenderedPageBreak/>
+        <w:t xml:space="preserve">            </w:t>
+      </w:r>
+      <w:r>
+        <w:rPr>
+          <w:rFonts w:ascii="Courier New" w:hAnsi="Courier New" w:cs="Courier New"/>
+          <w:color w:val="CF8E6D"/>
+          <w:sz w:val="16"/>
+          <w:szCs w:val="16"/>
+        </w:rPr>
+        <w:t xml:space="preserve">for </w:t>
+      </w:r>
+      <w:r>
+        <w:rPr>
+          <w:rFonts w:ascii="Courier New" w:hAnsi="Courier New" w:cs="Courier New"/>
+          <w:color w:val="BCBEC4"/>
+          <w:sz w:val="16"/>
+          <w:szCs w:val="16"/>
+        </w:rPr>
+        <w:t>(</w:t>
+      </w:r>
+      <w:r>
+        <w:rPr>
+          <w:rFonts w:ascii="Courier New" w:hAnsi="Courier New" w:cs="Courier New"/>
+          <w:color w:val="CF8E6D"/>
+          <w:sz w:val="16"/>
+          <w:szCs w:val="16"/>
+        </w:rPr>
+        <w:t xml:space="preserve">int </w:t>
+      </w:r>
+      <w:r>
+        <w:rPr>
+          <w:rFonts w:ascii="Courier New" w:hAnsi="Courier New" w:cs="Courier New"/>
+          <w:color w:val="BCBEC4"/>
+          <w:sz w:val="16"/>
+          <w:szCs w:val="16"/>
+        </w:rPr>
+        <w:t xml:space="preserve">j = </w:t>
+      </w:r>
+      <w:r>
+        <w:rPr>
+          <w:rFonts w:ascii="Courier New" w:hAnsi="Courier New" w:cs="Courier New"/>
+          <w:color w:val="2AACB8"/>
+          <w:sz w:val="16"/>
+          <w:szCs w:val="16"/>
+        </w:rPr>
+        <w:t>0</w:t>
+      </w:r>
+      <w:r>
+        <w:rPr>
+          <w:rFonts w:ascii="Courier New" w:hAnsi="Courier New" w:cs="Courier New"/>
+          <w:color w:val="BCBEC4"/>
+          <w:sz w:val="16"/>
+          <w:szCs w:val="16"/>
+        </w:rPr>
+        <w:t>; j &lt; M; j++) {</w:t>
+      </w:r>
+      <w:r>
+        <w:rPr>
+          <w:rFonts w:ascii="Courier New" w:hAnsi="Courier New" w:cs="Courier New"/>
+          <w:color w:val="BCBEC4"/>
+          <w:sz w:val="16"/>
+          <w:szCs w:val="16"/>
+        </w:rPr>
+        <w:br/>
+        <w:t xml:space="preserve">                </w:t>
+      </w:r>
+      <w:r>
+        <w:rPr>
+          <w:rFonts w:ascii="Courier New" w:hAnsi="Courier New" w:cs="Courier New"/>
+          <w:color w:val="7A7E85"/>
+          <w:sz w:val="16"/>
+          <w:szCs w:val="16"/>
+        </w:rPr>
+        <w:t>// Пытаемся спарсить числовое значение элемента</w:t>
+      </w:r>
+      <w:r>
+        <w:rPr>
+          <w:rFonts w:ascii="Courier New" w:hAnsi="Courier New" w:cs="Courier New"/>
+          <w:color w:val="7A7E85"/>
+          <w:sz w:val="16"/>
+          <w:szCs w:val="16"/>
+        </w:rPr>
+        <w:br/>
+        <w:t xml:space="preserve">                </w:t>
+      </w:r>
+      <w:r>
+        <w:rPr>
+          <w:rFonts w:ascii="Courier New" w:hAnsi="Courier New" w:cs="Courier New"/>
+          <w:color w:val="CF8E6D"/>
+          <w:sz w:val="16"/>
+          <w:szCs w:val="16"/>
+        </w:rPr>
+        <w:t xml:space="preserve">int </w:t>
+      </w:r>
+      <w:r>
+        <w:rPr>
+          <w:rFonts w:ascii="Courier New" w:hAnsi="Courier New" w:cs="Courier New"/>
+          <w:color w:val="BCBEC4"/>
+          <w:sz w:val="16"/>
+          <w:szCs w:val="16"/>
+        </w:rPr>
+        <w:t>element = Integer.</w:t>
+      </w:r>
+      <w:r>
+        <w:rPr>
+          <w:rFonts w:ascii="Courier New" w:hAnsi="Courier New" w:cs="Courier New"/>
+          <w:i/>
+          <w:iCs/>
+          <w:color w:val="BCBEC4"/>
+          <w:sz w:val="16"/>
+          <w:szCs w:val="16"/>
+        </w:rPr>
+        <w:t>parseInt</w:t>
+      </w:r>
+      <w:r>
+        <w:rPr>
+          <w:rFonts w:ascii="Courier New" w:hAnsi="Courier New" w:cs="Courier New"/>
+          <w:color w:val="BCBEC4"/>
+          <w:sz w:val="16"/>
+          <w:szCs w:val="16"/>
+        </w:rPr>
+        <w:t>(lineElementsArray[j]);</w:t>
+      </w:r>
+      <w:r>
+        <w:rPr>
+          <w:rFonts w:ascii="Courier New" w:hAnsi="Courier New" w:cs="Courier New"/>
+          <w:color w:val="BCBEC4"/>
+          <w:sz w:val="16"/>
+          <w:szCs w:val="16"/>
+        </w:rPr>
+        <w:br/>
+        <w:t xml:space="preserve">                </w:t>
+      </w:r>
+      <w:r>
+        <w:rPr>
+          <w:rFonts w:ascii="Courier New" w:hAnsi="Courier New" w:cs="Courier New"/>
+          <w:color w:val="7A7E85"/>
+          <w:sz w:val="16"/>
+          <w:szCs w:val="16"/>
+        </w:rPr>
+        <w:t>// Если значение элемента не входит в допустимый диапазон [1;9], то бросаем исключение</w:t>
+      </w:r>
+      <w:r>
+        <w:rPr>
+          <w:rFonts w:ascii="Courier New" w:hAnsi="Courier New" w:cs="Courier New"/>
+          <w:color w:val="7A7E85"/>
+          <w:sz w:val="16"/>
+          <w:szCs w:val="16"/>
+        </w:rPr>
+        <w:br/>
+        <w:t xml:space="preserve">                </w:t>
+      </w:r>
+      <w:r>
+        <w:rPr>
+          <w:rFonts w:ascii="Courier New" w:hAnsi="Courier New" w:cs="Courier New"/>
+          <w:color w:val="CF8E6D"/>
+          <w:sz w:val="16"/>
+          <w:szCs w:val="16"/>
+        </w:rPr>
+        <w:t xml:space="preserve">if </w:t>
+      </w:r>
+      <w:r>
+        <w:rPr>
+          <w:rFonts w:ascii="Courier New" w:hAnsi="Courier New" w:cs="Courier New"/>
+          <w:color w:val="BCBEC4"/>
+          <w:sz w:val="16"/>
+          <w:szCs w:val="16"/>
+        </w:rPr>
+        <w:t xml:space="preserve">(element &lt; </w:t>
+      </w:r>
+      <w:r>
+        <w:rPr>
+          <w:rFonts w:ascii="Courier New" w:hAnsi="Courier New" w:cs="Courier New"/>
+          <w:color w:val="2AACB8"/>
+          <w:sz w:val="16"/>
+          <w:szCs w:val="16"/>
+        </w:rPr>
+        <w:t xml:space="preserve">1 </w:t>
+      </w:r>
+      <w:r>
+        <w:rPr>
+          <w:rFonts w:ascii="Courier New" w:hAnsi="Courier New" w:cs="Courier New"/>
+          <w:color w:val="BCBEC4"/>
+          <w:sz w:val="16"/>
+          <w:szCs w:val="16"/>
+        </w:rPr>
+        <w:t xml:space="preserve">|| element &gt; </w:t>
+      </w:r>
+      <w:r>
+        <w:rPr>
+          <w:rFonts w:ascii="Courier New" w:hAnsi="Courier New" w:cs="Courier New"/>
+          <w:color w:val="2AACB8"/>
+          <w:sz w:val="16"/>
+          <w:szCs w:val="16"/>
+        </w:rPr>
+        <w:t>9</w:t>
+      </w:r>
+      <w:r>
+        <w:rPr>
+          <w:rFonts w:ascii="Courier New" w:hAnsi="Courier New" w:cs="Courier New"/>
+          <w:color w:val="BCBEC4"/>
+          <w:sz w:val="16"/>
+          <w:szCs w:val="16"/>
+        </w:rPr>
+        <w:t>) {</w:t>
+      </w:r>
+      <w:r>
+        <w:rPr>
+          <w:rFonts w:ascii="Courier New" w:hAnsi="Courier New" w:cs="Courier New"/>
+          <w:color w:val="BCBEC4"/>
+          <w:sz w:val="16"/>
+          <w:szCs w:val="16"/>
+        </w:rPr>
+        <w:br/>
+        <w:t xml:space="preserve">                    </w:t>
+      </w:r>
+      <w:r>
+        <w:rPr>
+          <w:rFonts w:ascii="Courier New" w:hAnsi="Courier New" w:cs="Courier New"/>
+          <w:color w:val="CF8E6D"/>
+          <w:sz w:val="16"/>
+          <w:szCs w:val="16"/>
+        </w:rPr>
+        <w:t xml:space="preserve">throw new </w:t>
+      </w:r>
+      <w:r>
+        <w:rPr>
+          <w:rFonts w:ascii="Courier New" w:hAnsi="Courier New" w:cs="Courier New"/>
+          <w:color w:val="BCBEC4"/>
+          <w:sz w:val="16"/>
+          <w:szCs w:val="16"/>
+        </w:rPr>
+        <w:t>ElementHasExceededPermissibleValueException(element);</w:t>
+      </w:r>
+      <w:r>
+        <w:rPr>
+          <w:rFonts w:ascii="Courier New" w:hAnsi="Courier New" w:cs="Courier New"/>
+          <w:color w:val="BCBEC4"/>
+        </w:rPr>
+        <w:br/>
+      </w:r>
+      <w:r>
+        <w:rPr>
+          <w:rFonts w:ascii="Courier New" w:hAnsi="Courier New" w:cs="Courier New"/>
+          <w:color w:val="BCBEC4"/>
+          <w:sz w:val="16"/>
+          <w:szCs w:val="16"/>
+        </w:rPr>
+        <w:t xml:space="preserve">                } </w:t>
+      </w:r>
+      <w:r>
+        <w:rPr>
+          <w:rFonts w:ascii="Courier New" w:hAnsi="Courier New" w:cs="Courier New"/>
+          <w:color w:val="CF8E6D"/>
+          <w:sz w:val="16"/>
+          <w:szCs w:val="16"/>
+        </w:rPr>
+        <w:t xml:space="preserve">else </w:t>
+      </w:r>
+      <w:r>
+        <w:rPr>
+          <w:rFonts w:ascii="Courier New" w:hAnsi="Courier New" w:cs="Courier New"/>
+          <w:color w:val="BCBEC4"/>
+          <w:sz w:val="16"/>
+          <w:szCs w:val="16"/>
+        </w:rPr>
+        <w:t>{</w:t>
+      </w:r>
+      <w:r>
+        <w:rPr>
+          <w:rFonts w:ascii="Courier New" w:hAnsi="Courier New" w:cs="Courier New"/>
+          <w:color w:val="BCBEC4"/>
+          <w:sz w:val="16"/>
+          <w:szCs w:val="16"/>
+        </w:rPr>
+        <w:br/>
+        <w:t xml:space="preserve">                    sourceArray[i][j] = element;</w:t>
+      </w:r>
+      <w:r>
+        <w:rPr>
+          <w:rFonts w:ascii="Courier New" w:hAnsi="Courier New" w:cs="Courier New"/>
+          <w:color w:val="BCBEC4"/>
+          <w:sz w:val="16"/>
+          <w:szCs w:val="16"/>
+        </w:rPr>
+        <w:br/>
+        <w:t xml:space="preserve">                }</w:t>
+      </w:r>
+      <w:r>
+        <w:rPr>
+          <w:rFonts w:ascii="Courier New" w:hAnsi="Courier New" w:cs="Courier New"/>
+          <w:color w:val="BCBEC4"/>
+          <w:sz w:val="16"/>
+          <w:szCs w:val="16"/>
+        </w:rPr>
+        <w:br/>
+        <w:t xml:space="preserve">            }</w:t>
+      </w:r>
+      <w:r>
+        <w:rPr>
+          <w:rFonts w:ascii="Courier New" w:hAnsi="Courier New" w:cs="Courier New"/>
+          <w:color w:val="BCBEC4"/>
+          <w:sz w:val="16"/>
+          <w:szCs w:val="16"/>
+        </w:rPr>
+        <w:br/>
+        <w:t xml:space="preserve">        }</w:t>
+      </w:r>
+      <w:r>
+        <w:rPr>
+          <w:rFonts w:ascii="Courier New" w:hAnsi="Courier New" w:cs="Courier New"/>
+          <w:color w:val="BCBEC4"/>
+          <w:sz w:val="16"/>
+          <w:szCs w:val="16"/>
+        </w:rPr>
+        <w:br/>
+        <w:t xml:space="preserve">        </w:t>
+      </w:r>
+      <w:r>
+        <w:rPr>
+          <w:rFonts w:ascii="Courier New" w:hAnsi="Courier New" w:cs="Courier New"/>
+          <w:color w:val="CF8E6D"/>
+          <w:sz w:val="16"/>
+          <w:szCs w:val="16"/>
+        </w:rPr>
+        <w:t xml:space="preserve">return </w:t>
+      </w:r>
+      <w:r>
+        <w:rPr>
+          <w:rFonts w:ascii="Courier New" w:hAnsi="Courier New" w:cs="Courier New"/>
+          <w:color w:val="BCBEC4"/>
+          <w:sz w:val="16"/>
+          <w:szCs w:val="16"/>
+        </w:rPr>
+        <w:t>sourceArray;</w:t>
+      </w:r>
+      <w:r>
+        <w:rPr>
+          <w:rFonts w:ascii="Courier New" w:hAnsi="Courier New" w:cs="Courier New"/>
+          <w:color w:val="BCBEC4"/>
+          <w:sz w:val="16"/>
+          <w:szCs w:val="16"/>
+        </w:rPr>
+        <w:br/>
+        <w:t xml:space="preserve">    }</w:t>
+      </w:r>
+      <w:r>
+        <w:rPr>
+          <w:rFonts w:ascii="Courier New" w:hAnsi="Courier New" w:cs="Courier New"/>
+          <w:color w:val="BCBEC4"/>
+          <w:sz w:val="16"/>
+          <w:szCs w:val="16"/>
+        </w:rPr>
+        <w:br/>
+      </w:r>
+      <w:r>
+        <w:rPr>
+          <w:rFonts w:ascii="Courier New" w:hAnsi="Courier New" w:cs="Courier New"/>
+          <w:color w:val="BCBEC4"/>
+          <w:sz w:val="16"/>
+          <w:szCs w:val="16"/>
+        </w:rPr>
+        <w:br/>
+        <w:t xml:space="preserve">    </w:t>
+      </w:r>
+      <w:r>
+        <w:rPr>
+          <w:rFonts w:ascii="Courier New" w:hAnsi="Courier New" w:cs="Courier New"/>
+          <w:i/>
+          <w:iCs/>
+          <w:color w:val="5F826B"/>
+          <w:sz w:val="16"/>
+          <w:szCs w:val="16"/>
+        </w:rPr>
+        <w:t>/**</w:t>
+      </w:r>
+      <w:r>
+        <w:rPr>
+          <w:rFonts w:ascii="Courier New" w:hAnsi="Courier New" w:cs="Courier New"/>
+          <w:i/>
+          <w:iCs/>
+          <w:color w:val="5F826B"/>
+          <w:sz w:val="16"/>
+          <w:szCs w:val="16"/>
+        </w:rPr>
+        <w:br/>
+        <w:t xml:space="preserve">     * Проверяет путь текстового файла и если файл существует, то возвращает его содержимое</w:t>
+      </w:r>
+      <w:r>
+        <w:rPr>
+          <w:rFonts w:ascii="Courier New" w:hAnsi="Courier New" w:cs="Courier New"/>
+          <w:i/>
+          <w:iCs/>
+          <w:color w:val="5F826B"/>
+          <w:sz w:val="16"/>
+          <w:szCs w:val="16"/>
+        </w:rPr>
+        <w:br/>
+        <w:t xml:space="preserve">     * </w:t>
+      </w:r>
+      <w:r>
+        <w:rPr>
+          <w:rFonts w:ascii="Courier New" w:hAnsi="Courier New" w:cs="Courier New"/>
+          <w:i/>
+          <w:iCs/>
+          <w:color w:val="67A37C"/>
+          <w:sz w:val="16"/>
+          <w:szCs w:val="16"/>
+        </w:rPr>
+        <w:t xml:space="preserve">@param </w:t>
+      </w:r>
+      <w:r>
+        <w:rPr>
+          <w:rFonts w:ascii="Courier New" w:hAnsi="Courier New" w:cs="Courier New"/>
+          <w:i/>
+          <w:iCs/>
+          <w:color w:val="ABADB3"/>
+          <w:sz w:val="16"/>
+          <w:szCs w:val="16"/>
+        </w:rPr>
+        <w:t xml:space="preserve">path </w:t>
+      </w:r>
+      <w:r>
+        <w:rPr>
+          <w:rFonts w:ascii="Courier New" w:hAnsi="Courier New" w:cs="Courier New"/>
+          <w:i/>
+          <w:iCs/>
+          <w:color w:val="5F826B"/>
+          <w:sz w:val="16"/>
+          <w:szCs w:val="16"/>
+        </w:rPr>
+        <w:t>путь к текстовому файлу</w:t>
+      </w:r>
+      <w:r>
+        <w:rPr>
+          <w:rFonts w:ascii="Courier New" w:hAnsi="Courier New" w:cs="Courier New"/>
+          <w:i/>
+          <w:iCs/>
+          <w:color w:val="5F826B"/>
+          <w:sz w:val="16"/>
+          <w:szCs w:val="16"/>
+        </w:rPr>
+        <w:br/>
+        <w:t xml:space="preserve">     * </w:t>
+      </w:r>
+      <w:r>
+        <w:rPr>
+          <w:rFonts w:ascii="Courier New" w:hAnsi="Courier New" w:cs="Courier New"/>
+          <w:i/>
+          <w:iCs/>
+          <w:color w:val="67A37C"/>
+          <w:sz w:val="16"/>
+          <w:szCs w:val="16"/>
+        </w:rPr>
+        <w:t xml:space="preserve">@return </w:t>
+      </w:r>
+      <w:r>
+        <w:rPr>
+          <w:rFonts w:ascii="Courier New" w:hAnsi="Courier New" w:cs="Courier New"/>
+          <w:i/>
+          <w:iCs/>
+          <w:color w:val="5F826B"/>
+          <w:sz w:val="16"/>
+          <w:szCs w:val="16"/>
+        </w:rPr>
+        <w:t>содержимое текстового файла</w:t>
+      </w:r>
+      <w:r>
+        <w:rPr>
+          <w:rFonts w:ascii="Courier New" w:hAnsi="Courier New" w:cs="Courier New"/>
+          <w:i/>
+          <w:iCs/>
+          <w:color w:val="5F826B"/>
+          <w:sz w:val="16"/>
+          <w:szCs w:val="16"/>
+        </w:rPr>
+        <w:br/>
+        <w:t xml:space="preserve">     */</w:t>
+      </w:r>
+      <w:r>
+        <w:rPr>
+          <w:rFonts w:ascii="Courier New" w:hAnsi="Courier New" w:cs="Courier New"/>
+          <w:i/>
+          <w:iCs/>
+          <w:color w:val="5F826B"/>
+          <w:sz w:val="16"/>
+          <w:szCs w:val="16"/>
+        </w:rPr>
+        <w:br/>
+        <w:t xml:space="preserve">    </w:t>
+      </w:r>
+      <w:r>
+        <w:rPr>
+          <w:rFonts w:ascii="Courier New" w:hAnsi="Courier New" w:cs="Courier New"/>
+          <w:color w:val="CF8E6D"/>
+          <w:sz w:val="16"/>
+          <w:szCs w:val="16"/>
+        </w:rPr>
+        <w:t xml:space="preserve">public static </w:t>
+      </w:r>
+      <w:r>
+        <w:rPr>
+          <w:rFonts w:ascii="Courier New" w:hAnsi="Courier New" w:cs="Courier New"/>
+          <w:color w:val="BCBEC4"/>
+          <w:sz w:val="16"/>
+          <w:szCs w:val="16"/>
+        </w:rPr>
+        <w:t xml:space="preserve">String </w:t>
+      </w:r>
+      <w:r>
+        <w:rPr>
+          <w:rFonts w:ascii="Courier New" w:hAnsi="Courier New" w:cs="Courier New"/>
+          <w:color w:val="56A8F5"/>
+          <w:sz w:val="16"/>
+          <w:szCs w:val="16"/>
+        </w:rPr>
+        <w:t>getInput</w:t>
+      </w:r>
+      <w:r>
+        <w:rPr>
+          <w:rFonts w:ascii="Courier New" w:hAnsi="Courier New" w:cs="Courier New"/>
+          <w:color w:val="BCBEC4"/>
+          <w:sz w:val="16"/>
+          <w:szCs w:val="16"/>
+        </w:rPr>
+        <w:t>(Path path) {</w:t>
+      </w:r>
+      <w:r>
+        <w:rPr>
+          <w:rFonts w:ascii="Courier New" w:hAnsi="Courier New" w:cs="Courier New"/>
+          <w:color w:val="BCBEC4"/>
+          <w:sz w:val="16"/>
+          <w:szCs w:val="16"/>
+        </w:rPr>
+        <w:br/>
+        <w:t xml:space="preserve">        </w:t>
+      </w:r>
+      <w:r>
+        <w:rPr>
+          <w:rFonts w:ascii="Courier New" w:hAnsi="Courier New" w:cs="Courier New"/>
+          <w:color w:val="CF8E6D"/>
+          <w:sz w:val="16"/>
+          <w:szCs w:val="16"/>
+        </w:rPr>
+        <w:t xml:space="preserve">if </w:t>
+      </w:r>
+      <w:r>
+        <w:rPr>
+          <w:rFonts w:ascii="Courier New" w:hAnsi="Courier New" w:cs="Courier New"/>
+          <w:color w:val="BCBEC4"/>
+          <w:sz w:val="16"/>
+          <w:szCs w:val="16"/>
+        </w:rPr>
+        <w:t>(!Files.</w:t>
+      </w:r>
+      <w:r>
+        <w:rPr>
+          <w:rFonts w:ascii="Courier New" w:hAnsi="Courier New" w:cs="Courier New"/>
+          <w:i/>
+          <w:iCs/>
+          <w:color w:val="BCBEC4"/>
+          <w:sz w:val="16"/>
+          <w:szCs w:val="16"/>
+        </w:rPr>
+        <w:t>isRegularFile</w:t>
+      </w:r>
+      <w:r>
+        <w:rPr>
+          <w:rFonts w:ascii="Courier New" w:hAnsi="Courier New" w:cs="Courier New"/>
+          <w:color w:val="BCBEC4"/>
+          <w:sz w:val="16"/>
+          <w:szCs w:val="16"/>
+        </w:rPr>
+        <w:t>(path)) {</w:t>
+      </w:r>
+      <w:r>
+        <w:rPr>
+          <w:rFonts w:ascii="Courier New" w:hAnsi="Courier New" w:cs="Courier New"/>
+          <w:color w:val="BCBEC4"/>
+          <w:sz w:val="16"/>
+          <w:szCs w:val="16"/>
+        </w:rPr>
+        <w:br/>
+        <w:t xml:space="preserve">            </w:t>
+      </w:r>
+      <w:r>
+        <w:rPr>
+          <w:rFonts w:ascii="Courier New" w:hAnsi="Courier New" w:cs="Courier New"/>
+          <w:color w:val="CF8E6D"/>
+          <w:sz w:val="16"/>
+          <w:szCs w:val="16"/>
+        </w:rPr>
+        <w:t xml:space="preserve">throw new </w:t>
+      </w:r>
+      <w:r>
+        <w:rPr>
+          <w:rFonts w:ascii="Courier New" w:hAnsi="Courier New" w:cs="Courier New"/>
+          <w:color w:val="BCBEC4"/>
+          <w:sz w:val="16"/>
+          <w:szCs w:val="16"/>
+        </w:rPr>
+        <w:t>FileIsNotFoundException(path);</w:t>
+      </w:r>
+      <w:r>
+        <w:rPr>
+          <w:rFonts w:ascii="Courier New" w:hAnsi="Courier New" w:cs="Courier New"/>
+          <w:color w:val="BCBEC4"/>
+          <w:sz w:val="16"/>
+          <w:szCs w:val="16"/>
+        </w:rPr>
+        <w:br/>
+        <w:t xml:space="preserve">        } </w:t>
+      </w:r>
+      <w:r>
+        <w:rPr>
+          <w:rFonts w:ascii="Courier New" w:hAnsi="Courier New" w:cs="Courier New"/>
+          <w:color w:val="CF8E6D"/>
+          <w:sz w:val="16"/>
+          <w:szCs w:val="16"/>
+        </w:rPr>
+        <w:t xml:space="preserve">else </w:t>
+      </w:r>
+      <w:r>
+        <w:rPr>
+          <w:rFonts w:ascii="Courier New" w:hAnsi="Courier New" w:cs="Courier New"/>
+          <w:color w:val="BCBEC4"/>
+          <w:sz w:val="16"/>
+          <w:szCs w:val="16"/>
+        </w:rPr>
+        <w:t>{</w:t>
+      </w:r>
+      <w:r>
+        <w:rPr>
+          <w:rFonts w:ascii="Courier New" w:hAnsi="Courier New" w:cs="Courier New"/>
+          <w:color w:val="BCBEC4"/>
+          <w:sz w:val="16"/>
+          <w:szCs w:val="16"/>
+        </w:rPr>
+        <w:br/>
+        <w:t xml:space="preserve">            </w:t>
+      </w:r>
+      <w:r>
+        <w:rPr>
+          <w:rFonts w:ascii="Courier New" w:hAnsi="Courier New" w:cs="Courier New"/>
+          <w:color w:val="CF8E6D"/>
+          <w:sz w:val="16"/>
+          <w:szCs w:val="16"/>
+        </w:rPr>
+        <w:t xml:space="preserve">return </w:t>
+      </w:r>
+      <w:r>
+        <w:rPr>
+          <w:rFonts w:ascii="Courier New" w:hAnsi="Courier New" w:cs="Courier New"/>
+          <w:i/>
+          <w:iCs/>
+          <w:color w:val="BCBEC4"/>
+          <w:sz w:val="16"/>
+          <w:szCs w:val="16"/>
+        </w:rPr>
+        <w:t>getContentFromFile</w:t>
+      </w:r>
+      <w:r>
+        <w:rPr>
+          <w:rFonts w:ascii="Courier New" w:hAnsi="Courier New" w:cs="Courier New"/>
+          <w:color w:val="BCBEC4"/>
+          <w:sz w:val="16"/>
+          <w:szCs w:val="16"/>
+        </w:rPr>
+        <w:t>(path);</w:t>
+      </w:r>
+      <w:r>
+        <w:rPr>
+          <w:rFonts w:ascii="Courier New" w:hAnsi="Courier New" w:cs="Courier New"/>
+          <w:color w:val="BCBEC4"/>
+          <w:sz w:val="16"/>
+          <w:szCs w:val="16"/>
+        </w:rPr>
+        <w:br/>
+        <w:t xml:space="preserve">        }</w:t>
+      </w:r>
+      <w:r>
+        <w:rPr>
+          <w:rFonts w:ascii="Courier New" w:hAnsi="Courier New" w:cs="Courier New"/>
+          <w:color w:val="BCBEC4"/>
+          <w:sz w:val="16"/>
+          <w:szCs w:val="16"/>
+        </w:rPr>
+        <w:br/>
+        <w:t xml:space="preserve">    }</w:t>
+      </w:r>
+      <w:r>
+        <w:rPr>
+          <w:rFonts w:ascii="Courier New" w:hAnsi="Courier New" w:cs="Courier New"/>
+          <w:color w:val="BCBEC4"/>
+          <w:sz w:val="16"/>
+          <w:szCs w:val="16"/>
+        </w:rPr>
+        <w:br/>
+      </w:r>
+      <w:r>
+        <w:rPr>
+          <w:rFonts w:ascii="Courier New" w:hAnsi="Courier New" w:cs="Courier New"/>
+          <w:color w:val="BCBEC4"/>
+          <w:sz w:val="16"/>
+          <w:szCs w:val="16"/>
+        </w:rPr>
+        <w:br/>
+        <w:t xml:space="preserve">    </w:t>
+      </w:r>
+      <w:r>
+        <w:rPr>
+          <w:rFonts w:ascii="Courier New" w:hAnsi="Courier New" w:cs="Courier New"/>
+          <w:i/>
+          <w:iCs/>
+          <w:color w:val="5F826B"/>
+          <w:sz w:val="16"/>
+          <w:szCs w:val="16"/>
+        </w:rPr>
+        <w:t>/**</w:t>
+      </w:r>
+      <w:r>
+        <w:rPr>
+          <w:rFonts w:ascii="Courier New" w:hAnsi="Courier New" w:cs="Courier New"/>
+          <w:i/>
+          <w:iCs/>
+          <w:color w:val="5F826B"/>
+          <w:sz w:val="16"/>
+          <w:szCs w:val="16"/>
+        </w:rPr>
+        <w:br/>
+        <w:t xml:space="preserve">     * Получает содержимое файла</w:t>
+      </w:r>
+      <w:r>
+        <w:rPr>
+          <w:rFonts w:ascii="Courier New" w:hAnsi="Courier New" w:cs="Courier New"/>
+          <w:i/>
+          <w:iCs/>
+          <w:color w:val="5F826B"/>
+          <w:sz w:val="16"/>
+          <w:szCs w:val="16"/>
+        </w:rPr>
+        <w:br/>
+        <w:t xml:space="preserve">     * </w:t>
+      </w:r>
+      <w:r>
+        <w:rPr>
+          <w:rFonts w:ascii="Courier New" w:hAnsi="Courier New" w:cs="Courier New"/>
+          <w:i/>
+          <w:iCs/>
+          <w:color w:val="67A37C"/>
+          <w:sz w:val="16"/>
+          <w:szCs w:val="16"/>
+        </w:rPr>
+        <w:t xml:space="preserve">@param </w:t>
+      </w:r>
+      <w:r>
+        <w:rPr>
+          <w:rFonts w:ascii="Courier New" w:hAnsi="Courier New" w:cs="Courier New"/>
+          <w:i/>
+          <w:iCs/>
+          <w:color w:val="ABADB3"/>
+          <w:sz w:val="16"/>
+          <w:szCs w:val="16"/>
+        </w:rPr>
+        <w:t xml:space="preserve">path </w:t>
+      </w:r>
+      <w:r>
+        <w:rPr>
+          <w:rFonts w:ascii="Courier New" w:hAnsi="Courier New" w:cs="Courier New"/>
+          <w:i/>
+          <w:iCs/>
+          <w:color w:val="5F826B"/>
+          <w:sz w:val="16"/>
+          <w:szCs w:val="16"/>
+        </w:rPr>
+        <w:t>путь до файла</w:t>
+      </w:r>
+      <w:r>
+        <w:rPr>
+          <w:rFonts w:ascii="Courier New" w:hAnsi="Courier New" w:cs="Courier New"/>
+          <w:i/>
+          <w:iCs/>
+          <w:color w:val="5F826B"/>
+          <w:sz w:val="16"/>
+          <w:szCs w:val="16"/>
+        </w:rPr>
+        <w:br/>
+        <w:t xml:space="preserve">     * </w:t>
+      </w:r>
+      <w:r>
+        <w:rPr>
+          <w:rFonts w:ascii="Courier New" w:hAnsi="Courier New" w:cs="Courier New"/>
+          <w:i/>
+          <w:iCs/>
+          <w:color w:val="67A37C"/>
+          <w:sz w:val="16"/>
+          <w:szCs w:val="16"/>
+        </w:rPr>
+        <w:t xml:space="preserve">@return </w:t>
+      </w:r>
+      <w:r>
+        <w:rPr>
+          <w:rFonts w:ascii="Courier New" w:hAnsi="Courier New" w:cs="Courier New"/>
+          <w:i/>
+          <w:iCs/>
+          <w:color w:val="5F826B"/>
+          <w:sz w:val="16"/>
+          <w:szCs w:val="16"/>
+        </w:rPr>
+        <w:t>содержимое файла</w:t>
+      </w:r>
+      <w:r>
+        <w:rPr>
+          <w:rFonts w:ascii="Courier New" w:hAnsi="Courier New" w:cs="Courier New"/>
+          <w:i/>
+          <w:iCs/>
+          <w:color w:val="5F826B"/>
+          <w:sz w:val="16"/>
+          <w:szCs w:val="16"/>
+        </w:rPr>
+        <w:br/>
+        <w:t xml:space="preserve">     */</w:t>
+      </w:r>
+      <w:r>
+        <w:rPr>
+          <w:rFonts w:ascii="Courier New" w:hAnsi="Courier New" w:cs="Courier New"/>
+          <w:i/>
+          <w:iCs/>
+          <w:color w:val="5F826B"/>
+          <w:sz w:val="16"/>
+          <w:szCs w:val="16"/>
+        </w:rPr>
+        <w:br/>
+        <w:t xml:space="preserve">    </w:t>
+      </w:r>
+      <w:r>
+        <w:rPr>
+          <w:rFonts w:ascii="Courier New" w:hAnsi="Courier New" w:cs="Courier New"/>
+          <w:color w:val="CF8E6D"/>
+          <w:sz w:val="16"/>
+          <w:szCs w:val="16"/>
+        </w:rPr>
+        <w:t xml:space="preserve">public static </w:t>
+      </w:r>
+      <w:r>
+        <w:rPr>
+          <w:rFonts w:ascii="Courier New" w:hAnsi="Courier New" w:cs="Courier New"/>
+          <w:color w:val="BCBEC4"/>
+          <w:sz w:val="16"/>
+          <w:szCs w:val="16"/>
+        </w:rPr>
+        <w:t xml:space="preserve">String </w:t>
+      </w:r>
+      <w:r>
+        <w:rPr>
+          <w:rFonts w:ascii="Courier New" w:hAnsi="Courier New" w:cs="Courier New"/>
+          <w:color w:val="56A8F5"/>
+          <w:sz w:val="16"/>
+          <w:szCs w:val="16"/>
+        </w:rPr>
+        <w:t>getContentFromFile</w:t>
+      </w:r>
+      <w:r>
+        <w:rPr>
+          <w:rFonts w:ascii="Courier New" w:hAnsi="Courier New" w:cs="Courier New"/>
+          <w:color w:val="BCBEC4"/>
+          <w:sz w:val="16"/>
+          <w:szCs w:val="16"/>
+        </w:rPr>
+        <w:t>(Path path) {</w:t>
+      </w:r>
+      <w:r>
+        <w:rPr>
+          <w:rFonts w:ascii="Courier New" w:hAnsi="Courier New" w:cs="Courier New"/>
+          <w:color w:val="BCBEC4"/>
+          <w:sz w:val="16"/>
+          <w:szCs w:val="16"/>
+        </w:rPr>
+        <w:br/>
+        <w:t xml:space="preserve">        StringBuilder content = </w:t>
+      </w:r>
+      <w:r>
+        <w:rPr>
+          <w:rFonts w:ascii="Courier New" w:hAnsi="Courier New" w:cs="Courier New"/>
+          <w:color w:val="CF8E6D"/>
+          <w:sz w:val="16"/>
+          <w:szCs w:val="16"/>
+        </w:rPr>
+        <w:t xml:space="preserve">new </w:t>
+      </w:r>
+      <w:r>
+        <w:rPr>
+          <w:rFonts w:ascii="Courier New" w:hAnsi="Courier New" w:cs="Courier New"/>
+          <w:color w:val="BCBEC4"/>
+          <w:sz w:val="16"/>
+          <w:szCs w:val="16"/>
+        </w:rPr>
+        <w:t>StringBuilder();</w:t>
+      </w:r>
+      <w:r>
+        <w:rPr>
+          <w:rFonts w:ascii="Courier New" w:hAnsi="Courier New" w:cs="Courier New"/>
+          <w:color w:val="BCBEC4"/>
+          <w:sz w:val="16"/>
+          <w:szCs w:val="16"/>
+        </w:rPr>
+        <w:br/>
+        <w:t xml:space="preserve">        </w:t>
+      </w:r>
+      <w:r>
+        <w:rPr>
+          <w:rFonts w:ascii="Courier New" w:hAnsi="Courier New" w:cs="Courier New"/>
+          <w:color w:val="CF8E6D"/>
+          <w:sz w:val="16"/>
+          <w:szCs w:val="16"/>
+        </w:rPr>
+        <w:t xml:space="preserve">try </w:t>
+      </w:r>
+      <w:r>
+        <w:rPr>
+          <w:rFonts w:ascii="Courier New" w:hAnsi="Courier New" w:cs="Courier New"/>
+          <w:color w:val="BCBEC4"/>
+          <w:sz w:val="16"/>
+          <w:szCs w:val="16"/>
+        </w:rPr>
+        <w:t xml:space="preserve">(BufferedReader br = </w:t>
+      </w:r>
+      <w:r>
+        <w:rPr>
+          <w:rFonts w:ascii="Courier New" w:hAnsi="Courier New" w:cs="Courier New"/>
+          <w:color w:val="CF8E6D"/>
+          <w:sz w:val="16"/>
+          <w:szCs w:val="16"/>
+        </w:rPr>
+        <w:t xml:space="preserve">new </w:t>
+      </w:r>
+      <w:r>
+        <w:rPr>
+          <w:rFonts w:ascii="Courier New" w:hAnsi="Courier New" w:cs="Courier New"/>
+          <w:color w:val="BCBEC4"/>
+          <w:sz w:val="16"/>
+          <w:szCs w:val="16"/>
+        </w:rPr>
+        <w:t>BufferedReader(</w:t>
+      </w:r>
+      <w:r>
+        <w:rPr>
+          <w:rFonts w:ascii="Courier New" w:hAnsi="Courier New" w:cs="Courier New"/>
+          <w:color w:val="CF8E6D"/>
+          <w:sz w:val="16"/>
+          <w:szCs w:val="16"/>
+        </w:rPr>
+        <w:t xml:space="preserve">new </w:t>
+      </w:r>
+      <w:r>
+        <w:rPr>
+          <w:rFonts w:ascii="Courier New" w:hAnsi="Courier New" w:cs="Courier New"/>
+          <w:color w:val="BCBEC4"/>
+          <w:sz w:val="16"/>
+          <w:szCs w:val="16"/>
+        </w:rPr>
+        <w:t>FileReader(path.toFile()))) {</w:t>
+      </w:r>
+      <w:r>
+        <w:rPr>
+          <w:rFonts w:ascii="Courier New" w:hAnsi="Courier New" w:cs="Courier New"/>
+          <w:color w:val="BCBEC4"/>
+          <w:sz w:val="16"/>
+          <w:szCs w:val="16"/>
+        </w:rPr>
+        <w:br/>
+        <w:t xml:space="preserve">            String line;</w:t>
+      </w:r>
+      <w:r>
+        <w:rPr>
+          <w:rFonts w:ascii="Courier New" w:hAnsi="Courier New" w:cs="Courier New"/>
+          <w:color w:val="BCBEC4"/>
+          <w:sz w:val="16"/>
+          <w:szCs w:val="16"/>
+        </w:rPr>
+        <w:br/>
+        <w:t xml:space="preserve">            </w:t>
+      </w:r>
+      <w:r>
+        <w:rPr>
+          <w:rFonts w:ascii="Courier New" w:hAnsi="Courier New" w:cs="Courier New"/>
+          <w:color w:val="CF8E6D"/>
+          <w:sz w:val="16"/>
+          <w:szCs w:val="16"/>
+        </w:rPr>
+        <w:t xml:space="preserve">while </w:t>
+      </w:r>
+      <w:r>
+        <w:rPr>
+          <w:rFonts w:ascii="Courier New" w:hAnsi="Courier New" w:cs="Courier New"/>
+          <w:color w:val="BCBEC4"/>
+          <w:sz w:val="16"/>
+          <w:szCs w:val="16"/>
+        </w:rPr>
+        <w:t xml:space="preserve">((line = br.readLine()) != </w:t>
+      </w:r>
+      <w:r>
+        <w:rPr>
+          <w:rFonts w:ascii="Courier New" w:hAnsi="Courier New" w:cs="Courier New"/>
+          <w:color w:val="CF8E6D"/>
+          <w:sz w:val="16"/>
+          <w:szCs w:val="16"/>
+        </w:rPr>
+        <w:t>null</w:t>
+      </w:r>
+      <w:r>
+        <w:rPr>
+          <w:rFonts w:ascii="Courier New" w:hAnsi="Courier New" w:cs="Courier New"/>
+          <w:color w:val="BCBEC4"/>
+          <w:sz w:val="16"/>
+          <w:szCs w:val="16"/>
+        </w:rPr>
+        <w:t>) {</w:t>
+      </w:r>
+      <w:r>
+        <w:rPr>
+          <w:rFonts w:ascii="Courier New" w:hAnsi="Courier New" w:cs="Courier New"/>
+          <w:color w:val="BCBEC4"/>
+          <w:sz w:val="16"/>
+          <w:szCs w:val="16"/>
+        </w:rPr>
+        <w:br/>
+        <w:t xml:space="preserve">                content.append(line).append(</w:t>
+      </w:r>
+      <w:r>
+        <w:rPr>
+          <w:rFonts w:ascii="Courier New" w:hAnsi="Courier New" w:cs="Courier New"/>
+          <w:color w:val="6AAB73"/>
+          <w:sz w:val="16"/>
+          <w:szCs w:val="16"/>
+        </w:rPr>
+        <w:t>"</w:t>
+      </w:r>
+      <w:r>
+        <w:rPr>
+          <w:rFonts w:ascii="Courier New" w:hAnsi="Courier New" w:cs="Courier New"/>
+          <w:color w:val="CF8E6D"/>
+          <w:sz w:val="16"/>
+          <w:szCs w:val="16"/>
+        </w:rPr>
+        <w:t>\n</w:t>
+      </w:r>
+      <w:r>
+        <w:rPr>
+          <w:rFonts w:ascii="Courier New" w:hAnsi="Courier New" w:cs="Courier New"/>
+          <w:color w:val="6AAB73"/>
+          <w:sz w:val="16"/>
+          <w:szCs w:val="16"/>
+        </w:rPr>
+        <w:t>"</w:t>
+      </w:r>
+      <w:r>
+        <w:rPr>
+          <w:rFonts w:ascii="Courier New" w:hAnsi="Courier New" w:cs="Courier New"/>
+          <w:color w:val="BCBEC4"/>
+          <w:sz w:val="16"/>
+          <w:szCs w:val="16"/>
+        </w:rPr>
+        <w:t>);</w:t>
+      </w:r>
+      <w:r>
+        <w:rPr>
+          <w:rFonts w:ascii="Courier New" w:hAnsi="Courier New" w:cs="Courier New"/>
+          <w:color w:val="BCBEC4"/>
+          <w:sz w:val="16"/>
+          <w:szCs w:val="16"/>
+        </w:rPr>
+        <w:br/>
+        <w:t xml:space="preserve">            }</w:t>
+      </w:r>
+      <w:r>
+        <w:rPr>
+          <w:rFonts w:ascii="Courier New" w:hAnsi="Courier New" w:cs="Courier New"/>
+          <w:color w:val="BCBEC4"/>
+          <w:sz w:val="16"/>
+          <w:szCs w:val="16"/>
+        </w:rPr>
+        <w:br/>
+        <w:t xml:space="preserve">            </w:t>
+      </w:r>
+      <w:r>
+        <w:rPr>
+          <w:rFonts w:ascii="Courier New" w:hAnsi="Courier New" w:cs="Courier New"/>
+          <w:color w:val="7A7E85"/>
+          <w:sz w:val="16"/>
+          <w:szCs w:val="16"/>
+        </w:rPr>
+        <w:t>// Удаляем последний перенос строки</w:t>
+      </w:r>
+      <w:r>
+        <w:rPr>
+          <w:rFonts w:ascii="Courier New" w:hAnsi="Courier New" w:cs="Courier New"/>
+          <w:color w:val="7A7E85"/>
+          <w:sz w:val="16"/>
+          <w:szCs w:val="16"/>
+        </w:rPr>
+        <w:br/>
+        <w:t xml:space="preserve">            </w:t>
+      </w:r>
+      <w:r>
+        <w:rPr>
+          <w:rFonts w:ascii="Courier New" w:hAnsi="Courier New" w:cs="Courier New"/>
+          <w:color w:val="CF8E6D"/>
+          <w:sz w:val="16"/>
+          <w:szCs w:val="16"/>
+        </w:rPr>
+        <w:t xml:space="preserve">if </w:t>
+      </w:r>
+      <w:r>
+        <w:rPr>
+          <w:rFonts w:ascii="Courier New" w:hAnsi="Courier New" w:cs="Courier New"/>
+          <w:color w:val="BCBEC4"/>
+          <w:sz w:val="16"/>
+          <w:szCs w:val="16"/>
+        </w:rPr>
+        <w:t xml:space="preserve">(content.length() &gt; </w:t>
+      </w:r>
+      <w:r>
+        <w:rPr>
+          <w:rFonts w:ascii="Courier New" w:hAnsi="Courier New" w:cs="Courier New"/>
+          <w:color w:val="2AACB8"/>
+          <w:sz w:val="16"/>
+          <w:szCs w:val="16"/>
+        </w:rPr>
+        <w:t>0</w:t>
+      </w:r>
+      <w:r>
+        <w:rPr>
+          <w:rFonts w:ascii="Courier New" w:hAnsi="Courier New" w:cs="Courier New"/>
+          <w:color w:val="BCBEC4"/>
+          <w:sz w:val="16"/>
+          <w:szCs w:val="16"/>
+        </w:rPr>
+        <w:t>) {</w:t>
+      </w:r>
+      <w:r>
+        <w:rPr>
+          <w:rFonts w:ascii="Courier New" w:hAnsi="Courier New" w:cs="Courier New"/>
+          <w:color w:val="BCBEC4"/>
+          <w:sz w:val="16"/>
+          <w:szCs w:val="16"/>
+        </w:rPr>
+        <w:br/>
+        <w:t xml:space="preserve">                content.setLength(content.length() - </w:t>
+      </w:r>
+      <w:r>
+        <w:rPr>
+          <w:rFonts w:ascii="Courier New" w:hAnsi="Courier New" w:cs="Courier New"/>
+          <w:color w:val="2AACB8"/>
+          <w:sz w:val="16"/>
+          <w:szCs w:val="16"/>
+        </w:rPr>
+        <w:t>1</w:t>
+      </w:r>
+      <w:r>
+        <w:rPr>
+          <w:rFonts w:ascii="Courier New" w:hAnsi="Courier New" w:cs="Courier New"/>
+          <w:color w:val="BCBEC4"/>
+          <w:sz w:val="16"/>
+          <w:szCs w:val="16"/>
+        </w:rPr>
+        <w:t>);</w:t>
+      </w:r>
+      <w:r>
+        <w:rPr>
+          <w:rFonts w:ascii="Courier New" w:hAnsi="Courier New" w:cs="Courier New"/>
+          <w:color w:val="BCBEC4"/>
+          <w:sz w:val="16"/>
+          <w:szCs w:val="16"/>
+        </w:rPr>
+        <w:br/>
+        <w:t xml:space="preserve">            }</w:t>
+      </w:r>
+      <w:r>
+        <w:rPr>
+          <w:rFonts w:ascii="Courier New" w:hAnsi="Courier New" w:cs="Courier New"/>
+          <w:color w:val="BCBEC4"/>
+          <w:sz w:val="16"/>
+          <w:szCs w:val="16"/>
+        </w:rPr>
+        <w:br/>
+        <w:t xml:space="preserve">        } </w:t>
+      </w:r>
+      <w:r>
+        <w:rPr>
+          <w:rFonts w:ascii="Courier New" w:hAnsi="Courier New" w:cs="Courier New"/>
+          <w:color w:val="CF8E6D"/>
+          <w:sz w:val="16"/>
+          <w:szCs w:val="16"/>
+        </w:rPr>
+        <w:t xml:space="preserve">catch </w:t>
+      </w:r>
+      <w:r>
+        <w:rPr>
+          <w:rFonts w:ascii="Courier New" w:hAnsi="Courier New" w:cs="Courier New"/>
+          <w:color w:val="BCBEC4"/>
+          <w:sz w:val="16"/>
+          <w:szCs w:val="16"/>
+        </w:rPr>
+        <w:t>(IOException e) {</w:t>
+      </w:r>
+      <w:r>
+        <w:rPr>
+          <w:rFonts w:ascii="Courier New" w:hAnsi="Courier New" w:cs="Courier New"/>
+          <w:color w:val="BCBEC4"/>
+          <w:sz w:val="16"/>
+          <w:szCs w:val="16"/>
+        </w:rPr>
+        <w:br/>
+        <w:t xml:space="preserve">            </w:t>
+      </w:r>
+      <w:r>
+        <w:rPr>
+          <w:rFonts w:ascii="Courier New" w:hAnsi="Courier New" w:cs="Courier New"/>
+          <w:color w:val="CF8E6D"/>
+          <w:sz w:val="16"/>
+          <w:szCs w:val="16"/>
+        </w:rPr>
+        <w:t xml:space="preserve">throw new </w:t>
+      </w:r>
+      <w:r>
+        <w:rPr>
+          <w:rFonts w:ascii="Courier New" w:hAnsi="Courier New" w:cs="Courier New"/>
+          <w:color w:val="BCBEC4"/>
+          <w:sz w:val="16"/>
+          <w:szCs w:val="16"/>
+        </w:rPr>
+        <w:t>ReadingFileException(e, path);</w:t>
+      </w:r>
+      <w:r>
+        <w:rPr>
+          <w:rFonts w:ascii="Courier New" w:hAnsi="Courier New" w:cs="Courier New"/>
+          <w:color w:val="BCBEC4"/>
+          <w:sz w:val="16"/>
+          <w:szCs w:val="16"/>
+        </w:rPr>
+        <w:br/>
+        <w:t xml:space="preserve">        }</w:t>
+      </w:r>
+      <w:r>
+        <w:rPr>
+          <w:rFonts w:ascii="Courier New" w:hAnsi="Courier New" w:cs="Courier New"/>
+          <w:color w:val="BCBEC4"/>
+          <w:sz w:val="16"/>
+          <w:szCs w:val="16"/>
+        </w:rPr>
+        <w:br/>
+        <w:t xml:space="preserve">        </w:t>
+      </w:r>
+      <w:r>
+        <w:rPr>
+          <w:rFonts w:ascii="Courier New" w:hAnsi="Courier New" w:cs="Courier New"/>
+          <w:color w:val="CF8E6D"/>
+          <w:sz w:val="16"/>
+          <w:szCs w:val="16"/>
+        </w:rPr>
+        <w:t xml:space="preserve">return </w:t>
+      </w:r>
+      <w:r>
+        <w:rPr>
+          <w:rFonts w:ascii="Courier New" w:hAnsi="Courier New" w:cs="Courier New"/>
+          <w:color w:val="BCBEC4"/>
+          <w:sz w:val="16"/>
+          <w:szCs w:val="16"/>
+        </w:rPr>
+        <w:t>content.toString();</w:t>
+      </w:r>
+      <w:r>
+        <w:rPr>
+          <w:rFonts w:ascii="Courier New" w:hAnsi="Courier New" w:cs="Courier New"/>
+          <w:color w:val="BCBEC4"/>
+          <w:sz w:val="16"/>
+          <w:szCs w:val="16"/>
+        </w:rPr>
+        <w:br/>
+        <w:t xml:space="preserve">    }</w:t>
+      </w:r>
+      <w:r>
+        <w:rPr>
+          <w:rFonts w:ascii="Courier New" w:hAnsi="Courier New" w:cs="Courier New"/>
+          <w:color w:val="BCBEC4"/>
+          <w:sz w:val="16"/>
+          <w:szCs w:val="16"/>
+        </w:rPr>
+        <w:br/>
+      </w:r>
+      <w:r>
+        <w:rPr>
+          <w:rFonts w:ascii="Courier New" w:hAnsi="Courier New" w:cs="Courier New"/>
+          <w:color w:val="BCBEC4"/>
+          <w:sz w:val="16"/>
+          <w:szCs w:val="16"/>
+        </w:rPr>
+        <w:br/>
+        <w:t xml:space="preserve">    </w:t>
+      </w:r>
+      <w:r>
+        <w:rPr>
+          <w:rFonts w:ascii="Courier New" w:hAnsi="Courier New" w:cs="Courier New"/>
+          <w:i/>
+          <w:iCs/>
+          <w:color w:val="5F826B"/>
+          <w:sz w:val="16"/>
+          <w:szCs w:val="16"/>
+        </w:rPr>
+        <w:t>/**</w:t>
+      </w:r>
+      <w:r>
+        <w:rPr>
+          <w:rFonts w:ascii="Courier New" w:hAnsi="Courier New" w:cs="Courier New"/>
+          <w:i/>
+          <w:iCs/>
+          <w:color w:val="5F826B"/>
+          <w:sz w:val="16"/>
+          <w:szCs w:val="16"/>
+        </w:rPr>
+        <w:br/>
+        <w:t xml:space="preserve">     * Выводит результат</w:t>
+      </w:r>
+      <w:r>
+        <w:rPr>
+          <w:rFonts w:ascii="Courier New" w:hAnsi="Courier New" w:cs="Courier New"/>
+          <w:i/>
+          <w:iCs/>
+          <w:color w:val="5F826B"/>
+          <w:sz w:val="16"/>
+          <w:szCs w:val="16"/>
+        </w:rPr>
+        <w:br/>
+        <w:t xml:space="preserve">     * </w:t>
+      </w:r>
+      <w:r>
+        <w:rPr>
+          <w:rFonts w:ascii="Courier New" w:hAnsi="Courier New" w:cs="Courier New"/>
+          <w:i/>
+          <w:iCs/>
+          <w:color w:val="67A37C"/>
+          <w:sz w:val="16"/>
+          <w:szCs w:val="16"/>
+        </w:rPr>
+        <w:t xml:space="preserve">@param </w:t>
+      </w:r>
+      <w:r>
+        <w:rPr>
+          <w:rFonts w:ascii="Courier New" w:hAnsi="Courier New" w:cs="Courier New"/>
+          <w:i/>
+          <w:iCs/>
+          <w:color w:val="ABADB3"/>
+          <w:sz w:val="16"/>
+          <w:szCs w:val="16"/>
+        </w:rPr>
+        <w:t xml:space="preserve">numberOfTestFile </w:t>
+      </w:r>
+      <w:r>
+        <w:rPr>
+          <w:rFonts w:ascii="Courier New" w:hAnsi="Courier New" w:cs="Courier New"/>
+          <w:i/>
+          <w:iCs/>
+          <w:color w:val="5F826B"/>
+          <w:sz w:val="16"/>
+          <w:szCs w:val="16"/>
+        </w:rPr>
+        <w:t>номер тест-файла</w:t>
+      </w:r>
+      <w:r>
+        <w:rPr>
+          <w:rFonts w:ascii="Courier New" w:hAnsi="Courier New" w:cs="Courier New"/>
+          <w:i/>
+          <w:iCs/>
+          <w:color w:val="5F826B"/>
+          <w:sz w:val="16"/>
+          <w:szCs w:val="16"/>
+        </w:rPr>
+        <w:br/>
+        <w:t xml:space="preserve">     * </w:t>
+      </w:r>
+      <w:r>
+        <w:rPr>
+          <w:rFonts w:ascii="Courier New" w:hAnsi="Courier New" w:cs="Courier New"/>
+          <w:i/>
+          <w:iCs/>
+          <w:color w:val="67A37C"/>
+          <w:sz w:val="16"/>
+          <w:szCs w:val="16"/>
+        </w:rPr>
+        <w:t xml:space="preserve">@param </w:t>
+      </w:r>
+      <w:r>
+        <w:rPr>
+          <w:rFonts w:ascii="Courier New" w:hAnsi="Courier New" w:cs="Courier New"/>
+          <w:i/>
+          <w:iCs/>
+          <w:color w:val="ABADB3"/>
+          <w:sz w:val="16"/>
+          <w:szCs w:val="16"/>
+        </w:rPr>
+        <w:t xml:space="preserve">isOk </w:t>
+      </w:r>
+      <w:r>
+        <w:rPr>
+          <w:rFonts w:ascii="Courier New" w:hAnsi="Courier New" w:cs="Courier New"/>
+          <w:i/>
+          <w:iCs/>
+          <w:color w:val="5F826B"/>
+          <w:sz w:val="16"/>
+          <w:szCs w:val="16"/>
+        </w:rPr>
+        <w:t>пройдена ли проверка на эквивалентность исходного и ожидаемого результата</w:t>
+      </w:r>
+      <w:r>
+        <w:rPr>
+          <w:rFonts w:ascii="Courier New" w:hAnsi="Courier New" w:cs="Courier New"/>
+          <w:i/>
+          <w:iCs/>
+          <w:color w:val="5F826B"/>
+          <w:sz w:val="16"/>
+          <w:szCs w:val="16"/>
+        </w:rPr>
+        <w:br/>
+        <w:t xml:space="preserve">     * </w:t>
+      </w:r>
+      <w:r>
+        <w:rPr>
+          <w:rFonts w:ascii="Courier New" w:hAnsi="Courier New" w:cs="Courier New"/>
+          <w:i/>
+          <w:iCs/>
+          <w:color w:val="67A37C"/>
+          <w:sz w:val="16"/>
+          <w:szCs w:val="16"/>
+        </w:rPr>
+        <w:t xml:space="preserve">@param </w:t>
+      </w:r>
+      <w:r>
+        <w:rPr>
+          <w:rFonts w:ascii="Courier New" w:hAnsi="Courier New" w:cs="Courier New"/>
+          <w:i/>
+          <w:iCs/>
+          <w:color w:val="ABADB3"/>
+          <w:sz w:val="16"/>
+          <w:szCs w:val="16"/>
+        </w:rPr>
+        <w:t xml:space="preserve">sourceResult </w:t>
+      </w:r>
+      <w:r>
+        <w:rPr>
+          <w:rFonts w:ascii="Courier New" w:hAnsi="Courier New" w:cs="Courier New"/>
+          <w:i/>
+          <w:iCs/>
+          <w:color w:val="5F826B"/>
+          <w:sz w:val="16"/>
+          <w:szCs w:val="16"/>
+        </w:rPr>
+        <w:t>исходный результат</w:t>
+      </w:r>
+      <w:r>
+        <w:rPr>
+          <w:rFonts w:ascii="Courier New" w:hAnsi="Courier New" w:cs="Courier New"/>
+          <w:i/>
+          <w:iCs/>
+          <w:color w:val="5F826B"/>
+          <w:sz w:val="16"/>
+          <w:szCs w:val="16"/>
+        </w:rPr>
+        <w:br/>
+        <w:t xml:space="preserve">     * </w:t>
+      </w:r>
+      <w:r>
+        <w:rPr>
+          <w:rFonts w:ascii="Courier New" w:hAnsi="Courier New" w:cs="Courier New"/>
+          <w:i/>
+          <w:iCs/>
+          <w:color w:val="67A37C"/>
+          <w:sz w:val="16"/>
+          <w:szCs w:val="16"/>
+        </w:rPr>
+        <w:t xml:space="preserve">@param </w:t>
+      </w:r>
+      <w:r>
+        <w:rPr>
+          <w:rFonts w:ascii="Courier New" w:hAnsi="Courier New" w:cs="Courier New"/>
+          <w:i/>
+          <w:iCs/>
+          <w:color w:val="ABADB3"/>
+          <w:sz w:val="16"/>
+          <w:szCs w:val="16"/>
+        </w:rPr>
+        <w:t xml:space="preserve">expectedResult </w:t>
+      </w:r>
+      <w:r>
+        <w:rPr>
+          <w:rFonts w:ascii="Courier New" w:hAnsi="Courier New" w:cs="Courier New"/>
+          <w:i/>
+          <w:iCs/>
+          <w:color w:val="5F826B"/>
+          <w:sz w:val="16"/>
+          <w:szCs w:val="16"/>
+        </w:rPr>
+        <w:t>ожидаемый результат</w:t>
+      </w:r>
+      <w:r>
+        <w:rPr>
+          <w:rFonts w:ascii="Courier New" w:hAnsi="Courier New" w:cs="Courier New"/>
+          <w:i/>
+          <w:iCs/>
+          <w:color w:val="5F826B"/>
+          <w:sz w:val="16"/>
+          <w:szCs w:val="16"/>
+        </w:rPr>
+        <w:br/>
+        <w:t xml:space="preserve">     */</w:t>
+      </w:r>
+      <w:r>
+        <w:rPr>
+          <w:rFonts w:ascii="Courier New" w:hAnsi="Courier New" w:cs="Courier New"/>
+          <w:i/>
+          <w:iCs/>
+          <w:color w:val="5F826B"/>
+        </w:rPr>
+        <w:br/>
+      </w:r>
+      <w:r>
+        <w:rPr>
+          <w:rFonts w:ascii="Courier New" w:hAnsi="Courier New" w:cs="Courier New"/>
+          <w:i/>
+          <w:iCs/>
+          <w:color w:val="5F826B"/>
+          <w:sz w:val="16"/>
+          <w:szCs w:val="16"/>
+        </w:rPr>
+        <w:t xml:space="preserve">    </w:t>
+      </w:r>
+      <w:r>
+        <w:rPr>
+          <w:rFonts w:ascii="Courier New" w:hAnsi="Courier New" w:cs="Courier New"/>
+          <w:color w:val="CF8E6D"/>
+          <w:sz w:val="16"/>
+          <w:szCs w:val="16"/>
+        </w:rPr>
+        <w:t xml:space="preserve">public static void </w:t>
+      </w:r>
+      <w:r>
+        <w:rPr>
+          <w:rFonts w:ascii="Courier New" w:hAnsi="Courier New" w:cs="Courier New"/>
+          <w:color w:val="56A8F5"/>
+          <w:sz w:val="16"/>
+          <w:szCs w:val="16"/>
+        </w:rPr>
+        <w:t>printResult</w:t>
+      </w:r>
+      <w:r>
+        <w:rPr>
+          <w:rFonts w:ascii="Courier New" w:hAnsi="Courier New" w:cs="Courier New"/>
+          <w:color w:val="BCBEC4"/>
+          <w:sz w:val="16"/>
+          <w:szCs w:val="16"/>
+        </w:rPr>
+        <w:t>(</w:t>
+      </w:r>
+      <w:r>
+        <w:rPr>
+          <w:rFonts w:ascii="Courier New" w:hAnsi="Courier New" w:cs="Courier New"/>
+          <w:color w:val="CF8E6D"/>
+          <w:sz w:val="16"/>
+          <w:szCs w:val="16"/>
+        </w:rPr>
+        <w:t xml:space="preserve">int </w:t>
+      </w:r>
+      <w:r>
+        <w:rPr>
+          <w:rFonts w:ascii="Courier New" w:hAnsi="Courier New" w:cs="Courier New"/>
+          <w:color w:val="BCBEC4"/>
+          <w:sz w:val="16"/>
+          <w:szCs w:val="16"/>
+        </w:rPr>
+        <w:t xml:space="preserve">numberOfTestFile, </w:t>
+      </w:r>
+      <w:r>
+        <w:rPr>
+          <w:rFonts w:ascii="Courier New" w:hAnsi="Courier New" w:cs="Courier New"/>
+          <w:color w:val="CF8E6D"/>
+          <w:sz w:val="16"/>
+          <w:szCs w:val="16"/>
+        </w:rPr>
+        <w:t xml:space="preserve">boolean </w:t>
+      </w:r>
+      <w:r>
+        <w:rPr>
+          <w:rFonts w:ascii="Courier New" w:hAnsi="Courier New" w:cs="Courier New"/>
+          <w:color w:val="BCBEC4"/>
+          <w:sz w:val="16"/>
+          <w:szCs w:val="16"/>
+        </w:rPr>
+        <w:t>isOk, String sourceResult, String expectedResult) {</w:t>
+      </w:r>
+      <w:r>
+        <w:rPr>
+          <w:rFonts w:ascii="Courier New" w:hAnsi="Courier New" w:cs="Courier New"/>
+          <w:color w:val="BCBEC4"/>
+          <w:sz w:val="16"/>
+          <w:szCs w:val="16"/>
+        </w:rPr>
+        <w:br/>
+        <w:t xml:space="preserve">        String logicSourceResult; </w:t>
+      </w:r>
+      <w:r>
+        <w:rPr>
+          <w:rFonts w:ascii="Courier New" w:hAnsi="Courier New" w:cs="Courier New"/>
+          <w:color w:val="7A7E85"/>
+          <w:sz w:val="16"/>
+          <w:szCs w:val="16"/>
+        </w:rPr>
+        <w:t>// результат метода logic на sourceResult</w:t>
+      </w:r>
+      <w:r>
+        <w:rPr>
+          <w:rFonts w:ascii="Courier New" w:hAnsi="Courier New" w:cs="Courier New"/>
+          <w:color w:val="7A7E85"/>
+          <w:sz w:val="16"/>
+          <w:szCs w:val="16"/>
+        </w:rPr>
+        <w:br/>
+        <w:t xml:space="preserve">        </w:t>
+      </w:r>
+      <w:r>
+        <w:rPr>
+          <w:rFonts w:ascii="Courier New" w:hAnsi="Courier New" w:cs="Courier New"/>
+          <w:color w:val="BCBEC4"/>
+          <w:sz w:val="16"/>
+          <w:szCs w:val="16"/>
+        </w:rPr>
+        <w:t xml:space="preserve">String logicExpectedResult;  </w:t>
+      </w:r>
+      <w:r>
+        <w:rPr>
+          <w:rFonts w:ascii="Courier New" w:hAnsi="Courier New" w:cs="Courier New"/>
+          <w:color w:val="7A7E85"/>
+          <w:sz w:val="16"/>
+          <w:szCs w:val="16"/>
+        </w:rPr>
+        <w:t>// результат метода logic на expectedResult</w:t>
+      </w:r>
+      <w:r>
+        <w:rPr>
+          <w:rFonts w:ascii="Courier New" w:hAnsi="Courier New" w:cs="Courier New"/>
+          <w:color w:val="7A7E85"/>
+          <w:sz w:val="16"/>
+          <w:szCs w:val="16"/>
+        </w:rPr>
+        <w:br/>
+        <w:t xml:space="preserve">        </w:t>
+      </w:r>
+      <w:r>
+        <w:rPr>
+          <w:rFonts w:ascii="Courier New" w:hAnsi="Courier New" w:cs="Courier New"/>
+          <w:color w:val="BCBEC4"/>
+          <w:sz w:val="16"/>
+          <w:szCs w:val="16"/>
+        </w:rPr>
+        <w:t xml:space="preserve">logicSourceResult = </w:t>
+      </w:r>
+      <w:r>
+        <w:rPr>
+          <w:rFonts w:ascii="Courier New" w:hAnsi="Courier New" w:cs="Courier New"/>
+          <w:i/>
+          <w:iCs/>
+          <w:color w:val="BCBEC4"/>
+          <w:sz w:val="16"/>
+          <w:szCs w:val="16"/>
+        </w:rPr>
+        <w:t>logic</w:t>
+      </w:r>
+      <w:r>
+        <w:rPr>
+          <w:rFonts w:ascii="Courier New" w:hAnsi="Courier New" w:cs="Courier New"/>
+          <w:color w:val="BCBEC4"/>
+          <w:sz w:val="16"/>
+          <w:szCs w:val="16"/>
+        </w:rPr>
+        <w:t>(sourceResult);</w:t>
+      </w:r>
+      <w:r>
+        <w:rPr>
+          <w:rFonts w:ascii="Courier New" w:hAnsi="Courier New" w:cs="Courier New"/>
+          <w:color w:val="BCBEC4"/>
+          <w:sz w:val="16"/>
+          <w:szCs w:val="16"/>
+        </w:rPr>
+        <w:br/>
+        <w:t xml:space="preserve">        logicExpectedResult = </w:t>
+      </w:r>
+      <w:r>
+        <w:rPr>
+          <w:rFonts w:ascii="Courier New" w:hAnsi="Courier New" w:cs="Courier New"/>
+          <w:i/>
+          <w:iCs/>
+          <w:color w:val="BCBEC4"/>
+          <w:sz w:val="16"/>
+          <w:szCs w:val="16"/>
+        </w:rPr>
+        <w:t>logic</w:t>
+      </w:r>
+      <w:r>
+        <w:rPr>
+          <w:rFonts w:ascii="Courier New" w:hAnsi="Courier New" w:cs="Courier New"/>
+          <w:color w:val="BCBEC4"/>
+          <w:sz w:val="16"/>
+          <w:szCs w:val="16"/>
+        </w:rPr>
+        <w:t>(expectedResult);</w:t>
+      </w:r>
+      <w:r>
+        <w:rPr>
+          <w:rFonts w:ascii="Courier New" w:hAnsi="Courier New" w:cs="Courier New"/>
+          <w:color w:val="BCBEC4"/>
+          <w:sz w:val="16"/>
+          <w:szCs w:val="16"/>
+        </w:rPr>
+        <w:br/>
+      </w:r>
+      <w:r>
+        <w:rPr>
+          <w:rFonts w:ascii="Courier New" w:hAnsi="Courier New" w:cs="Courier New"/>
+          <w:color w:val="BCBEC4"/>
+          <w:sz w:val="16"/>
+          <w:szCs w:val="16"/>
+        </w:rPr>
+        <w:br/>
+        <w:t xml:space="preserve">        System.</w:t>
+      </w:r>
+      <w:r>
+        <w:rPr>
+          <w:rFonts w:ascii="Courier New" w:hAnsi="Courier New" w:cs="Courier New"/>
+          <w:i/>
+          <w:iCs/>
+          <w:color w:val="C77DBB"/>
+          <w:sz w:val="16"/>
+          <w:szCs w:val="16"/>
+        </w:rPr>
+        <w:t>out</w:t>
+      </w:r>
+      <w:r>
+        <w:rPr>
+          <w:rFonts w:ascii="Courier New" w:hAnsi="Courier New" w:cs="Courier New"/>
+          <w:color w:val="BCBEC4"/>
+          <w:sz w:val="16"/>
+          <w:szCs w:val="16"/>
+        </w:rPr>
+        <w:t>.println(</w:t>
+      </w:r>
+      <w:r>
+        <w:rPr>
+          <w:rFonts w:ascii="Courier New" w:hAnsi="Courier New" w:cs="Courier New"/>
+          <w:color w:val="6AAB73"/>
+          <w:sz w:val="16"/>
+          <w:szCs w:val="16"/>
+        </w:rPr>
+        <w:t xml:space="preserve">"Тест файл " </w:t>
+      </w:r>
+      <w:r>
+        <w:rPr>
+          <w:rFonts w:ascii="Courier New" w:hAnsi="Courier New" w:cs="Courier New"/>
+          <w:color w:val="BCBEC4"/>
+          <w:sz w:val="16"/>
+          <w:szCs w:val="16"/>
+        </w:rPr>
+        <w:t xml:space="preserve">+ numberOfTestFile + </w:t>
+      </w:r>
+      <w:r>
+        <w:rPr>
+          <w:rFonts w:ascii="Courier New" w:hAnsi="Courier New" w:cs="Courier New"/>
+          <w:color w:val="6AAB73"/>
+          <w:sz w:val="16"/>
+          <w:szCs w:val="16"/>
+        </w:rPr>
+        <w:t xml:space="preserve">" результат " </w:t>
+      </w:r>
+      <w:r>
+        <w:rPr>
+          <w:rFonts w:ascii="Courier New" w:hAnsi="Courier New" w:cs="Courier New"/>
+          <w:color w:val="BCBEC4"/>
+          <w:sz w:val="16"/>
+          <w:szCs w:val="16"/>
+        </w:rPr>
+        <w:t xml:space="preserve">+ (isOk ? </w:t>
+      </w:r>
+      <w:r>
+        <w:rPr>
+          <w:rFonts w:ascii="Courier New" w:hAnsi="Courier New" w:cs="Courier New"/>
+          <w:color w:val="6AAB73"/>
+          <w:sz w:val="16"/>
+          <w:szCs w:val="16"/>
+        </w:rPr>
+        <w:t xml:space="preserve">"OK" </w:t>
+      </w:r>
+      <w:r>
+        <w:rPr>
+          <w:rFonts w:ascii="Courier New" w:hAnsi="Courier New" w:cs="Courier New"/>
+          <w:color w:val="BCBEC4"/>
+          <w:sz w:val="16"/>
+          <w:szCs w:val="16"/>
+        </w:rPr>
+        <w:t xml:space="preserve">: </w:t>
+      </w:r>
+      <w:r>
+        <w:rPr>
+          <w:rFonts w:ascii="Courier New" w:hAnsi="Courier New" w:cs="Courier New"/>
+          <w:color w:val="6AAB73"/>
+          <w:sz w:val="16"/>
+          <w:szCs w:val="16"/>
+        </w:rPr>
+        <w:t>"Failed"</w:t>
+      </w:r>
+      <w:r>
+        <w:rPr>
+          <w:rFonts w:ascii="Courier New" w:hAnsi="Courier New" w:cs="Courier New"/>
+          <w:color w:val="BCBEC4"/>
+          <w:sz w:val="16"/>
+          <w:szCs w:val="16"/>
+        </w:rPr>
+        <w:t xml:space="preserve">) + </w:t>
+      </w:r>
+      <w:r>
+        <w:rPr>
+          <w:rFonts w:ascii="Courier New" w:hAnsi="Courier New" w:cs="Courier New"/>
+          <w:color w:val="6AAB73"/>
+          <w:sz w:val="16"/>
+          <w:szCs w:val="16"/>
+        </w:rPr>
+        <w:t>":"</w:t>
+      </w:r>
+      <w:r>
+        <w:rPr>
+          <w:rFonts w:ascii="Courier New" w:hAnsi="Courier New" w:cs="Courier New"/>
+          <w:color w:val="BCBEC4"/>
+          <w:sz w:val="16"/>
+          <w:szCs w:val="16"/>
+        </w:rPr>
+        <w:t>);</w:t>
+      </w:r>
+      <w:r>
+        <w:rPr>
+          <w:rFonts w:ascii="Courier New" w:hAnsi="Courier New" w:cs="Courier New"/>
+          <w:color w:val="BCBEC4"/>
+          <w:sz w:val="16"/>
+          <w:szCs w:val="16"/>
+        </w:rPr>
+        <w:br/>
+        <w:t xml:space="preserve">        System.</w:t>
+      </w:r>
+      <w:r>
+        <w:rPr>
+          <w:rFonts w:ascii="Courier New" w:hAnsi="Courier New" w:cs="Courier New"/>
+          <w:i/>
+          <w:iCs/>
+          <w:color w:val="C77DBB"/>
+          <w:sz w:val="16"/>
+          <w:szCs w:val="16"/>
+        </w:rPr>
+        <w:t>out</w:t>
+      </w:r>
+      <w:r>
+        <w:rPr>
+          <w:rFonts w:ascii="Courier New" w:hAnsi="Courier New" w:cs="Courier New"/>
+          <w:color w:val="BCBEC4"/>
+          <w:sz w:val="16"/>
+          <w:szCs w:val="16"/>
+        </w:rPr>
+        <w:t>.println(</w:t>
+      </w:r>
+      <w:r>
+        <w:rPr>
+          <w:rFonts w:ascii="Courier New" w:hAnsi="Courier New" w:cs="Courier New"/>
+          <w:color w:val="6AAB73"/>
+          <w:sz w:val="16"/>
+          <w:szCs w:val="16"/>
+        </w:rPr>
+        <w:t>"Входной файл:"</w:t>
+      </w:r>
+      <w:r>
+        <w:rPr>
+          <w:rFonts w:ascii="Courier New" w:hAnsi="Courier New" w:cs="Courier New"/>
+          <w:color w:val="BCBEC4"/>
+          <w:sz w:val="16"/>
+          <w:szCs w:val="16"/>
+        </w:rPr>
+        <w:t>);</w:t>
+      </w:r>
+      <w:r>
+        <w:rPr>
+          <w:rFonts w:ascii="Courier New" w:hAnsi="Courier New" w:cs="Courier New"/>
+          <w:color w:val="BCBEC4"/>
+          <w:sz w:val="16"/>
+          <w:szCs w:val="16"/>
+        </w:rPr>
+        <w:br/>
+        <w:t xml:space="preserve">        System.</w:t>
+      </w:r>
+      <w:r>
+        <w:rPr>
+          <w:rFonts w:ascii="Courier New" w:hAnsi="Courier New" w:cs="Courier New"/>
+          <w:i/>
+          <w:iCs/>
+          <w:color w:val="C77DBB"/>
+          <w:sz w:val="16"/>
+          <w:szCs w:val="16"/>
+        </w:rPr>
+        <w:t>out</w:t>
+      </w:r>
+      <w:r>
+        <w:rPr>
+          <w:rFonts w:ascii="Courier New" w:hAnsi="Courier New" w:cs="Courier New"/>
+          <w:color w:val="BCBEC4"/>
+          <w:sz w:val="16"/>
+          <w:szCs w:val="16"/>
+        </w:rPr>
+        <w:t>.println(sourceResult);</w:t>
+      </w:r>
+      <w:r>
+        <w:rPr>
+          <w:rFonts w:ascii="Courier New" w:hAnsi="Courier New" w:cs="Courier New"/>
+          <w:color w:val="BCBEC4"/>
+          <w:sz w:val="16"/>
+          <w:szCs w:val="16"/>
+        </w:rPr>
+        <w:br/>
+      </w:r>
+      <w:r>
+        <w:rPr>
+          <w:rFonts w:ascii="Courier New" w:hAnsi="Courier New" w:cs="Courier New"/>
+          <w:color w:val="BCBEC4"/>
+          <w:sz w:val="16"/>
+          <w:szCs w:val="16"/>
+        </w:rPr>
+        <w:br/>
+        <w:t xml:space="preserve">        System.</w:t>
+      </w:r>
+      <w:r>
+        <w:rPr>
+          <w:rFonts w:ascii="Courier New" w:hAnsi="Courier New" w:cs="Courier New"/>
+          <w:i/>
+          <w:iCs/>
+          <w:color w:val="C77DBB"/>
+          <w:sz w:val="16"/>
+          <w:szCs w:val="16"/>
+        </w:rPr>
+        <w:t>out</w:t>
+      </w:r>
+      <w:r>
+        <w:rPr>
+          <w:rFonts w:ascii="Courier New" w:hAnsi="Courier New" w:cs="Courier New"/>
+          <w:color w:val="BCBEC4"/>
+          <w:sz w:val="16"/>
+          <w:szCs w:val="16"/>
+        </w:rPr>
+        <w:t>.println(</w:t>
+      </w:r>
+      <w:r>
+        <w:rPr>
+          <w:rFonts w:ascii="Courier New" w:hAnsi="Courier New" w:cs="Courier New"/>
+          <w:color w:val="6AAB73"/>
+          <w:sz w:val="16"/>
+          <w:szCs w:val="16"/>
+        </w:rPr>
+        <w:t>"</w:t>
+      </w:r>
+      <w:r>
+        <w:rPr>
+          <w:rFonts w:ascii="Courier New" w:hAnsi="Courier New" w:cs="Courier New"/>
+          <w:color w:val="CF8E6D"/>
+          <w:sz w:val="16"/>
+          <w:szCs w:val="16"/>
+        </w:rPr>
+        <w:t>\n</w:t>
+      </w:r>
+      <w:r>
+        <w:rPr>
+          <w:rFonts w:ascii="Courier New" w:hAnsi="Courier New" w:cs="Courier New"/>
+          <w:color w:val="6AAB73"/>
+          <w:sz w:val="16"/>
+          <w:szCs w:val="16"/>
+        </w:rPr>
+        <w:t>Результат:"</w:t>
+      </w:r>
+      <w:r>
+        <w:rPr>
+          <w:rFonts w:ascii="Courier New" w:hAnsi="Courier New" w:cs="Courier New"/>
+          <w:color w:val="BCBEC4"/>
+          <w:sz w:val="16"/>
+          <w:szCs w:val="16"/>
+        </w:rPr>
+        <w:t>);</w:t>
+      </w:r>
+      <w:r>
+        <w:rPr>
+          <w:rFonts w:ascii="Courier New" w:hAnsi="Courier New" w:cs="Courier New"/>
+          <w:color w:val="BCBEC4"/>
+          <w:sz w:val="16"/>
+          <w:szCs w:val="16"/>
+        </w:rPr>
+        <w:br/>
+        <w:t xml:space="preserve">        System.</w:t>
+      </w:r>
+      <w:r>
+        <w:rPr>
+          <w:rFonts w:ascii="Courier New" w:hAnsi="Courier New" w:cs="Courier New"/>
+          <w:i/>
+          <w:iCs/>
+          <w:color w:val="C77DBB"/>
+          <w:sz w:val="16"/>
+          <w:szCs w:val="16"/>
+        </w:rPr>
+        <w:t>out</w:t>
+      </w:r>
+      <w:r>
+        <w:rPr>
+          <w:rFonts w:ascii="Courier New" w:hAnsi="Courier New" w:cs="Courier New"/>
+          <w:color w:val="BCBEC4"/>
+          <w:sz w:val="16"/>
+          <w:szCs w:val="16"/>
+        </w:rPr>
+        <w:t>.println(logicSourceResult);</w:t>
+      </w:r>
+      <w:r>
+        <w:rPr>
+          <w:rFonts w:ascii="Courier New" w:hAnsi="Courier New" w:cs="Courier New"/>
+          <w:color w:val="BCBEC4"/>
+          <w:sz w:val="16"/>
+          <w:szCs w:val="16"/>
+        </w:rPr>
+        <w:br/>
+      </w:r>
+      <w:r>
+        <w:rPr>
+          <w:rFonts w:ascii="Courier New" w:hAnsi="Courier New" w:cs="Courier New"/>
+          <w:color w:val="BCBEC4"/>
+          <w:sz w:val="16"/>
+          <w:szCs w:val="16"/>
+        </w:rPr>
+        <w:br/>
+        <w:t xml:space="preserve">        </w:t>
+      </w:r>
+      <w:r>
+        <w:rPr>
+          <w:rFonts w:ascii="Courier New" w:hAnsi="Courier New" w:cs="Courier New"/>
+          <w:color w:val="CF8E6D"/>
+          <w:sz w:val="16"/>
+          <w:szCs w:val="16"/>
+        </w:rPr>
+        <w:t xml:space="preserve">if </w:t>
+      </w:r>
+      <w:r>
+        <w:rPr>
+          <w:rFonts w:ascii="Courier New" w:hAnsi="Courier New" w:cs="Courier New"/>
+          <w:color w:val="BCBEC4"/>
+          <w:sz w:val="16"/>
+          <w:szCs w:val="16"/>
+        </w:rPr>
+        <w:t>(!isOk) {</w:t>
+      </w:r>
+      <w:r>
+        <w:rPr>
+          <w:rFonts w:ascii="Courier New" w:hAnsi="Courier New" w:cs="Courier New"/>
+          <w:color w:val="BCBEC4"/>
+          <w:sz w:val="16"/>
+          <w:szCs w:val="16"/>
+        </w:rPr>
+        <w:br/>
+        <w:t xml:space="preserve">            System.</w:t>
+      </w:r>
+      <w:r>
+        <w:rPr>
+          <w:rFonts w:ascii="Courier New" w:hAnsi="Courier New" w:cs="Courier New"/>
+          <w:i/>
+          <w:iCs/>
+          <w:color w:val="C77DBB"/>
+          <w:sz w:val="16"/>
+          <w:szCs w:val="16"/>
+        </w:rPr>
+        <w:t>out</w:t>
+      </w:r>
+      <w:r>
+        <w:rPr>
+          <w:rFonts w:ascii="Courier New" w:hAnsi="Courier New" w:cs="Courier New"/>
+          <w:color w:val="BCBEC4"/>
+          <w:sz w:val="16"/>
+          <w:szCs w:val="16"/>
+        </w:rPr>
+        <w:t>.println(</w:t>
+      </w:r>
+      <w:r>
+        <w:rPr>
+          <w:rFonts w:ascii="Courier New" w:hAnsi="Courier New" w:cs="Courier New"/>
+          <w:color w:val="6AAB73"/>
+          <w:sz w:val="16"/>
+          <w:szCs w:val="16"/>
+        </w:rPr>
+        <w:t>"Ожидали:"</w:t>
+      </w:r>
+      <w:r>
+        <w:rPr>
+          <w:rFonts w:ascii="Courier New" w:hAnsi="Courier New" w:cs="Courier New"/>
+          <w:color w:val="BCBEC4"/>
+          <w:sz w:val="16"/>
+          <w:szCs w:val="16"/>
+        </w:rPr>
+        <w:t>);</w:t>
+      </w:r>
+      <w:r>
+        <w:rPr>
+          <w:rFonts w:ascii="Courier New" w:hAnsi="Courier New" w:cs="Courier New"/>
+          <w:color w:val="BCBEC4"/>
+          <w:sz w:val="16"/>
+          <w:szCs w:val="16"/>
+        </w:rPr>
+        <w:br/>
+        <w:t xml:space="preserve">            System.</w:t>
+      </w:r>
+      <w:r>
+        <w:rPr>
+          <w:rFonts w:ascii="Courier New" w:hAnsi="Courier New" w:cs="Courier New"/>
+          <w:i/>
+          <w:iCs/>
+          <w:color w:val="C77DBB"/>
+          <w:sz w:val="16"/>
+          <w:szCs w:val="16"/>
+        </w:rPr>
+        <w:t>out</w:t>
+      </w:r>
+      <w:r>
+        <w:rPr>
+          <w:rFonts w:ascii="Courier New" w:hAnsi="Courier New" w:cs="Courier New"/>
+          <w:color w:val="BCBEC4"/>
+          <w:sz w:val="16"/>
+          <w:szCs w:val="16"/>
+        </w:rPr>
+        <w:t>.println(logicExpectedResult);</w:t>
+      </w:r>
+      <w:r>
+        <w:rPr>
+          <w:rFonts w:ascii="Courier New" w:hAnsi="Courier New" w:cs="Courier New"/>
+          <w:color w:val="BCBEC4"/>
+          <w:sz w:val="16"/>
+          <w:szCs w:val="16"/>
+        </w:rPr>
+        <w:br/>
+        <w:t xml:space="preserve">        }</w:t>
+      </w:r>
+      <w:r>
+        <w:rPr>
+          <w:rFonts w:ascii="Courier New" w:hAnsi="Courier New" w:cs="Courier New"/>
+          <w:color w:val="BCBEC4"/>
+          <w:sz w:val="16"/>
+          <w:szCs w:val="16"/>
+        </w:rPr>
+        <w:br/>
+        <w:t xml:space="preserve">    }</w:t>
+      </w:r>
+      <w:r>
+        <w:rPr>
+          <w:rFonts w:ascii="Courier New" w:hAnsi="Courier New" w:cs="Courier New"/>
+          <w:color w:val="BCBEC4"/>
+          <w:sz w:val="16"/>
+          <w:szCs w:val="16"/>
+        </w:rPr>
+        <w:br/>
+      </w:r>
+      <w:r>
+        <w:rPr>
+          <w:rFonts w:ascii="Courier New" w:hAnsi="Courier New" w:cs="Courier New"/>
+          <w:color w:val="BCBEC4"/>
+          <w:sz w:val="16"/>
+          <w:szCs w:val="16"/>
+        </w:rPr>
+        <w:br/>
+        <w:t xml:space="preserve">    </w:t>
+      </w:r>
+      <w:r>
+        <w:rPr>
+          <w:rFonts w:ascii="Courier New" w:hAnsi="Courier New" w:cs="Courier New"/>
+          <w:i/>
+          <w:iCs/>
+          <w:color w:val="5F826B"/>
+          <w:sz w:val="16"/>
+          <w:szCs w:val="16"/>
+        </w:rPr>
+        <w:t>/**</w:t>
+      </w:r>
+      <w:r>
+        <w:rPr>
+          <w:rFonts w:ascii="Courier New" w:hAnsi="Courier New" w:cs="Courier New"/>
+          <w:i/>
+          <w:iCs/>
+          <w:color w:val="5F826B"/>
+          <w:sz w:val="16"/>
+          <w:szCs w:val="16"/>
+        </w:rPr>
+        <w:br/>
+        <w:t xml:space="preserve">     * Сверяет исходный результат с ожидаемым</w:t>
+      </w:r>
+      <w:r>
+        <w:rPr>
+          <w:rFonts w:ascii="Courier New" w:hAnsi="Courier New" w:cs="Courier New"/>
+          <w:i/>
+          <w:iCs/>
+          <w:color w:val="5F826B"/>
+          <w:sz w:val="16"/>
+          <w:szCs w:val="16"/>
+        </w:rPr>
+        <w:br/>
+      </w:r>
+      <w:r>
+        <w:rPr>
+          <w:rFonts w:ascii="Courier New" w:hAnsi="Courier New" w:cs="Courier New"/>
+          <w:i/>
+          <w:iCs/>
+          <w:color w:val="5F826B"/>
+          <w:sz w:val="16"/>
+          <w:szCs w:val="16"/>
+        </w:rPr>
+        <w:lastRenderedPageBreak/>
+        <w:t xml:space="preserve">     * </w:t>
+      </w:r>
+      <w:r>
+        <w:rPr>
+          <w:rFonts w:ascii="Courier New" w:hAnsi="Courier New" w:cs="Courier New"/>
+          <w:i/>
+          <w:iCs/>
+          <w:color w:val="67A37C"/>
+          <w:sz w:val="16"/>
+          <w:szCs w:val="16"/>
+        </w:rPr>
+        <w:t xml:space="preserve">@param </w:t>
+      </w:r>
+      <w:r>
+        <w:rPr>
+          <w:rFonts w:ascii="Courier New" w:hAnsi="Courier New" w:cs="Courier New"/>
+          <w:i/>
+          <w:iCs/>
+          <w:color w:val="ABADB3"/>
+          <w:sz w:val="16"/>
+          <w:szCs w:val="16"/>
+        </w:rPr>
+        <w:t xml:space="preserve">sourceResult </w:t>
+      </w:r>
+      <w:r>
+        <w:rPr>
+          <w:rFonts w:ascii="Courier New" w:hAnsi="Courier New" w:cs="Courier New"/>
+          <w:i/>
+          <w:iCs/>
+          <w:color w:val="5F826B"/>
+          <w:sz w:val="16"/>
+          <w:szCs w:val="16"/>
+        </w:rPr>
+        <w:t>исходный результат</w:t>
+      </w:r>
+      <w:r>
+        <w:rPr>
+          <w:rFonts w:ascii="Courier New" w:hAnsi="Courier New" w:cs="Courier New"/>
+          <w:i/>
+          <w:iCs/>
+          <w:color w:val="5F826B"/>
+          <w:sz w:val="16"/>
+          <w:szCs w:val="16"/>
+        </w:rPr>
+        <w:br/>
+        <w:t xml:space="preserve">     * </w:t>
+      </w:r>
+      <w:r>
+        <w:rPr>
+          <w:rFonts w:ascii="Courier New" w:hAnsi="Courier New" w:cs="Courier New"/>
+          <w:i/>
+          <w:iCs/>
+          <w:color w:val="67A37C"/>
+          <w:sz w:val="16"/>
+          <w:szCs w:val="16"/>
+        </w:rPr>
+        <w:t xml:space="preserve">@param </w:t>
+      </w:r>
+      <w:r>
+        <w:rPr>
+          <w:rFonts w:ascii="Courier New" w:hAnsi="Courier New" w:cs="Courier New"/>
+          <w:i/>
+          <w:iCs/>
+          <w:color w:val="ABADB3"/>
+          <w:sz w:val="16"/>
+          <w:szCs w:val="16"/>
+        </w:rPr>
+        <w:t xml:space="preserve">expectedResult </w:t>
+      </w:r>
+      <w:r>
+        <w:rPr>
+          <w:rFonts w:ascii="Courier New" w:hAnsi="Courier New" w:cs="Courier New"/>
+          <w:i/>
+          <w:iCs/>
+          <w:color w:val="5F826B"/>
+          <w:sz w:val="16"/>
+          <w:szCs w:val="16"/>
+        </w:rPr>
+        <w:t>ожидаемый результат</w:t>
+      </w:r>
+      <w:r>
+        <w:rPr>
+          <w:rFonts w:ascii="Courier New" w:hAnsi="Courier New" w:cs="Courier New"/>
+          <w:i/>
+          <w:iCs/>
+          <w:color w:val="5F826B"/>
+          <w:sz w:val="16"/>
+          <w:szCs w:val="16"/>
+        </w:rPr>
+        <w:br/>
+        <w:t xml:space="preserve">     * </w:t>
+      </w:r>
+      <w:r>
+        <w:rPr>
+          <w:rFonts w:ascii="Courier New" w:hAnsi="Courier New" w:cs="Courier New"/>
+          <w:i/>
+          <w:iCs/>
+          <w:color w:val="67A37C"/>
+          <w:sz w:val="16"/>
+          <w:szCs w:val="16"/>
+        </w:rPr>
+        <w:t xml:space="preserve">@return </w:t>
+      </w:r>
+      <w:r>
+        <w:rPr>
+          <w:rFonts w:ascii="Courier New" w:hAnsi="Courier New" w:cs="Courier New"/>
+          <w:i/>
+          <w:iCs/>
+          <w:color w:val="5F826B"/>
+          <w:sz w:val="16"/>
+          <w:szCs w:val="16"/>
+        </w:rPr>
+        <w:t>статус равенства исходного и ожидаемого результата</w:t>
+      </w:r>
+      <w:r>
+        <w:rPr>
+          <w:rFonts w:ascii="Courier New" w:hAnsi="Courier New" w:cs="Courier New"/>
+          <w:i/>
+          <w:iCs/>
+          <w:color w:val="5F826B"/>
+          <w:sz w:val="16"/>
+          <w:szCs w:val="16"/>
+        </w:rPr>
+        <w:br/>
+        <w:t xml:space="preserve">     */</w:t>
+      </w:r>
+      <w:r>
+        <w:rPr>
+          <w:rFonts w:ascii="Courier New" w:hAnsi="Courier New" w:cs="Courier New"/>
+          <w:i/>
+          <w:iCs/>
+          <w:color w:val="5F826B"/>
+          <w:sz w:val="16"/>
+          <w:szCs w:val="16"/>
+        </w:rPr>
+        <w:br/>
+        <w:t xml:space="preserve">    </w:t>
+      </w:r>
+      <w:r>
+        <w:rPr>
+          <w:rFonts w:ascii="Courier New" w:hAnsi="Courier New" w:cs="Courier New"/>
+          <w:color w:val="CF8E6D"/>
+          <w:sz w:val="16"/>
+          <w:szCs w:val="16"/>
+        </w:rPr>
+        <w:t xml:space="preserve">public static boolean </w:t>
+      </w:r>
+      <w:r>
+        <w:rPr>
+          <w:rFonts w:ascii="Courier New" w:hAnsi="Courier New" w:cs="Courier New"/>
+          <w:color w:val="56A8F5"/>
+          <w:sz w:val="16"/>
+          <w:szCs w:val="16"/>
+        </w:rPr>
+        <w:t>checkResult</w:t>
+      </w:r>
+      <w:r>
+        <w:rPr>
+          <w:rFonts w:ascii="Courier New" w:hAnsi="Courier New" w:cs="Courier New"/>
+          <w:color w:val="BCBEC4"/>
+          <w:sz w:val="16"/>
+          <w:szCs w:val="16"/>
+        </w:rPr>
+        <w:t>(String sourceResult, String expectedResult) {</w:t>
+      </w:r>
+      <w:r>
+        <w:rPr>
+          <w:rFonts w:ascii="Courier New" w:hAnsi="Courier New" w:cs="Courier New"/>
+          <w:color w:val="BCBEC4"/>
+          <w:sz w:val="16"/>
+          <w:szCs w:val="16"/>
+        </w:rPr>
+        <w:br/>
+        <w:t xml:space="preserve">        </w:t>
+      </w:r>
+      <w:r>
+        <w:rPr>
+          <w:rFonts w:ascii="Courier New" w:hAnsi="Courier New" w:cs="Courier New"/>
+          <w:color w:val="CF8E6D"/>
+          <w:sz w:val="16"/>
+          <w:szCs w:val="16"/>
+        </w:rPr>
+        <w:t xml:space="preserve">return </w:t>
+      </w:r>
+      <w:r>
+        <w:rPr>
+          <w:rFonts w:ascii="Courier New" w:hAnsi="Courier New" w:cs="Courier New"/>
+          <w:color w:val="BCBEC4"/>
+          <w:sz w:val="16"/>
+          <w:szCs w:val="16"/>
+        </w:rPr>
+        <w:t>sourceResult.equals(expectedResult);</w:t>
+      </w:r>
+      <w:r>
+        <w:rPr>
+          <w:rFonts w:ascii="Courier New" w:hAnsi="Courier New" w:cs="Courier New"/>
+          <w:color w:val="BCBEC4"/>
+          <w:sz w:val="16"/>
+          <w:szCs w:val="16"/>
+        </w:rPr>
+        <w:br/>
+        <w:t xml:space="preserve">    }</w:t>
+      </w:r>
+      <w:r>
+        <w:rPr>
+          <w:rFonts w:ascii="Courier New" w:hAnsi="Courier New" w:cs="Courier New"/>
+          <w:color w:val="BCBEC4"/>
+          <w:sz w:val="16"/>
+          <w:szCs w:val="16"/>
+        </w:rPr>
+        <w:br/>
+        <w:t>}</w:t>
+      </w:r>
+    </w:p>
+    <w:p>
+      <w:pPr>
+        <w:spacing w:after="240"/>
+        <w:rPr>
+          <w:rFonts w:ascii="Calibri" w:eastAsia="Calibri" w:hAnsi="Calibri" w:cs="Calibri"/>
+          <w:color w:val="000000"/>
+          <w:sz w:val="22"/>
+        </w:rPr>
+      </w:pPr>
+      <w:r>
+        <w:rPr>
+          <w:rFonts w:ascii="Calibri" w:eastAsia="Calibri" w:hAnsi="Calibri" w:cs="Calibri"/>
+          <w:color w:val="000000"/>
+          <w:sz w:val="22"/>
+        </w:rPr>
+        <w:t xml:space="preserve">Класс </w:t>
+      </w:r>
+      <w:r>
+        <w:rPr>
+          <w:rFonts w:ascii="Calibri" w:eastAsia="Calibri" w:hAnsi="Calibri" w:cs="Calibri"/>
+          <w:color w:val="000000"/>
+          <w:sz w:val="22"/>
+        </w:rPr>
+        <w:t>IncorrectArraySizeException</w:t>
+      </w:r>
+      <w:r>
+        <w:rPr>
+          <w:rFonts w:ascii="Calibri" w:eastAsia="Calibri" w:hAnsi="Calibri" w:cs="Calibri"/>
+          <w:color w:val="000000"/>
+          <w:sz w:val="22"/>
+        </w:rPr>
+        <w:t xml:space="preserve"> (</w:t>
+      </w:r>
+      <w:r>
+        <w:rPr>
+          <w:rFonts w:ascii="Calibri" w:eastAsia="Calibri" w:hAnsi="Calibri" w:cs="Calibri"/>
+          <w:color w:val="000000"/>
+          <w:sz w:val="22"/>
+        </w:rPr>
+        <w:t>добавился</w:t>
+      </w:r>
+      <w:r>
+        <w:rPr>
+          <w:rFonts w:ascii="Calibri" w:eastAsia="Calibri" w:hAnsi="Calibri" w:cs="Calibri"/>
+          <w:color w:val="000000"/>
+          <w:sz w:val="22"/>
+        </w:rPr>
+        <w:t>):</w:t>
+      </w:r>
+    </w:p>
+    <w:p>
+      <w:pPr>
+        <w:shd w:val="clear" w:color="auto" w:fill="1E1F22"/>
+        <w:rPr>
+          <w:rFonts w:ascii="Courier New" w:hAnsi="Courier New" w:cs="Courier New"/>
+          <w:color w:val="BCBEC4"/>
+          <w:sz w:val="16"/>
+          <w:szCs w:val="16"/>
+        </w:rPr>
+      </w:pPr>
+      <w:r>
+        <w:rPr>
+          <w:rFonts w:ascii="Courier New" w:hAnsi="Courier New" w:cs="Courier New"/>
+          <w:color w:val="CF8E6D"/>
+          <w:sz w:val="16"/>
+          <w:szCs w:val="16"/>
+        </w:rPr>
+        <w:t xml:space="preserve">package </w:t>
+      </w:r>
+      <w:r>
+        <w:rPr>
+          <w:rFonts w:ascii="Courier New" w:hAnsi="Courier New" w:cs="Courier New"/>
+          <w:color w:val="BCBEC4"/>
+          <w:sz w:val="16"/>
+          <w:szCs w:val="16"/>
+        </w:rPr>
+        <w:t>exception;</w:t>
+      </w:r>
+      <w:r>
+        <w:rPr>
+          <w:rFonts w:ascii="Courier New" w:hAnsi="Courier New" w:cs="Courier New"/>
+          <w:color w:val="BCBEC4"/>
+          <w:sz w:val="16"/>
+          <w:szCs w:val="16"/>
+        </w:rPr>
+        <w:br/>
+      </w:r>
+      <w:r>
+        <w:rPr>
+          <w:rFonts w:ascii="Courier New" w:hAnsi="Courier New" w:cs="Courier New"/>
+          <w:color w:val="BCBEC4"/>
+          <w:sz w:val="16"/>
+          <w:szCs w:val="16"/>
+        </w:rPr>
+        <w:br/>
+      </w:r>
+      <w:r>
+        <w:rPr>
+          <w:rFonts w:ascii="Courier New" w:hAnsi="Courier New" w:cs="Courier New"/>
+          <w:color w:val="CF8E6D"/>
+          <w:sz w:val="16"/>
+          <w:szCs w:val="16"/>
+        </w:rPr>
+        <w:t xml:space="preserve">public class </w:t>
+      </w:r>
+      <w:r>
+        <w:rPr>
+          <w:rFonts w:ascii="Courier New" w:hAnsi="Courier New" w:cs="Courier New"/>
+          <w:color w:val="BCBEC4"/>
+          <w:sz w:val="16"/>
+          <w:szCs w:val="16"/>
+        </w:rPr>
+        <w:t xml:space="preserve">IncorrectArraySizeException </w:t>
+      </w:r>
+      <w:r>
+        <w:rPr>
+          <w:rFonts w:ascii="Courier New" w:hAnsi="Courier New" w:cs="Courier New"/>
+          <w:color w:val="CF8E6D"/>
+          <w:sz w:val="16"/>
+          <w:szCs w:val="16"/>
+        </w:rPr>
+        <w:t xml:space="preserve">extends </w:t>
+      </w:r>
+      <w:r>
+        <w:rPr>
+          <w:rFonts w:ascii="Courier New" w:hAnsi="Courier New" w:cs="Courier New"/>
+          <w:color w:val="BCBEC4"/>
+          <w:sz w:val="16"/>
+          <w:szCs w:val="16"/>
+        </w:rPr>
+        <w:t>AppException {</w:t>
+      </w:r>
+      <w:r>
+        <w:rPr>
+          <w:rFonts w:ascii="Courier New" w:hAnsi="Courier New" w:cs="Courier New"/>
+          <w:color w:val="BCBEC4"/>
+          <w:sz w:val="16"/>
+          <w:szCs w:val="16"/>
+        </w:rPr>
+        <w:br/>
+      </w:r>
+      <w:r>
+        <w:rPr>
+          <w:rFonts w:ascii="Courier New" w:hAnsi="Courier New" w:cs="Courier New"/>
+          <w:color w:val="BCBEC4"/>
+          <w:sz w:val="16"/>
+          <w:szCs w:val="16"/>
+        </w:rPr>
+        <w:br/>
+        <w:t xml:space="preserve">    </w:t>
+      </w:r>
+      <w:r>
+        <w:rPr>
+          <w:rFonts w:ascii="Courier New" w:hAnsi="Courier New" w:cs="Courier New"/>
+          <w:color w:val="CF8E6D"/>
+          <w:sz w:val="16"/>
+          <w:szCs w:val="16"/>
+        </w:rPr>
+        <w:t xml:space="preserve">public </w:t>
+      </w:r>
+      <w:r>
+        <w:rPr>
+          <w:rFonts w:ascii="Courier New" w:hAnsi="Courier New" w:cs="Courier New"/>
+          <w:color w:val="56A8F5"/>
+          <w:sz w:val="16"/>
+          <w:szCs w:val="16"/>
+        </w:rPr>
+        <w:t>IncorrectArraySizeException</w:t>
+      </w:r>
+      <w:r>
+        <w:rPr>
+          <w:rFonts w:ascii="Courier New" w:hAnsi="Courier New" w:cs="Courier New"/>
+          <w:color w:val="BCBEC4"/>
+          <w:sz w:val="16"/>
+          <w:szCs w:val="16"/>
+        </w:rPr>
+        <w:t>(</w:t>
+      </w:r>
+      <w:r>
+        <w:rPr>
+          <w:rFonts w:ascii="Courier New" w:hAnsi="Courier New" w:cs="Courier New"/>
+          <w:color w:val="CF8E6D"/>
+          <w:sz w:val="16"/>
+          <w:szCs w:val="16"/>
+        </w:rPr>
+        <w:t xml:space="preserve">int </w:t>
+      </w:r>
+      <w:r>
+        <w:rPr>
+          <w:rFonts w:ascii="Courier New" w:hAnsi="Courier New" w:cs="Courier New"/>
+          <w:color w:val="BCBEC4"/>
+          <w:sz w:val="16"/>
+          <w:szCs w:val="16"/>
+        </w:rPr>
+        <w:t xml:space="preserve">N, </w:t>
+      </w:r>
+      <w:r>
+        <w:rPr>
+          <w:rFonts w:ascii="Courier New" w:hAnsi="Courier New" w:cs="Courier New"/>
+          <w:color w:val="CF8E6D"/>
+          <w:sz w:val="16"/>
+          <w:szCs w:val="16"/>
+        </w:rPr>
+        <w:t xml:space="preserve">int </w:t>
+      </w:r>
+      <w:r>
+        <w:rPr>
+          <w:rFonts w:ascii="Courier New" w:hAnsi="Courier New" w:cs="Courier New"/>
+          <w:color w:val="BCBEC4"/>
+          <w:sz w:val="16"/>
+          <w:szCs w:val="16"/>
+        </w:rPr>
+        <w:t>M) {</w:t>
+      </w:r>
+      <w:r>
+        <w:rPr>
+          <w:rFonts w:ascii="Courier New" w:hAnsi="Courier New" w:cs="Courier New"/>
+          <w:color w:val="BCBEC4"/>
+          <w:sz w:val="16"/>
+          <w:szCs w:val="16"/>
+        </w:rPr>
+        <w:br/>
+        <w:t xml:space="preserve">        </w:t>
+      </w:r>
+      <w:r>
+        <w:rPr>
+          <w:rFonts w:ascii="Courier New" w:hAnsi="Courier New" w:cs="Courier New"/>
+          <w:color w:val="CF8E6D"/>
+          <w:sz w:val="16"/>
+          <w:szCs w:val="16"/>
+        </w:rPr>
+        <w:t>super</w:t>
+      </w:r>
+      <w:r>
+        <w:rPr>
+          <w:rFonts w:ascii="Courier New" w:hAnsi="Courier New" w:cs="Courier New"/>
+          <w:color w:val="BCBEC4"/>
+          <w:sz w:val="16"/>
+          <w:szCs w:val="16"/>
+        </w:rPr>
+        <w:t>(</w:t>
+      </w:r>
+      <w:r>
+        <w:rPr>
+          <w:rFonts w:ascii="Courier New" w:hAnsi="Courier New" w:cs="Courier New"/>
+          <w:color w:val="6AAB73"/>
+          <w:sz w:val="16"/>
+          <w:szCs w:val="16"/>
+        </w:rPr>
+        <w:t xml:space="preserve">"Неправильный размер массива! Размер должен быть " </w:t>
+      </w:r>
+      <w:r>
+        <w:rPr>
+          <w:rFonts w:ascii="Courier New" w:hAnsi="Courier New" w:cs="Courier New"/>
+          <w:color w:val="BCBEC4"/>
+          <w:sz w:val="16"/>
+          <w:szCs w:val="16"/>
+        </w:rPr>
+        <w:t xml:space="preserve">+ N + </w:t>
+      </w:r>
+      <w:r>
+        <w:rPr>
+          <w:rFonts w:ascii="Courier New" w:hAnsi="Courier New" w:cs="Courier New"/>
+          <w:color w:val="6AAB73"/>
+          <w:sz w:val="16"/>
+          <w:szCs w:val="16"/>
+        </w:rPr>
+        <w:t xml:space="preserve">"x" </w:t>
+      </w:r>
+      <w:r>
+        <w:rPr>
+          <w:rFonts w:ascii="Courier New" w:hAnsi="Courier New" w:cs="Courier New"/>
+          <w:color w:val="BCBEC4"/>
+          <w:sz w:val="16"/>
+          <w:szCs w:val="16"/>
+        </w:rPr>
+        <w:t>+ M);</w:t>
+      </w:r>
+      <w:r>
+        <w:rPr>
+          <w:rFonts w:ascii="Courier New" w:hAnsi="Courier New" w:cs="Courier New"/>
+          <w:color w:val="BCBEC4"/>
+          <w:sz w:val="16"/>
+          <w:szCs w:val="16"/>
+        </w:rPr>
+        <w:br/>
+        <w:t xml:space="preserve">    }</w:t>
+      </w:r>
+      <w:r>
+        <w:rPr>
+          <w:rFonts w:ascii="Courier New" w:hAnsi="Courier New" w:cs="Courier New"/>
+          <w:color w:val="BCBEC4"/>
+          <w:sz w:val="16"/>
+          <w:szCs w:val="16"/>
+        </w:rPr>
+        <w:br/>
+        <w:t>}</w:t>
+      </w:r>
+    </w:p>
+    <w:p>
+      <w:pPr>
+        <w:spacing w:after="240"/>
+        <w:rPr>
+          <w:rFonts w:ascii="Calibri" w:eastAsia="Calibri" w:hAnsi="Calibri" w:cs="Calibri"/>
+          <w:color w:val="000000"/>
+          <w:sz w:val="22"/>
+        </w:rPr>
+      </w:pPr>
+      <w:r>
+        <w:rPr>
+          <w:rFonts w:ascii="Calibri" w:eastAsia="Calibri" w:hAnsi="Calibri" w:cs="Calibri"/>
+          <w:color w:val="000000"/>
+          <w:sz w:val="22"/>
+        </w:rPr>
+        <w:t xml:space="preserve">Класс </w:t>
+      </w:r>
+      <w:r>
+        <w:rPr>
+          <w:rFonts w:ascii="Calibri" w:eastAsia="Calibri" w:hAnsi="Calibri" w:cs="Calibri"/>
+          <w:color w:val="000000"/>
+          <w:sz w:val="22"/>
+        </w:rPr>
+        <w:t xml:space="preserve">ElementHasExceededPermissibleValueException </w:t>
+      </w:r>
+      <w:r>
+        <w:rPr>
+          <w:rFonts w:ascii="Calibri" w:eastAsia="Calibri" w:hAnsi="Calibri" w:cs="Calibri"/>
+          <w:color w:val="000000"/>
+          <w:sz w:val="22"/>
+        </w:rPr>
+        <w:t>(добавился):</w:t>
+      </w:r>
+    </w:p>
+    <w:p>
+      <w:pPr>
+        <w:shd w:val="clear" w:color="auto" w:fill="1E1F22"/>
+        <w:rPr>
+          <w:rFonts w:ascii="Courier New" w:hAnsi="Courier New" w:cs="Courier New"/>
+          <w:color w:val="BCBEC4"/>
+          <w:sz w:val="16"/>
+          <w:szCs w:val="16"/>
+          <w:lang w:val="en-US"/>
+        </w:rPr>
+      </w:pPr>
+      <w:r>
+        <w:rPr>
+          <w:rFonts w:ascii="Courier New" w:hAnsi="Courier New" w:cs="Courier New"/>
+          <w:color w:val="CF8E6D"/>
+          <w:sz w:val="16"/>
+          <w:szCs w:val="16"/>
+        </w:rPr>
+        <w:t xml:space="preserve">package </w:t>
+      </w:r>
+      <w:r>
+        <w:rPr>
+          <w:rFonts w:ascii="Courier New" w:hAnsi="Courier New" w:cs="Courier New"/>
+          <w:color w:val="BCBEC4"/>
+          <w:sz w:val="16"/>
+          <w:szCs w:val="16"/>
+        </w:rPr>
+        <w:t>exception;</w:t>
+      </w:r>
+      <w:r>
+        <w:rPr>
+          <w:rFonts w:ascii="Courier New" w:hAnsi="Courier New" w:cs="Courier New"/>
+          <w:color w:val="BCBEC4"/>
+          <w:sz w:val="16"/>
+          <w:szCs w:val="16"/>
+        </w:rPr>
+        <w:br/>
+      </w:r>
+      <w:r>
+        <w:rPr>
+          <w:rFonts w:ascii="Courier New" w:hAnsi="Courier New" w:cs="Courier New"/>
+          <w:color w:val="BCBEC4"/>
+          <w:sz w:val="16"/>
+          <w:szCs w:val="16"/>
+        </w:rPr>
+        <w:br/>
+      </w:r>
+      <w:r>
+        <w:rPr>
+          <w:rFonts w:ascii="Courier New" w:hAnsi="Courier New" w:cs="Courier New"/>
+          <w:i/>
+          <w:iCs/>
+          <w:color w:val="5F826B"/>
+          <w:sz w:val="16"/>
+          <w:szCs w:val="16"/>
+        </w:rPr>
+        <w:t>/**</w:t>
+      </w:r>
+      <w:r>
+        <w:rPr>
+          <w:rFonts w:ascii="Courier New" w:hAnsi="Courier New" w:cs="Courier New"/>
+          <w:i/>
+          <w:iCs/>
+          <w:color w:val="5F826B"/>
+          <w:sz w:val="16"/>
+          <w:szCs w:val="16"/>
+        </w:rPr>
+        <w:br/>
+        <w:t xml:space="preserve"> * Исключение о том, что элемент превысил допустимое значение</w:t>
+      </w:r>
+      <w:r>
+        <w:rPr>
+          <w:rFonts w:ascii="Courier New" w:hAnsi="Courier New" w:cs="Courier New"/>
+          <w:i/>
+          <w:iCs/>
+          <w:color w:val="5F826B"/>
+          <w:sz w:val="16"/>
+          <w:szCs w:val="16"/>
+        </w:rPr>
+        <w:br/>
+        <w:t xml:space="preserve"> */</w:t>
+      </w:r>
+      <w:r>
+        <w:rPr>
+          <w:rFonts w:ascii="Courier New" w:hAnsi="Courier New" w:cs="Courier New"/>
+          <w:i/>
+          <w:iCs/>
+          <w:color w:val="5F826B"/>
+          <w:sz w:val="16"/>
+          <w:szCs w:val="16"/>
+        </w:rPr>
+        <w:br/>
+      </w:r>
+      <w:r>
+        <w:rPr>
+          <w:rFonts w:ascii="Courier New" w:hAnsi="Courier New" w:cs="Courier New"/>
+          <w:color w:val="CF8E6D"/>
+          <w:sz w:val="16"/>
+          <w:szCs w:val="16"/>
+        </w:rPr>
+        <w:t xml:space="preserve">public class </w:t>
+      </w:r>
+      <w:r>
+        <w:rPr>
+          <w:rFonts w:ascii="Courier New" w:hAnsi="Courier New" w:cs="Courier New"/>
+          <w:color w:val="BCBEC4"/>
+          <w:sz w:val="16"/>
+          <w:szCs w:val="16"/>
+        </w:rPr>
+        <w:t xml:space="preserve">ElementHasExceededPermissibleValueException </w:t>
+      </w:r>
+      <w:r>
+        <w:rPr>
+          <w:rFonts w:ascii="Courier New" w:hAnsi="Courier New" w:cs="Courier New"/>
+          <w:color w:val="CF8E6D"/>
+          <w:sz w:val="16"/>
+          <w:szCs w:val="16"/>
+        </w:rPr>
+        <w:t xml:space="preserve">extends </w:t>
+      </w:r>
+      <w:r>
+        <w:rPr>
+          <w:rFonts w:ascii="Courier New" w:hAnsi="Courier New" w:cs="Courier New"/>
+          <w:color w:val="BCBEC4"/>
+          <w:sz w:val="16"/>
+          <w:szCs w:val="16"/>
+        </w:rPr>
+        <w:t>AppException {</w:t>
+      </w:r>
+      <w:r>
+        <w:rPr>
+          <w:rFonts w:ascii="Courier New" w:hAnsi="Courier New" w:cs="Courier New"/>
+          <w:color w:val="BCBEC4"/>
+          <w:sz w:val="16"/>
+          <w:szCs w:val="16"/>
+        </w:rPr>
+        <w:br/>
+      </w:r>
+      <w:r>
+        <w:rPr>
+          <w:rFonts w:ascii="Courier New" w:hAnsi="Courier New" w:cs="Courier New"/>
+          <w:color w:val="BCBEC4"/>
+          <w:sz w:val="16"/>
+          <w:szCs w:val="16"/>
+        </w:rPr>
+        <w:br/>
+        <w:t xml:space="preserve">    </w:t>
+      </w:r>
+      <w:r>
+        <w:rPr>
+          <w:rFonts w:ascii="Courier New" w:hAnsi="Courier New" w:cs="Courier New"/>
+          <w:color w:val="CF8E6D"/>
+          <w:sz w:val="16"/>
+          <w:szCs w:val="16"/>
+        </w:rPr>
+        <w:t xml:space="preserve">public </w:t>
+      </w:r>
+      <w:r>
+        <w:rPr>
+          <w:rFonts w:ascii="Courier New" w:hAnsi="Courier New" w:cs="Courier New"/>
+          <w:color w:val="56A8F5"/>
+          <w:sz w:val="16"/>
+          <w:szCs w:val="16"/>
+        </w:rPr>
+        <w:t>ElementHasExceededPermissibleValueException</w:t>
+      </w:r>
+      <w:r>
+        <w:rPr>
+          <w:rFonts w:ascii="Courier New" w:hAnsi="Courier New" w:cs="Courier New"/>
+          <w:color w:val="BCBEC4"/>
+          <w:sz w:val="16"/>
+          <w:szCs w:val="16"/>
+        </w:rPr>
+        <w:t>(</w:t>
+      </w:r>
+      <w:r>
+        <w:rPr>
+          <w:rFonts w:ascii="Courier New" w:hAnsi="Courier New" w:cs="Courier New"/>
+          <w:color w:val="CF8E6D"/>
+          <w:sz w:val="16"/>
+          <w:szCs w:val="16"/>
+        </w:rPr>
+        <w:t xml:space="preserve">int </w:t>
+      </w:r>
+      <w:r>
+        <w:rPr>
+          <w:rFonts w:ascii="Courier New" w:hAnsi="Courier New" w:cs="Courier New"/>
+          <w:color w:val="BCBEC4"/>
+          <w:sz w:val="16"/>
+          <w:szCs w:val="16"/>
+        </w:rPr>
+        <w:t>element) {</w:t>
+      </w:r>
+      <w:r>
+        <w:rPr>
+          <w:rFonts w:ascii="Courier New" w:hAnsi="Courier New" w:cs="Courier New"/>
+          <w:color w:val="BCBEC4"/>
+          <w:sz w:val="16"/>
+          <w:szCs w:val="16"/>
+        </w:rPr>
+        <w:br/>
+        <w:t xml:space="preserve">        </w:t>
+      </w:r>
+      <w:r>
+        <w:rPr>
+          <w:rFonts w:ascii="Courier New" w:hAnsi="Courier New" w:cs="Courier New"/>
+          <w:color w:val="CF8E6D"/>
+          <w:sz w:val="16"/>
+          <w:szCs w:val="16"/>
+        </w:rPr>
+        <w:t>super</w:t>
+      </w:r>
+      <w:r>
+        <w:rPr>
+          <w:rFonts w:ascii="Courier New" w:hAnsi="Courier New" w:cs="Courier New"/>
+          <w:color w:val="BCBEC4"/>
+          <w:sz w:val="16"/>
+          <w:szCs w:val="16"/>
+        </w:rPr>
+        <w:t>(</w:t>
+      </w:r>
+      <w:r>
+        <w:rPr>
+          <w:rFonts w:ascii="Courier New" w:hAnsi="Courier New" w:cs="Courier New"/>
+          <w:color w:val="6AAB73"/>
+          <w:sz w:val="16"/>
+          <w:szCs w:val="16"/>
+        </w:rPr>
+        <w:t xml:space="preserve">"Элемент превысил допустимое значение (от 1 до 9 включительно): " </w:t>
+      </w:r>
+      <w:r>
+        <w:rPr>
+          <w:rFonts w:ascii="Courier New" w:hAnsi="Courier New" w:cs="Courier New"/>
+          <w:color w:val="BCBEC4"/>
+          <w:sz w:val="16"/>
+          <w:szCs w:val="16"/>
+        </w:rPr>
+        <w:t>+ element);</w:t>
+      </w:r>
+      <w:r>
+        <w:rPr>
+          <w:rFonts w:ascii="Courier New" w:hAnsi="Courier New" w:cs="Courier New"/>
+          <w:color w:val="BCBEC4"/>
+          <w:sz w:val="16"/>
+          <w:szCs w:val="16"/>
+        </w:rPr>
+        <w:br/>
+        <w:t xml:space="preserve">    }</w:t>
+      </w:r>
+      <w:r>
+        <w:rPr>
+          <w:rFonts w:ascii="Courier New" w:hAnsi="Courier New" w:cs="Courier New"/>
+          <w:color w:val="BCBEC4"/>
+          <w:sz w:val="16"/>
+          <w:szCs w:val="16"/>
+        </w:rPr>
+        <w:br/>
+        <w:t>}</w:t>
+      </w:r>
+    </w:p>
+    <w:p>
+      <w:pPr>
+        <w:spacing w:after="240"/>
+        <w:rPr>
+          <w:rFonts w:ascii="Calibri" w:eastAsia="Calibri" w:hAnsi="Calibri" w:cs="Calibri"/>
+          <w:color w:val="000000"/>
+          <w:sz w:val="22"/>
+        </w:rPr>
+      </w:pPr>
+      <w:r>
+        <w:rPr>
+          <w:rFonts w:ascii="Calibri" w:eastAsia="Calibri" w:hAnsi="Calibri" w:cs="Calibri"/>
+          <w:color w:val="000000"/>
+          <w:sz w:val="22"/>
+        </w:rPr>
+        <w:t>Скриншот результата:</w:t>
+      </w:r>
+    </w:p>
+    <w:p>
+      <w:pPr>
         <w:jc w:val="both"/>
         <w:rPr>
           <w:rFonts w:ascii="Calibri" w:eastAsia="Calibri" w:hAnsi="Calibri" w:cs="Calibri"/>
         </w:rPr>
       </w:pPr>
+      <w:r>
+        <w:rPr>
+          <w:rFonts w:ascii="Calibri" w:eastAsia="Calibri" w:hAnsi="Calibri" w:cs="Calibri"/>
+        </w:rPr>
+        <w:drawing>
+          <wp:inline distT="0" distB="0" distL="0" distR="0" wp14:anchorId="09AE65CF" wp14:editId="489F0353">
+            <wp:extent cx="1738440" cy="2276947"/>
+            <wp:effectExtent l="0" t="0" r="0" b="0"/>
+            <wp:docPr id="5" name="Рисунок 5"/>
+            <wp:cNvGraphicFramePr>
+              <a:graphicFrameLocks xmlns:a="http://schemas.openxmlformats.org/drawingml/2006/main" noChangeAspect="1"/>
+            </wp:cNvGraphicFramePr>
+            <a:graphic xmlns:a="http://schemas.openxmlformats.org/drawingml/2006/main">
+              <a:graphicData uri="http://schemas.openxmlformats.org/drawingml/2006/picture">
+                <pic:pic xmlns:pic="http://schemas.openxmlformats.org/drawingml/2006/picture">
+                  <pic:nvPicPr>
+                    <pic:cNvPr id="1" name=""/>
+                    <pic:cNvPicPr/>
+                  </pic:nvPicPr>
+                  <pic:blipFill>
+                    <a:blip r:embed="rId10"/>
+                    <a:stretch>
+                      <a:fillRect/>
+                    </a:stretch>
+                  </pic:blipFill>
+                  <pic:spPr>
+                    <a:xfrm>
+                      <a:off x="0" y="0"/>
+                      <a:ext cx="1768851" cy="2316778"/>
+                    </a:xfrm>
+                    <a:prstGeom prst="rect">
+                      <a:avLst/>
+                    </a:prstGeom>
+                  </pic:spPr>
+                </pic:pic>
+              </a:graphicData>
+            </a:graphic>
+          </wp:inline>
+        </w:drawing>
+      </w:r>
     </w:p>
     <w:p>
       <w:pPr>
@@ -14090,6 +20982,7 @@
           <w:sz w:val="22"/>
           <w:szCs w:val="22"/>
         </w:rPr>
+        <w:lastRenderedPageBreak/>
         <w:t>Ниже приведите SQL запрос (не скриншот):</w:t>
       </w:r>
       <w:r>
@@ -16239,6 +23132,8 @@
           <w:szCs w:val="32"/>
         </w:rPr>
       </w:pPr>
+      <w:bookmarkStart w:id="0" w:name="_GoBack"/>
+      <w:bookmarkEnd w:id="0"/>
     </w:p>
     <w:p>
       <w:pPr>
@@ -16269,8 +23164,8 @@
       </w:r>
     </w:p>
     <w:sectPr>
-      <w:headerReference w:type="default" r:id="rId10"/>
-      <w:footerReference w:type="default" r:id="rId11"/>
+      <w:headerReference w:type="default" r:id="rId11"/>
+      <w:footerReference w:type="default" r:id="rId12"/>
       <w:endnotePr>
         <w:numFmt w:val="decimal"/>
       </w:endnotePr>
@@ -16433,7 +23328,7 @@
             <w:rPr>
               <w:noProof/>
             </w:rPr>
-            <w:t>10</w:t>
+            <w:t>14</w:t>
           </w:r>
           <w:r>
             <w:fldChar w:fldCharType="end"/>
@@ -16484,7 +23379,7 @@
             <w:rPr>
               <w:noProof/>
             </w:rPr>
-            <w:t>11</w:t>
+            <w:t>14</w:t>
           </w:r>
           <w:r>
             <w:rPr>
